--- a/ind/docx/005.content.docx
+++ b/ind/docx/005.content.docx
@@ -950,6 +950,764 @@
         <w:rPr>
           <w:lang w:val="id_ID" w:bidi="id_ID"/>
         </w:rPr>
+        <w:t>Damsyik</w:t>
+      </w:r>
+      <w:r>
+        <w:rPr>
+          <w:lang w:val="id_ID" w:bidi="id_ID"/>
+        </w:rPr>
+      </w:r>
+    </w:p>
+    <w:p>
+      <w:pPr>
+        <w:pStyle w:val="Heading3"/>
+      </w:pPr>
+      <w:r>
+        <w:rPr>
+          <w:lang w:val="id_ID" w:bidi="id_ID"/>
+        </w:rPr>
+        <w:t>Fakta:</w:t>
+      </w:r>
+    </w:p>
+    <w:p>
+      <w:pPr/>
+      <w:r>
+        <w:rPr>
+          <w:lang w:val="id_ID" w:bidi="id_ID"/>
+        </w:rPr>
+      </w:r>
+      <w:r>
+        <w:rPr>
+          <w:lang w:val="id_ID" w:bidi="id_ID"/>
+        </w:rPr>
+        <w:t>Damsyik adalah ibu kota negara Aram. Kota ini tetap berada di lokasi yang sama seperti pada zaman Alkitab.</w:t>
+      </w:r>
+    </w:p>
+    <w:p>
+      <w:pPr>
+        <w:pStyle w:val="ListBullet"/>
+        <w:spacing w:line="240" w:lineRule="auto"/>
+        <w:ind w:left="720"/>
+      </w:pPr>
+      <w:r>
+        <w:rPr>
+          <w:lang w:val="id_ID" w:bidi="id_ID"/>
+        </w:rPr>
+      </w:r>
+      <w:r>
+        <w:rPr>
+          <w:lang w:val="id_ID" w:bidi="id_ID"/>
+        </w:rPr>
+        <w:t>Damsyik adalah salah satu kota tertua yang senantiasa dihuni di dunia.</w:t>
+      </w:r>
+    </w:p>
+    <w:p>
+      <w:pPr>
+        <w:pStyle w:val="ListBullet"/>
+        <w:spacing w:line="240" w:lineRule="auto"/>
+        <w:ind w:left="720"/>
+      </w:pPr>
+      <w:r>
+        <w:rPr>
+          <w:lang w:val="id_ID" w:bidi="id_ID"/>
+        </w:rPr>
+      </w:r>
+      <w:r>
+        <w:rPr>
+          <w:lang w:val="id_ID" w:bidi="id_ID"/>
+        </w:rPr>
+        <w:t>Pada masa Abraham, Damsyik adalah ibu kota kerajaan Aram (terletak di wilayah yang sekarang dikenal sebagai Suriah).</w:t>
+      </w:r>
+    </w:p>
+    <w:p>
+      <w:pPr>
+        <w:pStyle w:val="ListBullet"/>
+        <w:spacing w:line="240" w:lineRule="auto"/>
+        <w:ind w:left="720"/>
+      </w:pPr>
+      <w:r>
+        <w:rPr>
+          <w:lang w:val="id_ID" w:bidi="id_ID"/>
+        </w:rPr>
+      </w:r>
+      <w:r>
+        <w:rPr>
+          <w:lang w:val="id_ID" w:bidi="id_ID"/>
+        </w:rPr>
+        <w:t>Sepanjang Perjanjian Lama, terdapat banyak referensi mengenai interaksi antara penduduk Damsyik dan orang Israel.</w:t>
+      </w:r>
+    </w:p>
+    <w:p>
+      <w:pPr>
+        <w:pStyle w:val="ListBullet"/>
+        <w:spacing w:line="240" w:lineRule="auto"/>
+        <w:ind w:left="720"/>
+      </w:pPr>
+      <w:r>
+        <w:rPr>
+          <w:lang w:val="id_ID" w:bidi="id_ID"/>
+        </w:rPr>
+      </w:r>
+      <w:r>
+        <w:rPr>
+          <w:lang w:val="id_ID" w:bidi="id_ID"/>
+        </w:rPr>
+        <w:t>Beberapa nubuat alkitabiah meramalkan kehancuran Damsyik. Nubuat-nubuat ini mungkin telah terpenuhi ketika Asyur menghancurkan kota tersebut pada zaman Perjanjian Lama, atau mungkin juga akan ada kehancuran yang lebih menyeluruh di masa depan.</w:t>
+      </w:r>
+    </w:p>
+    <w:p>
+      <w:pPr>
+        <w:pStyle w:val="ListBullet"/>
+        <w:spacing w:line="240" w:lineRule="auto"/>
+        <w:ind w:left="720"/>
+      </w:pPr>
+      <w:r>
+        <w:rPr>
+          <w:lang w:val="id_ID" w:bidi="id_ID"/>
+        </w:rPr>
+      </w:r>
+      <w:r>
+        <w:rPr>
+          <w:lang w:val="id_ID" w:bidi="id_ID"/>
+        </w:rPr>
+        <w:t>Dalam Perjanjian Baru, orang Farisi bernama Saulus (kemudian dikenal sebagai Paulus) sedang dalam perjalanan untuk menangkap orang-orang Kristen di kota Damsyik ketika Yesus menghadangnya dan membuatnya menjadi seorang percaya.</w:t>
+      </w:r>
+    </w:p>
+    <w:p>
+      <w:pPr/>
+      <w:r>
+        <w:rPr>
+          <w:lang w:val="id_ID" w:bidi="id_ID"/>
+        </w:rPr>
+      </w:r>
+      <w:r>
+        <w:rPr>
+          <w:lang w:val="id_ID" w:bidi="id_ID"/>
+        </w:rPr>
+        <w:t>(Saran Terjemahan: Cara Menerjemahkan Nama)</w:t>
+      </w:r>
+    </w:p>
+    <w:p>
+      <w:pPr/>
+      <w:r>
+        <w:rPr>
+          <w:lang w:val="id_ID" w:bidi="id_ID"/>
+        </w:rPr>
+      </w:r>
+      <w:r>
+        <w:rPr>
+          <w:lang w:val="id_ID" w:bidi="id_ID"/>
+        </w:rPr>
+        <w:t xml:space="preserve">(Lihat juga: </w:t>
+      </w:r>
+      <w:r>
+        <w:rPr>
+          <w:lang w:val="id_ID" w:bidi="id_ID"/>
+        </w:rPr>
+        <w:t>Aram</w:t>
+      </w:r>
+      <w:r>
+        <w:rPr>
+          <w:lang w:val="id_ID" w:bidi="id_ID"/>
+        </w:rPr>
+        <w:t xml:space="preserve">, </w:t>
+      </w:r>
+      <w:r>
+        <w:rPr>
+          <w:lang w:val="id_ID" w:bidi="id_ID"/>
+        </w:rPr>
+        <w:t>Asyur</w:t>
+      </w:r>
+      <w:r>
+        <w:rPr>
+          <w:lang w:val="id_ID" w:bidi="id_ID"/>
+        </w:rPr>
+        <w:t xml:space="preserve">, </w:t>
+      </w:r>
+      <w:r>
+        <w:rPr>
+          <w:lang w:val="id_ID" w:bidi="id_ID"/>
+        </w:rPr>
+        <w:t>percaya</w:t>
+      </w:r>
+      <w:r>
+        <w:rPr>
+          <w:lang w:val="id_ID" w:bidi="id_ID"/>
+        </w:rPr>
+        <w:t xml:space="preserve">, </w:t>
+      </w:r>
+      <w:r>
+        <w:rPr>
+          <w:lang w:val="id_ID" w:bidi="id_ID"/>
+        </w:rPr>
+        <w:t>Siria</w:t>
+      </w:r>
+      <w:r>
+        <w:rPr>
+          <w:lang w:val="id_ID" w:bidi="id_ID"/>
+        </w:rPr>
+        <w:t>)</w:t>
+      </w:r>
+    </w:p>
+    <w:p>
+      <w:pPr>
+        <w:pStyle w:val="Heading3"/>
+      </w:pPr>
+      <w:r>
+        <w:rPr>
+          <w:lang w:val="id_ID" w:bidi="id_ID"/>
+        </w:rPr>
+        <w:t>Referensi Alkitab:</w:t>
+      </w:r>
+    </w:p>
+    <w:p>
+      <w:pPr>
+        <w:pStyle w:val="ListBullet"/>
+        <w:spacing w:line="240" w:lineRule="auto"/>
+        <w:ind w:left="720"/>
+      </w:pPr>
+      <w:r>
+        <w:rPr>
+          <w:lang w:val="id_ID" w:bidi="id_ID"/>
+        </w:rPr>
+      </w:r>
+      <w:hyperlink r:id="rId23">
+        <w:r>
+          <w:rPr>
+            <w:lang w:val="id_ID" w:bidi="id_ID"/>
+          </w:rPr>
+          <w:rPr>
+            <w:color w:val="0000EE"/>
+            <w:u w:val="single"/>
+          </w:rPr>
+          <w:t>2 Tawarikh 24:23–24</w:t>
+        </w:r>
+      </w:hyperlink>
+    </w:p>
+    <w:p>
+      <w:pPr>
+        <w:pStyle w:val="ListBullet"/>
+        <w:spacing w:line="240" w:lineRule="auto"/>
+        <w:ind w:left="720"/>
+      </w:pPr>
+      <w:r>
+        <w:rPr>
+          <w:lang w:val="id_ID" w:bidi="id_ID"/>
+        </w:rPr>
+      </w:r>
+      <w:hyperlink r:id="rId24">
+        <w:r>
+          <w:rPr>
+            <w:lang w:val="id_ID" w:bidi="id_ID"/>
+          </w:rPr>
+          <w:rPr>
+            <w:color w:val="0000EE"/>
+            <w:u w:val="single"/>
+          </w:rPr>
+          <w:t>Kisah Para Rasul 9:1–2</w:t>
+        </w:r>
+      </w:hyperlink>
+    </w:p>
+    <w:p>
+      <w:pPr>
+        <w:pStyle w:val="ListBullet"/>
+        <w:spacing w:line="240" w:lineRule="auto"/>
+        <w:ind w:left="720"/>
+      </w:pPr>
+      <w:r>
+        <w:rPr>
+          <w:lang w:val="id_ID" w:bidi="id_ID"/>
+        </w:rPr>
+      </w:r>
+      <w:hyperlink r:id="rId25">
+        <w:r>
+          <w:rPr>
+            <w:lang w:val="id_ID" w:bidi="id_ID"/>
+          </w:rPr>
+          <w:rPr>
+            <w:color w:val="0000EE"/>
+            <w:u w:val="single"/>
+          </w:rPr>
+          <w:t>Kisah Para Rasul 9:3</w:t>
+        </w:r>
+      </w:hyperlink>
+    </w:p>
+    <w:p>
+      <w:pPr>
+        <w:pStyle w:val="ListBullet"/>
+        <w:spacing w:line="240" w:lineRule="auto"/>
+        <w:ind w:left="720"/>
+      </w:pPr>
+      <w:r>
+        <w:rPr>
+          <w:lang w:val="id_ID" w:bidi="id_ID"/>
+        </w:rPr>
+      </w:r>
+      <w:hyperlink r:id="rId26">
+        <w:r>
+          <w:rPr>
+            <w:lang w:val="id_ID" w:bidi="id_ID"/>
+          </w:rPr>
+          <w:rPr>
+            <w:color w:val="0000EE"/>
+            <w:u w:val="single"/>
+          </w:rPr>
+          <w:t>Kisah Para Rasul 26:12</w:t>
+        </w:r>
+      </w:hyperlink>
+    </w:p>
+    <w:p>
+      <w:pPr>
+        <w:pStyle w:val="ListBullet"/>
+        <w:spacing w:line="240" w:lineRule="auto"/>
+        <w:ind w:left="720"/>
+      </w:pPr>
+      <w:r>
+        <w:rPr>
+          <w:lang w:val="id_ID" w:bidi="id_ID"/>
+        </w:rPr>
+      </w:r>
+      <w:hyperlink r:id="rId27">
+        <w:r>
+          <w:rPr>
+            <w:lang w:val="id_ID" w:bidi="id_ID"/>
+          </w:rPr>
+          <w:rPr>
+            <w:color w:val="0000EE"/>
+            <w:u w:val="single"/>
+          </w:rPr>
+          <w:t>Galatia 1:15–17</w:t>
+        </w:r>
+      </w:hyperlink>
+    </w:p>
+    <w:p>
+      <w:pPr>
+        <w:pStyle w:val="ListBullet"/>
+        <w:spacing w:line="240" w:lineRule="auto"/>
+        <w:ind w:left="720"/>
+      </w:pPr>
+      <w:r>
+        <w:rPr>
+          <w:lang w:val="id_ID" w:bidi="id_ID"/>
+        </w:rPr>
+      </w:r>
+      <w:hyperlink r:id="rId28">
+        <w:r>
+          <w:rPr>
+            <w:lang w:val="id_ID" w:bidi="id_ID"/>
+          </w:rPr>
+          <w:rPr>
+            <w:color w:val="0000EE"/>
+            <w:u w:val="single"/>
+          </w:rPr>
+          <w:t>Kejadian 14:15–16</w:t>
+        </w:r>
+      </w:hyperlink>
+    </w:p>
+    <w:p>
+      <w:pPr>
+        <w:pStyle w:val="Heading3"/>
+      </w:pPr>
+      <w:r>
+        <w:rPr>
+          <w:lang w:val="id_ID" w:bidi="id_ID"/>
+        </w:rPr>
+        <w:t>Data Kata:</w:t>
+      </w:r>
+    </w:p>
+    <w:p>
+      <w:pPr>
+        <w:pStyle w:val="ListBullet"/>
+        <w:spacing w:line="240" w:lineRule="auto"/>
+        <w:ind w:left="720"/>
+      </w:pPr>
+      <w:r>
+        <w:rPr>
+          <w:lang w:val="id_ID" w:bidi="id_ID"/>
+        </w:rPr>
+      </w:r>
+      <w:r>
+        <w:rPr>
+          <w:lang w:val="id_ID" w:bidi="id_ID"/>
+        </w:rPr>
+        <w:t>Strong: H1834, G11540</w:t>
+      </w:r>
+      <w:r>
+        <w:rPr>
+          <w:lang w:val="id_ID" w:bidi="id_ID"/>
+        </w:rPr>
+      </w:r>
+      <w:r>
+        <w:rPr>
+          <w:lang w:val="id_ID" w:bidi="id_ID"/>
+        </w:rPr>
+      </w:r>
+    </w:p>
+    <w:p>
+      <w:pPr/>
+      <w:r>
+        <w:rPr>
+          <w:lang w:val="id_ID" w:bidi="id_ID"/>
+        </w:rPr>
+      </w:r>
+    </w:p>
+    <w:p>
+      <w:pPr>
+        <w:pStyle w:val="Heading2"/>
+      </w:pPr>
+      <w:r>
+        <w:rPr>
+          <w:lang w:val="id_ID" w:bidi="id_ID"/>
+        </w:rPr>
+        <w:t>Dan</w:t>
+      </w:r>
+      <w:r>
+        <w:rPr>
+          <w:lang w:val="id_ID" w:bidi="id_ID"/>
+        </w:rPr>
+      </w:r>
+    </w:p>
+    <w:p>
+      <w:pPr>
+        <w:pStyle w:val="Heading3"/>
+      </w:pPr>
+      <w:r>
+        <w:rPr>
+          <w:lang w:val="id_ID" w:bidi="id_ID"/>
+        </w:rPr>
+        <w:t>Fakta:</w:t>
+      </w:r>
+    </w:p>
+    <w:p>
+      <w:pPr/>
+      <w:r>
+        <w:rPr>
+          <w:lang w:val="id_ID" w:bidi="id_ID"/>
+        </w:rPr>
+      </w:r>
+      <w:r>
+        <w:rPr>
+          <w:lang w:val="id_ID" w:bidi="id_ID"/>
+        </w:rPr>
+        <w:t>Dan adalah putra kelima Yakub. Dia adalah putra pertama dari Bilha. Keturunannya menjadi salah satu suku Israel.</w:t>
+      </w:r>
+    </w:p>
+    <w:p>
+      <w:pPr>
+        <w:pStyle w:val="ListBullet"/>
+        <w:spacing w:line="240" w:lineRule="auto"/>
+        <w:ind w:left="720"/>
+      </w:pPr>
+      <w:r>
+        <w:rPr>
+          <w:lang w:val="id_ID" w:bidi="id_ID"/>
+        </w:rPr>
+      </w:r>
+      <w:r>
+        <w:rPr>
+          <w:lang w:val="id_ID" w:bidi="id_ID"/>
+        </w:rPr>
+        <w:t>Namanya terdengar mirip dengan kata dalam bahasa Ibrani yang berarti "hakim."</w:t>
+      </w:r>
+    </w:p>
+    <w:p>
+      <w:pPr>
+        <w:pStyle w:val="ListBullet"/>
+        <w:spacing w:line="240" w:lineRule="auto"/>
+        <w:ind w:left="720"/>
+      </w:pPr>
+      <w:r>
+        <w:rPr>
+          <w:lang w:val="id_ID" w:bidi="id_ID"/>
+        </w:rPr>
+      </w:r>
+      <w:r>
+        <w:rPr>
+          <w:lang w:val="id_ID" w:bidi="id_ID"/>
+        </w:rPr>
+        <w:t>Suku Dan menetap di bagian utara Kanaan. Ketika digunakan sebagai nama wilayah, istilah "Dan" merujuk pada tanah yang diberikan kepada suku Dan.</w:t>
+      </w:r>
+    </w:p>
+    <w:p>
+      <w:pPr>
+        <w:pStyle w:val="ListBullet"/>
+        <w:spacing w:line="240" w:lineRule="auto"/>
+        <w:ind w:left="720"/>
+      </w:pPr>
+      <w:r>
+        <w:rPr>
+          <w:lang w:val="id_ID" w:bidi="id_ID"/>
+        </w:rPr>
+      </w:r>
+      <w:r>
+        <w:rPr>
+          <w:lang w:val="id_ID" w:bidi="id_ID"/>
+        </w:rPr>
+        <w:t xml:space="preserve">"Dan" juga merupakan nama sebuah kota di Israel yang terletak sekitar 60 mil di utara Yerusalem. Pada zaman Perjanjian Lama, kota Dan berfungsi sebagai penanda batas utara negara Israel, berlawanan dengan kota </w:t>
+      </w:r>
+      <w:r>
+        <w:rPr>
+          <w:lang w:val="id_ID" w:bidi="id_ID"/>
+        </w:rPr>
+        <w:t>Bersyeba</w:t>
+      </w:r>
+      <w:r>
+        <w:rPr>
+          <w:lang w:val="id_ID" w:bidi="id_ID"/>
+        </w:rPr>
+        <w:t xml:space="preserve"> yang menjadi penanda batas selatan.</w:t>
+      </w:r>
+    </w:p>
+    <w:p>
+      <w:pPr/>
+      <w:r>
+        <w:rPr>
+          <w:lang w:val="id_ID" w:bidi="id_ID"/>
+        </w:rPr>
+      </w:r>
+      <w:r>
+        <w:rPr>
+          <w:lang w:val="id_ID" w:bidi="id_ID"/>
+        </w:rPr>
+        <w:t>(Saran Terjemahan: Cara Menerjemahkan Nama)</w:t>
+      </w:r>
+    </w:p>
+    <w:p>
+      <w:pPr/>
+      <w:r>
+        <w:rPr>
+          <w:lang w:val="id_ID" w:bidi="id_ID"/>
+        </w:rPr>
+      </w:r>
+      <w:r>
+        <w:rPr>
+          <w:lang w:val="id_ID" w:bidi="id_ID"/>
+        </w:rPr>
+        <w:t xml:space="preserve">(Lihat juga: </w:t>
+      </w:r>
+      <w:r>
+        <w:rPr>
+          <w:lang w:val="id_ID" w:bidi="id_ID"/>
+        </w:rPr>
+        <w:t>dua belas suku Israel</w:t>
+      </w:r>
+      <w:r>
+        <w:rPr>
+          <w:lang w:val="id_ID" w:bidi="id_ID"/>
+        </w:rPr>
+        <w:t xml:space="preserve">, </w:t>
+      </w:r>
+      <w:r>
+        <w:rPr>
+          <w:lang w:val="id_ID" w:bidi="id_ID"/>
+        </w:rPr>
+        <w:t>Yakub</w:t>
+      </w:r>
+      <w:r>
+        <w:rPr>
+          <w:lang w:val="id_ID" w:bidi="id_ID"/>
+        </w:rPr>
+        <w:t xml:space="preserve">, </w:t>
+      </w:r>
+      <w:r>
+        <w:rPr>
+          <w:lang w:val="id_ID" w:bidi="id_ID"/>
+        </w:rPr>
+        <w:t>Bilha</w:t>
+      </w:r>
+      <w:r>
+        <w:rPr>
+          <w:lang w:val="id_ID" w:bidi="id_ID"/>
+        </w:rPr>
+        <w:t>)</w:t>
+      </w:r>
+    </w:p>
+    <w:p>
+      <w:pPr>
+        <w:pStyle w:val="Heading3"/>
+      </w:pPr>
+      <w:r>
+        <w:rPr>
+          <w:lang w:val="id_ID" w:bidi="id_ID"/>
+        </w:rPr>
+        <w:t>Referensi Alkitab:</w:t>
+      </w:r>
+    </w:p>
+    <w:p>
+      <w:pPr>
+        <w:pStyle w:val="ListBullet"/>
+        <w:spacing w:line="240" w:lineRule="auto"/>
+        <w:ind w:left="720"/>
+      </w:pPr>
+      <w:r>
+        <w:rPr>
+          <w:lang w:val="id_ID" w:bidi="id_ID"/>
+        </w:rPr>
+      </w:r>
+      <w:hyperlink r:id="rId29">
+        <w:r>
+          <w:rPr>
+            <w:lang w:val="id_ID" w:bidi="id_ID"/>
+          </w:rPr>
+          <w:rPr>
+            <w:color w:val="0000EE"/>
+            <w:u w:val="single"/>
+          </w:rPr>
+          <w:t>1 Tawarikh 12:35</w:t>
+        </w:r>
+      </w:hyperlink>
+    </w:p>
+    <w:p>
+      <w:pPr>
+        <w:pStyle w:val="ListBullet"/>
+        <w:spacing w:line="240" w:lineRule="auto"/>
+        <w:ind w:left="720"/>
+      </w:pPr>
+      <w:r>
+        <w:rPr>
+          <w:lang w:val="id_ID" w:bidi="id_ID"/>
+        </w:rPr>
+      </w:r>
+      <w:hyperlink r:id="rId30">
+        <w:r>
+          <w:rPr>
+            <w:lang w:val="id_ID" w:bidi="id_ID"/>
+          </w:rPr>
+          <w:rPr>
+            <w:color w:val="0000EE"/>
+            <w:u w:val="single"/>
+          </w:rPr>
+          <w:t>1 Raja-raja 4:25</w:t>
+        </w:r>
+      </w:hyperlink>
+    </w:p>
+    <w:p>
+      <w:pPr>
+        <w:pStyle w:val="ListBullet"/>
+        <w:spacing w:line="240" w:lineRule="auto"/>
+        <w:ind w:left="720"/>
+      </w:pPr>
+      <w:r>
+        <w:rPr>
+          <w:lang w:val="id_ID" w:bidi="id_ID"/>
+        </w:rPr>
+      </w:r>
+      <w:hyperlink r:id="rId31">
+        <w:r>
+          <w:rPr>
+            <w:lang w:val="id_ID" w:bidi="id_ID"/>
+          </w:rPr>
+          <w:rPr>
+            <w:color w:val="0000EE"/>
+            <w:u w:val="single"/>
+          </w:rPr>
+          <w:t>Keluaran 1:1–5</w:t>
+        </w:r>
+      </w:hyperlink>
+    </w:p>
+    <w:p>
+      <w:pPr>
+        <w:pStyle w:val="ListBullet"/>
+        <w:spacing w:line="240" w:lineRule="auto"/>
+        <w:ind w:left="720"/>
+      </w:pPr>
+      <w:r>
+        <w:rPr>
+          <w:lang w:val="id_ID" w:bidi="id_ID"/>
+        </w:rPr>
+      </w:r>
+      <w:hyperlink r:id="rId32">
+        <w:r>
+          <w:rPr>
+            <w:lang w:val="id_ID" w:bidi="id_ID"/>
+          </w:rPr>
+          <w:rPr>
+            <w:color w:val="0000EE"/>
+            <w:u w:val="single"/>
+          </w:rPr>
+          <w:t>Kejadian 14:14</w:t>
+        </w:r>
+      </w:hyperlink>
+    </w:p>
+    <w:p>
+      <w:pPr>
+        <w:pStyle w:val="ListBullet"/>
+        <w:spacing w:line="240" w:lineRule="auto"/>
+        <w:ind w:left="720"/>
+      </w:pPr>
+      <w:r>
+        <w:rPr>
+          <w:lang w:val="id_ID" w:bidi="id_ID"/>
+        </w:rPr>
+      </w:r>
+      <w:hyperlink r:id="rId33">
+        <w:r>
+          <w:rPr>
+            <w:lang w:val="id_ID" w:bidi="id_ID"/>
+          </w:rPr>
+          <w:rPr>
+            <w:color w:val="0000EE"/>
+            <w:u w:val="single"/>
+          </w:rPr>
+          <w:t>Kejadian 30:6</w:t>
+        </w:r>
+      </w:hyperlink>
+    </w:p>
+    <w:p>
+      <w:pPr>
+        <w:pStyle w:val="Heading3"/>
+      </w:pPr>
+      <w:r>
+        <w:rPr>
+          <w:lang w:val="id_ID" w:bidi="id_ID"/>
+        </w:rPr>
+        <w:t>Data Kata:</w:t>
+      </w:r>
+    </w:p>
+    <w:p>
+      <w:pPr>
+        <w:pStyle w:val="ListBullet"/>
+        <w:spacing w:line="240" w:lineRule="auto"/>
+        <w:ind w:left="720"/>
+      </w:pPr>
+      <w:r>
+        <w:rPr>
+          <w:lang w:val="id_ID" w:bidi="id_ID"/>
+        </w:rPr>
+      </w:r>
+      <w:r>
+        <w:rPr>
+          <w:lang w:val="id_ID" w:bidi="id_ID"/>
+        </w:rPr>
+        <w:t>Strong: H1835, H1839, H2051</w:t>
+      </w:r>
+      <w:r>
+        <w:rPr>
+          <w:lang w:val="id_ID" w:bidi="id_ID"/>
+        </w:rPr>
+      </w:r>
+      <w:r>
+        <w:rPr>
+          <w:lang w:val="id_ID" w:bidi="id_ID"/>
+        </w:rPr>
+      </w:r>
+    </w:p>
+    <w:p>
+      <w:pPr/>
+      <w:r>
+        <w:rPr>
+          <w:lang w:val="id_ID" w:bidi="id_ID"/>
+        </w:rPr>
+      </w:r>
+    </w:p>
+    <w:p>
+      <w:pPr>
+        <w:pStyle w:val="Heading2"/>
+      </w:pPr>
+      <w:r>
+        <w:rPr>
+          <w:lang w:val="id_ID" w:bidi="id_ID"/>
+        </w:rPr>
         <w:t>Danau Galilea</w:t>
       </w:r>
       <w:r>
@@ -1189,7 +1947,7 @@
           <w:lang w:val="id_ID" w:bidi="id_ID"/>
         </w:rPr>
       </w:r>
-      <w:hyperlink r:id="rId23">
+      <w:hyperlink r:id="rId34">
         <w:r>
           <w:rPr>
             <w:lang w:val="id_ID" w:bidi="id_ID"/>
@@ -1213,7 +1971,7 @@
           <w:lang w:val="id_ID" w:bidi="id_ID"/>
         </w:rPr>
       </w:r>
-      <w:hyperlink r:id="rId24">
+      <w:hyperlink r:id="rId35">
         <w:r>
           <w:rPr>
             <w:lang w:val="id_ID" w:bidi="id_ID"/>
@@ -1237,7 +1995,7 @@
           <w:lang w:val="id_ID" w:bidi="id_ID"/>
         </w:rPr>
       </w:r>
-      <w:hyperlink r:id="rId25">
+      <w:hyperlink r:id="rId36">
         <w:r>
           <w:rPr>
             <w:lang w:val="id_ID" w:bidi="id_ID"/>
@@ -1261,7 +2019,7 @@
           <w:lang w:val="id_ID" w:bidi="id_ID"/>
         </w:rPr>
       </w:r>
-      <w:hyperlink r:id="rId26">
+      <w:hyperlink r:id="rId37">
         <w:r>
           <w:rPr>
             <w:lang w:val="id_ID" w:bidi="id_ID"/>
@@ -1285,7 +2043,7 @@
           <w:lang w:val="id_ID" w:bidi="id_ID"/>
         </w:rPr>
       </w:r>
-      <w:hyperlink r:id="rId27">
+      <w:hyperlink r:id="rId38">
         <w:r>
           <w:rPr>
             <w:lang w:val="id_ID" w:bidi="id_ID"/>
@@ -1309,7 +2067,7 @@
           <w:lang w:val="id_ID" w:bidi="id_ID"/>
         </w:rPr>
       </w:r>
-      <w:hyperlink r:id="rId28">
+      <w:hyperlink r:id="rId39">
         <w:r>
           <w:rPr>
             <w:lang w:val="id_ID" w:bidi="id_ID"/>
@@ -1333,7 +2091,7 @@
           <w:lang w:val="id_ID" w:bidi="id_ID"/>
         </w:rPr>
       </w:r>
-      <w:hyperlink r:id="rId29">
+      <w:hyperlink r:id="rId40">
         <w:r>
           <w:rPr>
             <w:lang w:val="id_ID" w:bidi="id_ID"/>
@@ -1401,6 +2159,693 @@
         <w:rPr>
           <w:lang w:val="id_ID" w:bidi="id_ID"/>
         </w:rPr>
+        <w:t>Daniel</w:t>
+      </w:r>
+      <w:r>
+        <w:rPr>
+          <w:lang w:val="id_ID" w:bidi="id_ID"/>
+        </w:rPr>
+      </w:r>
+    </w:p>
+    <w:p>
+      <w:pPr>
+        <w:pStyle w:val="Heading3"/>
+      </w:pPr>
+      <w:r>
+        <w:rPr>
+          <w:lang w:val="id_ID" w:bidi="id_ID"/>
+        </w:rPr>
+        <w:t>Fakta:</w:t>
+      </w:r>
+    </w:p>
+    <w:p>
+      <w:pPr/>
+      <w:r>
+        <w:rPr>
+          <w:lang w:val="id_ID" w:bidi="id_ID"/>
+        </w:rPr>
+      </w:r>
+      <w:r>
+        <w:rPr>
+          <w:lang w:val="id_ID" w:bidi="id_ID"/>
+        </w:rPr>
+        <w:t>Daniel adalah seorang nabi Israel yang ketika masih muda ditawan oleh Raja Babel, yaitu Nebukadnezar, pada sekitar tahun 600 SM.</w:t>
+      </w:r>
+    </w:p>
+    <w:p>
+      <w:pPr>
+        <w:pStyle w:val="ListBullet"/>
+        <w:spacing w:line="240" w:lineRule="auto"/>
+        <w:ind w:left="720"/>
+      </w:pPr>
+      <w:r>
+        <w:rPr>
+          <w:lang w:val="id_ID" w:bidi="id_ID"/>
+        </w:rPr>
+      </w:r>
+      <w:r>
+        <w:rPr>
+          <w:lang w:val="id_ID" w:bidi="id_ID"/>
+        </w:rPr>
+        <w:t>Peristiwa ini terjadi pada masa ketika banyak orang Israel dari Yehuda ditawan di Babel selama 70 tahun.</w:t>
+      </w:r>
+    </w:p>
+    <w:p>
+      <w:pPr>
+        <w:pStyle w:val="ListBullet"/>
+        <w:spacing w:line="240" w:lineRule="auto"/>
+        <w:ind w:left="720"/>
+      </w:pPr>
+      <w:r>
+        <w:rPr>
+          <w:lang w:val="id_ID" w:bidi="id_ID"/>
+        </w:rPr>
+      </w:r>
+      <w:r>
+        <w:rPr>
+          <w:lang w:val="id_ID" w:bidi="id_ID"/>
+        </w:rPr>
+        <w:t>Daniel diberi nama Beltsazar di Babel.</w:t>
+      </w:r>
+    </w:p>
+    <w:p>
+      <w:pPr>
+        <w:pStyle w:val="ListBullet"/>
+        <w:spacing w:line="240" w:lineRule="auto"/>
+        <w:ind w:left="720"/>
+      </w:pPr>
+      <w:r>
+        <w:rPr>
+          <w:lang w:val="id_ID" w:bidi="id_ID"/>
+        </w:rPr>
+      </w:r>
+      <w:r>
+        <w:rPr>
+          <w:lang w:val="id_ID" w:bidi="id_ID"/>
+        </w:rPr>
+        <w:t>Daniel adalah seorang pemuda yang terhormat dan saleh yang taat kepada Allah.</w:t>
+      </w:r>
+    </w:p>
+    <w:p>
+      <w:pPr>
+        <w:pStyle w:val="ListBullet"/>
+        <w:spacing w:line="240" w:lineRule="auto"/>
+        <w:ind w:left="720"/>
+      </w:pPr>
+      <w:r>
+        <w:rPr>
+          <w:lang w:val="id_ID" w:bidi="id_ID"/>
+        </w:rPr>
+      </w:r>
+      <w:r>
+        <w:rPr>
+          <w:lang w:val="id_ID" w:bidi="id_ID"/>
+        </w:rPr>
+        <w:t>Allah memampukan Daniel untuk menafsirkan beberapa mimpi atau penglihatan bagi raja-raja Babel.</w:t>
+      </w:r>
+    </w:p>
+    <w:p>
+      <w:pPr>
+        <w:pStyle w:val="ListBullet"/>
+        <w:spacing w:line="240" w:lineRule="auto"/>
+        <w:ind w:left="720"/>
+      </w:pPr>
+      <w:r>
+        <w:rPr>
+          <w:lang w:val="id_ID" w:bidi="id_ID"/>
+        </w:rPr>
+      </w:r>
+      <w:r>
+        <w:rPr>
+          <w:lang w:val="id_ID" w:bidi="id_ID"/>
+        </w:rPr>
+        <w:t>Karena kemampuannya ini dan karena karakternya yang terhormat, Daniel diberi posisi kepemimpinan yang tinggi di kerajaan Babel.</w:t>
+      </w:r>
+    </w:p>
+    <w:p>
+      <w:pPr>
+        <w:pStyle w:val="ListBullet"/>
+        <w:spacing w:line="240" w:lineRule="auto"/>
+        <w:ind w:left="720"/>
+      </w:pPr>
+      <w:r>
+        <w:rPr>
+          <w:lang w:val="id_ID" w:bidi="id_ID"/>
+        </w:rPr>
+      </w:r>
+      <w:r>
+        <w:rPr>
+          <w:lang w:val="id_ID" w:bidi="id_ID"/>
+        </w:rPr>
+        <w:t>Bertahun-tahun kemudian, musuh-musuh Daniel mengakali Raja Babel, Darius, untuk membuat hukum yang melarang penyembahan kepada siapa pun selain raja. Daniel tetap berdoa kepada Allah, sehingga dia ditangkap dan dilemparkan ke dalam gua singa. Namun, Allah menyelamatkan dia sehingga Daniel tidak terluka sama sekali.</w:t>
+      </w:r>
+    </w:p>
+    <w:p>
+      <w:pPr/>
+      <w:r>
+        <w:rPr>
+          <w:lang w:val="id_ID" w:bidi="id_ID"/>
+        </w:rPr>
+      </w:r>
+      <w:r>
+        <w:rPr>
+          <w:lang w:val="id_ID" w:bidi="id_ID"/>
+        </w:rPr>
+        <w:t>(Saran Terjemahan: Cara Menerjemahkan Nama)</w:t>
+      </w:r>
+    </w:p>
+    <w:p>
+      <w:pPr/>
+      <w:r>
+        <w:rPr>
+          <w:lang w:val="id_ID" w:bidi="id_ID"/>
+        </w:rPr>
+      </w:r>
+      <w:r>
+        <w:rPr>
+          <w:lang w:val="id_ID" w:bidi="id_ID"/>
+        </w:rPr>
+        <w:t xml:space="preserve">(Lihat juga: </w:t>
+      </w:r>
+      <w:r>
+        <w:rPr>
+          <w:lang w:val="id_ID" w:bidi="id_ID"/>
+        </w:rPr>
+        <w:t>Babel</w:t>
+      </w:r>
+      <w:r>
+        <w:rPr>
+          <w:lang w:val="id_ID" w:bidi="id_ID"/>
+        </w:rPr>
+        <w:t xml:space="preserve">, </w:t>
+      </w:r>
+      <w:r>
+        <w:rPr>
+          <w:lang w:val="id_ID" w:bidi="id_ID"/>
+        </w:rPr>
+        <w:t>Nebukadnezar</w:t>
+      </w:r>
+      <w:r>
+        <w:rPr>
+          <w:lang w:val="id_ID" w:bidi="id_ID"/>
+        </w:rPr>
+        <w:t>)</w:t>
+      </w:r>
+    </w:p>
+    <w:p>
+      <w:pPr>
+        <w:pStyle w:val="Heading3"/>
+      </w:pPr>
+      <w:r>
+        <w:rPr>
+          <w:lang w:val="id_ID" w:bidi="id_ID"/>
+        </w:rPr>
+        <w:t>Referensi Alkitab:</w:t>
+      </w:r>
+    </w:p>
+    <w:p>
+      <w:pPr>
+        <w:pStyle w:val="ListBullet"/>
+        <w:spacing w:line="240" w:lineRule="auto"/>
+        <w:ind w:left="720"/>
+      </w:pPr>
+      <w:r>
+        <w:rPr>
+          <w:lang w:val="id_ID" w:bidi="id_ID"/>
+        </w:rPr>
+      </w:r>
+      <w:hyperlink r:id="rId41">
+        <w:r>
+          <w:rPr>
+            <w:lang w:val="id_ID" w:bidi="id_ID"/>
+          </w:rPr>
+          <w:rPr>
+            <w:color w:val="0000EE"/>
+            <w:u w:val="single"/>
+          </w:rPr>
+          <w:t>Daniel 1:6–7</w:t>
+        </w:r>
+      </w:hyperlink>
+    </w:p>
+    <w:p>
+      <w:pPr>
+        <w:pStyle w:val="ListBullet"/>
+        <w:spacing w:line="240" w:lineRule="auto"/>
+        <w:ind w:left="720"/>
+      </w:pPr>
+      <w:r>
+        <w:rPr>
+          <w:lang w:val="id_ID" w:bidi="id_ID"/>
+        </w:rPr>
+      </w:r>
+      <w:hyperlink r:id="rId42">
+        <w:r>
+          <w:rPr>
+            <w:lang w:val="id_ID" w:bidi="id_ID"/>
+          </w:rPr>
+          <w:rPr>
+            <w:color w:val="0000EE"/>
+            <w:u w:val="single"/>
+          </w:rPr>
+          <w:t>Daniel 5:29</w:t>
+        </w:r>
+      </w:hyperlink>
+    </w:p>
+    <w:p>
+      <w:pPr>
+        <w:pStyle w:val="ListBullet"/>
+        <w:spacing w:line="240" w:lineRule="auto"/>
+        <w:ind w:left="720"/>
+      </w:pPr>
+      <w:r>
+        <w:rPr>
+          <w:lang w:val="id_ID" w:bidi="id_ID"/>
+        </w:rPr>
+      </w:r>
+      <w:hyperlink r:id="rId43">
+        <w:r>
+          <w:rPr>
+            <w:lang w:val="id_ID" w:bidi="id_ID"/>
+          </w:rPr>
+          <w:rPr>
+            <w:color w:val="0000EE"/>
+            <w:u w:val="single"/>
+          </w:rPr>
+          <w:t>Daniel 7:28</w:t>
+        </w:r>
+      </w:hyperlink>
+    </w:p>
+    <w:p>
+      <w:pPr>
+        <w:pStyle w:val="ListBullet"/>
+        <w:spacing w:line="240" w:lineRule="auto"/>
+        <w:ind w:left="720"/>
+      </w:pPr>
+      <w:r>
+        <w:rPr>
+          <w:lang w:val="id_ID" w:bidi="id_ID"/>
+        </w:rPr>
+      </w:r>
+      <w:hyperlink r:id="rId44">
+        <w:r>
+          <w:rPr>
+            <w:lang w:val="id_ID" w:bidi="id_ID"/>
+          </w:rPr>
+          <w:rPr>
+            <w:color w:val="0000EE"/>
+            <w:u w:val="single"/>
+          </w:rPr>
+          <w:t>Yehezkiel 14:12–14</w:t>
+        </w:r>
+      </w:hyperlink>
+    </w:p>
+    <w:p>
+      <w:pPr>
+        <w:pStyle w:val="ListBullet"/>
+        <w:spacing w:line="240" w:lineRule="auto"/>
+        <w:ind w:left="720"/>
+      </w:pPr>
+      <w:r>
+        <w:rPr>
+          <w:lang w:val="id_ID" w:bidi="id_ID"/>
+        </w:rPr>
+      </w:r>
+      <w:hyperlink r:id="rId45">
+        <w:r>
+          <w:rPr>
+            <w:lang w:val="id_ID" w:bidi="id_ID"/>
+          </w:rPr>
+          <w:rPr>
+            <w:color w:val="0000EE"/>
+            <w:u w:val="single"/>
+          </w:rPr>
+          <w:t>Matius 24:15</w:t>
+        </w:r>
+      </w:hyperlink>
+    </w:p>
+    <w:p>
+      <w:pPr>
+        <w:pStyle w:val="Heading3"/>
+      </w:pPr>
+      <w:r>
+        <w:rPr>
+          <w:lang w:val="id_ID" w:bidi="id_ID"/>
+        </w:rPr>
+        <w:t>Data Kata:</w:t>
+      </w:r>
+    </w:p>
+    <w:p>
+      <w:pPr>
+        <w:pStyle w:val="ListBullet"/>
+        <w:spacing w:line="240" w:lineRule="auto"/>
+        <w:ind w:left="720"/>
+      </w:pPr>
+      <w:r>
+        <w:rPr>
+          <w:lang w:val="id_ID" w:bidi="id_ID"/>
+        </w:rPr>
+      </w:r>
+      <w:r>
+        <w:rPr>
+          <w:lang w:val="id_ID" w:bidi="id_ID"/>
+        </w:rPr>
+        <w:t>Strong: H1840, H1841, G11580</w:t>
+      </w:r>
+      <w:r>
+        <w:rPr>
+          <w:lang w:val="id_ID" w:bidi="id_ID"/>
+        </w:rPr>
+      </w:r>
+      <w:r>
+        <w:rPr>
+          <w:lang w:val="id_ID" w:bidi="id_ID"/>
+        </w:rPr>
+      </w:r>
+    </w:p>
+    <w:p>
+      <w:pPr/>
+      <w:r>
+        <w:rPr>
+          <w:lang w:val="id_ID" w:bidi="id_ID"/>
+        </w:rPr>
+      </w:r>
+    </w:p>
+    <w:p>
+      <w:pPr>
+        <w:pStyle w:val="Heading2"/>
+      </w:pPr>
+      <w:r>
+        <w:rPr>
+          <w:lang w:val="id_ID" w:bidi="id_ID"/>
+        </w:rPr>
+        <w:t>Darius</w:t>
+      </w:r>
+      <w:r>
+        <w:rPr>
+          <w:lang w:val="id_ID" w:bidi="id_ID"/>
+        </w:rPr>
+      </w:r>
+    </w:p>
+    <w:p>
+      <w:pPr>
+        <w:pStyle w:val="Heading3"/>
+      </w:pPr>
+      <w:r>
+        <w:rPr>
+          <w:lang w:val="id_ID" w:bidi="id_ID"/>
+        </w:rPr>
+        <w:t>Fakta:</w:t>
+      </w:r>
+    </w:p>
+    <w:p>
+      <w:pPr/>
+      <w:r>
+        <w:rPr>
+          <w:lang w:val="id_ID" w:bidi="id_ID"/>
+        </w:rPr>
+      </w:r>
+      <w:r>
+        <w:rPr>
+          <w:lang w:val="id_ID" w:bidi="id_ID"/>
+        </w:rPr>
+        <w:t>Darius adalah nama yang digunakan oleh beberapa raja Persia. Mungkin "Darius" lebih merupakan gelar daripada nama pribadi.</w:t>
+      </w:r>
+    </w:p>
+    <w:p>
+      <w:pPr>
+        <w:pStyle w:val="ListBullet"/>
+        <w:spacing w:line="240" w:lineRule="auto"/>
+        <w:ind w:left="720"/>
+      </w:pPr>
+      <w:r>
+        <w:rPr>
+          <w:lang w:val="id_ID" w:bidi="id_ID"/>
+        </w:rPr>
+      </w:r>
+      <w:r>
+        <w:rPr>
+          <w:lang w:val="id_ID" w:bidi="id_ID"/>
+        </w:rPr>
+        <w:t>“Darius orang Media” adalah raja yang diperdaya untuk membuat nabi Daniel dilemparkan ke gua singa sebagai hukuman karena menyembah Allah.</w:t>
+      </w:r>
+    </w:p>
+    <w:p>
+      <w:pPr>
+        <w:pStyle w:val="ListBullet"/>
+        <w:spacing w:line="240" w:lineRule="auto"/>
+        <w:ind w:left="720"/>
+      </w:pPr>
+      <w:r>
+        <w:rPr>
+          <w:lang w:val="id_ID" w:bidi="id_ID"/>
+        </w:rPr>
+      </w:r>
+      <w:r>
+        <w:rPr>
+          <w:lang w:val="id_ID" w:bidi="id_ID"/>
+        </w:rPr>
+        <w:t>“Darius orang Persia” membantu memfasilitasi pembangunan kembali Bait Allah di Yerusalem pada masa Ezra dan Nehemia.</w:t>
+      </w:r>
+    </w:p>
+    <w:p>
+      <w:pPr/>
+      <w:r>
+        <w:rPr>
+          <w:lang w:val="id_ID" w:bidi="id_ID"/>
+        </w:rPr>
+      </w:r>
+      <w:r>
+        <w:rPr>
+          <w:lang w:val="id_ID" w:bidi="id_ID"/>
+        </w:rPr>
+        <w:t>(Saran terjemahan: Cara Menerjemahkan Nama)</w:t>
+      </w:r>
+    </w:p>
+    <w:p>
+      <w:pPr/>
+      <w:r>
+        <w:rPr>
+          <w:lang w:val="id_ID" w:bidi="id_ID"/>
+        </w:rPr>
+      </w:r>
+      <w:r>
+        <w:rPr>
+          <w:lang w:val="id_ID" w:bidi="id_ID"/>
+        </w:rPr>
+        <w:t xml:space="preserve">(Lihat juga: </w:t>
+      </w:r>
+      <w:r>
+        <w:rPr>
+          <w:lang w:val="id_ID" w:bidi="id_ID"/>
+        </w:rPr>
+        <w:t>Persia</w:t>
+      </w:r>
+      <w:r>
+        <w:rPr>
+          <w:lang w:val="id_ID" w:bidi="id_ID"/>
+        </w:rPr>
+        <w:t xml:space="preserve">, </w:t>
+      </w:r>
+      <w:r>
+        <w:rPr>
+          <w:lang w:val="id_ID" w:bidi="id_ID"/>
+        </w:rPr>
+        <w:t>Babel</w:t>
+      </w:r>
+      <w:r>
+        <w:rPr>
+          <w:lang w:val="id_ID" w:bidi="id_ID"/>
+        </w:rPr>
+        <w:t xml:space="preserve">, </w:t>
+      </w:r>
+      <w:r>
+        <w:rPr>
+          <w:lang w:val="id_ID" w:bidi="id_ID"/>
+        </w:rPr>
+        <w:t>Daniel</w:t>
+      </w:r>
+      <w:r>
+        <w:rPr>
+          <w:lang w:val="id_ID" w:bidi="id_ID"/>
+        </w:rPr>
+        <w:t xml:space="preserve">, </w:t>
+      </w:r>
+      <w:r>
+        <w:rPr>
+          <w:lang w:val="id_ID" w:bidi="id_ID"/>
+        </w:rPr>
+        <w:t>Ezra</w:t>
+      </w:r>
+      <w:r>
+        <w:rPr>
+          <w:lang w:val="id_ID" w:bidi="id_ID"/>
+        </w:rPr>
+        <w:t xml:space="preserve">, </w:t>
+      </w:r>
+      <w:r>
+        <w:rPr>
+          <w:lang w:val="id_ID" w:bidi="id_ID"/>
+        </w:rPr>
+        <w:t>Nehemia</w:t>
+      </w:r>
+      <w:r>
+        <w:rPr>
+          <w:lang w:val="id_ID" w:bidi="id_ID"/>
+        </w:rPr>
+        <w:t>)</w:t>
+      </w:r>
+    </w:p>
+    <w:p>
+      <w:pPr>
+        <w:pStyle w:val="Heading3"/>
+      </w:pPr>
+      <w:r>
+        <w:rPr>
+          <w:lang w:val="id_ID" w:bidi="id_ID"/>
+        </w:rPr>
+        <w:t>Referensi Alkitab:</w:t>
+      </w:r>
+    </w:p>
+    <w:p>
+      <w:pPr>
+        <w:pStyle w:val="ListBullet"/>
+        <w:spacing w:line="240" w:lineRule="auto"/>
+        <w:ind w:left="720"/>
+      </w:pPr>
+      <w:r>
+        <w:rPr>
+          <w:lang w:val="id_ID" w:bidi="id_ID"/>
+        </w:rPr>
+      </w:r>
+      <w:hyperlink r:id="rId46">
+        <w:r>
+          <w:rPr>
+            <w:lang w:val="id_ID" w:bidi="id_ID"/>
+          </w:rPr>
+          <w:rPr>
+            <w:color w:val="0000EE"/>
+            <w:u w:val="single"/>
+          </w:rPr>
+          <w:t>Ezra 4:4–6</w:t>
+        </w:r>
+      </w:hyperlink>
+    </w:p>
+    <w:p>
+      <w:pPr>
+        <w:pStyle w:val="ListBullet"/>
+        <w:spacing w:line="240" w:lineRule="auto"/>
+        <w:ind w:left="720"/>
+      </w:pPr>
+      <w:r>
+        <w:rPr>
+          <w:lang w:val="id_ID" w:bidi="id_ID"/>
+        </w:rPr>
+        <w:br/>
+      </w:r>
+      <w:hyperlink r:id="rId47">
+        <w:r>
+          <w:rPr>
+            <w:lang w:val="id_ID" w:bidi="id_ID"/>
+          </w:rPr>
+          <w:rPr>
+            <w:color w:val="0000EE"/>
+            <w:u w:val="single"/>
+          </w:rPr>
+          <w:t>Hagai 1:1</w:t>
+        </w:r>
+      </w:hyperlink>
+      <w:hyperlink r:id="rId48">
+        <w:r>
+          <w:rPr>
+            <w:lang w:val="id_ID" w:bidi="id_ID"/>
+          </w:rPr>
+          <w:rPr>
+            <w:color w:val="0000EE"/>
+            <w:u w:val="single"/>
+          </w:rPr>
+          <w:t>Nehemia 12:22</w:t>
+        </w:r>
+      </w:hyperlink>
+    </w:p>
+    <w:p>
+      <w:pPr>
+        <w:pStyle w:val="ListBullet"/>
+        <w:spacing w:line="240" w:lineRule="auto"/>
+        <w:ind w:left="720"/>
+      </w:pPr>
+      <w:r>
+        <w:rPr>
+          <w:lang w:val="id_ID" w:bidi="id_ID"/>
+        </w:rPr>
+      </w:r>
+      <w:hyperlink r:id="rId49">
+        <w:r>
+          <w:rPr>
+            <w:lang w:val="id_ID" w:bidi="id_ID"/>
+          </w:rPr>
+          <w:rPr>
+            <w:color w:val="0000EE"/>
+            <w:u w:val="single"/>
+          </w:rPr>
+          <w:t>Zakharia 1:1</w:t>
+        </w:r>
+      </w:hyperlink>
+    </w:p>
+    <w:p>
+      <w:pPr>
+        <w:pStyle w:val="Heading3"/>
+      </w:pPr>
+      <w:r>
+        <w:rPr>
+          <w:lang w:val="id_ID" w:bidi="id_ID"/>
+        </w:rPr>
+        <w:t>Data Kata:</w:t>
+      </w:r>
+    </w:p>
+    <w:p>
+      <w:pPr>
+        <w:pStyle w:val="ListBullet"/>
+        <w:spacing w:line="240" w:lineRule="auto"/>
+        <w:ind w:left="720"/>
+      </w:pPr>
+      <w:r>
+        <w:rPr>
+          <w:lang w:val="id_ID" w:bidi="id_ID"/>
+        </w:rPr>
+      </w:r>
+      <w:r>
+        <w:rPr>
+          <w:lang w:val="id_ID" w:bidi="id_ID"/>
+        </w:rPr>
+        <w:t>Strong: H1867, H1868</w:t>
+      </w:r>
+      <w:r>
+        <w:rPr>
+          <w:lang w:val="id_ID" w:bidi="id_ID"/>
+        </w:rPr>
+      </w:r>
+      <w:r>
+        <w:rPr>
+          <w:lang w:val="id_ID" w:bidi="id_ID"/>
+        </w:rPr>
+      </w:r>
+    </w:p>
+    <w:p>
+      <w:pPr/>
+      <w:r>
+        <w:rPr>
+          <w:lang w:val="id_ID" w:bidi="id_ID"/>
+        </w:rPr>
+      </w:r>
+    </w:p>
+    <w:p>
+      <w:pPr>
+        <w:pStyle w:val="Heading2"/>
+      </w:pPr>
+      <w:r>
+        <w:rPr>
+          <w:lang w:val="id_ID" w:bidi="id_ID"/>
+        </w:rPr>
         <w:t>Dasar</w:t>
       </w:r>
       <w:r>
@@ -1613,7 +3058,7 @@
           <w:lang w:val="id_ID" w:bidi="id_ID"/>
         </w:rPr>
       </w:r>
-      <w:hyperlink r:id="rId30">
+      <w:hyperlink r:id="rId50">
         <w:r>
           <w:rPr>
             <w:lang w:val="id_ID" w:bidi="id_ID"/>
@@ -1637,7 +3082,7 @@
           <w:lang w:val="id_ID" w:bidi="id_ID"/>
         </w:rPr>
       </w:r>
-      <w:hyperlink r:id="rId31">
+      <w:hyperlink r:id="rId51">
         <w:r>
           <w:rPr>
             <w:lang w:val="id_ID" w:bidi="id_ID"/>
@@ -1661,7 +3106,7 @@
           <w:lang w:val="id_ID" w:bidi="id_ID"/>
         </w:rPr>
       </w:r>
-      <w:hyperlink r:id="rId32">
+      <w:hyperlink r:id="rId52">
         <w:r>
           <w:rPr>
             <w:lang w:val="id_ID" w:bidi="id_ID"/>
@@ -1685,7 +3130,7 @@
           <w:lang w:val="id_ID" w:bidi="id_ID"/>
         </w:rPr>
       </w:r>
-      <w:hyperlink r:id="rId33">
+      <w:hyperlink r:id="rId53">
         <w:r>
           <w:rPr>
             <w:lang w:val="id_ID" w:bidi="id_ID"/>
@@ -1709,7 +3154,7 @@
           <w:lang w:val="id_ID" w:bidi="id_ID"/>
         </w:rPr>
       </w:r>
-      <w:hyperlink r:id="rId34">
+      <w:hyperlink r:id="rId54">
         <w:r>
           <w:rPr>
             <w:lang w:val="id_ID" w:bidi="id_ID"/>
@@ -1733,7 +3178,7 @@
           <w:lang w:val="id_ID" w:bidi="id_ID"/>
         </w:rPr>
       </w:r>
-      <w:hyperlink r:id="rId35">
+      <w:hyperlink r:id="rId55">
         <w:r>
           <w:rPr>
             <w:lang w:val="id_ID" w:bidi="id_ID"/>
@@ -1992,7 +3437,7 @@
           <w:lang w:val="id_ID" w:bidi="id_ID"/>
         </w:rPr>
       </w:r>
-      <w:hyperlink r:id="rId36">
+      <w:hyperlink r:id="rId56">
         <w:r>
           <w:rPr>
             <w:lang w:val="id_ID" w:bidi="id_ID"/>
@@ -2016,7 +3461,7 @@
           <w:lang w:val="id_ID" w:bidi="id_ID"/>
         </w:rPr>
       </w:r>
-      <w:hyperlink r:id="rId36">
+      <w:hyperlink r:id="rId56">
         <w:r>
           <w:rPr>
             <w:lang w:val="id_ID" w:bidi="id_ID"/>
@@ -2040,7 +3485,7 @@
           <w:lang w:val="id_ID" w:bidi="id_ID"/>
         </w:rPr>
       </w:r>
-      <w:hyperlink r:id="rId37">
+      <w:hyperlink r:id="rId57">
         <w:r>
           <w:rPr>
             <w:lang w:val="id_ID" w:bidi="id_ID"/>
@@ -2064,7 +3509,7 @@
           <w:lang w:val="id_ID" w:bidi="id_ID"/>
         </w:rPr>
       </w:r>
-      <w:hyperlink r:id="rId38">
+      <w:hyperlink r:id="rId58">
         <w:r>
           <w:rPr>
             <w:lang w:val="id_ID" w:bidi="id_ID"/>
@@ -2136,7 +3581,7 @@
           <w:lang w:val="id_ID" w:bidi="id_ID"/>
         </w:rPr>
       </w:r>
-      <w:hyperlink r:id="rId39">
+      <w:hyperlink r:id="rId59">
         <w:r>
           <w:rPr>
             <w:lang w:val="id_ID" w:bidi="id_ID"/>
@@ -2160,7 +3605,7 @@
           <w:lang w:val="id_ID" w:bidi="id_ID"/>
         </w:rPr>
       </w:r>
-      <w:hyperlink r:id="rId40">
+      <w:hyperlink r:id="rId60">
         <w:r>
           <w:rPr>
             <w:lang w:val="id_ID" w:bidi="id_ID"/>
@@ -2609,6 +4054,371 @@
         <w:rPr>
           <w:lang w:val="id_ID" w:bidi="id_ID"/>
         </w:rPr>
+        <w:t>Dekrit</w:t>
+      </w:r>
+      <w:r>
+        <w:rPr>
+          <w:lang w:val="id_ID" w:bidi="id_ID"/>
+        </w:rPr>
+      </w:r>
+    </w:p>
+    <w:p>
+      <w:pPr>
+        <w:pStyle w:val="Heading3"/>
+      </w:pPr>
+      <w:r>
+        <w:rPr>
+          <w:lang w:val="id_ID" w:bidi="id_ID"/>
+        </w:rPr>
+        <w:t>Pengertian:</w:t>
+      </w:r>
+    </w:p>
+    <w:p>
+      <w:pPr/>
+      <w:r>
+        <w:rPr>
+          <w:lang w:val="id_ID" w:bidi="id_ID"/>
+        </w:rPr>
+      </w:r>
+      <w:r>
+        <w:rPr>
+          <w:lang w:val="id_ID" w:bidi="id_ID"/>
+        </w:rPr>
+        <w:t>Istilah "menetapkan" berarti memberikan perintah yang harus dipatuhi. Perintah tersebut juga dapat disebut "ketetapan."</w:t>
+      </w:r>
+    </w:p>
+    <w:p>
+      <w:pPr>
+        <w:pStyle w:val="ListBullet"/>
+        <w:spacing w:line="240" w:lineRule="auto"/>
+        <w:ind w:left="720"/>
+      </w:pPr>
+      <w:r>
+        <w:rPr>
+          <w:lang w:val="id_ID" w:bidi="id_ID"/>
+        </w:rPr>
+      </w:r>
+      <w:r>
+        <w:rPr>
+          <w:lang w:val="id_ID" w:bidi="id_ID"/>
+        </w:rPr>
+        <w:t>Sebuah "ketetapan" mirip dengan "hukum," tetapi umumnya lebih sering digunakan untuk merujuk pada sesuatu yang diucapkan daripada yang tertulis.</w:t>
+      </w:r>
+    </w:p>
+    <w:p>
+      <w:pPr>
+        <w:pStyle w:val="ListBullet"/>
+        <w:spacing w:line="240" w:lineRule="auto"/>
+        <w:ind w:left="720"/>
+      </w:pPr>
+      <w:r>
+        <w:rPr>
+          <w:lang w:val="id_ID" w:bidi="id_ID"/>
+        </w:rPr>
+      </w:r>
+      <w:r>
+        <w:rPr>
+          <w:lang w:val="id_ID" w:bidi="id_ID"/>
+        </w:rPr>
+        <w:t>Istilah "ketetapan" dapat diterjemahkan sebagai "perintah," "komando," "secara resmi mewajibkan," atau "membuat undang-undang secara publik."</w:t>
+      </w:r>
+    </w:p>
+    <w:p>
+      <w:pPr>
+        <w:pStyle w:val="ListBullet"/>
+        <w:spacing w:line="240" w:lineRule="auto"/>
+        <w:ind w:left="720"/>
+      </w:pPr>
+      <w:r>
+        <w:rPr>
+          <w:lang w:val="id_ID" w:bidi="id_ID"/>
+        </w:rPr>
+      </w:r>
+      <w:r>
+        <w:rPr>
+          <w:lang w:val="id_ID" w:bidi="id_ID"/>
+        </w:rPr>
+        <w:t>Hukum-hukum Allah juga disebut sebagai ketetapan, peraturan, atau perintah.</w:t>
+      </w:r>
+    </w:p>
+    <w:p>
+      <w:pPr>
+        <w:pStyle w:val="ListBullet"/>
+        <w:spacing w:line="240" w:lineRule="auto"/>
+        <w:ind w:left="720"/>
+      </w:pPr>
+      <w:r>
+        <w:rPr>
+          <w:lang w:val="id_ID" w:bidi="id_ID"/>
+        </w:rPr>
+      </w:r>
+      <w:r>
+        <w:rPr>
+          <w:lang w:val="id_ID" w:bidi="id_ID"/>
+        </w:rPr>
+        <w:t>Salah satu contoh ketetapan oleh seorang penguasa manusia adalah proklamasi oleh Kaisar Agustus yang mengharuskan setiap orang yang tinggal di Kekaisaran Roma untuk kembali ke tempat asal mereka agar dicatat dalam sebuah sensus.</w:t>
+      </w:r>
+    </w:p>
+    <w:p>
+      <w:pPr/>
+      <w:r>
+        <w:rPr>
+          <w:lang w:val="id_ID" w:bidi="id_ID"/>
+        </w:rPr>
+      </w:r>
+      <w:r>
+        <w:rPr>
+          <w:lang w:val="id_ID" w:bidi="id_ID"/>
+        </w:rPr>
+        <w:t xml:space="preserve">(Lihat juga: </w:t>
+      </w:r>
+      <w:r>
+        <w:rPr>
+          <w:lang w:val="id_ID" w:bidi="id_ID"/>
+        </w:rPr>
+        <w:t>perintah</w:t>
+      </w:r>
+      <w:r>
+        <w:rPr>
+          <w:lang w:val="id_ID" w:bidi="id_ID"/>
+        </w:rPr>
+        <w:t xml:space="preserve">, </w:t>
+      </w:r>
+      <w:r>
+        <w:rPr>
+          <w:lang w:val="id_ID" w:bidi="id_ID"/>
+        </w:rPr>
+        <w:t>pernyataan</w:t>
+      </w:r>
+      <w:r>
+        <w:rPr>
+          <w:lang w:val="id_ID" w:bidi="id_ID"/>
+        </w:rPr>
+        <w:t xml:space="preserve">, </w:t>
+      </w:r>
+      <w:r>
+        <w:rPr>
+          <w:lang w:val="id_ID" w:bidi="id_ID"/>
+        </w:rPr>
+        <w:t>hukum</w:t>
+      </w:r>
+      <w:r>
+        <w:rPr>
+          <w:lang w:val="id_ID" w:bidi="id_ID"/>
+        </w:rPr>
+        <w:t>)</w:t>
+      </w:r>
+    </w:p>
+    <w:p>
+      <w:pPr>
+        <w:pStyle w:val="Heading3"/>
+      </w:pPr>
+      <w:r>
+        <w:rPr>
+          <w:lang w:val="id_ID" w:bidi="id_ID"/>
+        </w:rPr>
+        <w:t>Referensi Alkitab:</w:t>
+      </w:r>
+    </w:p>
+    <w:p>
+      <w:pPr>
+        <w:pStyle w:val="ListBullet"/>
+        <w:spacing w:line="240" w:lineRule="auto"/>
+        <w:ind w:left="720"/>
+      </w:pPr>
+      <w:r>
+        <w:rPr>
+          <w:lang w:val="id_ID" w:bidi="id_ID"/>
+        </w:rPr>
+      </w:r>
+      <w:hyperlink r:id="rId61">
+        <w:r>
+          <w:rPr>
+            <w:lang w:val="id_ID" w:bidi="id_ID"/>
+          </w:rPr>
+          <w:rPr>
+            <w:color w:val="0000EE"/>
+            <w:u w:val="single"/>
+          </w:rPr>
+          <w:t>1 Tawarikh 15:13–15</w:t>
+        </w:r>
+      </w:hyperlink>
+    </w:p>
+    <w:p>
+      <w:pPr>
+        <w:pStyle w:val="ListBullet"/>
+        <w:spacing w:line="240" w:lineRule="auto"/>
+        <w:ind w:left="720"/>
+      </w:pPr>
+      <w:r>
+        <w:rPr>
+          <w:lang w:val="id_ID" w:bidi="id_ID"/>
+        </w:rPr>
+      </w:r>
+      <w:hyperlink r:id="rId62">
+        <w:r>
+          <w:rPr>
+            <w:lang w:val="id_ID" w:bidi="id_ID"/>
+          </w:rPr>
+          <w:rPr>
+            <w:color w:val="0000EE"/>
+            <w:u w:val="single"/>
+          </w:rPr>
+          <w:t>1 Raja-raja 8:57–58</w:t>
+        </w:r>
+      </w:hyperlink>
+    </w:p>
+    <w:p>
+      <w:pPr>
+        <w:pStyle w:val="ListBullet"/>
+        <w:spacing w:line="240" w:lineRule="auto"/>
+        <w:ind w:left="720"/>
+      </w:pPr>
+      <w:r>
+        <w:rPr>
+          <w:lang w:val="id_ID" w:bidi="id_ID"/>
+        </w:rPr>
+      </w:r>
+      <w:hyperlink r:id="rId63">
+        <w:r>
+          <w:rPr>
+            <w:lang w:val="id_ID" w:bidi="id_ID"/>
+          </w:rPr>
+          <w:rPr>
+            <w:color w:val="0000EE"/>
+            <w:u w:val="single"/>
+          </w:rPr>
+          <w:t>Kisah Para Rasul 17:5–7</w:t>
+        </w:r>
+      </w:hyperlink>
+    </w:p>
+    <w:p>
+      <w:pPr>
+        <w:pStyle w:val="ListBullet"/>
+        <w:spacing w:line="240" w:lineRule="auto"/>
+        <w:ind w:left="720"/>
+      </w:pPr>
+      <w:r>
+        <w:rPr>
+          <w:lang w:val="id_ID" w:bidi="id_ID"/>
+        </w:rPr>
+      </w:r>
+      <w:hyperlink r:id="rId64">
+        <w:r>
+          <w:rPr>
+            <w:lang w:val="id_ID" w:bidi="id_ID"/>
+          </w:rPr>
+          <w:rPr>
+            <w:color w:val="0000EE"/>
+            <w:u w:val="single"/>
+          </w:rPr>
+          <w:t>Daniel 2:13</w:t>
+        </w:r>
+      </w:hyperlink>
+    </w:p>
+    <w:p>
+      <w:pPr>
+        <w:pStyle w:val="ListBullet"/>
+        <w:spacing w:line="240" w:lineRule="auto"/>
+        <w:ind w:left="720"/>
+      </w:pPr>
+      <w:r>
+        <w:rPr>
+          <w:lang w:val="id_ID" w:bidi="id_ID"/>
+        </w:rPr>
+      </w:r>
+      <w:hyperlink r:id="rId65">
+        <w:r>
+          <w:rPr>
+            <w:lang w:val="id_ID" w:bidi="id_ID"/>
+          </w:rPr>
+          <w:rPr>
+            <w:color w:val="0000EE"/>
+            <w:u w:val="single"/>
+          </w:rPr>
+          <w:t>Ester 1:22</w:t>
+        </w:r>
+      </w:hyperlink>
+    </w:p>
+    <w:p>
+      <w:pPr>
+        <w:pStyle w:val="ListBullet"/>
+        <w:spacing w:line="240" w:lineRule="auto"/>
+        <w:ind w:left="720"/>
+      </w:pPr>
+      <w:r>
+        <w:rPr>
+          <w:lang w:val="id_ID" w:bidi="id_ID"/>
+        </w:rPr>
+      </w:r>
+      <w:hyperlink r:id="rId66">
+        <w:r>
+          <w:rPr>
+            <w:lang w:val="id_ID" w:bidi="id_ID"/>
+          </w:rPr>
+          <w:rPr>
+            <w:color w:val="0000EE"/>
+            <w:u w:val="single"/>
+          </w:rPr>
+          <w:t>Lukas 2:1</w:t>
+        </w:r>
+      </w:hyperlink>
+    </w:p>
+    <w:p>
+      <w:pPr>
+        <w:pStyle w:val="Heading3"/>
+      </w:pPr>
+      <w:r>
+        <w:rPr>
+          <w:lang w:val="id_ID" w:bidi="id_ID"/>
+        </w:rPr>
+        <w:t>Data Kata:</w:t>
+      </w:r>
+    </w:p>
+    <w:p>
+      <w:pPr>
+        <w:pStyle w:val="ListBullet"/>
+        <w:spacing w:line="240" w:lineRule="auto"/>
+        <w:ind w:left="720"/>
+      </w:pPr>
+      <w:r>
+        <w:rPr>
+          <w:lang w:val="id_ID" w:bidi="id_ID"/>
+        </w:rPr>
+      </w:r>
+      <w:r>
+        <w:rPr>
+          <w:lang w:val="id_ID" w:bidi="id_ID"/>
+        </w:rPr>
+        <w:t>Strong: H0559, H0633, H1697, H5715, H1504, H1510, H1881, H1882, H1696, H2706, H2708, H2710, H2711, H2782, H2852, H2940, H2941, H2942, H3791, H3982, H4055, H4406, H4687, H4941, H5407, H5713, H6599, H6680, H7010, H8421, G13780</w:t>
+      </w:r>
+      <w:r>
+        <w:rPr>
+          <w:lang w:val="id_ID" w:bidi="id_ID"/>
+        </w:rPr>
+      </w:r>
+      <w:r>
+        <w:rPr>
+          <w:lang w:val="id_ID" w:bidi="id_ID"/>
+        </w:rPr>
+      </w:r>
+    </w:p>
+    <w:p>
+      <w:pPr/>
+      <w:r>
+        <w:rPr>
+          <w:lang w:val="id_ID" w:bidi="id_ID"/>
+        </w:rPr>
+      </w:r>
+    </w:p>
+    <w:p>
+      <w:pPr>
+        <w:pStyle w:val="Heading2"/>
+      </w:pPr>
+      <w:r>
+        <w:rPr>
+          <w:lang w:val="id_ID" w:bidi="id_ID"/>
+        </w:rPr>
         <w:t>Delila</w:t>
       </w:r>
       <w:r>
@@ -2764,7 +4574,7 @@
           <w:lang w:val="id_ID" w:bidi="id_ID"/>
         </w:rPr>
       </w:r>
-      <w:hyperlink r:id="rId41">
+      <w:hyperlink r:id="rId67">
         <w:r>
           <w:rPr>
             <w:lang w:val="id_ID" w:bidi="id_ID"/>
@@ -2788,7 +4598,7 @@
           <w:lang w:val="id_ID" w:bidi="id_ID"/>
         </w:rPr>
       </w:r>
-      <w:hyperlink r:id="rId42">
+      <w:hyperlink r:id="rId68">
         <w:r>
           <w:rPr>
             <w:lang w:val="id_ID" w:bidi="id_ID"/>
@@ -2812,7 +4622,7 @@
           <w:lang w:val="id_ID" w:bidi="id_ID"/>
         </w:rPr>
       </w:r>
-      <w:hyperlink r:id="rId43">
+      <w:hyperlink r:id="rId69">
         <w:r>
           <w:rPr>
             <w:lang w:val="id_ID" w:bidi="id_ID"/>
@@ -2836,7 +4646,7 @@
           <w:lang w:val="id_ID" w:bidi="id_ID"/>
         </w:rPr>
       </w:r>
-      <w:hyperlink r:id="rId44">
+      <w:hyperlink r:id="rId70">
         <w:r>
           <w:rPr>
             <w:lang w:val="id_ID" w:bidi="id_ID"/>
@@ -2904,6 +4714,371 @@
         <w:rPr>
           <w:lang w:val="id_ID" w:bidi="id_ID"/>
         </w:rPr>
+        <w:t>Delima</w:t>
+      </w:r>
+      <w:r>
+        <w:rPr>
+          <w:lang w:val="id_ID" w:bidi="id_ID"/>
+        </w:rPr>
+      </w:r>
+    </w:p>
+    <w:p>
+      <w:pPr>
+        <w:pStyle w:val="Heading3"/>
+      </w:pPr>
+      <w:r>
+        <w:rPr>
+          <w:lang w:val="id_ID" w:bidi="id_ID"/>
+        </w:rPr>
+        <w:t>Fakta:</w:t>
+      </w:r>
+    </w:p>
+    <w:p>
+      <w:pPr/>
+      <w:r>
+        <w:rPr>
+          <w:lang w:val="id_ID" w:bidi="id_ID"/>
+        </w:rPr>
+      </w:r>
+      <w:r>
+        <w:rPr>
+          <w:lang w:val="id_ID" w:bidi="id_ID"/>
+        </w:rPr>
+        <w:t>Delima adalah buah dengan kulit tebal dan keras, yang di dalamnya terdapat banyak biji yang dilapisi daging merah yang dapat dimakan.</w:t>
+      </w:r>
+    </w:p>
+    <w:p>
+      <w:pPr>
+        <w:pStyle w:val="ListBullet"/>
+        <w:spacing w:line="240" w:lineRule="auto"/>
+        <w:ind w:left="720"/>
+      </w:pPr>
+      <w:r>
+        <w:rPr>
+          <w:lang w:val="id_ID" w:bidi="id_ID"/>
+        </w:rPr>
+      </w:r>
+      <w:r>
+        <w:rPr>
+          <w:lang w:val="id_ID" w:bidi="id_ID"/>
+        </w:rPr>
+        <w:t>Kulit luarnya berwarna kemerahan, dan daging yang mengelilingi bijinya berkilau serta merah.</w:t>
+      </w:r>
+    </w:p>
+    <w:p>
+      <w:pPr>
+        <w:pStyle w:val="ListBullet"/>
+        <w:spacing w:line="240" w:lineRule="auto"/>
+        <w:ind w:left="720"/>
+      </w:pPr>
+      <w:r>
+        <w:rPr>
+          <w:lang w:val="id_ID" w:bidi="id_ID"/>
+        </w:rPr>
+      </w:r>
+      <w:r>
+        <w:rPr>
+          <w:lang w:val="id_ID" w:bidi="id_ID"/>
+        </w:rPr>
+        <w:t>Delima sangat umum ditanam di negara-negara dengan iklim panas dan kering, seperti di Mesir dan Israel.</w:t>
+      </w:r>
+    </w:p>
+    <w:p>
+      <w:pPr>
+        <w:pStyle w:val="ListBullet"/>
+        <w:spacing w:line="240" w:lineRule="auto"/>
+        <w:ind w:left="720"/>
+      </w:pPr>
+      <w:r>
+        <w:rPr>
+          <w:lang w:val="id_ID" w:bidi="id_ID"/>
+        </w:rPr>
+      </w:r>
+      <w:r>
+        <w:rPr>
+          <w:lang w:val="id_ID" w:bidi="id_ID"/>
+        </w:rPr>
+        <w:t>Yahweh berjanji kepada bangsa Israel bahwa Kanaan adalah tanah dengan air yang melimpah dan tanah yang subur, sehingga makanan berlimpah di sana, termasuk delima.</w:t>
+      </w:r>
+    </w:p>
+    <w:p>
+      <w:pPr>
+        <w:pStyle w:val="ListBullet"/>
+        <w:spacing w:line="240" w:lineRule="auto"/>
+        <w:ind w:left="720"/>
+      </w:pPr>
+      <w:r>
+        <w:rPr>
+          <w:lang w:val="id_ID" w:bidi="id_ID"/>
+        </w:rPr>
+      </w:r>
+      <w:r>
+        <w:rPr>
+          <w:lang w:val="id_ID" w:bidi="id_ID"/>
+        </w:rPr>
+        <w:t>Konstruksi bait suci Salomo mencakup dekorasi perunggu berbentuk delima.</w:t>
+      </w:r>
+    </w:p>
+    <w:p>
+      <w:pPr/>
+      <w:r>
+        <w:rPr>
+          <w:lang w:val="id_ID" w:bidi="id_ID"/>
+        </w:rPr>
+      </w:r>
+      <w:r>
+        <w:rPr>
+          <w:lang w:val="id_ID" w:bidi="id_ID"/>
+        </w:rPr>
+        <w:t xml:space="preserve">(Lihat juga: </w:t>
+      </w:r>
+      <w:r>
+        <w:rPr>
+          <w:lang w:val="id_ID" w:bidi="id_ID"/>
+        </w:rPr>
+        <w:t>perunggu</w:t>
+      </w:r>
+      <w:r>
+        <w:rPr>
+          <w:lang w:val="id_ID" w:bidi="id_ID"/>
+        </w:rPr>
+        <w:t xml:space="preserve">, </w:t>
+      </w:r>
+      <w:r>
+        <w:rPr>
+          <w:lang w:val="id_ID" w:bidi="id_ID"/>
+        </w:rPr>
+        <w:t>Kanaan</w:t>
+      </w:r>
+      <w:r>
+        <w:rPr>
+          <w:lang w:val="id_ID" w:bidi="id_ID"/>
+        </w:rPr>
+        <w:t xml:space="preserve">, </w:t>
+      </w:r>
+      <w:r>
+        <w:rPr>
+          <w:lang w:val="id_ID" w:bidi="id_ID"/>
+        </w:rPr>
+        <w:t>Mesir</w:t>
+      </w:r>
+      <w:r>
+        <w:rPr>
+          <w:lang w:val="id_ID" w:bidi="id_ID"/>
+        </w:rPr>
+        <w:t xml:space="preserve">, </w:t>
+      </w:r>
+      <w:r>
+        <w:rPr>
+          <w:lang w:val="id_ID" w:bidi="id_ID"/>
+        </w:rPr>
+        <w:t>Salomo</w:t>
+      </w:r>
+      <w:r>
+        <w:rPr>
+          <w:lang w:val="id_ID" w:bidi="id_ID"/>
+        </w:rPr>
+        <w:t xml:space="preserve">, </w:t>
+      </w:r>
+      <w:r>
+        <w:rPr>
+          <w:lang w:val="id_ID" w:bidi="id_ID"/>
+        </w:rPr>
+        <w:t>bait suci</w:t>
+      </w:r>
+      <w:r>
+        <w:rPr>
+          <w:lang w:val="id_ID" w:bidi="id_ID"/>
+        </w:rPr>
+        <w:t>)</w:t>
+      </w:r>
+    </w:p>
+    <w:p>
+      <w:pPr>
+        <w:pStyle w:val="Heading3"/>
+      </w:pPr>
+      <w:r>
+        <w:rPr>
+          <w:lang w:val="id_ID" w:bidi="id_ID"/>
+        </w:rPr>
+        <w:t>Referensi Alkitab:</w:t>
+      </w:r>
+    </w:p>
+    <w:p>
+      <w:pPr>
+        <w:pStyle w:val="ListBullet"/>
+        <w:spacing w:line="240" w:lineRule="auto"/>
+        <w:ind w:left="720"/>
+      </w:pPr>
+      <w:r>
+        <w:rPr>
+          <w:lang w:val="id_ID" w:bidi="id_ID"/>
+        </w:rPr>
+      </w:r>
+      <w:hyperlink r:id="rId71">
+        <w:r>
+          <w:rPr>
+            <w:lang w:val="id_ID" w:bidi="id_ID"/>
+          </w:rPr>
+          <w:rPr>
+            <w:color w:val="0000EE"/>
+            <w:u w:val="single"/>
+          </w:rPr>
+          <w:t>2 Raja-raja 25:16–17</w:t>
+        </w:r>
+      </w:hyperlink>
+    </w:p>
+    <w:p>
+      <w:pPr>
+        <w:pStyle w:val="ListBullet"/>
+        <w:spacing w:line="240" w:lineRule="auto"/>
+        <w:ind w:left="720"/>
+      </w:pPr>
+      <w:r>
+        <w:rPr>
+          <w:lang w:val="id_ID" w:bidi="id_ID"/>
+        </w:rPr>
+      </w:r>
+      <w:hyperlink r:id="rId72">
+        <w:r>
+          <w:rPr>
+            <w:lang w:val="id_ID" w:bidi="id_ID"/>
+          </w:rPr>
+          <w:rPr>
+            <w:color w:val="0000EE"/>
+            <w:u w:val="single"/>
+          </w:rPr>
+          <w:t>Ulangan 8:7–8</w:t>
+        </w:r>
+      </w:hyperlink>
+    </w:p>
+    <w:p>
+      <w:pPr>
+        <w:pStyle w:val="ListBullet"/>
+        <w:spacing w:line="240" w:lineRule="auto"/>
+        <w:ind w:left="720"/>
+      </w:pPr>
+      <w:r>
+        <w:rPr>
+          <w:lang w:val="id_ID" w:bidi="id_ID"/>
+        </w:rPr>
+      </w:r>
+      <w:hyperlink r:id="rId73">
+        <w:r>
+          <w:rPr>
+            <w:lang w:val="id_ID" w:bidi="id_ID"/>
+          </w:rPr>
+          <w:rPr>
+            <w:color w:val="0000EE"/>
+            <w:u w:val="single"/>
+          </w:rPr>
+          <w:t>Yeremia 52:22–23</w:t>
+        </w:r>
+      </w:hyperlink>
+    </w:p>
+    <w:p>
+      <w:pPr>
+        <w:pStyle w:val="ListBullet"/>
+        <w:spacing w:line="240" w:lineRule="auto"/>
+        <w:ind w:left="720"/>
+      </w:pPr>
+      <w:r>
+        <w:rPr>
+          <w:lang w:val="id_ID" w:bidi="id_ID"/>
+        </w:rPr>
+      </w:r>
+      <w:hyperlink r:id="rId74">
+        <w:r>
+          <w:rPr>
+            <w:lang w:val="id_ID" w:bidi="id_ID"/>
+          </w:rPr>
+          <w:rPr>
+            <w:color w:val="0000EE"/>
+            <w:u w:val="single"/>
+          </w:rPr>
+          <w:t>Bilangan 13:23–24</w:t>
+        </w:r>
+      </w:hyperlink>
+    </w:p>
+    <w:p>
+      <w:pPr>
+        <w:pStyle w:val="ListBullet"/>
+        <w:spacing w:line="240" w:lineRule="auto"/>
+        <w:ind w:left="720"/>
+      </w:pPr>
+      <w:r>
+        <w:rPr>
+          <w:lang w:val="id_ID" w:bidi="id_ID"/>
+        </w:rPr>
+      </w:r>
+      <w:hyperlink r:id="rId75">
+        <w:r>
+          <w:rPr>
+            <w:lang w:val="id_ID" w:bidi="id_ID"/>
+          </w:rPr>
+          <w:rPr>
+            <w:color w:val="0000EE"/>
+            <w:u w:val="single"/>
+          </w:rPr>
+          <w:t>Bilangan 20:5</w:t>
+        </w:r>
+      </w:hyperlink>
+    </w:p>
+    <w:p>
+      <w:pPr>
+        <w:pStyle w:val="Heading3"/>
+      </w:pPr>
+      <w:r>
+        <w:rPr>
+          <w:lang w:val="id_ID" w:bidi="id_ID"/>
+        </w:rPr>
+        <w:t>Data Kata:</w:t>
+      </w:r>
+    </w:p>
+    <w:p>
+      <w:pPr>
+        <w:pStyle w:val="ListBullet"/>
+        <w:spacing w:line="240" w:lineRule="auto"/>
+        <w:ind w:left="720"/>
+      </w:pPr>
+      <w:r>
+        <w:rPr>
+          <w:lang w:val="id_ID" w:bidi="id_ID"/>
+        </w:rPr>
+      </w:r>
+      <w:r>
+        <w:rPr>
+          <w:lang w:val="id_ID" w:bidi="id_ID"/>
+        </w:rPr>
+        <w:t>Strong: H7416</w:t>
+      </w:r>
+      <w:r>
+        <w:rPr>
+          <w:lang w:val="id_ID" w:bidi="id_ID"/>
+        </w:rPr>
+      </w:r>
+      <w:r>
+        <w:rPr>
+          <w:lang w:val="id_ID" w:bidi="id_ID"/>
+        </w:rPr>
+      </w:r>
+    </w:p>
+    <w:p>
+      <w:pPr/>
+      <w:r>
+        <w:rPr>
+          <w:lang w:val="id_ID" w:bidi="id_ID"/>
+        </w:rPr>
+      </w:r>
+    </w:p>
+    <w:p>
+      <w:pPr>
+        <w:pStyle w:val="Heading2"/>
+      </w:pPr>
+      <w:r>
+        <w:rPr>
+          <w:lang w:val="id_ID" w:bidi="id_ID"/>
+        </w:rPr>
         <w:t>Derita</w:t>
       </w:r>
       <w:r>
@@ -3031,7 +5206,7 @@
           <w:lang w:val="id_ID" w:bidi="id_ID"/>
         </w:rPr>
       </w:r>
-      <w:hyperlink r:id="rId45">
+      <w:hyperlink r:id="rId76">
         <w:r>
           <w:rPr>
             <w:lang w:val="id_ID" w:bidi="id_ID"/>
@@ -3055,7 +5230,7 @@
           <w:lang w:val="id_ID" w:bidi="id_ID"/>
         </w:rPr>
       </w:r>
-      <w:hyperlink r:id="rId46">
+      <w:hyperlink r:id="rId77">
         <w:r>
           <w:rPr>
             <w:lang w:val="id_ID" w:bidi="id_ID"/>
@@ -3079,7 +5254,7 @@
           <w:lang w:val="id_ID" w:bidi="id_ID"/>
         </w:rPr>
       </w:r>
-      <w:hyperlink r:id="rId47">
+      <w:hyperlink r:id="rId78">
         <w:r>
           <w:rPr>
             <w:lang w:val="id_ID" w:bidi="id_ID"/>
@@ -3103,7 +5278,7 @@
           <w:lang w:val="id_ID" w:bidi="id_ID"/>
         </w:rPr>
       </w:r>
-      <w:hyperlink r:id="rId48">
+      <w:hyperlink r:id="rId79">
         <w:r>
           <w:rPr>
             <w:lang w:val="id_ID" w:bidi="id_ID"/>
@@ -3545,7 +5720,7 @@
           <w:lang w:val="id_ID" w:bidi="id_ID"/>
         </w:rPr>
       </w:r>
-      <w:hyperlink r:id="rId49">
+      <w:hyperlink r:id="rId80">
         <w:r>
           <w:rPr>
             <w:lang w:val="id_ID" w:bidi="id_ID"/>
@@ -3569,7 +5744,7 @@
           <w:lang w:val="id_ID" w:bidi="id_ID"/>
         </w:rPr>
       </w:r>
-      <w:hyperlink r:id="rId50">
+      <w:hyperlink r:id="rId81">
         <w:r>
           <w:rPr>
             <w:lang w:val="id_ID" w:bidi="id_ID"/>
@@ -3593,7 +5768,7 @@
           <w:lang w:val="id_ID" w:bidi="id_ID"/>
         </w:rPr>
       </w:r>
-      <w:hyperlink r:id="rId38">
+      <w:hyperlink r:id="rId58">
         <w:r>
           <w:rPr>
             <w:lang w:val="id_ID" w:bidi="id_ID"/>
@@ -3617,7 +5792,7 @@
           <w:lang w:val="id_ID" w:bidi="id_ID"/>
         </w:rPr>
       </w:r>
-      <w:hyperlink r:id="rId51">
+      <w:hyperlink r:id="rId82">
         <w:r>
           <w:rPr>
             <w:lang w:val="id_ID" w:bidi="id_ID"/>
@@ -3641,7 +5816,7 @@
           <w:lang w:val="id_ID" w:bidi="id_ID"/>
         </w:rPr>
       </w:r>
-      <w:hyperlink r:id="rId52">
+      <w:hyperlink r:id="rId83">
         <w:r>
           <w:rPr>
             <w:lang w:val="id_ID" w:bidi="id_ID"/>
@@ -3665,7 +5840,7 @@
           <w:lang w:val="id_ID" w:bidi="id_ID"/>
         </w:rPr>
       </w:r>
-      <w:hyperlink r:id="rId53">
+      <w:hyperlink r:id="rId84">
         <w:r>
           <w:rPr>
             <w:lang w:val="id_ID" w:bidi="id_ID"/>
@@ -3689,7 +5864,7 @@
           <w:lang w:val="id_ID" w:bidi="id_ID"/>
         </w:rPr>
       </w:r>
-      <w:hyperlink r:id="rId54">
+      <w:hyperlink r:id="rId85">
         <w:r>
           <w:rPr>
             <w:lang w:val="id_ID" w:bidi="id_ID"/>
@@ -3713,7 +5888,7 @@
           <w:lang w:val="id_ID" w:bidi="id_ID"/>
         </w:rPr>
       </w:r>
-      <w:hyperlink r:id="rId55">
+      <w:hyperlink r:id="rId86">
         <w:r>
           <w:rPr>
             <w:lang w:val="id_ID" w:bidi="id_ID"/>
@@ -3781,6 +5956,281 @@
         <w:rPr>
           <w:lang w:val="id_ID" w:bidi="id_ID"/>
         </w:rPr>
+        <w:t>Di Tempat Tinggi</w:t>
+      </w:r>
+      <w:r>
+        <w:rPr>
+          <w:lang w:val="id_ID" w:bidi="id_ID"/>
+        </w:rPr>
+      </w:r>
+    </w:p>
+    <w:p>
+      <w:pPr>
+        <w:pStyle w:val="Heading3"/>
+      </w:pPr>
+      <w:r>
+        <w:rPr>
+          <w:lang w:val="id_ID" w:bidi="id_ID"/>
+        </w:rPr>
+        <w:t>Pengertian:</w:t>
+      </w:r>
+    </w:p>
+    <w:p>
+      <w:pPr/>
+      <w:r>
+        <w:rPr>
+          <w:lang w:val="id_ID" w:bidi="id_ID"/>
+        </w:rPr>
+      </w:r>
+      <w:r>
+        <w:rPr>
+          <w:lang w:val="id_ID" w:bidi="id_ID"/>
+        </w:rPr>
+        <w:t>Istilah "di tempat tinggi" dan "di tempat tertinggi" adalah ungkapan yang biasanya berarti "di surga."</w:t>
+      </w:r>
+    </w:p>
+    <w:p>
+      <w:pPr>
+        <w:pStyle w:val="ListBullet"/>
+        <w:spacing w:line="240" w:lineRule="auto"/>
+        <w:ind w:left="720"/>
+      </w:pPr>
+      <w:r>
+        <w:rPr>
+          <w:lang w:val="id_ID" w:bidi="id_ID"/>
+        </w:rPr>
+      </w:r>
+      <w:r>
+        <w:rPr>
+          <w:lang w:val="id_ID" w:bidi="id_ID"/>
+        </w:rPr>
+        <w:t>Ungkapan "di tempat tertinggi" juga dapat berarti "yang paling dihormati."</w:t>
+      </w:r>
+    </w:p>
+    <w:p>
+      <w:pPr>
+        <w:pStyle w:val="ListBullet"/>
+        <w:spacing w:line="240" w:lineRule="auto"/>
+        <w:ind w:left="720"/>
+      </w:pPr>
+      <w:r>
+        <w:rPr>
+          <w:lang w:val="id_ID" w:bidi="id_ID"/>
+        </w:rPr>
+      </w:r>
+      <w:r>
+        <w:rPr>
+          <w:lang w:val="id_ID" w:bidi="id_ID"/>
+        </w:rPr>
+        <w:t>Ungkapan ini juga dapat digunakan secara harfiah, seperti dalam ungkapan "di pohon tertinggi," yang berarti "di pohon yang paling tinggi."</w:t>
+      </w:r>
+    </w:p>
+    <w:p>
+      <w:pPr>
+        <w:pStyle w:val="ListBullet"/>
+        <w:spacing w:line="240" w:lineRule="auto"/>
+        <w:ind w:left="720"/>
+      </w:pPr>
+      <w:r>
+        <w:rPr>
+          <w:lang w:val="id_ID" w:bidi="id_ID"/>
+        </w:rPr>
+      </w:r>
+      <w:r>
+        <w:rPr>
+          <w:lang w:val="id_ID" w:bidi="id_ID"/>
+        </w:rPr>
+        <w:t>Ungkapan "di tempat tinggi" juga dapat merujuk pada sesuatu yang berada tinggi di langit, seperti sarang burung yang terletak di atas. Dalam konteks tersebut, dapat diterjemahkan sebagai "tinggi di langit" atau "di puncak pohon yang tinggi."</w:t>
+      </w:r>
+    </w:p>
+    <w:p>
+      <w:pPr>
+        <w:pStyle w:val="ListBullet"/>
+        <w:spacing w:line="240" w:lineRule="auto"/>
+        <w:ind w:left="720"/>
+      </w:pPr>
+      <w:r>
+        <w:rPr>
+          <w:lang w:val="id_ID" w:bidi="id_ID"/>
+        </w:rPr>
+      </w:r>
+      <w:r>
+        <w:rPr>
+          <w:lang w:val="id_ID" w:bidi="id_ID"/>
+        </w:rPr>
+        <w:t>Kata "tinggi" juga dapat merujuk pada lokasi yang berada di ketinggian atau menunjukkan pentingnya seseorang atau sesuatu.</w:t>
+      </w:r>
+    </w:p>
+    <w:p>
+      <w:pPr>
+        <w:pStyle w:val="ListBullet"/>
+        <w:spacing w:line="240" w:lineRule="auto"/>
+        <w:ind w:left="720"/>
+      </w:pPr>
+      <w:r>
+        <w:rPr>
+          <w:lang w:val="id_ID" w:bidi="id_ID"/>
+        </w:rPr>
+      </w:r>
+      <w:r>
+        <w:rPr>
+          <w:lang w:val="id_ID" w:bidi="id_ID"/>
+        </w:rPr>
+        <w:t>Ungkapan "dari tempat tinggi" dapat diterjemahkan sebagai "dari surga."</w:t>
+      </w:r>
+    </w:p>
+    <w:p>
+      <w:pPr/>
+      <w:r>
+        <w:rPr>
+          <w:lang w:val="id_ID" w:bidi="id_ID"/>
+        </w:rPr>
+      </w:r>
+      <w:r>
+        <w:rPr>
+          <w:lang w:val="id_ID" w:bidi="id_ID"/>
+        </w:rPr>
+        <w:t xml:space="preserve">(Lihat juga: </w:t>
+      </w:r>
+      <w:r>
+        <w:rPr>
+          <w:lang w:val="id_ID" w:bidi="id_ID"/>
+        </w:rPr>
+        <w:t>surga</w:t>
+      </w:r>
+      <w:r>
+        <w:rPr>
+          <w:lang w:val="id_ID" w:bidi="id_ID"/>
+        </w:rPr>
+        <w:t xml:space="preserve">, </w:t>
+      </w:r>
+      <w:r>
+        <w:rPr>
+          <w:lang w:val="id_ID" w:bidi="id_ID"/>
+        </w:rPr>
+        <w:t>kehormatan</w:t>
+      </w:r>
+      <w:r>
+        <w:rPr>
+          <w:lang w:val="id_ID" w:bidi="id_ID"/>
+        </w:rPr>
+        <w:t>)</w:t>
+      </w:r>
+    </w:p>
+    <w:p>
+      <w:pPr>
+        <w:pStyle w:val="Heading3"/>
+      </w:pPr>
+      <w:r>
+        <w:rPr>
+          <w:lang w:val="id_ID" w:bidi="id_ID"/>
+        </w:rPr>
+        <w:t>Referensi Alkitab:</w:t>
+      </w:r>
+    </w:p>
+    <w:p>
+      <w:pPr>
+        <w:pStyle w:val="ListBullet"/>
+        <w:spacing w:line="240" w:lineRule="auto"/>
+        <w:ind w:left="720"/>
+      </w:pPr>
+      <w:r>
+        <w:rPr>
+          <w:lang w:val="id_ID" w:bidi="id_ID"/>
+        </w:rPr>
+      </w:r>
+      <w:hyperlink r:id="rId87">
+        <w:r>
+          <w:rPr>
+            <w:lang w:val="id_ID" w:bidi="id_ID"/>
+          </w:rPr>
+          <w:rPr>
+            <w:color w:val="0000EE"/>
+            <w:u w:val="single"/>
+          </w:rPr>
+          <w:t>Ratapan 1:13</w:t>
+        </w:r>
+      </w:hyperlink>
+    </w:p>
+    <w:p>
+      <w:pPr>
+        <w:pStyle w:val="ListBullet"/>
+        <w:spacing w:line="240" w:lineRule="auto"/>
+        <w:ind w:left="720"/>
+      </w:pPr>
+      <w:r>
+        <w:rPr>
+          <w:lang w:val="id_ID" w:bidi="id_ID"/>
+        </w:rPr>
+      </w:r>
+      <w:hyperlink r:id="rId88">
+        <w:r>
+          <w:rPr>
+            <w:lang w:val="id_ID" w:bidi="id_ID"/>
+          </w:rPr>
+          <w:rPr>
+            <w:color w:val="0000EE"/>
+            <w:u w:val="single"/>
+          </w:rPr>
+          <w:t>Mazmur 69:29</w:t>
+        </w:r>
+      </w:hyperlink>
+    </w:p>
+    <w:p>
+      <w:pPr>
+        <w:pStyle w:val="Heading3"/>
+      </w:pPr>
+      <w:r>
+        <w:rPr>
+          <w:lang w:val="id_ID" w:bidi="id_ID"/>
+        </w:rPr>
+        <w:t>Data Kata:</w:t>
+      </w:r>
+    </w:p>
+    <w:p>
+      <w:pPr>
+        <w:pStyle w:val="ListBullet"/>
+        <w:spacing w:line="240" w:lineRule="auto"/>
+        <w:ind w:left="720"/>
+      </w:pPr>
+      <w:r>
+        <w:rPr>
+          <w:lang w:val="id_ID" w:bidi="id_ID"/>
+        </w:rPr>
+      </w:r>
+      <w:r>
+        <w:rPr>
+          <w:lang w:val="id_ID" w:bidi="id_ID"/>
+        </w:rPr>
+        <w:t>Strong: H1361, H4605, H4791, H7682, G17220, G53080, G53100, G53110</w:t>
+      </w:r>
+      <w:r>
+        <w:rPr>
+          <w:lang w:val="id_ID" w:bidi="id_ID"/>
+        </w:rPr>
+      </w:r>
+      <w:r>
+        <w:rPr>
+          <w:lang w:val="id_ID" w:bidi="id_ID"/>
+        </w:rPr>
+      </w:r>
+    </w:p>
+    <w:p>
+      <w:pPr/>
+      <w:r>
+        <w:rPr>
+          <w:lang w:val="id_ID" w:bidi="id_ID"/>
+        </w:rPr>
+      </w:r>
+    </w:p>
+    <w:p>
+      <w:pPr>
+        <w:pStyle w:val="Heading2"/>
+      </w:pPr>
+      <w:r>
+        <w:rPr>
+          <w:lang w:val="id_ID" w:bidi="id_ID"/>
+        </w:rPr>
         <w:t>Diakon/diaken</w:t>
       </w:r>
       <w:r>
@@ -3946,7 +6396,7 @@
           <w:lang w:val="id_ID" w:bidi="id_ID"/>
         </w:rPr>
       </w:r>
-      <w:hyperlink r:id="rId56">
+      <w:hyperlink r:id="rId89">
         <w:r>
           <w:rPr>
             <w:lang w:val="id_ID" w:bidi="id_ID"/>
@@ -3970,7 +6420,7 @@
           <w:lang w:val="id_ID" w:bidi="id_ID"/>
         </w:rPr>
       </w:r>
-      <w:hyperlink r:id="rId56">
+      <w:hyperlink r:id="rId89">
         <w:r>
           <w:rPr>
             <w:lang w:val="id_ID" w:bidi="id_ID"/>
@@ -3994,7 +6444,7 @@
           <w:lang w:val="id_ID" w:bidi="id_ID"/>
         </w:rPr>
       </w:r>
-      <w:hyperlink r:id="rId57">
+      <w:hyperlink r:id="rId90">
         <w:r>
           <w:rPr>
             <w:lang w:val="id_ID" w:bidi="id_ID"/>
@@ -4062,6 +6512,233 @@
         <w:rPr>
           <w:lang w:val="id_ID" w:bidi="id_ID"/>
         </w:rPr>
+        <w:t>Dibunuh</w:t>
+      </w:r>
+      <w:r>
+        <w:rPr>
+          <w:lang w:val="id_ID" w:bidi="id_ID"/>
+        </w:rPr>
+      </w:r>
+    </w:p>
+    <w:p>
+      <w:pPr>
+        <w:pStyle w:val="Heading3"/>
+      </w:pPr>
+      <w:r>
+        <w:rPr>
+          <w:lang w:val="id_ID" w:bidi="id_ID"/>
+        </w:rPr>
+        <w:t>Pengertian:</w:t>
+      </w:r>
+    </w:p>
+    <w:p>
+      <w:pPr/>
+      <w:r>
+        <w:rPr>
+          <w:lang w:val="id_ID" w:bidi="id_ID"/>
+        </w:rPr>
+      </w:r>
+      <w:r>
+        <w:rPr>
+          <w:lang w:val="id_ID" w:bidi="id_ID"/>
+        </w:rPr>
+        <w:t>Untuk "membunuh" seseorang atau seekor hewan berarti menghilangkan nyawanya. Sering kali ini dilakukan dengan cara yang kuat atau kekerasan. Jika seorang manusia telah membunuh hewan, dia telah "membunuhnya".</w:t>
+      </w:r>
+    </w:p>
+    <w:p>
+      <w:pPr>
+        <w:pStyle w:val="ListBullet"/>
+        <w:spacing w:line="240" w:lineRule="auto"/>
+        <w:ind w:left="720"/>
+      </w:pPr>
+      <w:r>
+        <w:rPr>
+          <w:lang w:val="id_ID" w:bidi="id_ID"/>
+        </w:rPr>
+      </w:r>
+      <w:r>
+        <w:rPr>
+          <w:lang w:val="id_ID" w:bidi="id_ID"/>
+        </w:rPr>
+        <w:t>Ketika merujuk pada seekor binatang atau sejumlah besar orang, istilah "pembantaian" sering digunakan.</w:t>
+      </w:r>
+    </w:p>
+    <w:p>
+      <w:pPr>
+        <w:pStyle w:val="ListBullet"/>
+        <w:spacing w:line="240" w:lineRule="auto"/>
+        <w:ind w:left="720"/>
+      </w:pPr>
+      <w:r>
+        <w:rPr>
+          <w:lang w:val="id_ID" w:bidi="id_ID"/>
+        </w:rPr>
+      </w:r>
+      <w:r>
+        <w:rPr>
+          <w:lang w:val="id_ID" w:bidi="id_ID"/>
+        </w:rPr>
+        <w:t>Tindakan menyembelih juga disebut sebagai "penyembelihan."</w:t>
+      </w:r>
+    </w:p>
+    <w:p>
+      <w:pPr>
+        <w:pStyle w:val="ListBullet"/>
+        <w:spacing w:line="240" w:lineRule="auto"/>
+        <w:ind w:left="720"/>
+      </w:pPr>
+      <w:r>
+        <w:rPr>
+          <w:lang w:val="id_ID" w:bidi="id_ID"/>
+        </w:rPr>
+      </w:r>
+      <w:r>
+        <w:rPr>
+          <w:lang w:val="id_ID" w:bidi="id_ID"/>
+        </w:rPr>
+        <w:t>Frasa "yang terbunuh" juga dapat diterjemahkan sebagai "Orang-orang yang terbunuh" atau "Orang-orang yang dibunuh."</w:t>
+      </w:r>
+    </w:p>
+    <w:p>
+      <w:pPr/>
+      <w:r>
+        <w:rPr>
+          <w:lang w:val="id_ID" w:bidi="id_ID"/>
+        </w:rPr>
+      </w:r>
+      <w:r>
+        <w:rPr>
+          <w:lang w:val="id_ID" w:bidi="id_ID"/>
+        </w:rPr>
+        <w:t xml:space="preserve">(Lihat juga: </w:t>
+      </w:r>
+      <w:r>
+        <w:rPr>
+          <w:lang w:val="id_ID" w:bidi="id_ID"/>
+        </w:rPr>
+        <w:t>pembantaian</w:t>
+      </w:r>
+      <w:r>
+        <w:rPr>
+          <w:lang w:val="id_ID" w:bidi="id_ID"/>
+        </w:rPr>
+        <w:t>)</w:t>
+      </w:r>
+    </w:p>
+    <w:p>
+      <w:pPr>
+        <w:pStyle w:val="Heading3"/>
+      </w:pPr>
+      <w:r>
+        <w:rPr>
+          <w:lang w:val="id_ID" w:bidi="id_ID"/>
+        </w:rPr>
+        <w:t>Referensi Alkitab:</w:t>
+      </w:r>
+    </w:p>
+    <w:p>
+      <w:pPr>
+        <w:pStyle w:val="ListBullet"/>
+        <w:spacing w:line="240" w:lineRule="auto"/>
+        <w:ind w:left="720"/>
+      </w:pPr>
+      <w:r>
+        <w:rPr>
+          <w:lang w:val="id_ID" w:bidi="id_ID"/>
+        </w:rPr>
+      </w:r>
+      <w:hyperlink r:id="rId91">
+        <w:r>
+          <w:rPr>
+            <w:lang w:val="id_ID" w:bidi="id_ID"/>
+          </w:rPr>
+          <w:rPr>
+            <w:color w:val="0000EE"/>
+            <w:u w:val="single"/>
+          </w:rPr>
+          <w:t>Yehezkiel 28:23</w:t>
+        </w:r>
+      </w:hyperlink>
+    </w:p>
+    <w:p>
+      <w:pPr>
+        <w:pStyle w:val="ListBullet"/>
+        <w:spacing w:line="240" w:lineRule="auto"/>
+        <w:ind w:left="720"/>
+      </w:pPr>
+      <w:r>
+        <w:rPr>
+          <w:lang w:val="id_ID" w:bidi="id_ID"/>
+        </w:rPr>
+      </w:r>
+      <w:hyperlink r:id="rId92">
+        <w:r>
+          <w:rPr>
+            <w:lang w:val="id_ID" w:bidi="id_ID"/>
+          </w:rPr>
+          <w:rPr>
+            <w:color w:val="0000EE"/>
+            <w:u w:val="single"/>
+          </w:rPr>
+          <w:t>Yesaya 26:21</w:t>
+        </w:r>
+      </w:hyperlink>
+    </w:p>
+    <w:p>
+      <w:pPr>
+        <w:pStyle w:val="Heading3"/>
+      </w:pPr>
+      <w:r>
+        <w:rPr>
+          <w:lang w:val="id_ID" w:bidi="id_ID"/>
+        </w:rPr>
+        <w:t>Data Kata:</w:t>
+      </w:r>
+    </w:p>
+    <w:p>
+      <w:pPr>
+        <w:pStyle w:val="ListBullet"/>
+        <w:spacing w:line="240" w:lineRule="auto"/>
+        <w:ind w:left="720"/>
+      </w:pPr>
+      <w:r>
+        <w:rPr>
+          <w:lang w:val="id_ID" w:bidi="id_ID"/>
+        </w:rPr>
+      </w:r>
+      <w:r>
+        <w:rPr>
+          <w:lang w:val="id_ID" w:bidi="id_ID"/>
+        </w:rPr>
+        <w:t>Strong: H2026, H2076, H2491, H2717, H2763, H2873, H2874, H4191, H4194, H5221, H6991, H6992, H7523, H7819, G03370, G06150, G13150, G23800, G26950, G49680, G49690, G54070</w:t>
+      </w:r>
+      <w:r>
+        <w:rPr>
+          <w:lang w:val="id_ID" w:bidi="id_ID"/>
+        </w:rPr>
+      </w:r>
+      <w:r>
+        <w:rPr>
+          <w:lang w:val="id_ID" w:bidi="id_ID"/>
+        </w:rPr>
+      </w:r>
+    </w:p>
+    <w:p>
+      <w:pPr/>
+      <w:r>
+        <w:rPr>
+          <w:lang w:val="id_ID" w:bidi="id_ID"/>
+        </w:rPr>
+      </w:r>
+    </w:p>
+    <w:p>
+      <w:pPr>
+        <w:pStyle w:val="Heading2"/>
+      </w:pPr>
+      <w:r>
+        <w:rPr>
+          <w:lang w:val="id_ID" w:bidi="id_ID"/>
+        </w:rPr>
         <w:t>Dilahirkan kembali</w:t>
       </w:r>
       <w:r>
@@ -4310,7 +6987,7 @@
           <w:lang w:val="id_ID" w:bidi="id_ID"/>
         </w:rPr>
       </w:r>
-      <w:hyperlink r:id="rId49">
+      <w:hyperlink r:id="rId80">
         <w:r>
           <w:rPr>
             <w:lang w:val="id_ID" w:bidi="id_ID"/>
@@ -4334,7 +7011,7 @@
           <w:lang w:val="id_ID" w:bidi="id_ID"/>
         </w:rPr>
       </w:r>
-      <w:hyperlink r:id="rId58">
+      <w:hyperlink r:id="rId93">
         <w:r>
           <w:rPr>
             <w:lang w:val="id_ID" w:bidi="id_ID"/>
@@ -4358,7 +7035,7 @@
           <w:lang w:val="id_ID" w:bidi="id_ID"/>
         </w:rPr>
       </w:r>
-      <w:hyperlink r:id="rId58">
+      <w:hyperlink r:id="rId93">
         <w:r>
           <w:rPr>
             <w:lang w:val="id_ID" w:bidi="id_ID"/>
@@ -4382,7 +7059,7 @@
           <w:lang w:val="id_ID" w:bidi="id_ID"/>
         </w:rPr>
       </w:r>
-      <w:hyperlink r:id="rId59">
+      <w:hyperlink r:id="rId94">
         <w:r>
           <w:rPr>
             <w:lang w:val="id_ID" w:bidi="id_ID"/>
@@ -4406,7 +7083,7 @@
           <w:lang w:val="id_ID" w:bidi="id_ID"/>
         </w:rPr>
       </w:r>
-      <w:hyperlink r:id="rId60">
+      <w:hyperlink r:id="rId95">
         <w:r>
           <w:rPr>
             <w:lang w:val="id_ID" w:bidi="id_ID"/>
@@ -4430,7 +7107,7 @@
           <w:lang w:val="id_ID" w:bidi="id_ID"/>
         </w:rPr>
       </w:r>
-      <w:hyperlink r:id="rId61">
+      <w:hyperlink r:id="rId96">
         <w:r>
           <w:rPr>
             <w:lang w:val="id_ID" w:bidi="id_ID"/>
@@ -4782,7 +7459,7 @@
           <w:lang w:val="id_ID" w:bidi="id_ID"/>
         </w:rPr>
       </w:r>
-      <w:hyperlink r:id="rId62">
+      <w:hyperlink r:id="rId97">
         <w:r>
           <w:rPr>
             <w:lang w:val="id_ID" w:bidi="id_ID"/>
@@ -4806,7 +7483,7 @@
           <w:lang w:val="id_ID" w:bidi="id_ID"/>
         </w:rPr>
       </w:r>
-      <w:hyperlink r:id="rId63">
+      <w:hyperlink r:id="rId98">
         <w:r>
           <w:rPr>
             <w:lang w:val="id_ID" w:bidi="id_ID"/>
@@ -4830,7 +7507,7 @@
           <w:lang w:val="id_ID" w:bidi="id_ID"/>
         </w:rPr>
       </w:r>
-      <w:hyperlink r:id="rId64">
+      <w:hyperlink r:id="rId99">
         <w:r>
           <w:rPr>
             <w:lang w:val="id_ID" w:bidi="id_ID"/>
@@ -4854,7 +7531,7 @@
           <w:lang w:val="id_ID" w:bidi="id_ID"/>
         </w:rPr>
       </w:r>
-      <w:hyperlink r:id="rId65">
+      <w:hyperlink r:id="rId100">
         <w:r>
           <w:rPr>
             <w:lang w:val="id_ID" w:bidi="id_ID"/>
@@ -4878,7 +7555,7 @@
           <w:lang w:val="id_ID" w:bidi="id_ID"/>
         </w:rPr>
       </w:r>
-      <w:hyperlink r:id="rId66">
+      <w:hyperlink r:id="rId101">
         <w:r>
           <w:rPr>
             <w:lang w:val="id_ID" w:bidi="id_ID"/>
@@ -4902,7 +7579,7 @@
           <w:lang w:val="id_ID" w:bidi="id_ID"/>
         </w:rPr>
       </w:r>
-      <w:hyperlink r:id="rId67">
+      <w:hyperlink r:id="rId102">
         <w:r>
           <w:rPr>
             <w:lang w:val="id_ID" w:bidi="id_ID"/>
@@ -4926,7 +7603,7 @@
           <w:lang w:val="id_ID" w:bidi="id_ID"/>
         </w:rPr>
       </w:r>
-      <w:hyperlink r:id="rId68">
+      <w:hyperlink r:id="rId103">
         <w:r>
           <w:rPr>
             <w:lang w:val="id_ID" w:bidi="id_ID"/>
@@ -5147,7 +7824,7 @@
           <w:lang w:val="id_ID" w:bidi="id_ID"/>
         </w:rPr>
       </w:r>
-      <w:hyperlink r:id="rId56">
+      <w:hyperlink r:id="rId89">
         <w:r>
           <w:rPr>
             <w:lang w:val="id_ID" w:bidi="id_ID"/>
@@ -5171,7 +7848,7 @@
           <w:lang w:val="id_ID" w:bidi="id_ID"/>
         </w:rPr>
       </w:r>
-      <w:hyperlink r:id="rId38">
+      <w:hyperlink r:id="rId58">
         <w:r>
           <w:rPr>
             <w:lang w:val="id_ID" w:bidi="id_ID"/>
@@ -5195,7 +7872,7 @@
           <w:lang w:val="id_ID" w:bidi="id_ID"/>
         </w:rPr>
       </w:r>
-      <w:hyperlink r:id="rId69">
+      <w:hyperlink r:id="rId104">
         <w:r>
           <w:rPr>
             <w:lang w:val="id_ID" w:bidi="id_ID"/>
@@ -5219,7 +7896,7 @@
           <w:lang w:val="id_ID" w:bidi="id_ID"/>
         </w:rPr>
       </w:r>
-      <w:hyperlink r:id="rId70">
+      <w:hyperlink r:id="rId105">
         <w:r>
           <w:rPr>
             <w:lang w:val="id_ID" w:bidi="id_ID"/>
@@ -5287,6 +7964,1480 @@
         <w:rPr>
           <w:lang w:val="id_ID" w:bidi="id_ID"/>
         </w:rPr>
+        <w:t>Domba</w:t>
+      </w:r>
+      <w:r>
+        <w:rPr>
+          <w:lang w:val="id_ID" w:bidi="id_ID"/>
+        </w:rPr>
+      </w:r>
+    </w:p>
+    <w:p>
+      <w:pPr>
+        <w:pStyle w:val="Heading3"/>
+      </w:pPr>
+      <w:r>
+        <w:rPr>
+          <w:lang w:val="id_ID" w:bidi="id_ID"/>
+        </w:rPr>
+        <w:t>Definisi:</w:t>
+      </w:r>
+    </w:p>
+    <w:p>
+      <w:pPr/>
+      <w:r>
+        <w:rPr>
+          <w:lang w:val="id_ID" w:bidi="id_ID"/>
+        </w:rPr>
+      </w:r>
+      <w:r>
+        <w:rPr>
+          <w:lang w:val="id_ID" w:bidi="id_ID"/>
+        </w:rPr>
+        <w:t>Istilah "anak domba" merujuk pada domba yang masih muda. Domba adalah hewan berkaki empat dengan bulu tebal berupa wol, yang digunakan untuk pengorbanan kepada Allah. Yesus disebut "Anak Domba Allah" karena Dia dikorbankan untuk menebus dosa-dosa manusia.</w:t>
+      </w:r>
+    </w:p>
+    <w:p>
+      <w:pPr>
+        <w:pStyle w:val="ListBullet"/>
+        <w:spacing w:line="240" w:lineRule="auto"/>
+        <w:ind w:left="720"/>
+      </w:pPr>
+      <w:r>
+        <w:rPr>
+          <w:lang w:val="id_ID" w:bidi="id_ID"/>
+        </w:rPr>
+      </w:r>
+      <w:r>
+        <w:rPr>
+          <w:lang w:val="id_ID" w:bidi="id_ID"/>
+        </w:rPr>
+        <w:t>Hewan-hewan ini mudah tersesat dan perlu dilindungi. Allah membandingkan manusia dengan domba.</w:t>
+      </w:r>
+    </w:p>
+    <w:p>
+      <w:pPr>
+        <w:pStyle w:val="ListBullet"/>
+        <w:spacing w:line="240" w:lineRule="auto"/>
+        <w:ind w:left="720"/>
+      </w:pPr>
+      <w:r>
+        <w:rPr>
+          <w:lang w:val="id_ID" w:bidi="id_ID"/>
+        </w:rPr>
+      </w:r>
+      <w:r>
+        <w:rPr>
+          <w:lang w:val="id_ID" w:bidi="id_ID"/>
+        </w:rPr>
+        <w:t>Allah memerintahkan umat-Nya untuk mempersembahkan domba dan anak domba yang tak bercacat secara fisik kepada-Nya.</w:t>
+      </w:r>
+    </w:p>
+    <w:p>
+      <w:pPr>
+        <w:pStyle w:val="ListBullet"/>
+        <w:spacing w:line="240" w:lineRule="auto"/>
+        <w:ind w:left="720"/>
+      </w:pPr>
+      <w:r>
+        <w:rPr>
+          <w:lang w:val="id_ID" w:bidi="id_ID"/>
+        </w:rPr>
+      </w:r>
+      <w:r>
+        <w:rPr>
+          <w:lang w:val="id_ID" w:bidi="id_ID"/>
+        </w:rPr>
+        <w:t>Yesus disebut sebagai "Anak Domba Allah" yang dikorbankan untuk menebus dosa-dosa manusia. Dia adalah korban yang sempurna dan tanpa cacat karena sepenuhnya tanpa dosa.</w:t>
+      </w:r>
+    </w:p>
+    <w:p>
+      <w:pPr>
+        <w:pStyle w:val="Heading3"/>
+      </w:pPr>
+      <w:r>
+        <w:rPr>
+          <w:lang w:val="id_ID" w:bidi="id_ID"/>
+        </w:rPr>
+        <w:t>Saran Terjemahan:</w:t>
+      </w:r>
+    </w:p>
+    <w:p>
+      <w:pPr>
+        <w:pStyle w:val="ListBullet"/>
+        <w:spacing w:line="240" w:lineRule="auto"/>
+        <w:ind w:left="720"/>
+      </w:pPr>
+      <w:r>
+        <w:rPr>
+          <w:lang w:val="id_ID" w:bidi="id_ID"/>
+        </w:rPr>
+      </w:r>
+      <w:r>
+        <w:rPr>
+          <w:lang w:val="id_ID" w:bidi="id_ID"/>
+        </w:rPr>
+        <w:t>Jika kata domba dikenal di daerah bahasa yang bersangkutan, maka kata untuk anak domba harus digunakan untuk menerjemahkan istilah “anak domba” dan “Anak Domba Allah.”</w:t>
+      </w:r>
+    </w:p>
+    <w:p>
+      <w:pPr>
+        <w:pStyle w:val="ListBullet"/>
+        <w:spacing w:line="240" w:lineRule="auto"/>
+        <w:ind w:left="720"/>
+      </w:pPr>
+      <w:r>
+        <w:rPr>
+          <w:lang w:val="id_ID" w:bidi="id_ID"/>
+        </w:rPr>
+      </w:r>
+      <w:r>
+        <w:rPr>
+          <w:lang w:val="id_ID" w:bidi="id_ID"/>
+        </w:rPr>
+        <w:t>“Anak Domba Allah” dapat diterjemahkan sebagai “Anak Domba (korban) Allah,” atau “Anak Domba yang dikorbankan kepada Allah” atau “Anak Domba (korban) dari Allah.”</w:t>
+      </w:r>
+    </w:p>
+    <w:p>
+      <w:pPr>
+        <w:pStyle w:val="ListBullet"/>
+        <w:spacing w:line="240" w:lineRule="auto"/>
+        <w:ind w:left="720"/>
+      </w:pPr>
+      <w:r>
+        <w:rPr>
+          <w:lang w:val="id_ID" w:bidi="id_ID"/>
+        </w:rPr>
+      </w:r>
+      <w:r>
+        <w:rPr>
+          <w:lang w:val="id_ID" w:bidi="id_ID"/>
+        </w:rPr>
+        <w:t>Jika kata domba tidak dikenal di daerah bahasa yang bersangkutan, istilah ini dapat diterjemahkan sebagai "seekor domba muda" dengan catatan kaki yang menjelaskan seperti apa domba itu. Catatan tersebut juga dapat membandingkan domba dan anak domba dengan binatang dari daerah tersebut yang hidup berkelompok, pemalu, tidak berdaya, dan sering tersesat.</w:t>
+      </w:r>
+    </w:p>
+    <w:p>
+      <w:pPr>
+        <w:pStyle w:val="ListBullet"/>
+        <w:spacing w:line="240" w:lineRule="auto"/>
+        <w:ind w:left="720"/>
+      </w:pPr>
+      <w:r>
+        <w:rPr>
+          <w:lang w:val="id_ID" w:bidi="id_ID"/>
+        </w:rPr>
+      </w:r>
+      <w:r>
+        <w:rPr>
+          <w:lang w:val="id_ID" w:bidi="id_ID"/>
+        </w:rPr>
+        <w:t>Pertimbangkan juga bagaimana istilah ini diterjemahkan dalam terjemahan Alkitab dari bahasa lokal atau bahasa nasional terdekat.</w:t>
+      </w:r>
+    </w:p>
+    <w:p>
+      <w:pPr/>
+      <w:r>
+        <w:rPr>
+          <w:lang w:val="id_ID" w:bidi="id_ID"/>
+        </w:rPr>
+      </w:r>
+      <w:r>
+        <w:rPr>
+          <w:lang w:val="id_ID" w:bidi="id_ID"/>
+        </w:rPr>
+        <w:t xml:space="preserve">(Lihat: </w:t>
+      </w:r>
+      <w:r>
+        <w:rPr>
+          <w:lang w:val="id_ID" w:bidi="id_ID"/>
+        </w:rPr>
+        <w:t>Menerjemahkan Istilah yang Tidak Dikenal</w:t>
+      </w:r>
+      <w:r>
+        <w:rPr>
+          <w:lang w:val="id_ID" w:bidi="id_ID"/>
+        </w:rPr>
+        <w:t>)</w:t>
+      </w:r>
+    </w:p>
+    <w:p>
+      <w:pPr/>
+      <w:r>
+        <w:rPr>
+          <w:lang w:val="id_ID" w:bidi="id_ID"/>
+        </w:rPr>
+      </w:r>
+      <w:r>
+        <w:rPr>
+          <w:lang w:val="id_ID" w:bidi="id_ID"/>
+        </w:rPr>
+        <w:t xml:space="preserve">(Lihat juga: </w:t>
+      </w:r>
+      <w:r>
+        <w:rPr>
+          <w:lang w:val="id_ID" w:bidi="id_ID"/>
+        </w:rPr>
+        <w:t>domba</w:t>
+      </w:r>
+      <w:r>
+        <w:rPr>
+          <w:lang w:val="id_ID" w:bidi="id_ID"/>
+        </w:rPr>
+        <w:t xml:space="preserve">, </w:t>
+      </w:r>
+      <w:r>
+        <w:rPr>
+          <w:lang w:val="id_ID" w:bidi="id_ID"/>
+        </w:rPr>
+        <w:t>gembala</w:t>
+      </w:r>
+      <w:r>
+        <w:rPr>
+          <w:lang w:val="id_ID" w:bidi="id_ID"/>
+        </w:rPr>
+        <w:t>)</w:t>
+      </w:r>
+    </w:p>
+    <w:p>
+      <w:pPr>
+        <w:pStyle w:val="Heading3"/>
+      </w:pPr>
+      <w:r>
+        <w:rPr>
+          <w:lang w:val="id_ID" w:bidi="id_ID"/>
+        </w:rPr>
+        <w:t>Referensi Alkitab:</w:t>
+      </w:r>
+    </w:p>
+    <w:p>
+      <w:pPr>
+        <w:pStyle w:val="ListBullet"/>
+        <w:spacing w:line="240" w:lineRule="auto"/>
+        <w:ind w:left="720"/>
+      </w:pPr>
+      <w:r>
+        <w:rPr>
+          <w:lang w:val="id_ID" w:bidi="id_ID"/>
+        </w:rPr>
+      </w:r>
+      <w:hyperlink r:id="rId106">
+        <w:r>
+          <w:rPr>
+            <w:lang w:val="id_ID" w:bidi="id_ID"/>
+          </w:rPr>
+          <w:rPr>
+            <w:color w:val="0000EE"/>
+            <w:u w:val="single"/>
+          </w:rPr>
+          <w:t>2 Samuel 12:3</w:t>
+        </w:r>
+      </w:hyperlink>
+    </w:p>
+    <w:p>
+      <w:pPr>
+        <w:pStyle w:val="ListBullet"/>
+        <w:spacing w:line="240" w:lineRule="auto"/>
+        <w:ind w:left="720"/>
+      </w:pPr>
+      <w:r>
+        <w:rPr>
+          <w:lang w:val="id_ID" w:bidi="id_ID"/>
+        </w:rPr>
+      </w:r>
+      <w:hyperlink r:id="rId107">
+        <w:r>
+          <w:rPr>
+            <w:lang w:val="id_ID" w:bidi="id_ID"/>
+          </w:rPr>
+          <w:rPr>
+            <w:color w:val="0000EE"/>
+            <w:u w:val="single"/>
+          </w:rPr>
+          <w:t>Ezra 8:35–36</w:t>
+        </w:r>
+      </w:hyperlink>
+    </w:p>
+    <w:p>
+      <w:pPr>
+        <w:pStyle w:val="ListBullet"/>
+        <w:spacing w:line="240" w:lineRule="auto"/>
+        <w:ind w:left="720"/>
+      </w:pPr>
+      <w:r>
+        <w:rPr>
+          <w:lang w:val="id_ID" w:bidi="id_ID"/>
+        </w:rPr>
+      </w:r>
+      <w:hyperlink r:id="rId108">
+        <w:r>
+          <w:rPr>
+            <w:lang w:val="id_ID" w:bidi="id_ID"/>
+          </w:rPr>
+          <w:rPr>
+            <w:color w:val="0000EE"/>
+            <w:u w:val="single"/>
+          </w:rPr>
+          <w:t>Yesaya 66:3</w:t>
+        </w:r>
+      </w:hyperlink>
+    </w:p>
+    <w:p>
+      <w:pPr>
+        <w:pStyle w:val="ListBullet"/>
+        <w:spacing w:line="240" w:lineRule="auto"/>
+        <w:ind w:left="720"/>
+      </w:pPr>
+      <w:r>
+        <w:rPr>
+          <w:lang w:val="id_ID" w:bidi="id_ID"/>
+        </w:rPr>
+      </w:r>
+      <w:hyperlink r:id="rId109">
+        <w:r>
+          <w:rPr>
+            <w:lang w:val="id_ID" w:bidi="id_ID"/>
+          </w:rPr>
+          <w:rPr>
+            <w:color w:val="0000EE"/>
+            <w:u w:val="single"/>
+          </w:rPr>
+          <w:t>Yeremia 11:19</w:t>
+        </w:r>
+      </w:hyperlink>
+    </w:p>
+    <w:p>
+      <w:pPr>
+        <w:pStyle w:val="ListBullet"/>
+        <w:spacing w:line="240" w:lineRule="auto"/>
+        <w:ind w:left="720"/>
+      </w:pPr>
+      <w:r>
+        <w:rPr>
+          <w:lang w:val="id_ID" w:bidi="id_ID"/>
+        </w:rPr>
+      </w:r>
+      <w:hyperlink r:id="rId110">
+        <w:r>
+          <w:rPr>
+            <w:lang w:val="id_ID" w:bidi="id_ID"/>
+          </w:rPr>
+          <w:rPr>
+            <w:color w:val="0000EE"/>
+            <w:u w:val="single"/>
+          </w:rPr>
+          <w:t>Yohanes 1:29</w:t>
+        </w:r>
+      </w:hyperlink>
+    </w:p>
+    <w:p>
+      <w:pPr>
+        <w:pStyle w:val="ListBullet"/>
+        <w:spacing w:line="240" w:lineRule="auto"/>
+        <w:ind w:left="720"/>
+      </w:pPr>
+      <w:r>
+        <w:rPr>
+          <w:lang w:val="id_ID" w:bidi="id_ID"/>
+        </w:rPr>
+      </w:r>
+      <w:hyperlink r:id="rId111">
+        <w:r>
+          <w:rPr>
+            <w:lang w:val="id_ID" w:bidi="id_ID"/>
+          </w:rPr>
+          <w:rPr>
+            <w:color w:val="0000EE"/>
+            <w:u w:val="single"/>
+          </w:rPr>
+          <w:t>Yohanes 1:36</w:t>
+        </w:r>
+      </w:hyperlink>
+    </w:p>
+    <w:p>
+      <w:pPr>
+        <w:pStyle w:val="ListBullet"/>
+        <w:spacing w:line="240" w:lineRule="auto"/>
+        <w:ind w:left="720"/>
+      </w:pPr>
+      <w:r>
+        <w:rPr>
+          <w:lang w:val="id_ID" w:bidi="id_ID"/>
+        </w:rPr>
+      </w:r>
+      <w:hyperlink r:id="rId112">
+        <w:r>
+          <w:rPr>
+            <w:lang w:val="id_ID" w:bidi="id_ID"/>
+          </w:rPr>
+          <w:rPr>
+            <w:color w:val="0000EE"/>
+            <w:u w:val="single"/>
+          </w:rPr>
+          <w:t>Imamat 14:21–23</w:t>
+        </w:r>
+      </w:hyperlink>
+    </w:p>
+    <w:p>
+      <w:pPr>
+        <w:pStyle w:val="ListBullet"/>
+        <w:spacing w:line="240" w:lineRule="auto"/>
+        <w:ind w:left="720"/>
+      </w:pPr>
+      <w:r>
+        <w:rPr>
+          <w:lang w:val="id_ID" w:bidi="id_ID"/>
+        </w:rPr>
+      </w:r>
+      <w:hyperlink r:id="rId113">
+        <w:r>
+          <w:rPr>
+            <w:lang w:val="id_ID" w:bidi="id_ID"/>
+          </w:rPr>
+          <w:rPr>
+            <w:color w:val="0000EE"/>
+            <w:u w:val="single"/>
+          </w:rPr>
+          <w:t>Imamat 17:1–4</w:t>
+        </w:r>
+      </w:hyperlink>
+    </w:p>
+    <w:p>
+      <w:pPr>
+        <w:pStyle w:val="ListBullet"/>
+        <w:spacing w:line="240" w:lineRule="auto"/>
+        <w:ind w:left="720"/>
+      </w:pPr>
+      <w:r>
+        <w:rPr>
+          <w:lang w:val="id_ID" w:bidi="id_ID"/>
+        </w:rPr>
+      </w:r>
+      <w:hyperlink r:id="rId114">
+        <w:r>
+          <w:rPr>
+            <w:lang w:val="id_ID" w:bidi="id_ID"/>
+          </w:rPr>
+          <w:rPr>
+            <w:color w:val="0000EE"/>
+            <w:u w:val="single"/>
+          </w:rPr>
+          <w:t>Lukas 10:3</w:t>
+        </w:r>
+      </w:hyperlink>
+    </w:p>
+    <w:p>
+      <w:pPr>
+        <w:pStyle w:val="ListBullet"/>
+        <w:spacing w:line="240" w:lineRule="auto"/>
+        <w:ind w:left="720"/>
+      </w:pPr>
+      <w:r>
+        <w:rPr>
+          <w:lang w:val="id_ID" w:bidi="id_ID"/>
+        </w:rPr>
+      </w:r>
+      <w:hyperlink r:id="rId115">
+        <w:r>
+          <w:rPr>
+            <w:lang w:val="id_ID" w:bidi="id_ID"/>
+          </w:rPr>
+          <w:rPr>
+            <w:color w:val="0000EE"/>
+            <w:u w:val="single"/>
+          </w:rPr>
+          <w:t>Wahyu 15:3–4</w:t>
+        </w:r>
+      </w:hyperlink>
+    </w:p>
+    <w:p>
+      <w:pPr>
+        <w:pStyle w:val="Heading3"/>
+      </w:pPr>
+      <w:r>
+        <w:rPr>
+          <w:lang w:val="id_ID" w:bidi="id_ID"/>
+        </w:rPr>
+        <w:t>Contoh dari cerita Alkitab:</w:t>
+      </w:r>
+    </w:p>
+    <w:p>
+      <w:pPr>
+        <w:pStyle w:val="ListBullet"/>
+        <w:spacing w:line="240" w:lineRule="auto"/>
+        <w:ind w:left="720"/>
+      </w:pPr>
+      <w:r>
+        <w:rPr>
+          <w:lang w:val="id_ID" w:bidi="id_ID"/>
+        </w:rPr>
+      </w:r>
+      <w:r>
+        <w:rPr>
+          <w:b/>
+          <w:lang w:val="id_ID" w:bidi="id_ID"/>
+        </w:rPr>
+        <w:t>5:7</w:t>
+      </w:r>
+      <w:r>
+        <w:rPr>
+          <w:lang w:val="id_ID" w:bidi="id_ID"/>
+        </w:rPr>
+        <w:t xml:space="preserve"> Ketika Abraham dan Ishak berjalan menuju tempat persembahan, Ishak bertanya, “Di sini sudah ada api dan kayu, tetapi di manakah </w:t>
+      </w:r>
+      <w:r>
+        <w:rPr>
+          <w:b/>
+          <w:lang w:val="id_ID" w:bidi="id_ID"/>
+        </w:rPr>
+        <w:t>anak domba</w:t>
+      </w:r>
+      <w:r>
+        <w:rPr>
+          <w:lang w:val="id_ID" w:bidi="id_ID"/>
+        </w:rPr>
+        <w:t xml:space="preserve"> untuk korban bakaran itu?”</w:t>
+      </w:r>
+    </w:p>
+    <w:p>
+      <w:pPr>
+        <w:pStyle w:val="ListBullet"/>
+        <w:spacing w:line="240" w:lineRule="auto"/>
+        <w:ind w:left="720"/>
+      </w:pPr>
+      <w:r>
+        <w:rPr>
+          <w:lang w:val="id_ID" w:bidi="id_ID"/>
+        </w:rPr>
+      </w:r>
+      <w:r>
+        <w:rPr>
+          <w:b/>
+          <w:lang w:val="id_ID" w:bidi="id_ID"/>
+        </w:rPr>
+        <w:t>11:2</w:t>
+      </w:r>
+      <w:r>
+        <w:rPr>
+          <w:lang w:val="id_ID" w:bidi="id_ID"/>
+        </w:rPr>
+        <w:t xml:space="preserve"> Allah menyediakan cara untuk menyelamatkan anak sulung dari setiap orang yang percaya kepada-Nya. Setiap keluarga harus memilih </w:t>
+      </w:r>
+      <w:r>
+        <w:rPr>
+          <w:b/>
+          <w:lang w:val="id_ID" w:bidi="id_ID"/>
+        </w:rPr>
+        <w:t>domba</w:t>
+      </w:r>
+      <w:r>
+        <w:rPr>
+          <w:lang w:val="id_ID" w:bidi="id_ID"/>
+        </w:rPr>
+        <w:t xml:space="preserve"> atau kambing yang tidak bercacat dan mengorbankannya.</w:t>
+      </w:r>
+    </w:p>
+    <w:p>
+      <w:pPr>
+        <w:pStyle w:val="ListBullet"/>
+        <w:spacing w:line="240" w:lineRule="auto"/>
+        <w:ind w:left="720"/>
+      </w:pPr>
+      <w:r>
+        <w:rPr>
+          <w:lang w:val="id_ID" w:bidi="id_ID"/>
+        </w:rPr>
+      </w:r>
+      <w:r>
+        <w:rPr>
+          <w:b/>
+          <w:lang w:val="id_ID" w:bidi="id_ID"/>
+        </w:rPr>
+        <w:t>24:6</w:t>
+      </w:r>
+      <w:r>
+        <w:rPr>
+          <w:lang w:val="id_ID" w:bidi="id_ID"/>
+        </w:rPr>
+        <w:t xml:space="preserve"> Keesokan harinya, Yesus datang untuk dibaptis oleh Yohanes. Ketika Yohanes melihatnya, dia berkata, "Lihat! Itulah </w:t>
+      </w:r>
+      <w:r>
+        <w:rPr>
+          <w:b/>
+          <w:lang w:val="id_ID" w:bidi="id_ID"/>
+        </w:rPr>
+        <w:t>Anak Domba Allah</w:t>
+      </w:r>
+      <w:r>
+        <w:rPr>
+          <w:lang w:val="id_ID" w:bidi="id_ID"/>
+        </w:rPr>
+        <w:t xml:space="preserve"> yang akan menghapus dosa dunia."</w:t>
+      </w:r>
+    </w:p>
+    <w:p>
+      <w:pPr>
+        <w:pStyle w:val="ListBullet"/>
+        <w:spacing w:line="240" w:lineRule="auto"/>
+        <w:ind w:left="720"/>
+      </w:pPr>
+      <w:r>
+        <w:rPr>
+          <w:lang w:val="id_ID" w:bidi="id_ID"/>
+        </w:rPr>
+      </w:r>
+      <w:r>
+        <w:rPr>
+          <w:b/>
+          <w:lang w:val="id_ID" w:bidi="id_ID"/>
+        </w:rPr>
+        <w:t>45:8</w:t>
+      </w:r>
+      <w:r>
+        <w:rPr>
+          <w:lang w:val="id_ID" w:bidi="id_ID"/>
+        </w:rPr>
+        <w:t xml:space="preserve"> Dia membaca, “Mereka membawanya seperti </w:t>
+      </w:r>
+      <w:r>
+        <w:rPr>
+          <w:b/>
+          <w:lang w:val="id_ID" w:bidi="id_ID"/>
+        </w:rPr>
+        <w:t>domba</w:t>
+      </w:r>
+      <w:r>
+        <w:rPr>
+          <w:lang w:val="id_ID" w:bidi="id_ID"/>
+        </w:rPr>
+        <w:t xml:space="preserve"> yang akan disembelih, dan seperti </w:t>
+      </w:r>
+      <w:r>
+        <w:rPr>
+          <w:b/>
+          <w:lang w:val="id_ID" w:bidi="id_ID"/>
+        </w:rPr>
+        <w:t>domba</w:t>
+      </w:r>
+      <w:r>
+        <w:rPr>
+          <w:lang w:val="id_ID" w:bidi="id_ID"/>
+        </w:rPr>
+        <w:t xml:space="preserve"> yang kelu, ia tidak mengucapkan sepatah kata pun.”</w:t>
+      </w:r>
+    </w:p>
+    <w:p>
+      <w:pPr>
+        <w:pStyle w:val="ListBullet"/>
+        <w:spacing w:line="240" w:lineRule="auto"/>
+        <w:ind w:left="720"/>
+      </w:pPr>
+      <w:r>
+        <w:rPr>
+          <w:lang w:val="id_ID" w:bidi="id_ID"/>
+        </w:rPr>
+      </w:r>
+      <w:r>
+        <w:rPr>
+          <w:b/>
+          <w:lang w:val="id_ID" w:bidi="id_ID"/>
+        </w:rPr>
+        <w:t>48:8</w:t>
+      </w:r>
+      <w:r>
+        <w:rPr>
+          <w:lang w:val="id_ID" w:bidi="id_ID"/>
+        </w:rPr>
+        <w:t xml:space="preserve"> Ketika Allah memerintahkan Abraham untuk mempersembahkan anaknya, Ishak, sebagai korban, Allah menyediakan </w:t>
+      </w:r>
+      <w:r>
+        <w:rPr>
+          <w:b/>
+          <w:lang w:val="id_ID" w:bidi="id_ID"/>
+        </w:rPr>
+        <w:t>domba</w:t>
+      </w:r>
+      <w:r>
+        <w:rPr>
+          <w:lang w:val="id_ID" w:bidi="id_ID"/>
+        </w:rPr>
+        <w:t xml:space="preserve"> sebagai pengganti Ishak. Kita semua seharusnya mati karena dosa-dosa kita! Namun, Allah menyediakan Yesus, </w:t>
+      </w:r>
+      <w:r>
+        <w:rPr>
+          <w:b/>
+          <w:lang w:val="id_ID" w:bidi="id_ID"/>
+        </w:rPr>
+        <w:t>Domba</w:t>
+      </w:r>
+      <w:r>
+        <w:rPr>
+          <w:lang w:val="id_ID" w:bidi="id_ID"/>
+        </w:rPr>
+        <w:t xml:space="preserve"> Allah, sebagai korban yang mati menggantikan kita.</w:t>
+      </w:r>
+    </w:p>
+    <w:p>
+      <w:pPr>
+        <w:pStyle w:val="ListBullet"/>
+        <w:spacing w:line="240" w:lineRule="auto"/>
+        <w:ind w:left="720"/>
+      </w:pPr>
+      <w:r>
+        <w:rPr>
+          <w:lang w:val="id_ID" w:bidi="id_ID"/>
+        </w:rPr>
+      </w:r>
+      <w:r>
+        <w:rPr>
+          <w:b/>
+          <w:lang w:val="id_ID" w:bidi="id_ID"/>
+        </w:rPr>
+        <w:t>48:9</w:t>
+      </w:r>
+      <w:r>
+        <w:rPr>
+          <w:lang w:val="id_ID" w:bidi="id_ID"/>
+        </w:rPr>
+        <w:t xml:space="preserve"> Saat Allah mengirimkan tulah terakhir ke Mesir, Dia memerintahkan setiap keluarga Israel untuk menyembelih </w:t>
+      </w:r>
+      <w:r>
+        <w:rPr>
+          <w:b/>
+          <w:lang w:val="id_ID" w:bidi="id_ID"/>
+        </w:rPr>
+        <w:t>anak domba</w:t>
+      </w:r>
+      <w:r>
+        <w:rPr>
+          <w:lang w:val="id_ID" w:bidi="id_ID"/>
+        </w:rPr>
+        <w:t xml:space="preserve"> yang tak bercacat dan mengoleskan darahnya di bagian atas dan sisi bingkai pintu mereka.</w:t>
+      </w:r>
+    </w:p>
+    <w:p>
+      <w:pPr>
+        <w:pStyle w:val="Heading3"/>
+      </w:pPr>
+      <w:r>
+        <w:rPr>
+          <w:lang w:val="id_ID" w:bidi="id_ID"/>
+        </w:rPr>
+        <w:t>Data Kata:</w:t>
+      </w:r>
+    </w:p>
+    <w:p>
+      <w:pPr>
+        <w:pStyle w:val="ListBullet"/>
+        <w:spacing w:line="240" w:lineRule="auto"/>
+        <w:ind w:left="720"/>
+      </w:pPr>
+      <w:r>
+        <w:rPr>
+          <w:lang w:val="id_ID" w:bidi="id_ID"/>
+        </w:rPr>
+      </w:r>
+      <w:r>
+        <w:rPr>
+          <w:lang w:val="id_ID" w:bidi="id_ID"/>
+        </w:rPr>
+        <w:t>Strong: H7716, G07210, G23160</w:t>
+      </w:r>
+      <w:r>
+        <w:rPr>
+          <w:lang w:val="id_ID" w:bidi="id_ID"/>
+        </w:rPr>
+      </w:r>
+      <w:r>
+        <w:rPr>
+          <w:lang w:val="id_ID" w:bidi="id_ID"/>
+        </w:rPr>
+      </w:r>
+    </w:p>
+    <w:p>
+      <w:pPr/>
+      <w:r>
+        <w:rPr>
+          <w:lang w:val="id_ID" w:bidi="id_ID"/>
+        </w:rPr>
+      </w:r>
+    </w:p>
+    <w:p>
+      <w:pPr>
+        <w:pStyle w:val="Heading2"/>
+      </w:pPr>
+      <w:r>
+        <w:rPr>
+          <w:lang w:val="id_ID" w:bidi="id_ID"/>
+        </w:rPr>
+        <w:t>Domba</w:t>
+      </w:r>
+      <w:r>
+        <w:rPr>
+          <w:lang w:val="id_ID" w:bidi="id_ID"/>
+        </w:rPr>
+      </w:r>
+    </w:p>
+    <w:p>
+      <w:pPr>
+        <w:pStyle w:val="Heading3"/>
+      </w:pPr>
+      <w:r>
+        <w:rPr>
+          <w:lang w:val="id_ID" w:bidi="id_ID"/>
+        </w:rPr>
+        <w:t>Pengertian:</w:t>
+      </w:r>
+    </w:p>
+    <w:p>
+      <w:pPr/>
+      <w:r>
+        <w:rPr>
+          <w:lang w:val="id_ID" w:bidi="id_ID"/>
+        </w:rPr>
+      </w:r>
+      <w:r>
+        <w:rPr>
+          <w:lang w:val="id_ID" w:bidi="id_ID"/>
+        </w:rPr>
+        <w:t xml:space="preserve">Seekor "domba" adalah hewan berukuran sedang dengan empat kaki yang memiliki bulu di seluruh tubuhnya. Dalam bahasa Inggris, domba jantan disebut "ram," sedangkan domba betina disebut "ewe." </w:t>
+      </w:r>
+    </w:p>
+    <w:p>
+      <w:pPr>
+        <w:pStyle w:val="ListBullet"/>
+        <w:spacing w:line="240" w:lineRule="auto"/>
+        <w:ind w:left="720"/>
+      </w:pPr>
+      <w:r>
+        <w:rPr>
+          <w:lang w:val="id_ID" w:bidi="id_ID"/>
+        </w:rPr>
+      </w:r>
+      <w:r>
+        <w:rPr>
+          <w:lang w:val="id_ID" w:bidi="id_ID"/>
+        </w:rPr>
+        <w:t>Bayi domba disebut "anak domba".</w:t>
+      </w:r>
+    </w:p>
+    <w:p>
+      <w:pPr>
+        <w:pStyle w:val="ListBullet"/>
+        <w:spacing w:line="240" w:lineRule="auto"/>
+        <w:ind w:left="720"/>
+      </w:pPr>
+      <w:r>
+        <w:rPr>
+          <w:lang w:val="id_ID" w:bidi="id_ID"/>
+        </w:rPr>
+      </w:r>
+      <w:r>
+        <w:rPr>
+          <w:lang w:val="id_ID" w:bidi="id_ID"/>
+        </w:rPr>
+        <w:t>Bangsa Israel sering menggunakan domba untuk pengorbanan, terutama domba jantan dan domba yang masih muda.</w:t>
+      </w:r>
+    </w:p>
+    <w:p>
+      <w:pPr>
+        <w:pStyle w:val="ListBullet"/>
+        <w:spacing w:line="240" w:lineRule="auto"/>
+        <w:ind w:left="720"/>
+      </w:pPr>
+      <w:r>
+        <w:rPr>
+          <w:lang w:val="id_ID" w:bidi="id_ID"/>
+        </w:rPr>
+      </w:r>
+      <w:r>
+        <w:rPr>
+          <w:lang w:val="id_ID" w:bidi="id_ID"/>
+        </w:rPr>
+        <w:t>Orang-orang menggunakan daging domba sebagai bahan makanan dan memanfaatkan bulu wolnya untuk membuat pakaian dan benda-benda lainnya.</w:t>
+      </w:r>
+    </w:p>
+    <w:p>
+      <w:pPr>
+        <w:pStyle w:val="ListBullet"/>
+        <w:spacing w:line="240" w:lineRule="auto"/>
+        <w:ind w:left="720"/>
+      </w:pPr>
+      <w:r>
+        <w:rPr>
+          <w:lang w:val="id_ID" w:bidi="id_ID"/>
+        </w:rPr>
+      </w:r>
+      <w:r>
+        <w:rPr>
+          <w:lang w:val="id_ID" w:bidi="id_ID"/>
+        </w:rPr>
+        <w:t>Domba adalah hewan yang sangat mudah percaya, lemah, dan penakut. Mereka gampang dipengaruhi untuk menyimpang. Mereka memerlukan seorang gembala untuk memimpin, melindungi, serta menyediakan makanan, air, dan tempat berlindung bagi mereka.</w:t>
+      </w:r>
+    </w:p>
+    <w:p>
+      <w:pPr>
+        <w:pStyle w:val="ListBullet"/>
+        <w:spacing w:line="240" w:lineRule="auto"/>
+        <w:ind w:left="720"/>
+      </w:pPr>
+      <w:r>
+        <w:rPr>
+          <w:lang w:val="id_ID" w:bidi="id_ID"/>
+        </w:rPr>
+      </w:r>
+      <w:r>
+        <w:rPr>
+          <w:lang w:val="id_ID" w:bidi="id_ID"/>
+        </w:rPr>
+        <w:t>Dalam Alkitab, orang-orang diibaratkan seperti domba yang memiliki Allah sebagai gembala mereka.</w:t>
+      </w:r>
+    </w:p>
+    <w:p>
+      <w:pPr/>
+      <w:r>
+        <w:rPr>
+          <w:lang w:val="id_ID" w:bidi="id_ID"/>
+        </w:rPr>
+      </w:r>
+      <w:r>
+        <w:rPr>
+          <w:lang w:val="id_ID" w:bidi="id_ID"/>
+        </w:rPr>
+        <w:t xml:space="preserve">(Saran Terjemahan: </w:t>
+      </w:r>
+      <w:r>
+        <w:rPr>
+          <w:lang w:val="id_ID" w:bidi="id_ID"/>
+        </w:rPr>
+        <w:t>Menerjemahkan Istilah yang Tidak Dikenal</w:t>
+      </w:r>
+      <w:r>
+        <w:rPr>
+          <w:lang w:val="id_ID" w:bidi="id_ID"/>
+        </w:rPr>
+        <w:t>)</w:t>
+      </w:r>
+    </w:p>
+    <w:p>
+      <w:pPr/>
+      <w:r>
+        <w:rPr>
+          <w:lang w:val="id_ID" w:bidi="id_ID"/>
+        </w:rPr>
+      </w:r>
+      <w:r>
+        <w:rPr>
+          <w:lang w:val="id_ID" w:bidi="id_ID"/>
+        </w:rPr>
+        <w:t xml:space="preserve">(Lihat juga: </w:t>
+      </w:r>
+      <w:r>
+        <w:rPr>
+          <w:lang w:val="id_ID" w:bidi="id_ID"/>
+        </w:rPr>
+        <w:t>Israel</w:t>
+      </w:r>
+      <w:r>
+        <w:rPr>
+          <w:lang w:val="id_ID" w:bidi="id_ID"/>
+        </w:rPr>
+        <w:t xml:space="preserve">, </w:t>
+      </w:r>
+      <w:r>
+        <w:rPr>
+          <w:lang w:val="id_ID" w:bidi="id_ID"/>
+        </w:rPr>
+        <w:t>domba</w:t>
+      </w:r>
+      <w:r>
+        <w:rPr>
+          <w:lang w:val="id_ID" w:bidi="id_ID"/>
+        </w:rPr>
+        <w:t xml:space="preserve">, </w:t>
+      </w:r>
+      <w:r>
+        <w:rPr>
+          <w:lang w:val="id_ID" w:bidi="id_ID"/>
+        </w:rPr>
+        <w:t>pengorbanan</w:t>
+      </w:r>
+      <w:r>
+        <w:rPr>
+          <w:lang w:val="id_ID" w:bidi="id_ID"/>
+        </w:rPr>
+        <w:t xml:space="preserve">, </w:t>
+      </w:r>
+      <w:r>
+        <w:rPr>
+          <w:lang w:val="id_ID" w:bidi="id_ID"/>
+        </w:rPr>
+        <w:t>gembala</w:t>
+      </w:r>
+      <w:r>
+        <w:rPr>
+          <w:lang w:val="id_ID" w:bidi="id_ID"/>
+        </w:rPr>
+        <w:t>)</w:t>
+      </w:r>
+    </w:p>
+    <w:p>
+      <w:pPr>
+        <w:pStyle w:val="Heading3"/>
+      </w:pPr>
+      <w:r>
+        <w:rPr>
+          <w:lang w:val="id_ID" w:bidi="id_ID"/>
+        </w:rPr>
+        <w:t>Referensi Alkitab:</w:t>
+      </w:r>
+    </w:p>
+    <w:p>
+      <w:pPr>
+        <w:pStyle w:val="ListBullet"/>
+        <w:spacing w:line="240" w:lineRule="auto"/>
+        <w:ind w:left="720"/>
+      </w:pPr>
+      <w:r>
+        <w:rPr>
+          <w:lang w:val="id_ID" w:bidi="id_ID"/>
+        </w:rPr>
+      </w:r>
+      <w:hyperlink r:id="rId116">
+        <w:r>
+          <w:rPr>
+            <w:lang w:val="id_ID" w:bidi="id_ID"/>
+          </w:rPr>
+          <w:rPr>
+            <w:color w:val="0000EE"/>
+            <w:u w:val="single"/>
+          </w:rPr>
+          <w:t>Kisah Para Rasul 8:32</w:t>
+        </w:r>
+      </w:hyperlink>
+    </w:p>
+    <w:p>
+      <w:pPr>
+        <w:pStyle w:val="ListBullet"/>
+        <w:spacing w:line="240" w:lineRule="auto"/>
+        <w:ind w:left="720"/>
+      </w:pPr>
+      <w:r>
+        <w:rPr>
+          <w:lang w:val="id_ID" w:bidi="id_ID"/>
+        </w:rPr>
+      </w:r>
+      <w:hyperlink r:id="rId117">
+        <w:r>
+          <w:rPr>
+            <w:lang w:val="id_ID" w:bidi="id_ID"/>
+          </w:rPr>
+          <w:rPr>
+            <w:color w:val="0000EE"/>
+            <w:u w:val="single"/>
+          </w:rPr>
+          <w:t>Kejadian 30:32</w:t>
+        </w:r>
+      </w:hyperlink>
+    </w:p>
+    <w:p>
+      <w:pPr>
+        <w:pStyle w:val="ListBullet"/>
+        <w:spacing w:line="240" w:lineRule="auto"/>
+        <w:ind w:left="720"/>
+      </w:pPr>
+      <w:r>
+        <w:rPr>
+          <w:lang w:val="id_ID" w:bidi="id_ID"/>
+        </w:rPr>
+      </w:r>
+      <w:hyperlink r:id="rId118">
+        <w:r>
+          <w:rPr>
+            <w:lang w:val="id_ID" w:bidi="id_ID"/>
+          </w:rPr>
+          <w:rPr>
+            <w:color w:val="0000EE"/>
+            <w:u w:val="single"/>
+          </w:rPr>
+          <w:t>Yohanes 2:14</w:t>
+        </w:r>
+      </w:hyperlink>
+    </w:p>
+    <w:p>
+      <w:pPr>
+        <w:pStyle w:val="ListBullet"/>
+        <w:spacing w:line="240" w:lineRule="auto"/>
+        <w:ind w:left="720"/>
+      </w:pPr>
+      <w:r>
+        <w:rPr>
+          <w:lang w:val="id_ID" w:bidi="id_ID"/>
+        </w:rPr>
+      </w:r>
+      <w:hyperlink r:id="rId119">
+        <w:r>
+          <w:rPr>
+            <w:lang w:val="id_ID" w:bidi="id_ID"/>
+          </w:rPr>
+          <w:rPr>
+            <w:color w:val="0000EE"/>
+            <w:u w:val="single"/>
+          </w:rPr>
+          <w:t>Lukas 15:5</w:t>
+        </w:r>
+      </w:hyperlink>
+    </w:p>
+    <w:p>
+      <w:pPr>
+        <w:pStyle w:val="ListBullet"/>
+        <w:spacing w:line="240" w:lineRule="auto"/>
+        <w:ind w:left="720"/>
+      </w:pPr>
+      <w:r>
+        <w:rPr>
+          <w:lang w:val="id_ID" w:bidi="id_ID"/>
+        </w:rPr>
+      </w:r>
+      <w:hyperlink r:id="rId120">
+        <w:r>
+          <w:rPr>
+            <w:lang w:val="id_ID" w:bidi="id_ID"/>
+          </w:rPr>
+          <w:rPr>
+            <w:color w:val="0000EE"/>
+            <w:u w:val="single"/>
+          </w:rPr>
+          <w:t>Markus 6:34</w:t>
+        </w:r>
+      </w:hyperlink>
+    </w:p>
+    <w:p>
+      <w:pPr>
+        <w:pStyle w:val="ListBullet"/>
+        <w:spacing w:line="240" w:lineRule="auto"/>
+        <w:ind w:left="720"/>
+      </w:pPr>
+      <w:r>
+        <w:rPr>
+          <w:lang w:val="id_ID" w:bidi="id_ID"/>
+        </w:rPr>
+      </w:r>
+      <w:hyperlink r:id="rId121">
+        <w:r>
+          <w:rPr>
+            <w:lang w:val="id_ID" w:bidi="id_ID"/>
+          </w:rPr>
+          <w:rPr>
+            <w:color w:val="0000EE"/>
+            <w:u w:val="single"/>
+          </w:rPr>
+          <w:t>Matius 9:36</w:t>
+        </w:r>
+      </w:hyperlink>
+    </w:p>
+    <w:p>
+      <w:pPr>
+        <w:pStyle w:val="ListBullet"/>
+        <w:spacing w:line="240" w:lineRule="auto"/>
+        <w:ind w:left="720"/>
+      </w:pPr>
+      <w:r>
+        <w:rPr>
+          <w:lang w:val="id_ID" w:bidi="id_ID"/>
+        </w:rPr>
+      </w:r>
+      <w:hyperlink r:id="rId122">
+        <w:r>
+          <w:rPr>
+            <w:lang w:val="id_ID" w:bidi="id_ID"/>
+          </w:rPr>
+          <w:rPr>
+            <w:color w:val="0000EE"/>
+            <w:u w:val="single"/>
+          </w:rPr>
+          <w:t>Matius 10:6</w:t>
+        </w:r>
+      </w:hyperlink>
+    </w:p>
+    <w:p>
+      <w:pPr>
+        <w:pStyle w:val="ListBullet"/>
+        <w:spacing w:line="240" w:lineRule="auto"/>
+        <w:ind w:left="720"/>
+      </w:pPr>
+      <w:r>
+        <w:rPr>
+          <w:lang w:val="id_ID" w:bidi="id_ID"/>
+        </w:rPr>
+      </w:r>
+      <w:hyperlink r:id="rId123">
+        <w:r>
+          <w:rPr>
+            <w:lang w:val="id_ID" w:bidi="id_ID"/>
+          </w:rPr>
+          <w:rPr>
+            <w:color w:val="0000EE"/>
+            <w:u w:val="single"/>
+          </w:rPr>
+          <w:t>Matius 12:12</w:t>
+        </w:r>
+      </w:hyperlink>
+    </w:p>
+    <w:p>
+      <w:pPr>
+        <w:pStyle w:val="ListBullet"/>
+        <w:spacing w:line="240" w:lineRule="auto"/>
+        <w:ind w:left="720"/>
+      </w:pPr>
+      <w:r>
+        <w:rPr>
+          <w:lang w:val="id_ID" w:bidi="id_ID"/>
+        </w:rPr>
+      </w:r>
+      <w:hyperlink r:id="rId124">
+        <w:r>
+          <w:rPr>
+            <w:lang w:val="id_ID" w:bidi="id_ID"/>
+          </w:rPr>
+          <w:rPr>
+            <w:color w:val="0000EE"/>
+            <w:u w:val="single"/>
+          </w:rPr>
+          <w:t>Matius 25:33</w:t>
+        </w:r>
+      </w:hyperlink>
+    </w:p>
+    <w:p>
+      <w:pPr>
+        <w:pStyle w:val="Heading3"/>
+      </w:pPr>
+      <w:r>
+        <w:rPr>
+          <w:lang w:val="id_ID" w:bidi="id_ID"/>
+        </w:rPr>
+        <w:t>Contoh dari cerita Alkitab:</w:t>
+      </w:r>
+    </w:p>
+    <w:p>
+      <w:pPr>
+        <w:pStyle w:val="ListBullet"/>
+        <w:spacing w:line="240" w:lineRule="auto"/>
+        <w:ind w:left="720"/>
+      </w:pPr>
+      <w:r>
+        <w:rPr>
+          <w:lang w:val="id_ID" w:bidi="id_ID"/>
+        </w:rPr>
+      </w:r>
+      <w:r>
+        <w:rPr>
+          <w:b/>
+          <w:lang w:val="id_ID" w:bidi="id_ID"/>
+        </w:rPr>
+        <w:t>9:12</w:t>
+      </w:r>
+      <w:r>
+        <w:rPr>
+          <w:lang w:val="id_ID" w:bidi="id_ID"/>
+        </w:rPr>
+        <w:t xml:space="preserve"> Suatu hari, saat Musa sedang mengurus </w:t>
+      </w:r>
+      <w:r>
+        <w:rPr>
+          <w:b/>
+          <w:lang w:val="id_ID" w:bidi="id_ID"/>
+        </w:rPr>
+        <w:t>domba-dombanya</w:t>
+      </w:r>
+      <w:r>
+        <w:rPr>
+          <w:lang w:val="id_ID" w:bidi="id_ID"/>
+        </w:rPr>
+        <w:t>, dia melihat semak yang terbakar.</w:t>
+      </w:r>
+    </w:p>
+    <w:p>
+      <w:pPr>
+        <w:pStyle w:val="ListBullet"/>
+        <w:spacing w:line="240" w:lineRule="auto"/>
+        <w:ind w:left="720"/>
+      </w:pPr>
+      <w:r>
+        <w:rPr>
+          <w:lang w:val="id_ID" w:bidi="id_ID"/>
+        </w:rPr>
+      </w:r>
+      <w:r>
+        <w:rPr>
+          <w:b/>
+          <w:lang w:val="id_ID" w:bidi="id_ID"/>
+        </w:rPr>
+        <w:t>17:2</w:t>
+      </w:r>
+      <w:r>
+        <w:rPr>
+          <w:lang w:val="id_ID" w:bidi="id_ID"/>
+        </w:rPr>
+        <w:t xml:space="preserve"> Daud adalah seorang gembala dari kota Betlehem. Pada berbagai kesempatan saat dia menjaga </w:t>
+      </w:r>
+      <w:r>
+        <w:rPr>
+          <w:b/>
+          <w:lang w:val="id_ID" w:bidi="id_ID"/>
+        </w:rPr>
+        <w:t>domba</w:t>
+      </w:r>
+      <w:r>
+        <w:rPr>
+          <w:lang w:val="id_ID" w:bidi="id_ID"/>
+        </w:rPr>
+        <w:t xml:space="preserve"> ayahnya, Daud berhasil membunuh seekor singa dan beruang yang menyerang </w:t>
+      </w:r>
+      <w:r>
+        <w:rPr>
+          <w:b/>
+          <w:lang w:val="id_ID" w:bidi="id_ID"/>
+        </w:rPr>
+        <w:t>domba</w:t>
+      </w:r>
+      <w:r>
+        <w:rPr>
+          <w:lang w:val="id_ID" w:bidi="id_ID"/>
+        </w:rPr>
+        <w:t xml:space="preserve"> tersebut.</w:t>
+      </w:r>
+    </w:p>
+    <w:p>
+      <w:pPr>
+        <w:pStyle w:val="ListBullet"/>
+        <w:spacing w:line="240" w:lineRule="auto"/>
+        <w:ind w:left="720"/>
+      </w:pPr>
+      <w:r>
+        <w:rPr>
+          <w:lang w:val="id_ID" w:bidi="id_ID"/>
+        </w:rPr>
+      </w:r>
+      <w:r>
+        <w:rPr>
+          <w:b/>
+          <w:lang w:val="id_ID" w:bidi="id_ID"/>
+        </w:rPr>
+        <w:t>30:3</w:t>
+      </w:r>
+      <w:r>
+        <w:rPr>
+          <w:lang w:val="id_ID" w:bidi="id_ID"/>
+        </w:rPr>
+        <w:t xml:space="preserve"> Bagi Yesus, orang-orang ini seperti </w:t>
+      </w:r>
+      <w:r>
+        <w:rPr>
+          <w:b/>
+          <w:lang w:val="id_ID" w:bidi="id_ID"/>
+        </w:rPr>
+        <w:t>domba</w:t>
+      </w:r>
+      <w:r>
+        <w:rPr>
+          <w:lang w:val="id_ID" w:bidi="id_ID"/>
+        </w:rPr>
+        <w:t xml:space="preserve"> yang tidak memiliki gembala.</w:t>
+      </w:r>
+    </w:p>
+    <w:p>
+      <w:pPr>
+        <w:pStyle w:val="ListBullet"/>
+        <w:spacing w:line="240" w:lineRule="auto"/>
+        <w:ind w:left="720"/>
+      </w:pPr>
+      <w:r>
+        <w:rPr>
+          <w:lang w:val="id_ID" w:bidi="id_ID"/>
+        </w:rPr>
+      </w:r>
+      <w:r>
+        <w:rPr>
+          <w:b/>
+          <w:lang w:val="id_ID" w:bidi="id_ID"/>
+        </w:rPr>
+        <w:t>38:8</w:t>
+      </w:r>
+      <w:r>
+        <w:rPr>
+          <w:lang w:val="id_ID" w:bidi="id_ID"/>
+        </w:rPr>
+        <w:t xml:space="preserve"> Yesus berkata, “Kalian semua akan meninggalkan Aku malam ini. Telah tertulis, ‘Aku akan memukul gembala dan semua </w:t>
+      </w:r>
+      <w:r>
+        <w:rPr>
+          <w:b/>
+          <w:lang w:val="id_ID" w:bidi="id_ID"/>
+        </w:rPr>
+        <w:t>domba</w:t>
+      </w:r>
+      <w:r>
+        <w:rPr>
+          <w:lang w:val="id_ID" w:bidi="id_ID"/>
+        </w:rPr>
+        <w:t xml:space="preserve"> akan tercerai-berai.’”</w:t>
+      </w:r>
+    </w:p>
+    <w:p>
+      <w:pPr>
+        <w:pStyle w:val="Heading3"/>
+      </w:pPr>
+      <w:r>
+        <w:rPr>
+          <w:lang w:val="id_ID" w:bidi="id_ID"/>
+        </w:rPr>
+        <w:t>Data Kata:</w:t>
+      </w:r>
+    </w:p>
+    <w:p>
+      <w:pPr>
+        <w:pStyle w:val="ListBullet"/>
+        <w:spacing w:line="240" w:lineRule="auto"/>
+        <w:ind w:left="720"/>
+      </w:pPr>
+      <w:r>
+        <w:rPr>
+          <w:lang w:val="id_ID" w:bidi="id_ID"/>
+        </w:rPr>
+      </w:r>
+      <w:r>
+        <w:rPr>
+          <w:lang w:val="id_ID" w:bidi="id_ID"/>
+        </w:rPr>
+        <w:t>Strong: H0352, H1494, H1798, H2169, H3104, H3532, H3535, H3733, H3775, H5739, H5763, H6260, H6629, H6792, H7353, H7462, H7716, G41650, G42620, G42630</w:t>
+      </w:r>
+      <w:r>
+        <w:rPr>
+          <w:lang w:val="id_ID" w:bidi="id_ID"/>
+        </w:rPr>
+      </w:r>
+      <w:r>
+        <w:rPr>
+          <w:lang w:val="id_ID" w:bidi="id_ID"/>
+        </w:rPr>
+      </w:r>
+    </w:p>
+    <w:p>
+      <w:pPr/>
+      <w:r>
+        <w:rPr>
+          <w:lang w:val="id_ID" w:bidi="id_ID"/>
+        </w:rPr>
+      </w:r>
+    </w:p>
+    <w:p>
+      <w:pPr>
+        <w:pStyle w:val="Heading2"/>
+      </w:pPr>
+      <w:r>
+        <w:rPr>
+          <w:lang w:val="id_ID" w:bidi="id_ID"/>
+        </w:rPr>
         <w:t>Dosa</w:t>
       </w:r>
       <w:r>
@@ -5667,7 +9818,7 @@
           <w:lang w:val="id_ID" w:bidi="id_ID"/>
         </w:rPr>
       </w:r>
-      <w:hyperlink r:id="rId71">
+      <w:hyperlink r:id="rId125">
         <w:r>
           <w:rPr>
             <w:lang w:val="id_ID" w:bidi="id_ID"/>
@@ -5691,7 +9842,7 @@
           <w:lang w:val="id_ID" w:bidi="id_ID"/>
         </w:rPr>
       </w:r>
-      <w:hyperlink r:id="rId49">
+      <w:hyperlink r:id="rId80">
         <w:r>
           <w:rPr>
             <w:lang w:val="id_ID" w:bidi="id_ID"/>
@@ -5715,7 +9866,7 @@
           <w:lang w:val="id_ID" w:bidi="id_ID"/>
         </w:rPr>
       </w:r>
-      <w:hyperlink r:id="rId49">
+      <w:hyperlink r:id="rId80">
         <w:r>
           <w:rPr>
             <w:lang w:val="id_ID" w:bidi="id_ID"/>
@@ -5739,7 +9890,7 @@
           <w:lang w:val="id_ID" w:bidi="id_ID"/>
         </w:rPr>
       </w:r>
-      <w:hyperlink r:id="rId37">
+      <w:hyperlink r:id="rId57">
         <w:r>
           <w:rPr>
             <w:lang w:val="id_ID" w:bidi="id_ID"/>
@@ -5787,7 +9938,7 @@
           <w:lang w:val="id_ID" w:bidi="id_ID"/>
         </w:rPr>
       </w:r>
-      <w:hyperlink r:id="rId72">
+      <w:hyperlink r:id="rId126">
         <w:r>
           <w:rPr>
             <w:lang w:val="id_ID" w:bidi="id_ID"/>
@@ -5811,7 +9962,7 @@
           <w:lang w:val="id_ID" w:bidi="id_ID"/>
         </w:rPr>
       </w:r>
-      <w:hyperlink r:id="rId73">
+      <w:hyperlink r:id="rId127">
         <w:r>
           <w:rPr>
             <w:lang w:val="id_ID" w:bidi="id_ID"/>
@@ -5835,7 +9986,7 @@
           <w:lang w:val="id_ID" w:bidi="id_ID"/>
         </w:rPr>
       </w:r>
-      <w:hyperlink r:id="rId74">
+      <w:hyperlink r:id="rId128">
         <w:r>
           <w:rPr>
             <w:lang w:val="id_ID" w:bidi="id_ID"/>
@@ -5859,7 +10010,7 @@
           <w:lang w:val="id_ID" w:bidi="id_ID"/>
         </w:rPr>
       </w:r>
-      <w:hyperlink r:id="rId75">
+      <w:hyperlink r:id="rId129">
         <w:r>
           <w:rPr>
             <w:lang w:val="id_ID" w:bidi="id_ID"/>
@@ -5883,7 +10034,7 @@
           <w:lang w:val="id_ID" w:bidi="id_ID"/>
         </w:rPr>
       </w:r>
-      <w:hyperlink r:id="rId76">
+      <w:hyperlink r:id="rId130">
         <w:r>
           <w:rPr>
             <w:lang w:val="id_ID" w:bidi="id_ID"/>
@@ -5907,7 +10058,7 @@
           <w:lang w:val="id_ID" w:bidi="id_ID"/>
         </w:rPr>
       </w:r>
-      <w:hyperlink r:id="rId77">
+      <w:hyperlink r:id="rId131">
         <w:r>
           <w:rPr>
             <w:lang w:val="id_ID" w:bidi="id_ID"/>
@@ -5931,7 +10082,7 @@
           <w:lang w:val="id_ID" w:bidi="id_ID"/>
         </w:rPr>
       </w:r>
-      <w:hyperlink r:id="rId78">
+      <w:hyperlink r:id="rId132">
         <w:r>
           <w:rPr>
             <w:lang w:val="id_ID" w:bidi="id_ID"/>
@@ -5955,7 +10106,7 @@
           <w:lang w:val="id_ID" w:bidi="id_ID"/>
         </w:rPr>
       </w:r>
-      <w:hyperlink r:id="rId79">
+      <w:hyperlink r:id="rId133">
         <w:r>
           <w:rPr>
             <w:lang w:val="id_ID" w:bidi="id_ID"/>
@@ -5979,7 +10130,7 @@
           <w:lang w:val="id_ID" w:bidi="id_ID"/>
         </w:rPr>
       </w:r>
-      <w:hyperlink r:id="rId80">
+      <w:hyperlink r:id="rId134">
         <w:r>
           <w:rPr>
             <w:lang w:val="id_ID" w:bidi="id_ID"/>
@@ -6003,7 +10154,7 @@
           <w:lang w:val="id_ID" w:bidi="id_ID"/>
         </w:rPr>
       </w:r>
-      <w:hyperlink r:id="rId81">
+      <w:hyperlink r:id="rId135">
         <w:r>
           <w:rPr>
             <w:lang w:val="id_ID" w:bidi="id_ID"/>
@@ -6398,6 +10549,406 @@
         <w:rPr>
           <w:lang w:val="id_ID" w:bidi="id_ID"/>
         </w:rPr>
+        <w:t>Dua Belas</w:t>
+      </w:r>
+      <w:r>
+        <w:rPr>
+          <w:lang w:val="id_ID" w:bidi="id_ID"/>
+        </w:rPr>
+      </w:r>
+    </w:p>
+    <w:p>
+      <w:pPr>
+        <w:pStyle w:val="Heading3"/>
+      </w:pPr>
+      <w:r>
+        <w:rPr>
+          <w:lang w:val="id_ID" w:bidi="id_ID"/>
+        </w:rPr>
+        <w:t>Pengertian:</w:t>
+      </w:r>
+    </w:p>
+    <w:p>
+      <w:pPr/>
+      <w:r>
+        <w:rPr>
+          <w:lang w:val="id_ID" w:bidi="id_ID"/>
+        </w:rPr>
+      </w:r>
+      <w:r>
+        <w:rPr>
+          <w:lang w:val="id_ID" w:bidi="id_ID"/>
+        </w:rPr>
+        <w:t>Istilah "dua belas" merujuk pada dua belas orang orang lelaki yang dipilih oleh Yesus untuk menjadi murid-murid terdekatnya, atau para rasul. Setelah Yudas bunuh diri, mereka disebut "kesebelas murid."</w:t>
+      </w:r>
+    </w:p>
+    <w:p>
+      <w:pPr>
+        <w:pStyle w:val="ListBullet"/>
+        <w:spacing w:line="240" w:lineRule="auto"/>
+        <w:ind w:left="720"/>
+      </w:pPr>
+      <w:r>
+        <w:rPr>
+          <w:lang w:val="id_ID" w:bidi="id_ID"/>
+        </w:rPr>
+      </w:r>
+      <w:r>
+        <w:rPr>
+          <w:lang w:val="id_ID" w:bidi="id_ID"/>
+        </w:rPr>
+        <w:t>Yesus memiliki banyak murid lainnya, tetapi sebutan "kedua belas" membedakan mereka yang tampaknya paling dekat dengan-Nya.</w:t>
+      </w:r>
+    </w:p>
+    <w:p>
+      <w:pPr>
+        <w:pStyle w:val="ListBullet"/>
+        <w:spacing w:line="240" w:lineRule="auto"/>
+        <w:ind w:left="720"/>
+      </w:pPr>
+      <w:r>
+        <w:rPr>
+          <w:lang w:val="id_ID" w:bidi="id_ID"/>
+        </w:rPr>
+      </w:r>
+      <w:r>
+        <w:rPr>
+          <w:lang w:val="id_ID" w:bidi="id_ID"/>
+        </w:rPr>
+        <w:t>Nama-nama kedua belas murid ini tercantum dalam Matius 10, Markus 3, dan Lukas 6.</w:t>
+      </w:r>
+    </w:p>
+    <w:p>
+      <w:pPr>
+        <w:pStyle w:val="ListBullet"/>
+        <w:spacing w:line="240" w:lineRule="auto"/>
+        <w:ind w:left="720"/>
+      </w:pPr>
+      <w:r>
+        <w:rPr>
+          <w:lang w:val="id_ID" w:bidi="id_ID"/>
+        </w:rPr>
+      </w:r>
+      <w:r>
+        <w:rPr>
+          <w:lang w:val="id_ID" w:bidi="id_ID"/>
+        </w:rPr>
+        <w:t>Beberapa waktu setelah Yesus kembali ke sorga, "sebelas murid" memilih seorang murid bernama Matias untuk menggantikan Yudas. Setelah itu, mereka kembali disebut "dua belas murid".</w:t>
+      </w:r>
+    </w:p>
+    <w:p>
+      <w:pPr>
+        <w:pStyle w:val="Heading3"/>
+      </w:pPr>
+      <w:r>
+        <w:rPr>
+          <w:lang w:val="id_ID" w:bidi="id_ID"/>
+        </w:rPr>
+        <w:t>Saran Terjemahan:</w:t>
+      </w:r>
+    </w:p>
+    <w:p>
+      <w:pPr>
+        <w:pStyle w:val="ListBullet"/>
+        <w:spacing w:line="240" w:lineRule="auto"/>
+        <w:ind w:left="720"/>
+      </w:pPr>
+      <w:r>
+        <w:rPr>
+          <w:lang w:val="id_ID" w:bidi="id_ID"/>
+        </w:rPr>
+      </w:r>
+      <w:r>
+        <w:rPr>
+          <w:lang w:val="id_ID" w:bidi="id_ID"/>
+        </w:rPr>
+        <w:t>Bagi banyak bahasa, mungkin lebih jelas atau lebih wajar untuk menambahkan kata benda dan mengatakan, "dua belas rasul" atau "dua belas murid terdekat Yesus."</w:t>
+      </w:r>
+    </w:p>
+    <w:p>
+      <w:pPr>
+        <w:pStyle w:val="ListBullet"/>
+        <w:spacing w:line="240" w:lineRule="auto"/>
+        <w:ind w:left="720"/>
+      </w:pPr>
+      <w:r>
+        <w:rPr>
+          <w:lang w:val="id_ID" w:bidi="id_ID"/>
+        </w:rPr>
+      </w:r>
+      <w:r>
+        <w:rPr>
+          <w:lang w:val="id_ID" w:bidi="id_ID"/>
+        </w:rPr>
+        <w:t>"Kesebelas" juga dapat diterjemahkan sebagai "sebelas murid Yesus yang masih ada."</w:t>
+      </w:r>
+    </w:p>
+    <w:p>
+      <w:pPr>
+        <w:pStyle w:val="ListBullet"/>
+        <w:spacing w:line="240" w:lineRule="auto"/>
+        <w:ind w:left="720"/>
+      </w:pPr>
+      <w:r>
+        <w:rPr>
+          <w:lang w:val="id_ID" w:bidi="id_ID"/>
+        </w:rPr>
+      </w:r>
+      <w:r>
+        <w:rPr>
+          <w:lang w:val="id_ID" w:bidi="id_ID"/>
+        </w:rPr>
+        <w:t>Beberapa terjemahan mungkin lebih suka menggunakan huruf kapital untuk menunjukkan bahwa istilah tersebut digunakan sebagai sebuah sebutan, seperti dalam "Dua belas" dan "Sebelas."</w:t>
+      </w:r>
+    </w:p>
+    <w:p>
+      <w:pPr/>
+      <w:r>
+        <w:rPr>
+          <w:lang w:val="id_ID" w:bidi="id_ID"/>
+        </w:rPr>
+      </w:r>
+      <w:r>
+        <w:rPr>
+          <w:lang w:val="id_ID" w:bidi="id_ID"/>
+        </w:rPr>
+        <w:t xml:space="preserve">(Lihat juga: </w:t>
+      </w:r>
+      <w:r>
+        <w:rPr>
+          <w:lang w:val="id_ID" w:bidi="id_ID"/>
+        </w:rPr>
+        <w:t>rasul</w:t>
+      </w:r>
+      <w:r>
+        <w:rPr>
+          <w:lang w:val="id_ID" w:bidi="id_ID"/>
+        </w:rPr>
+        <w:t xml:space="preserve">, </w:t>
+      </w:r>
+      <w:r>
+        <w:rPr>
+          <w:lang w:val="id_ID" w:bidi="id_ID"/>
+        </w:rPr>
+        <w:t>murid</w:t>
+      </w:r>
+      <w:r>
+        <w:rPr>
+          <w:lang w:val="id_ID" w:bidi="id_ID"/>
+        </w:rPr>
+        <w:t>)</w:t>
+      </w:r>
+    </w:p>
+    <w:p>
+      <w:pPr>
+        <w:pStyle w:val="Heading3"/>
+      </w:pPr>
+      <w:r>
+        <w:rPr>
+          <w:lang w:val="id_ID" w:bidi="id_ID"/>
+        </w:rPr>
+        <w:t>Referensi Alkitab:</w:t>
+      </w:r>
+    </w:p>
+    <w:p>
+      <w:pPr>
+        <w:pStyle w:val="ListBullet"/>
+        <w:spacing w:line="240" w:lineRule="auto"/>
+        <w:ind w:left="720"/>
+      </w:pPr>
+      <w:r>
+        <w:rPr>
+          <w:lang w:val="id_ID" w:bidi="id_ID"/>
+        </w:rPr>
+      </w:r>
+      <w:hyperlink r:id="rId136">
+        <w:r>
+          <w:rPr>
+            <w:lang w:val="id_ID" w:bidi="id_ID"/>
+          </w:rPr>
+          <w:rPr>
+            <w:color w:val="0000EE"/>
+            <w:u w:val="single"/>
+          </w:rPr>
+          <w:t>1 Korintus 15:5–7</w:t>
+        </w:r>
+      </w:hyperlink>
+    </w:p>
+    <w:p>
+      <w:pPr>
+        <w:pStyle w:val="ListBullet"/>
+        <w:spacing w:line="240" w:lineRule="auto"/>
+        <w:ind w:left="720"/>
+      </w:pPr>
+      <w:r>
+        <w:rPr>
+          <w:lang w:val="id_ID" w:bidi="id_ID"/>
+        </w:rPr>
+      </w:r>
+      <w:hyperlink r:id="rId137">
+        <w:r>
+          <w:rPr>
+            <w:lang w:val="id_ID" w:bidi="id_ID"/>
+          </w:rPr>
+          <w:rPr>
+            <w:color w:val="0000EE"/>
+            <w:u w:val="single"/>
+          </w:rPr>
+          <w:t>Kisah Para Rasul 6:2</w:t>
+        </w:r>
+      </w:hyperlink>
+    </w:p>
+    <w:p>
+      <w:pPr>
+        <w:pStyle w:val="ListBullet"/>
+        <w:spacing w:line="240" w:lineRule="auto"/>
+        <w:ind w:left="720"/>
+      </w:pPr>
+      <w:r>
+        <w:rPr>
+          <w:lang w:val="id_ID" w:bidi="id_ID"/>
+        </w:rPr>
+      </w:r>
+      <w:hyperlink r:id="rId138">
+        <w:r>
+          <w:rPr>
+            <w:lang w:val="id_ID" w:bidi="id_ID"/>
+          </w:rPr>
+          <w:rPr>
+            <w:color w:val="0000EE"/>
+            <w:u w:val="single"/>
+          </w:rPr>
+          <w:t>Lukas 9:1</w:t>
+        </w:r>
+      </w:hyperlink>
+    </w:p>
+    <w:p>
+      <w:pPr>
+        <w:pStyle w:val="ListBullet"/>
+        <w:spacing w:line="240" w:lineRule="auto"/>
+        <w:ind w:left="720"/>
+      </w:pPr>
+      <w:r>
+        <w:rPr>
+          <w:lang w:val="id_ID" w:bidi="id_ID"/>
+        </w:rPr>
+      </w:r>
+      <w:hyperlink r:id="rId139">
+        <w:r>
+          <w:rPr>
+            <w:lang w:val="id_ID" w:bidi="id_ID"/>
+          </w:rPr>
+          <w:rPr>
+            <w:color w:val="0000EE"/>
+            <w:u w:val="single"/>
+          </w:rPr>
+          <w:t>Lukas 18:31</w:t>
+        </w:r>
+      </w:hyperlink>
+    </w:p>
+    <w:p>
+      <w:pPr>
+        <w:pStyle w:val="ListBullet"/>
+        <w:spacing w:line="240" w:lineRule="auto"/>
+        <w:ind w:left="720"/>
+      </w:pPr>
+      <w:r>
+        <w:rPr>
+          <w:lang w:val="id_ID" w:bidi="id_ID"/>
+        </w:rPr>
+      </w:r>
+      <w:hyperlink r:id="rId140">
+        <w:r>
+          <w:rPr>
+            <w:lang w:val="id_ID" w:bidi="id_ID"/>
+          </w:rPr>
+          <w:rPr>
+            <w:color w:val="0000EE"/>
+            <w:u w:val="single"/>
+          </w:rPr>
+          <w:t>Markus 10:32–34</w:t>
+        </w:r>
+      </w:hyperlink>
+    </w:p>
+    <w:p>
+      <w:pPr>
+        <w:pStyle w:val="ListBullet"/>
+        <w:spacing w:line="240" w:lineRule="auto"/>
+        <w:ind w:left="720"/>
+      </w:pPr>
+      <w:r>
+        <w:rPr>
+          <w:lang w:val="id_ID" w:bidi="id_ID"/>
+        </w:rPr>
+      </w:r>
+      <w:hyperlink r:id="rId141">
+        <w:r>
+          <w:rPr>
+            <w:lang w:val="id_ID" w:bidi="id_ID"/>
+          </w:rPr>
+          <w:rPr>
+            <w:color w:val="0000EE"/>
+            <w:u w:val="single"/>
+          </w:rPr>
+          <w:t>Matius 10:7</w:t>
+        </w:r>
+      </w:hyperlink>
+    </w:p>
+    <w:p>
+      <w:pPr>
+        <w:pStyle w:val="Heading3"/>
+      </w:pPr>
+      <w:r>
+        <w:rPr>
+          <w:lang w:val="id_ID" w:bidi="id_ID"/>
+        </w:rPr>
+        <w:t>Data Kata:</w:t>
+      </w:r>
+    </w:p>
+    <w:p>
+      <w:pPr>
+        <w:pStyle w:val="ListBullet"/>
+        <w:spacing w:line="240" w:lineRule="auto"/>
+        <w:ind w:left="720"/>
+      </w:pPr>
+      <w:r>
+        <w:rPr>
+          <w:lang w:val="id_ID" w:bidi="id_ID"/>
+        </w:rPr>
+      </w:r>
+      <w:r>
+        <w:rPr>
+          <w:lang w:val="id_ID" w:bidi="id_ID"/>
+        </w:rPr>
+        <w:t>Strong: G14270, G17330</w:t>
+      </w:r>
+      <w:r>
+        <w:rPr>
+          <w:lang w:val="id_ID" w:bidi="id_ID"/>
+        </w:rPr>
+      </w:r>
+      <w:r>
+        <w:rPr>
+          <w:lang w:val="id_ID" w:bidi="id_ID"/>
+        </w:rPr>
+      </w:r>
+    </w:p>
+    <w:p>
+      <w:pPr/>
+      <w:r>
+        <w:rPr>
+          <w:lang w:val="id_ID" w:bidi="id_ID"/>
+        </w:rPr>
+      </w:r>
+    </w:p>
+    <w:p>
+      <w:pPr>
+        <w:pStyle w:val="Heading2"/>
+      </w:pPr>
+      <w:r>
+        <w:rPr>
+          <w:lang w:val="id_ID" w:bidi="id_ID"/>
+        </w:rPr>
         <w:t>Dua belas suku Israel</w:t>
       </w:r>
       <w:r>
@@ -6731,7 +11282,7 @@
           <w:lang w:val="id_ID" w:bidi="id_ID"/>
         </w:rPr>
       </w:r>
-      <w:hyperlink r:id="rId82">
+      <w:hyperlink r:id="rId142">
         <w:r>
           <w:rPr>
             <w:lang w:val="id_ID" w:bidi="id_ID"/>
@@ -6755,7 +11306,7 @@
           <w:lang w:val="id_ID" w:bidi="id_ID"/>
         </w:rPr>
       </w:r>
-      <w:hyperlink r:id="rId83">
+      <w:hyperlink r:id="rId143">
         <w:r>
           <w:rPr>
             <w:lang w:val="id_ID" w:bidi="id_ID"/>
@@ -6779,7 +11330,7 @@
           <w:lang w:val="id_ID" w:bidi="id_ID"/>
         </w:rPr>
       </w:r>
-      <w:hyperlink r:id="rId84">
+      <w:hyperlink r:id="rId144">
         <w:r>
           <w:rPr>
             <w:lang w:val="id_ID" w:bidi="id_ID"/>
@@ -7173,7 +11724,7 @@
           <w:lang w:val="id_ID" w:bidi="id_ID"/>
         </w:rPr>
       </w:r>
-      <w:hyperlink r:id="rId49">
+      <w:hyperlink r:id="rId80">
         <w:r>
           <w:rPr>
             <w:lang w:val="id_ID" w:bidi="id_ID"/>
@@ -7197,7 +11748,7 @@
           <w:lang w:val="id_ID" w:bidi="id_ID"/>
         </w:rPr>
       </w:r>
-      <w:hyperlink r:id="rId49">
+      <w:hyperlink r:id="rId80">
         <w:r>
           <w:rPr>
             <w:lang w:val="id_ID" w:bidi="id_ID"/>
@@ -7221,7 +11772,7 @@
           <w:lang w:val="id_ID" w:bidi="id_ID"/>
         </w:rPr>
       </w:r>
-      <w:hyperlink r:id="rId49">
+      <w:hyperlink r:id="rId80">
         <w:r>
           <w:rPr>
             <w:lang w:val="id_ID" w:bidi="id_ID"/>
@@ -7245,7 +11796,7 @@
           <w:lang w:val="id_ID" w:bidi="id_ID"/>
         </w:rPr>
       </w:r>
-      <w:hyperlink r:id="rId85">
+      <w:hyperlink r:id="rId110">
         <w:r>
           <w:rPr>
             <w:lang w:val="id_ID" w:bidi="id_ID"/>
@@ -7269,7 +11820,7 @@
           <w:lang w:val="id_ID" w:bidi="id_ID"/>
         </w:rPr>
       </w:r>
-      <w:hyperlink r:id="rId86">
+      <w:hyperlink r:id="rId145">
         <w:r>
           <w:rPr>
             <w:lang w:val="id_ID" w:bidi="id_ID"/>
@@ -7546,7 +12097,7 @@
           <w:lang w:val="id_ID" w:bidi="id_ID"/>
         </w:rPr>
       </w:r>
-      <w:hyperlink r:id="rId30">
+      <w:hyperlink r:id="rId50">
         <w:r>
           <w:rPr>
             <w:lang w:val="id_ID" w:bidi="id_ID"/>
@@ -7570,7 +12121,7 @@
           <w:lang w:val="id_ID" w:bidi="id_ID"/>
         </w:rPr>
       </w:r>
-      <w:hyperlink r:id="rId31">
+      <w:hyperlink r:id="rId51">
         <w:r>
           <w:rPr>
             <w:lang w:val="id_ID" w:bidi="id_ID"/>
@@ -7594,7 +12145,7 @@
           <w:lang w:val="id_ID" w:bidi="id_ID"/>
         </w:rPr>
       </w:r>
-      <w:hyperlink r:id="rId87">
+      <w:hyperlink r:id="rId146">
         <w:r>
           <w:rPr>
             <w:lang w:val="id_ID" w:bidi="id_ID"/>
@@ -7618,7 +12169,7 @@
           <w:lang w:val="id_ID" w:bidi="id_ID"/>
         </w:rPr>
       </w:r>
-      <w:hyperlink r:id="rId88">
+      <w:hyperlink r:id="rId147">
         <w:r>
           <w:rPr>
             <w:lang w:val="id_ID" w:bidi="id_ID"/>
@@ -7642,7 +12193,7 @@
           <w:lang w:val="id_ID" w:bidi="id_ID"/>
         </w:rPr>
       </w:r>
-      <w:hyperlink r:id="rId89">
+      <w:hyperlink r:id="rId148">
         <w:r>
           <w:rPr>
             <w:lang w:val="id_ID" w:bidi="id_ID"/>
@@ -7682,6 +12233,341 @@
           <w:lang w:val="id_ID" w:bidi="id_ID"/>
         </w:rPr>
         <w:t>Strong’s: H2553, H3828, H4196, H4289, H5208, H6988, H6999, H7002, H7004, H7381, G23680, G23690, G23700, G23790, G30310</w:t>
+      </w:r>
+      <w:r>
+        <w:rPr>
+          <w:lang w:val="id_ID" w:bidi="id_ID"/>
+        </w:rPr>
+      </w:r>
+      <w:r>
+        <w:rPr>
+          <w:lang w:val="id_ID" w:bidi="id_ID"/>
+        </w:rPr>
+      </w:r>
+    </w:p>
+    <w:p>
+      <w:pPr/>
+      <w:r>
+        <w:rPr>
+          <w:lang w:val="id_ID" w:bidi="id_ID"/>
+        </w:rPr>
+      </w:r>
+    </w:p>
+    <w:p>
+      <w:pPr>
+        <w:pStyle w:val="Heading2"/>
+      </w:pPr>
+      <w:r>
+        <w:rPr>
+          <w:lang w:val="id_ID" w:bidi="id_ID"/>
+        </w:rPr>
+        <w:t>Duri</w:t>
+      </w:r>
+      <w:r>
+        <w:rPr>
+          <w:lang w:val="id_ID" w:bidi="id_ID"/>
+        </w:rPr>
+      </w:r>
+    </w:p>
+    <w:p>
+      <w:pPr>
+        <w:pStyle w:val="Heading3"/>
+      </w:pPr>
+      <w:r>
+        <w:rPr>
+          <w:lang w:val="id_ID" w:bidi="id_ID"/>
+        </w:rPr>
+        <w:t>Fakta:</w:t>
+      </w:r>
+    </w:p>
+    <w:p>
+      <w:pPr/>
+      <w:r>
+        <w:rPr>
+          <w:lang w:val="id_ID" w:bidi="id_ID"/>
+        </w:rPr>
+      </w:r>
+      <w:r>
+        <w:rPr>
+          <w:lang w:val="id_ID" w:bidi="id_ID"/>
+        </w:rPr>
+        <w:t>Semak berduri dan onak adalah tanaman yang memiliki cabang atau bunga dengan duri. Tanaman ini tidak menghasilkan buah atau hal lain yang bermanfaat.</w:t>
+      </w:r>
+    </w:p>
+    <w:p>
+      <w:pPr>
+        <w:pStyle w:val="ListBullet"/>
+        <w:spacing w:line="240" w:lineRule="auto"/>
+        <w:ind w:left="720"/>
+      </w:pPr>
+      <w:r>
+        <w:rPr>
+          <w:lang w:val="id_ID" w:bidi="id_ID"/>
+        </w:rPr>
+      </w:r>
+      <w:r>
+        <w:rPr>
+          <w:lang w:val="id_ID" w:bidi="id_ID"/>
+        </w:rPr>
+        <w:t>Sebuah "duri" adalah pertumbuhan yang keras dan tajam pada cabang atau batang tanaman. "Semak berduri" adalah jenis pohon kecil atau semak yang memiliki banyak duri pada cabangnya.</w:t>
+      </w:r>
+    </w:p>
+    <w:p>
+      <w:pPr>
+        <w:pStyle w:val="ListBullet"/>
+        <w:spacing w:line="240" w:lineRule="auto"/>
+        <w:ind w:left="720"/>
+      </w:pPr>
+      <w:r>
+        <w:rPr>
+          <w:lang w:val="id_ID" w:bidi="id_ID"/>
+        </w:rPr>
+      </w:r>
+      <w:r>
+        <w:rPr>
+          <w:lang w:val="id_ID" w:bidi="id_ID"/>
+        </w:rPr>
+        <w:t>Sebuah "onak" adalah tanaman dengan batang dan daun berduri. Bunganya seringkali berwarna ungu.</w:t>
+      </w:r>
+    </w:p>
+    <w:p>
+      <w:pPr>
+        <w:pStyle w:val="ListBullet"/>
+        <w:spacing w:line="240" w:lineRule="auto"/>
+        <w:ind w:left="720"/>
+      </w:pPr>
+      <w:r>
+        <w:rPr>
+          <w:lang w:val="id_ID" w:bidi="id_ID"/>
+        </w:rPr>
+      </w:r>
+      <w:r>
+        <w:rPr>
+          <w:lang w:val="id_ID" w:bidi="id_ID"/>
+        </w:rPr>
+        <w:t>Semak berduri dan onak berkembang biak dengan cepat dan dapat menghambat pertumbuhan tanaman di sekitarnya. Ini menggambarkan bagaimana dosa dapat menghalangi seseorang untuk menghasilkan buah roh yang baik.</w:t>
+      </w:r>
+    </w:p>
+    <w:p>
+      <w:pPr>
+        <w:pStyle w:val="ListBullet"/>
+        <w:spacing w:line="240" w:lineRule="auto"/>
+        <w:ind w:left="720"/>
+      </w:pPr>
+      <w:r>
+        <w:rPr>
+          <w:lang w:val="id_ID" w:bidi="id_ID"/>
+        </w:rPr>
+      </w:r>
+      <w:r>
+        <w:rPr>
+          <w:lang w:val="id_ID" w:bidi="id_ID"/>
+        </w:rPr>
+        <w:t>Sebuah mahkota yang terbuat dari ranting berduri yang dipelintir ditempatkan di kepala Yesus sebelum dia disalibkan.</w:t>
+      </w:r>
+    </w:p>
+    <w:p>
+      <w:pPr>
+        <w:pStyle w:val="ListBullet"/>
+        <w:spacing w:line="240" w:lineRule="auto"/>
+        <w:ind w:left="720"/>
+      </w:pPr>
+      <w:r>
+        <w:rPr>
+          <w:lang w:val="id_ID" w:bidi="id_ID"/>
+        </w:rPr>
+      </w:r>
+      <w:r>
+        <w:rPr>
+          <w:lang w:val="id_ID" w:bidi="id_ID"/>
+        </w:rPr>
+        <w:t>Jika memungkinkan, istilah-istilah ini harus diterjemahkan dengan nama dua tanaman atau semak yang berbeda yang dikenal di wilayah berbahasa tersebut.</w:t>
+      </w:r>
+    </w:p>
+    <w:p>
+      <w:pPr/>
+      <w:r>
+        <w:rPr>
+          <w:lang w:val="id_ID" w:bidi="id_ID"/>
+        </w:rPr>
+      </w:r>
+      <w:r>
+        <w:rPr>
+          <w:lang w:val="id_ID" w:bidi="id_ID"/>
+        </w:rPr>
+        <w:t xml:space="preserve">(Lihat juga: </w:t>
+      </w:r>
+      <w:r>
+        <w:rPr>
+          <w:lang w:val="id_ID" w:bidi="id_ID"/>
+        </w:rPr>
+        <w:t>mahkota</w:t>
+      </w:r>
+      <w:r>
+        <w:rPr>
+          <w:lang w:val="id_ID" w:bidi="id_ID"/>
+        </w:rPr>
+        <w:t xml:space="preserve">, </w:t>
+      </w:r>
+      <w:r>
+        <w:rPr>
+          <w:lang w:val="id_ID" w:bidi="id_ID"/>
+        </w:rPr>
+        <w:t>buah</w:t>
+      </w:r>
+      <w:r>
+        <w:rPr>
+          <w:lang w:val="id_ID" w:bidi="id_ID"/>
+        </w:rPr>
+        <w:t xml:space="preserve">, </w:t>
+      </w:r>
+      <w:r>
+        <w:rPr>
+          <w:lang w:val="id_ID" w:bidi="id_ID"/>
+        </w:rPr>
+        <w:t>roh</w:t>
+      </w:r>
+      <w:r>
+        <w:rPr>
+          <w:lang w:val="id_ID" w:bidi="id_ID"/>
+        </w:rPr>
+        <w:t>)</w:t>
+      </w:r>
+    </w:p>
+    <w:p>
+      <w:pPr>
+        <w:pStyle w:val="Heading3"/>
+      </w:pPr>
+      <w:r>
+        <w:rPr>
+          <w:lang w:val="id_ID" w:bidi="id_ID"/>
+        </w:rPr>
+        <w:t>Referensi Alkitab:</w:t>
+      </w:r>
+    </w:p>
+    <w:p>
+      <w:pPr>
+        <w:pStyle w:val="ListBullet"/>
+        <w:spacing w:line="240" w:lineRule="auto"/>
+        <w:ind w:left="720"/>
+      </w:pPr>
+      <w:r>
+        <w:rPr>
+          <w:lang w:val="id_ID" w:bidi="id_ID"/>
+        </w:rPr>
+      </w:r>
+      <w:hyperlink r:id="rId149">
+        <w:r>
+          <w:rPr>
+            <w:lang w:val="id_ID" w:bidi="id_ID"/>
+          </w:rPr>
+          <w:rPr>
+            <w:color w:val="0000EE"/>
+            <w:u w:val="single"/>
+          </w:rPr>
+          <w:t>Ibrani 6:7–8</w:t>
+        </w:r>
+      </w:hyperlink>
+    </w:p>
+    <w:p>
+      <w:pPr>
+        <w:pStyle w:val="ListBullet"/>
+        <w:spacing w:line="240" w:lineRule="auto"/>
+        <w:ind w:left="720"/>
+      </w:pPr>
+      <w:r>
+        <w:rPr>
+          <w:lang w:val="id_ID" w:bidi="id_ID"/>
+        </w:rPr>
+      </w:r>
+      <w:hyperlink r:id="rId150">
+        <w:r>
+          <w:rPr>
+            <w:lang w:val="id_ID" w:bidi="id_ID"/>
+          </w:rPr>
+          <w:rPr>
+            <w:color w:val="0000EE"/>
+            <w:u w:val="single"/>
+          </w:rPr>
+          <w:t>Matius 13:7</w:t>
+        </w:r>
+      </w:hyperlink>
+    </w:p>
+    <w:p>
+      <w:pPr>
+        <w:pStyle w:val="ListBullet"/>
+        <w:spacing w:line="240" w:lineRule="auto"/>
+        <w:ind w:left="720"/>
+      </w:pPr>
+      <w:r>
+        <w:rPr>
+          <w:lang w:val="id_ID" w:bidi="id_ID"/>
+        </w:rPr>
+      </w:r>
+      <w:hyperlink r:id="rId151">
+        <w:r>
+          <w:rPr>
+            <w:lang w:val="id_ID" w:bidi="id_ID"/>
+          </w:rPr>
+          <w:rPr>
+            <w:color w:val="0000EE"/>
+            <w:u w:val="single"/>
+          </w:rPr>
+          <w:t>Matius 13:22</w:t>
+        </w:r>
+      </w:hyperlink>
+    </w:p>
+    <w:p>
+      <w:pPr>
+        <w:pStyle w:val="ListBullet"/>
+        <w:spacing w:line="240" w:lineRule="auto"/>
+        <w:ind w:left="720"/>
+      </w:pPr>
+      <w:r>
+        <w:rPr>
+          <w:lang w:val="id_ID" w:bidi="id_ID"/>
+        </w:rPr>
+      </w:r>
+      <w:hyperlink r:id="rId152">
+        <w:r>
+          <w:rPr>
+            <w:lang w:val="id_ID" w:bidi="id_ID"/>
+          </w:rPr>
+          <w:rPr>
+            <w:color w:val="0000EE"/>
+            <w:u w:val="single"/>
+          </w:rPr>
+          <w:t>Bilangan 33:55</w:t>
+        </w:r>
+      </w:hyperlink>
+    </w:p>
+    <w:p>
+      <w:pPr>
+        <w:pStyle w:val="Heading3"/>
+      </w:pPr>
+      <w:r>
+        <w:rPr>
+          <w:lang w:val="id_ID" w:bidi="id_ID"/>
+        </w:rPr>
+        <w:t>Data Kata:</w:t>
+      </w:r>
+    </w:p>
+    <w:p>
+      <w:pPr>
+        <w:pStyle w:val="ListBullet"/>
+        <w:spacing w:line="240" w:lineRule="auto"/>
+        <w:ind w:left="720"/>
+      </w:pPr>
+      <w:r>
+        <w:rPr>
+          <w:lang w:val="id_ID" w:bidi="id_ID"/>
+        </w:rPr>
+      </w:r>
+      <w:r>
+        <w:rPr>
+          <w:lang w:val="id_ID" w:bidi="id_ID"/>
+        </w:rPr>
+        <w:t>Strong: H0329, H1863, H2312, H2336, H4534, H5285, H5518, H5544, H6791, H6796, H6975, H7063, H7898, G01730, G01740, G46470, G51460</w:t>
       </w:r>
       <w:r>
         <w:rPr>

--- a/ind/docx/005.content.docx
+++ b/ind/docx/005.content.docx
@@ -389,234 +389,174 @@
           <w:lang w:val="id_ID" w:bidi="id_ID"/>
         </w:rPr>
       </w:r>
-      <w:hyperlink r:id="rId13">
-        <w:r>
-          <w:rPr>
-            <w:lang w:val="id_ID" w:bidi="id_ID"/>
-          </w:rPr>
-          <w:rPr>
-            <w:color w:val="0000EE"/>
-            <w:u w:val="single"/>
-          </w:rPr>
-          <w:t>1 Tesalonika 5:1–3</w:t>
-        </w:r>
-      </w:hyperlink>
-    </w:p>
-    <w:p>
-      <w:pPr>
-        <w:pStyle w:val="ListBullet"/>
-        <w:spacing w:line="240" w:lineRule="auto"/>
-        <w:ind w:left="720"/>
-      </w:pPr>
-      <w:r>
-        <w:rPr>
-          <w:lang w:val="id_ID" w:bidi="id_ID"/>
-        </w:rPr>
-      </w:r>
-      <w:hyperlink r:id="rId14">
-        <w:r>
-          <w:rPr>
-            <w:lang w:val="id_ID" w:bidi="id_ID"/>
-          </w:rPr>
-          <w:rPr>
-            <w:color w:val="0000EE"/>
-            <w:u w:val="single"/>
-          </w:rPr>
-          <w:t>Kisah Para Rasul 7:26–28</w:t>
-        </w:r>
-      </w:hyperlink>
-    </w:p>
-    <w:p>
-      <w:pPr>
-        <w:pStyle w:val="ListBullet"/>
-        <w:spacing w:line="240" w:lineRule="auto"/>
-        <w:ind w:left="720"/>
-      </w:pPr>
-      <w:r>
-        <w:rPr>
-          <w:lang w:val="id_ID" w:bidi="id_ID"/>
-        </w:rPr>
-      </w:r>
-      <w:hyperlink r:id="rId15">
-        <w:r>
-          <w:rPr>
-            <w:lang w:val="id_ID" w:bidi="id_ID"/>
-          </w:rPr>
-          <w:rPr>
-            <w:color w:val="0000EE"/>
-            <w:u w:val="single"/>
-          </w:rPr>
-          <w:t>Kolose 1:18–20</w:t>
-        </w:r>
-      </w:hyperlink>
-    </w:p>
-    <w:p>
-      <w:pPr>
-        <w:pStyle w:val="ListBullet"/>
-        <w:spacing w:line="240" w:lineRule="auto"/>
-        <w:ind w:left="720"/>
-      </w:pPr>
-      <w:r>
-        <w:rPr>
-          <w:lang w:val="id_ID" w:bidi="id_ID"/>
-        </w:rPr>
-      </w:r>
-      <w:hyperlink r:id="rId16">
-        <w:r>
-          <w:rPr>
-            <w:lang w:val="id_ID" w:bidi="id_ID"/>
-          </w:rPr>
-          <w:rPr>
-            <w:color w:val="0000EE"/>
-            <w:u w:val="single"/>
-          </w:rPr>
-          <w:t>Kolose 3:15</w:t>
-        </w:r>
-      </w:hyperlink>
-    </w:p>
-    <w:p>
-      <w:pPr>
-        <w:pStyle w:val="ListBullet"/>
-        <w:spacing w:line="240" w:lineRule="auto"/>
-        <w:ind w:left="720"/>
-      </w:pPr>
-      <w:r>
-        <w:rPr>
-          <w:lang w:val="id_ID" w:bidi="id_ID"/>
-        </w:rPr>
-      </w:r>
-      <w:hyperlink r:id="rId17">
-        <w:r>
-          <w:rPr>
-            <w:lang w:val="id_ID" w:bidi="id_ID"/>
-          </w:rPr>
-          <w:rPr>
-            <w:color w:val="0000EE"/>
-            <w:u w:val="single"/>
-          </w:rPr>
-          <w:t>Galatia 5:23</w:t>
-        </w:r>
-      </w:hyperlink>
-    </w:p>
-    <w:p>
-      <w:pPr>
-        <w:pStyle w:val="ListBullet"/>
-        <w:spacing w:line="240" w:lineRule="auto"/>
-        <w:ind w:left="720"/>
-      </w:pPr>
-      <w:r>
-        <w:rPr>
-          <w:lang w:val="id_ID" w:bidi="id_ID"/>
-        </w:rPr>
-      </w:r>
-      <w:hyperlink r:id="rId18">
-        <w:r>
-          <w:rPr>
-            <w:lang w:val="id_ID" w:bidi="id_ID"/>
-          </w:rPr>
-          <w:rPr>
-            <w:color w:val="0000EE"/>
-            <w:u w:val="single"/>
-          </w:rPr>
-          <w:t>Lukas 7:50</w:t>
-        </w:r>
-      </w:hyperlink>
-    </w:p>
-    <w:p>
-      <w:pPr>
-        <w:pStyle w:val="ListBullet"/>
-        <w:spacing w:line="240" w:lineRule="auto"/>
-        <w:ind w:left="720"/>
-      </w:pPr>
-      <w:r>
-        <w:rPr>
-          <w:lang w:val="id_ID" w:bidi="id_ID"/>
-        </w:rPr>
-      </w:r>
-      <w:hyperlink r:id="rId19">
-        <w:r>
-          <w:rPr>
-            <w:lang w:val="id_ID" w:bidi="id_ID"/>
-          </w:rPr>
-          <w:rPr>
-            <w:color w:val="0000EE"/>
-            <w:u w:val="single"/>
-          </w:rPr>
-          <w:t>Lukas 12:51</w:t>
-        </w:r>
-      </w:hyperlink>
-    </w:p>
-    <w:p>
-      <w:pPr>
-        <w:pStyle w:val="ListBullet"/>
-        <w:spacing w:line="240" w:lineRule="auto"/>
-        <w:ind w:left="720"/>
-      </w:pPr>
-      <w:r>
-        <w:rPr>
-          <w:lang w:val="id_ID" w:bidi="id_ID"/>
-        </w:rPr>
-      </w:r>
-      <w:hyperlink r:id="rId20">
-        <w:r>
-          <w:rPr>
-            <w:lang w:val="id_ID" w:bidi="id_ID"/>
-          </w:rPr>
-          <w:rPr>
-            <w:color w:val="0000EE"/>
-            <w:u w:val="single"/>
-          </w:rPr>
-          <w:t>Markus 4:39</w:t>
-        </w:r>
-      </w:hyperlink>
-    </w:p>
-    <w:p>
-      <w:pPr>
-        <w:pStyle w:val="ListBullet"/>
-        <w:spacing w:line="240" w:lineRule="auto"/>
-        <w:ind w:left="720"/>
-      </w:pPr>
-      <w:r>
-        <w:rPr>
-          <w:lang w:val="id_ID" w:bidi="id_ID"/>
-        </w:rPr>
-      </w:r>
-      <w:hyperlink r:id="rId21">
-        <w:r>
-          <w:rPr>
-            <w:lang w:val="id_ID" w:bidi="id_ID"/>
-          </w:rPr>
-          <w:rPr>
-            <w:color w:val="0000EE"/>
-            <w:u w:val="single"/>
-          </w:rPr>
-          <w:t>Matius 5:9</w:t>
-        </w:r>
-      </w:hyperlink>
-    </w:p>
-    <w:p>
-      <w:pPr>
-        <w:pStyle w:val="ListBullet"/>
-        <w:spacing w:line="240" w:lineRule="auto"/>
-        <w:ind w:left="720"/>
-      </w:pPr>
-      <w:r>
-        <w:rPr>
-          <w:lang w:val="id_ID" w:bidi="id_ID"/>
-        </w:rPr>
-      </w:r>
-      <w:hyperlink r:id="rId22">
-        <w:r>
-          <w:rPr>
-            <w:lang w:val="id_ID" w:bidi="id_ID"/>
-          </w:rPr>
-          <w:rPr>
-            <w:color w:val="0000EE"/>
-            <w:u w:val="single"/>
-          </w:rPr>
-          <w:t>Matius 10:13</w:t>
-        </w:r>
-      </w:hyperlink>
+      <w:r>
+        <w:rPr>
+          <w:lang w:val="id_ID" w:bidi="id_ID"/>
+        </w:rPr>
+        <w:t>1 Tesalonika 5:1–3</w:t>
+      </w:r>
+    </w:p>
+    <w:p>
+      <w:pPr>
+        <w:pStyle w:val="ListBullet"/>
+        <w:spacing w:line="240" w:lineRule="auto"/>
+        <w:ind w:left="720"/>
+      </w:pPr>
+      <w:r>
+        <w:rPr>
+          <w:lang w:val="id_ID" w:bidi="id_ID"/>
+        </w:rPr>
+      </w:r>
+      <w:r>
+        <w:rPr>
+          <w:lang w:val="id_ID" w:bidi="id_ID"/>
+        </w:rPr>
+        <w:t>Kisah Para Rasul 7:26–28</w:t>
+      </w:r>
+    </w:p>
+    <w:p>
+      <w:pPr>
+        <w:pStyle w:val="ListBullet"/>
+        <w:spacing w:line="240" w:lineRule="auto"/>
+        <w:ind w:left="720"/>
+      </w:pPr>
+      <w:r>
+        <w:rPr>
+          <w:lang w:val="id_ID" w:bidi="id_ID"/>
+        </w:rPr>
+      </w:r>
+      <w:r>
+        <w:rPr>
+          <w:lang w:val="id_ID" w:bidi="id_ID"/>
+        </w:rPr>
+        <w:t>Kolose 1:18–20</w:t>
+      </w:r>
+    </w:p>
+    <w:p>
+      <w:pPr>
+        <w:pStyle w:val="ListBullet"/>
+        <w:spacing w:line="240" w:lineRule="auto"/>
+        <w:ind w:left="720"/>
+      </w:pPr>
+      <w:r>
+        <w:rPr>
+          <w:lang w:val="id_ID" w:bidi="id_ID"/>
+        </w:rPr>
+      </w:r>
+      <w:r>
+        <w:rPr>
+          <w:lang w:val="id_ID" w:bidi="id_ID"/>
+        </w:rPr>
+        <w:t>Kolose 3:15</w:t>
+      </w:r>
+    </w:p>
+    <w:p>
+      <w:pPr>
+        <w:pStyle w:val="ListBullet"/>
+        <w:spacing w:line="240" w:lineRule="auto"/>
+        <w:ind w:left="720"/>
+      </w:pPr>
+      <w:r>
+        <w:rPr>
+          <w:lang w:val="id_ID" w:bidi="id_ID"/>
+        </w:rPr>
+      </w:r>
+      <w:r>
+        <w:rPr>
+          <w:lang w:val="id_ID" w:bidi="id_ID"/>
+        </w:rPr>
+        <w:t>Galatia 5:23</w:t>
+      </w:r>
+    </w:p>
+    <w:p>
+      <w:pPr>
+        <w:pStyle w:val="ListBullet"/>
+        <w:spacing w:line="240" w:lineRule="auto"/>
+        <w:ind w:left="720"/>
+      </w:pPr>
+      <w:r>
+        <w:rPr>
+          <w:lang w:val="id_ID" w:bidi="id_ID"/>
+        </w:rPr>
+      </w:r>
+      <w:r>
+        <w:rPr>
+          <w:lang w:val="id_ID" w:bidi="id_ID"/>
+        </w:rPr>
+        <w:t>Lukas 7:50</w:t>
+      </w:r>
+    </w:p>
+    <w:p>
+      <w:pPr>
+        <w:pStyle w:val="ListBullet"/>
+        <w:spacing w:line="240" w:lineRule="auto"/>
+        <w:ind w:left="720"/>
+      </w:pPr>
+      <w:r>
+        <w:rPr>
+          <w:lang w:val="id_ID" w:bidi="id_ID"/>
+        </w:rPr>
+      </w:r>
+      <w:r>
+        <w:rPr>
+          <w:lang w:val="id_ID" w:bidi="id_ID"/>
+        </w:rPr>
+        <w:t>Lukas 12:51</w:t>
+      </w:r>
+    </w:p>
+    <w:p>
+      <w:pPr>
+        <w:pStyle w:val="ListBullet"/>
+        <w:spacing w:line="240" w:lineRule="auto"/>
+        <w:ind w:left="720"/>
+      </w:pPr>
+      <w:r>
+        <w:rPr>
+          <w:lang w:val="id_ID" w:bidi="id_ID"/>
+        </w:rPr>
+      </w:r>
+      <w:r>
+        <w:rPr>
+          <w:lang w:val="id_ID" w:bidi="id_ID"/>
+        </w:rPr>
+        <w:t>Markus 4:39</w:t>
+      </w:r>
+    </w:p>
+    <w:p>
+      <w:pPr>
+        <w:pStyle w:val="ListBullet"/>
+        <w:spacing w:line="240" w:lineRule="auto"/>
+        <w:ind w:left="720"/>
+      </w:pPr>
+      <w:r>
+        <w:rPr>
+          <w:lang w:val="id_ID" w:bidi="id_ID"/>
+        </w:rPr>
+      </w:r>
+      <w:r>
+        <w:rPr>
+          <w:lang w:val="id_ID" w:bidi="id_ID"/>
+        </w:rPr>
+        <w:t>Matius 5:9</w:t>
+      </w:r>
+    </w:p>
+    <w:p>
+      <w:pPr>
+        <w:pStyle w:val="ListBullet"/>
+        <w:spacing w:line="240" w:lineRule="auto"/>
+        <w:ind w:left="720"/>
+      </w:pPr>
+      <w:r>
+        <w:rPr>
+          <w:lang w:val="id_ID" w:bidi="id_ID"/>
+        </w:rPr>
+      </w:r>
+      <w:r>
+        <w:rPr>
+          <w:lang w:val="id_ID" w:bidi="id_ID"/>
+        </w:rPr>
+        <w:t>Matius 10:13</w:t>
+      </w:r>
     </w:p>
     <w:p>
       <w:pPr>
@@ -1171,138 +1111,102 @@
           <w:lang w:val="id_ID" w:bidi="id_ID"/>
         </w:rPr>
       </w:r>
-      <w:hyperlink r:id="rId23">
-        <w:r>
-          <w:rPr>
-            <w:lang w:val="id_ID" w:bidi="id_ID"/>
-          </w:rPr>
-          <w:rPr>
-            <w:color w:val="0000EE"/>
-            <w:u w:val="single"/>
-          </w:rPr>
-          <w:t>2 Tawarikh 24:23–24</w:t>
-        </w:r>
-      </w:hyperlink>
-    </w:p>
-    <w:p>
-      <w:pPr>
-        <w:pStyle w:val="ListBullet"/>
-        <w:spacing w:line="240" w:lineRule="auto"/>
-        <w:ind w:left="720"/>
-      </w:pPr>
-      <w:r>
-        <w:rPr>
-          <w:lang w:val="id_ID" w:bidi="id_ID"/>
-        </w:rPr>
-      </w:r>
-      <w:hyperlink r:id="rId24">
-        <w:r>
-          <w:rPr>
-            <w:lang w:val="id_ID" w:bidi="id_ID"/>
-          </w:rPr>
-          <w:rPr>
-            <w:color w:val="0000EE"/>
-            <w:u w:val="single"/>
-          </w:rPr>
-          <w:t>Kisah Para Rasul 9:1–2</w:t>
-        </w:r>
-      </w:hyperlink>
-    </w:p>
-    <w:p>
-      <w:pPr>
-        <w:pStyle w:val="ListBullet"/>
-        <w:spacing w:line="240" w:lineRule="auto"/>
-        <w:ind w:left="720"/>
-      </w:pPr>
-      <w:r>
-        <w:rPr>
-          <w:lang w:val="id_ID" w:bidi="id_ID"/>
-        </w:rPr>
-      </w:r>
-      <w:hyperlink r:id="rId25">
-        <w:r>
-          <w:rPr>
-            <w:lang w:val="id_ID" w:bidi="id_ID"/>
-          </w:rPr>
-          <w:rPr>
-            <w:color w:val="0000EE"/>
-            <w:u w:val="single"/>
-          </w:rPr>
-          <w:t>Kisah Para Rasul 9:3</w:t>
-        </w:r>
-      </w:hyperlink>
-    </w:p>
-    <w:p>
-      <w:pPr>
-        <w:pStyle w:val="ListBullet"/>
-        <w:spacing w:line="240" w:lineRule="auto"/>
-        <w:ind w:left="720"/>
-      </w:pPr>
-      <w:r>
-        <w:rPr>
-          <w:lang w:val="id_ID" w:bidi="id_ID"/>
-        </w:rPr>
-      </w:r>
-      <w:hyperlink r:id="rId26">
-        <w:r>
-          <w:rPr>
-            <w:lang w:val="id_ID" w:bidi="id_ID"/>
-          </w:rPr>
-          <w:rPr>
-            <w:color w:val="0000EE"/>
-            <w:u w:val="single"/>
-          </w:rPr>
-          <w:t>Kisah Para Rasul 26:12</w:t>
-        </w:r>
-      </w:hyperlink>
-    </w:p>
-    <w:p>
-      <w:pPr>
-        <w:pStyle w:val="ListBullet"/>
-        <w:spacing w:line="240" w:lineRule="auto"/>
-        <w:ind w:left="720"/>
-      </w:pPr>
-      <w:r>
-        <w:rPr>
-          <w:lang w:val="id_ID" w:bidi="id_ID"/>
-        </w:rPr>
-      </w:r>
-      <w:hyperlink r:id="rId27">
-        <w:r>
-          <w:rPr>
-            <w:lang w:val="id_ID" w:bidi="id_ID"/>
-          </w:rPr>
-          <w:rPr>
-            <w:color w:val="0000EE"/>
-            <w:u w:val="single"/>
-          </w:rPr>
-          <w:t>Galatia 1:15–17</w:t>
-        </w:r>
-      </w:hyperlink>
-    </w:p>
-    <w:p>
-      <w:pPr>
-        <w:pStyle w:val="ListBullet"/>
-        <w:spacing w:line="240" w:lineRule="auto"/>
-        <w:ind w:left="720"/>
-      </w:pPr>
-      <w:r>
-        <w:rPr>
-          <w:lang w:val="id_ID" w:bidi="id_ID"/>
-        </w:rPr>
-      </w:r>
-      <w:hyperlink r:id="rId28">
-        <w:r>
-          <w:rPr>
-            <w:lang w:val="id_ID" w:bidi="id_ID"/>
-          </w:rPr>
-          <w:rPr>
-            <w:color w:val="0000EE"/>
-            <w:u w:val="single"/>
-          </w:rPr>
-          <w:t>Kejadian 14:15–16</w:t>
-        </w:r>
-      </w:hyperlink>
+      <w:r>
+        <w:rPr>
+          <w:lang w:val="id_ID" w:bidi="id_ID"/>
+        </w:rPr>
+        <w:t>2 Tawarikh 24:23–24</w:t>
+      </w:r>
+    </w:p>
+    <w:p>
+      <w:pPr>
+        <w:pStyle w:val="ListBullet"/>
+        <w:spacing w:line="240" w:lineRule="auto"/>
+        <w:ind w:left="720"/>
+      </w:pPr>
+      <w:r>
+        <w:rPr>
+          <w:lang w:val="id_ID" w:bidi="id_ID"/>
+        </w:rPr>
+      </w:r>
+      <w:r>
+        <w:rPr>
+          <w:lang w:val="id_ID" w:bidi="id_ID"/>
+        </w:rPr>
+        <w:t>Kisah Para Rasul 9:1–2</w:t>
+      </w:r>
+    </w:p>
+    <w:p>
+      <w:pPr>
+        <w:pStyle w:val="ListBullet"/>
+        <w:spacing w:line="240" w:lineRule="auto"/>
+        <w:ind w:left="720"/>
+      </w:pPr>
+      <w:r>
+        <w:rPr>
+          <w:lang w:val="id_ID" w:bidi="id_ID"/>
+        </w:rPr>
+      </w:r>
+      <w:r>
+        <w:rPr>
+          <w:lang w:val="id_ID" w:bidi="id_ID"/>
+        </w:rPr>
+        <w:t>Kisah Para Rasul 9:3</w:t>
+      </w:r>
+    </w:p>
+    <w:p>
+      <w:pPr>
+        <w:pStyle w:val="ListBullet"/>
+        <w:spacing w:line="240" w:lineRule="auto"/>
+        <w:ind w:left="720"/>
+      </w:pPr>
+      <w:r>
+        <w:rPr>
+          <w:lang w:val="id_ID" w:bidi="id_ID"/>
+        </w:rPr>
+      </w:r>
+      <w:r>
+        <w:rPr>
+          <w:lang w:val="id_ID" w:bidi="id_ID"/>
+        </w:rPr>
+        <w:t>Kisah Para Rasul 26:12</w:t>
+      </w:r>
+    </w:p>
+    <w:p>
+      <w:pPr>
+        <w:pStyle w:val="ListBullet"/>
+        <w:spacing w:line="240" w:lineRule="auto"/>
+        <w:ind w:left="720"/>
+      </w:pPr>
+      <w:r>
+        <w:rPr>
+          <w:lang w:val="id_ID" w:bidi="id_ID"/>
+        </w:rPr>
+      </w:r>
+      <w:r>
+        <w:rPr>
+          <w:lang w:val="id_ID" w:bidi="id_ID"/>
+        </w:rPr>
+        <w:t>Galatia 1:15–17</w:t>
+      </w:r>
+    </w:p>
+    <w:p>
+      <w:pPr>
+        <w:pStyle w:val="ListBullet"/>
+        <w:spacing w:line="240" w:lineRule="auto"/>
+        <w:ind w:left="720"/>
+      </w:pPr>
+      <w:r>
+        <w:rPr>
+          <w:lang w:val="id_ID" w:bidi="id_ID"/>
+        </w:rPr>
+      </w:r>
+      <w:r>
+        <w:rPr>
+          <w:lang w:val="id_ID" w:bidi="id_ID"/>
+        </w:rPr>
+        <w:t>Kejadian 14:15–16</w:t>
+      </w:r>
     </w:p>
     <w:p>
       <w:pPr>
@@ -1544,114 +1448,84 @@
           <w:lang w:val="id_ID" w:bidi="id_ID"/>
         </w:rPr>
       </w:r>
-      <w:hyperlink r:id="rId29">
-        <w:r>
-          <w:rPr>
-            <w:lang w:val="id_ID" w:bidi="id_ID"/>
-          </w:rPr>
-          <w:rPr>
-            <w:color w:val="0000EE"/>
-            <w:u w:val="single"/>
-          </w:rPr>
-          <w:t>1 Tawarikh 12:35</w:t>
-        </w:r>
-      </w:hyperlink>
-    </w:p>
-    <w:p>
-      <w:pPr>
-        <w:pStyle w:val="ListBullet"/>
-        <w:spacing w:line="240" w:lineRule="auto"/>
-        <w:ind w:left="720"/>
-      </w:pPr>
-      <w:r>
-        <w:rPr>
-          <w:lang w:val="id_ID" w:bidi="id_ID"/>
-        </w:rPr>
-      </w:r>
-      <w:hyperlink r:id="rId30">
-        <w:r>
-          <w:rPr>
-            <w:lang w:val="id_ID" w:bidi="id_ID"/>
-          </w:rPr>
-          <w:rPr>
-            <w:color w:val="0000EE"/>
-            <w:u w:val="single"/>
-          </w:rPr>
-          <w:t>1 Raja-raja 4:25</w:t>
-        </w:r>
-      </w:hyperlink>
-    </w:p>
-    <w:p>
-      <w:pPr>
-        <w:pStyle w:val="ListBullet"/>
-        <w:spacing w:line="240" w:lineRule="auto"/>
-        <w:ind w:left="720"/>
-      </w:pPr>
-      <w:r>
-        <w:rPr>
-          <w:lang w:val="id_ID" w:bidi="id_ID"/>
-        </w:rPr>
-      </w:r>
-      <w:hyperlink r:id="rId31">
-        <w:r>
-          <w:rPr>
-            <w:lang w:val="id_ID" w:bidi="id_ID"/>
-          </w:rPr>
-          <w:rPr>
-            <w:color w:val="0000EE"/>
-            <w:u w:val="single"/>
-          </w:rPr>
-          <w:t>Keluaran 1:1–5</w:t>
-        </w:r>
-      </w:hyperlink>
-    </w:p>
-    <w:p>
-      <w:pPr>
-        <w:pStyle w:val="ListBullet"/>
-        <w:spacing w:line="240" w:lineRule="auto"/>
-        <w:ind w:left="720"/>
-      </w:pPr>
-      <w:r>
-        <w:rPr>
-          <w:lang w:val="id_ID" w:bidi="id_ID"/>
-        </w:rPr>
-      </w:r>
-      <w:hyperlink r:id="rId32">
-        <w:r>
-          <w:rPr>
-            <w:lang w:val="id_ID" w:bidi="id_ID"/>
-          </w:rPr>
-          <w:rPr>
-            <w:color w:val="0000EE"/>
-            <w:u w:val="single"/>
-          </w:rPr>
-          <w:t>Kejadian 14:14</w:t>
-        </w:r>
-      </w:hyperlink>
-    </w:p>
-    <w:p>
-      <w:pPr>
-        <w:pStyle w:val="ListBullet"/>
-        <w:spacing w:line="240" w:lineRule="auto"/>
-        <w:ind w:left="720"/>
-      </w:pPr>
-      <w:r>
-        <w:rPr>
-          <w:lang w:val="id_ID" w:bidi="id_ID"/>
-        </w:rPr>
-      </w:r>
-      <w:hyperlink r:id="rId33">
-        <w:r>
-          <w:rPr>
-            <w:lang w:val="id_ID" w:bidi="id_ID"/>
-          </w:rPr>
-          <w:rPr>
-            <w:color w:val="0000EE"/>
-            <w:u w:val="single"/>
-          </w:rPr>
-          <w:t>Kejadian 30:6</w:t>
-        </w:r>
-      </w:hyperlink>
+      <w:r>
+        <w:rPr>
+          <w:lang w:val="id_ID" w:bidi="id_ID"/>
+        </w:rPr>
+        <w:t>1 Tawarikh 12:35</w:t>
+      </w:r>
+    </w:p>
+    <w:p>
+      <w:pPr>
+        <w:pStyle w:val="ListBullet"/>
+        <w:spacing w:line="240" w:lineRule="auto"/>
+        <w:ind w:left="720"/>
+      </w:pPr>
+      <w:r>
+        <w:rPr>
+          <w:lang w:val="id_ID" w:bidi="id_ID"/>
+        </w:rPr>
+      </w:r>
+      <w:r>
+        <w:rPr>
+          <w:lang w:val="id_ID" w:bidi="id_ID"/>
+        </w:rPr>
+        <w:t>1 Raja-raja 4:25</w:t>
+      </w:r>
+    </w:p>
+    <w:p>
+      <w:pPr>
+        <w:pStyle w:val="ListBullet"/>
+        <w:spacing w:line="240" w:lineRule="auto"/>
+        <w:ind w:left="720"/>
+      </w:pPr>
+      <w:r>
+        <w:rPr>
+          <w:lang w:val="id_ID" w:bidi="id_ID"/>
+        </w:rPr>
+      </w:r>
+      <w:r>
+        <w:rPr>
+          <w:lang w:val="id_ID" w:bidi="id_ID"/>
+        </w:rPr>
+        <w:t>Keluaran 1:1–5</w:t>
+      </w:r>
+    </w:p>
+    <w:p>
+      <w:pPr>
+        <w:pStyle w:val="ListBullet"/>
+        <w:spacing w:line="240" w:lineRule="auto"/>
+        <w:ind w:left="720"/>
+      </w:pPr>
+      <w:r>
+        <w:rPr>
+          <w:lang w:val="id_ID" w:bidi="id_ID"/>
+        </w:rPr>
+      </w:r>
+      <w:r>
+        <w:rPr>
+          <w:lang w:val="id_ID" w:bidi="id_ID"/>
+        </w:rPr>
+        <w:t>Kejadian 14:14</w:t>
+      </w:r>
+    </w:p>
+    <w:p>
+      <w:pPr>
+        <w:pStyle w:val="ListBullet"/>
+        <w:spacing w:line="240" w:lineRule="auto"/>
+        <w:ind w:left="720"/>
+      </w:pPr>
+      <w:r>
+        <w:rPr>
+          <w:lang w:val="id_ID" w:bidi="id_ID"/>
+        </w:rPr>
+      </w:r>
+      <w:r>
+        <w:rPr>
+          <w:lang w:val="id_ID" w:bidi="id_ID"/>
+        </w:rPr>
+        <w:t>Kejadian 30:6</w:t>
+      </w:r>
     </w:p>
     <w:p>
       <w:pPr>
@@ -1947,162 +1821,120 @@
           <w:lang w:val="id_ID" w:bidi="id_ID"/>
         </w:rPr>
       </w:r>
-      <w:hyperlink r:id="rId34">
-        <w:r>
-          <w:rPr>
-            <w:lang w:val="id_ID" w:bidi="id_ID"/>
-          </w:rPr>
-          <w:rPr>
-            <w:color w:val="0000EE"/>
-            <w:u w:val="single"/>
-          </w:rPr>
-          <w:t>Lukas 5:1</w:t>
-        </w:r>
-      </w:hyperlink>
-    </w:p>
-    <w:p>
-      <w:pPr>
-        <w:pStyle w:val="ListBullet"/>
-        <w:spacing w:line="240" w:lineRule="auto"/>
-        <w:ind w:left="720"/>
-      </w:pPr>
-      <w:r>
-        <w:rPr>
-          <w:lang w:val="id_ID" w:bidi="id_ID"/>
-        </w:rPr>
-      </w:r>
-      <w:hyperlink r:id="rId35">
-        <w:r>
-          <w:rPr>
-            <w:lang w:val="id_ID" w:bidi="id_ID"/>
-          </w:rPr>
-          <w:rPr>
-            <w:color w:val="0000EE"/>
-            <w:u w:val="single"/>
-          </w:rPr>
-          <w:t>Markus 1:16–18</w:t>
-        </w:r>
-      </w:hyperlink>
-    </w:p>
-    <w:p>
-      <w:pPr>
-        <w:pStyle w:val="ListBullet"/>
-        <w:spacing w:line="240" w:lineRule="auto"/>
-        <w:ind w:left="720"/>
-      </w:pPr>
-      <w:r>
-        <w:rPr>
-          <w:lang w:val="id_ID" w:bidi="id_ID"/>
-        </w:rPr>
-      </w:r>
-      <w:hyperlink r:id="rId36">
-        <w:r>
-          <w:rPr>
-            <w:lang w:val="id_ID" w:bidi="id_ID"/>
-          </w:rPr>
-          <w:rPr>
-            <w:color w:val="0000EE"/>
-            <w:u w:val="single"/>
-          </w:rPr>
-          <w:t>Matius 4:12–13</w:t>
-        </w:r>
-      </w:hyperlink>
-    </w:p>
-    <w:p>
-      <w:pPr>
-        <w:pStyle w:val="ListBullet"/>
-        <w:spacing w:line="240" w:lineRule="auto"/>
-        <w:ind w:left="720"/>
-      </w:pPr>
-      <w:r>
-        <w:rPr>
-          <w:lang w:val="id_ID" w:bidi="id_ID"/>
-        </w:rPr>
-      </w:r>
-      <w:hyperlink r:id="rId37">
-        <w:r>
-          <w:rPr>
-            <w:lang w:val="id_ID" w:bidi="id_ID"/>
-          </w:rPr>
-          <w:rPr>
-            <w:color w:val="0000EE"/>
-            <w:u w:val="single"/>
-          </w:rPr>
-          <w:t>Matius 4:18–20</w:t>
-        </w:r>
-      </w:hyperlink>
-    </w:p>
-    <w:p>
-      <w:pPr>
-        <w:pStyle w:val="ListBullet"/>
-        <w:spacing w:line="240" w:lineRule="auto"/>
-        <w:ind w:left="720"/>
-      </w:pPr>
-      <w:r>
-        <w:rPr>
-          <w:lang w:val="id_ID" w:bidi="id_ID"/>
-        </w:rPr>
-      </w:r>
-      <w:hyperlink r:id="rId38">
-        <w:r>
-          <w:rPr>
-            <w:lang w:val="id_ID" w:bidi="id_ID"/>
-          </w:rPr>
-          <w:rPr>
-            <w:color w:val="0000EE"/>
-            <w:u w:val="single"/>
-          </w:rPr>
-          <w:t>Matius 8:18–20</w:t>
-        </w:r>
-      </w:hyperlink>
-    </w:p>
-    <w:p>
-      <w:pPr>
-        <w:pStyle w:val="ListBullet"/>
-        <w:spacing w:line="240" w:lineRule="auto"/>
-        <w:ind w:left="720"/>
-      </w:pPr>
-      <w:r>
-        <w:rPr>
-          <w:lang w:val="id_ID" w:bidi="id_ID"/>
-        </w:rPr>
-      </w:r>
-      <w:hyperlink r:id="rId39">
-        <w:r>
-          <w:rPr>
-            <w:lang w:val="id_ID" w:bidi="id_ID"/>
-          </w:rPr>
-          <w:rPr>
-            <w:color w:val="0000EE"/>
-            <w:u w:val="single"/>
-          </w:rPr>
-          <w:t>Matius 13:1–2</w:t>
-        </w:r>
-      </w:hyperlink>
-    </w:p>
-    <w:p>
-      <w:pPr>
-        <w:pStyle w:val="ListBullet"/>
-        <w:spacing w:line="240" w:lineRule="auto"/>
-        <w:ind w:left="720"/>
-      </w:pPr>
-      <w:r>
-        <w:rPr>
-          <w:lang w:val="id_ID" w:bidi="id_ID"/>
-        </w:rPr>
-      </w:r>
-      <w:hyperlink r:id="rId40">
-        <w:r>
-          <w:rPr>
-            <w:lang w:val="id_ID" w:bidi="id_ID"/>
-          </w:rPr>
-          <w:rPr>
-            <w:color w:val="0000EE"/>
-            <w:u w:val="single"/>
-          </w:rPr>
-          <w:t>Matius 15:29–31</w:t>
-        </w:r>
-      </w:hyperlink>
+      <w:r>
+        <w:rPr>
+          <w:lang w:val="id_ID" w:bidi="id_ID"/>
+        </w:rPr>
+        <w:t>Lukas 5:1</w:t>
+      </w:r>
+    </w:p>
+    <w:p>
+      <w:pPr>
+        <w:pStyle w:val="ListBullet"/>
+        <w:spacing w:line="240" w:lineRule="auto"/>
+        <w:ind w:left="720"/>
+      </w:pPr>
+      <w:r>
+        <w:rPr>
+          <w:lang w:val="id_ID" w:bidi="id_ID"/>
+        </w:rPr>
+      </w:r>
+      <w:r>
+        <w:rPr>
+          <w:lang w:val="id_ID" w:bidi="id_ID"/>
+        </w:rPr>
+        <w:t>Markus 1:16–18</w:t>
+      </w:r>
+    </w:p>
+    <w:p>
+      <w:pPr>
+        <w:pStyle w:val="ListBullet"/>
+        <w:spacing w:line="240" w:lineRule="auto"/>
+        <w:ind w:left="720"/>
+      </w:pPr>
+      <w:r>
+        <w:rPr>
+          <w:lang w:val="id_ID" w:bidi="id_ID"/>
+        </w:rPr>
+      </w:r>
+      <w:r>
+        <w:rPr>
+          <w:lang w:val="id_ID" w:bidi="id_ID"/>
+        </w:rPr>
+        <w:t>Matius 4:12–13</w:t>
+      </w:r>
+    </w:p>
+    <w:p>
+      <w:pPr>
+        <w:pStyle w:val="ListBullet"/>
+        <w:spacing w:line="240" w:lineRule="auto"/>
+        <w:ind w:left="720"/>
+      </w:pPr>
+      <w:r>
+        <w:rPr>
+          <w:lang w:val="id_ID" w:bidi="id_ID"/>
+        </w:rPr>
+      </w:r>
+      <w:r>
+        <w:rPr>
+          <w:lang w:val="id_ID" w:bidi="id_ID"/>
+        </w:rPr>
+        <w:t>Matius 4:18–20</w:t>
+      </w:r>
+    </w:p>
+    <w:p>
+      <w:pPr>
+        <w:pStyle w:val="ListBullet"/>
+        <w:spacing w:line="240" w:lineRule="auto"/>
+        <w:ind w:left="720"/>
+      </w:pPr>
+      <w:r>
+        <w:rPr>
+          <w:lang w:val="id_ID" w:bidi="id_ID"/>
+        </w:rPr>
+      </w:r>
+      <w:r>
+        <w:rPr>
+          <w:lang w:val="id_ID" w:bidi="id_ID"/>
+        </w:rPr>
+        <w:t>Matius 8:18–20</w:t>
+      </w:r>
+    </w:p>
+    <w:p>
+      <w:pPr>
+        <w:pStyle w:val="ListBullet"/>
+        <w:spacing w:line="240" w:lineRule="auto"/>
+        <w:ind w:left="720"/>
+      </w:pPr>
+      <w:r>
+        <w:rPr>
+          <w:lang w:val="id_ID" w:bidi="id_ID"/>
+        </w:rPr>
+      </w:r>
+      <w:r>
+        <w:rPr>
+          <w:lang w:val="id_ID" w:bidi="id_ID"/>
+        </w:rPr>
+        <w:t>Matius 13:1–2</w:t>
+      </w:r>
+    </w:p>
+    <w:p>
+      <w:pPr>
+        <w:pStyle w:val="ListBullet"/>
+        <w:spacing w:line="240" w:lineRule="auto"/>
+        <w:ind w:left="720"/>
+      </w:pPr>
+      <w:r>
+        <w:rPr>
+          <w:lang w:val="id_ID" w:bidi="id_ID"/>
+        </w:rPr>
+      </w:r>
+      <w:r>
+        <w:rPr>
+          <w:lang w:val="id_ID" w:bidi="id_ID"/>
+        </w:rPr>
+        <w:t>Matius 15:29–31</w:t>
+      </w:r>
     </w:p>
     <w:p>
       <w:pPr>
@@ -2374,114 +2206,84 @@
           <w:lang w:val="id_ID" w:bidi="id_ID"/>
         </w:rPr>
       </w:r>
-      <w:hyperlink r:id="rId41">
-        <w:r>
-          <w:rPr>
-            <w:lang w:val="id_ID" w:bidi="id_ID"/>
-          </w:rPr>
-          <w:rPr>
-            <w:color w:val="0000EE"/>
-            <w:u w:val="single"/>
-          </w:rPr>
-          <w:t>Daniel 1:6–7</w:t>
-        </w:r>
-      </w:hyperlink>
-    </w:p>
-    <w:p>
-      <w:pPr>
-        <w:pStyle w:val="ListBullet"/>
-        <w:spacing w:line="240" w:lineRule="auto"/>
-        <w:ind w:left="720"/>
-      </w:pPr>
-      <w:r>
-        <w:rPr>
-          <w:lang w:val="id_ID" w:bidi="id_ID"/>
-        </w:rPr>
-      </w:r>
-      <w:hyperlink r:id="rId42">
-        <w:r>
-          <w:rPr>
-            <w:lang w:val="id_ID" w:bidi="id_ID"/>
-          </w:rPr>
-          <w:rPr>
-            <w:color w:val="0000EE"/>
-            <w:u w:val="single"/>
-          </w:rPr>
-          <w:t>Daniel 5:29</w:t>
-        </w:r>
-      </w:hyperlink>
-    </w:p>
-    <w:p>
-      <w:pPr>
-        <w:pStyle w:val="ListBullet"/>
-        <w:spacing w:line="240" w:lineRule="auto"/>
-        <w:ind w:left="720"/>
-      </w:pPr>
-      <w:r>
-        <w:rPr>
-          <w:lang w:val="id_ID" w:bidi="id_ID"/>
-        </w:rPr>
-      </w:r>
-      <w:hyperlink r:id="rId43">
-        <w:r>
-          <w:rPr>
-            <w:lang w:val="id_ID" w:bidi="id_ID"/>
-          </w:rPr>
-          <w:rPr>
-            <w:color w:val="0000EE"/>
-            <w:u w:val="single"/>
-          </w:rPr>
-          <w:t>Daniel 7:28</w:t>
-        </w:r>
-      </w:hyperlink>
-    </w:p>
-    <w:p>
-      <w:pPr>
-        <w:pStyle w:val="ListBullet"/>
-        <w:spacing w:line="240" w:lineRule="auto"/>
-        <w:ind w:left="720"/>
-      </w:pPr>
-      <w:r>
-        <w:rPr>
-          <w:lang w:val="id_ID" w:bidi="id_ID"/>
-        </w:rPr>
-      </w:r>
-      <w:hyperlink r:id="rId44">
-        <w:r>
-          <w:rPr>
-            <w:lang w:val="id_ID" w:bidi="id_ID"/>
-          </w:rPr>
-          <w:rPr>
-            <w:color w:val="0000EE"/>
-            <w:u w:val="single"/>
-          </w:rPr>
-          <w:t>Yehezkiel 14:12–14</w:t>
-        </w:r>
-      </w:hyperlink>
-    </w:p>
-    <w:p>
-      <w:pPr>
-        <w:pStyle w:val="ListBullet"/>
-        <w:spacing w:line="240" w:lineRule="auto"/>
-        <w:ind w:left="720"/>
-      </w:pPr>
-      <w:r>
-        <w:rPr>
-          <w:lang w:val="id_ID" w:bidi="id_ID"/>
-        </w:rPr>
-      </w:r>
-      <w:hyperlink r:id="rId45">
-        <w:r>
-          <w:rPr>
-            <w:lang w:val="id_ID" w:bidi="id_ID"/>
-          </w:rPr>
-          <w:rPr>
-            <w:color w:val="0000EE"/>
-            <w:u w:val="single"/>
-          </w:rPr>
-          <w:t>Matius 24:15</w:t>
-        </w:r>
-      </w:hyperlink>
+      <w:r>
+        <w:rPr>
+          <w:lang w:val="id_ID" w:bidi="id_ID"/>
+        </w:rPr>
+        <w:t>Daniel 1:6–7</w:t>
+      </w:r>
+    </w:p>
+    <w:p>
+      <w:pPr>
+        <w:pStyle w:val="ListBullet"/>
+        <w:spacing w:line="240" w:lineRule="auto"/>
+        <w:ind w:left="720"/>
+      </w:pPr>
+      <w:r>
+        <w:rPr>
+          <w:lang w:val="id_ID" w:bidi="id_ID"/>
+        </w:rPr>
+      </w:r>
+      <w:r>
+        <w:rPr>
+          <w:lang w:val="id_ID" w:bidi="id_ID"/>
+        </w:rPr>
+        <w:t>Daniel 5:29</w:t>
+      </w:r>
+    </w:p>
+    <w:p>
+      <w:pPr>
+        <w:pStyle w:val="ListBullet"/>
+        <w:spacing w:line="240" w:lineRule="auto"/>
+        <w:ind w:left="720"/>
+      </w:pPr>
+      <w:r>
+        <w:rPr>
+          <w:lang w:val="id_ID" w:bidi="id_ID"/>
+        </w:rPr>
+      </w:r>
+      <w:r>
+        <w:rPr>
+          <w:lang w:val="id_ID" w:bidi="id_ID"/>
+        </w:rPr>
+        <w:t>Daniel 7:28</w:t>
+      </w:r>
+    </w:p>
+    <w:p>
+      <w:pPr>
+        <w:pStyle w:val="ListBullet"/>
+        <w:spacing w:line="240" w:lineRule="auto"/>
+        <w:ind w:left="720"/>
+      </w:pPr>
+      <w:r>
+        <w:rPr>
+          <w:lang w:val="id_ID" w:bidi="id_ID"/>
+        </w:rPr>
+      </w:r>
+      <w:r>
+        <w:rPr>
+          <w:lang w:val="id_ID" w:bidi="id_ID"/>
+        </w:rPr>
+        <w:t>Yehezkiel 14:12–14</w:t>
+      </w:r>
+    </w:p>
+    <w:p>
+      <w:pPr>
+        <w:pStyle w:val="ListBullet"/>
+        <w:spacing w:line="240" w:lineRule="auto"/>
+        <w:ind w:left="720"/>
+      </w:pPr>
+      <w:r>
+        <w:rPr>
+          <w:lang w:val="id_ID" w:bidi="id_ID"/>
+        </w:rPr>
+      </w:r>
+      <w:r>
+        <w:rPr>
+          <w:lang w:val="id_ID" w:bidi="id_ID"/>
+        </w:rPr>
+        <w:t>Matius 24:15</w:t>
+      </w:r>
     </w:p>
     <w:p>
       <w:pPr>
@@ -2717,79 +2519,55 @@
           <w:lang w:val="id_ID" w:bidi="id_ID"/>
         </w:rPr>
       </w:r>
-      <w:hyperlink r:id="rId46">
-        <w:r>
-          <w:rPr>
-            <w:lang w:val="id_ID" w:bidi="id_ID"/>
-          </w:rPr>
-          <w:rPr>
-            <w:color w:val="0000EE"/>
-            <w:u w:val="single"/>
-          </w:rPr>
-          <w:t>Ezra 4:4–6</w:t>
-        </w:r>
-      </w:hyperlink>
-    </w:p>
-    <w:p>
-      <w:pPr>
-        <w:pStyle w:val="ListBullet"/>
-        <w:spacing w:line="240" w:lineRule="auto"/>
-        <w:ind w:left="720"/>
-      </w:pPr>
-      <w:r>
-        <w:rPr>
-          <w:lang w:val="id_ID" w:bidi="id_ID"/>
-        </w:rPr>
+      <w:r>
+        <w:rPr>
+          <w:lang w:val="id_ID" w:bidi="id_ID"/>
+        </w:rPr>
+        <w:t>Ezra 4:4–6</w:t>
+      </w:r>
+    </w:p>
+    <w:p>
+      <w:pPr>
+        <w:pStyle w:val="ListBullet"/>
+        <w:spacing w:line="240" w:lineRule="auto"/>
+        <w:ind w:left="720"/>
+      </w:pPr>
+      <w:r>
+        <w:rPr>
+          <w:lang w:val="id_ID" w:bidi="id_ID"/>
+        </w:rPr>
+      </w:r>
+      <w:r>
+        <w:rPr>
+          <w:lang w:val="id_ID" w:bidi="id_ID"/>
+        </w:rPr>
+        <w:t>Hagai 1:1</w:t>
         <w:br/>
       </w:r>
-      <w:hyperlink r:id="rId47">
-        <w:r>
-          <w:rPr>
-            <w:lang w:val="id_ID" w:bidi="id_ID"/>
-          </w:rPr>
-          <w:rPr>
-            <w:color w:val="0000EE"/>
-            <w:u w:val="single"/>
-          </w:rPr>
-          <w:t>Hagai 1:1</w:t>
-        </w:r>
-      </w:hyperlink>
-      <w:hyperlink r:id="rId48">
-        <w:r>
-          <w:rPr>
-            <w:lang w:val="id_ID" w:bidi="id_ID"/>
-          </w:rPr>
-          <w:rPr>
-            <w:color w:val="0000EE"/>
-            <w:u w:val="single"/>
-          </w:rPr>
-          <w:t>Nehemia 12:22</w:t>
-        </w:r>
-      </w:hyperlink>
-    </w:p>
-    <w:p>
-      <w:pPr>
-        <w:pStyle w:val="ListBullet"/>
-        <w:spacing w:line="240" w:lineRule="auto"/>
-        <w:ind w:left="720"/>
-      </w:pPr>
-      <w:r>
-        <w:rPr>
-          <w:lang w:val="id_ID" w:bidi="id_ID"/>
-        </w:rPr>
-      </w:r>
-      <w:hyperlink r:id="rId49">
-        <w:r>
-          <w:rPr>
-            <w:lang w:val="id_ID" w:bidi="id_ID"/>
-          </w:rPr>
-          <w:rPr>
-            <w:color w:val="0000EE"/>
-            <w:u w:val="single"/>
-          </w:rPr>
-          <w:t>Zakharia 1:1</w:t>
-        </w:r>
-      </w:hyperlink>
+      <w:r>
+        <w:rPr>
+          <w:lang w:val="id_ID" w:bidi="id_ID"/>
+        </w:rPr>
+        <w:t>Nehemia 12:22</w:t>
+      </w:r>
+    </w:p>
+    <w:p>
+      <w:pPr>
+        <w:pStyle w:val="ListBullet"/>
+        <w:spacing w:line="240" w:lineRule="auto"/>
+        <w:ind w:left="720"/>
+      </w:pPr>
+      <w:r>
+        <w:rPr>
+          <w:lang w:val="id_ID" w:bidi="id_ID"/>
+        </w:rPr>
+      </w:r>
+      <w:r>
+        <w:rPr>
+          <w:lang w:val="id_ID" w:bidi="id_ID"/>
+        </w:rPr>
+        <w:t>Zakharia 1:1</w:t>
+      </w:r>
     </w:p>
     <w:p>
       <w:pPr>
@@ -3058,138 +2836,102 @@
           <w:lang w:val="id_ID" w:bidi="id_ID"/>
         </w:rPr>
       </w:r>
-      <w:hyperlink r:id="rId50">
-        <w:r>
-          <w:rPr>
-            <w:lang w:val="id_ID" w:bidi="id_ID"/>
-          </w:rPr>
-          <w:rPr>
-            <w:color w:val="0000EE"/>
-            <w:u w:val="single"/>
-          </w:rPr>
-          <w:t>1 Raja-raja 6:37–38</w:t>
-        </w:r>
-      </w:hyperlink>
-    </w:p>
-    <w:p>
-      <w:pPr>
-        <w:pStyle w:val="ListBullet"/>
-        <w:spacing w:line="240" w:lineRule="auto"/>
-        <w:ind w:left="720"/>
-      </w:pPr>
-      <w:r>
-        <w:rPr>
-          <w:lang w:val="id_ID" w:bidi="id_ID"/>
-        </w:rPr>
-      </w:r>
-      <w:hyperlink r:id="rId51">
-        <w:r>
-          <w:rPr>
-            <w:lang w:val="id_ID" w:bidi="id_ID"/>
-          </w:rPr>
-          <w:rPr>
-            <w:color w:val="0000EE"/>
-            <w:u w:val="single"/>
-          </w:rPr>
-          <w:t>2 Tawarikh 3:1–3</w:t>
-        </w:r>
-      </w:hyperlink>
-    </w:p>
-    <w:p>
-      <w:pPr>
-        <w:pStyle w:val="ListBullet"/>
-        <w:spacing w:line="240" w:lineRule="auto"/>
-        <w:ind w:left="720"/>
-      </w:pPr>
-      <w:r>
-        <w:rPr>
-          <w:lang w:val="id_ID" w:bidi="id_ID"/>
-        </w:rPr>
-      </w:r>
-      <w:hyperlink r:id="rId52">
-        <w:r>
-          <w:rPr>
-            <w:lang w:val="id_ID" w:bidi="id_ID"/>
-          </w:rPr>
-          <w:rPr>
-            <w:color w:val="0000EE"/>
-            <w:u w:val="single"/>
-          </w:rPr>
-          <w:t>Yehezkiel 13:13–14</w:t>
-        </w:r>
-      </w:hyperlink>
-    </w:p>
-    <w:p>
-      <w:pPr>
-        <w:pStyle w:val="ListBullet"/>
-        <w:spacing w:line="240" w:lineRule="auto"/>
-        <w:ind w:left="720"/>
-      </w:pPr>
-      <w:r>
-        <w:rPr>
-          <w:lang w:val="id_ID" w:bidi="id_ID"/>
-        </w:rPr>
-      </w:r>
-      <w:hyperlink r:id="rId53">
-        <w:r>
-          <w:rPr>
-            <w:lang w:val="id_ID" w:bidi="id_ID"/>
-          </w:rPr>
-          <w:rPr>
-            <w:color w:val="0000EE"/>
-            <w:u w:val="single"/>
-          </w:rPr>
-          <w:t>Lukas 14:29</w:t>
-        </w:r>
-      </w:hyperlink>
-    </w:p>
-    <w:p>
-      <w:pPr>
-        <w:pStyle w:val="ListBullet"/>
-        <w:spacing w:line="240" w:lineRule="auto"/>
-        <w:ind w:left="720"/>
-      </w:pPr>
-      <w:r>
-        <w:rPr>
-          <w:lang w:val="id_ID" w:bidi="id_ID"/>
-        </w:rPr>
-      </w:r>
-      <w:hyperlink r:id="rId54">
-        <w:r>
-          <w:rPr>
-            <w:lang w:val="id_ID" w:bidi="id_ID"/>
-          </w:rPr>
-          <w:rPr>
-            <w:color w:val="0000EE"/>
-            <w:u w:val="single"/>
-          </w:rPr>
-          <w:t>Matius 13:35</w:t>
-        </w:r>
-      </w:hyperlink>
-    </w:p>
-    <w:p>
-      <w:pPr>
-        <w:pStyle w:val="ListBullet"/>
-        <w:spacing w:line="240" w:lineRule="auto"/>
-        <w:ind w:left="720"/>
-      </w:pPr>
-      <w:r>
-        <w:rPr>
-          <w:lang w:val="id_ID" w:bidi="id_ID"/>
-        </w:rPr>
-      </w:r>
-      <w:hyperlink r:id="rId55">
-        <w:r>
-          <w:rPr>
-            <w:lang w:val="id_ID" w:bidi="id_ID"/>
-          </w:rPr>
-          <w:rPr>
-            <w:color w:val="0000EE"/>
-            <w:u w:val="single"/>
-          </w:rPr>
-          <w:t>Matius 25:34</w:t>
-        </w:r>
-      </w:hyperlink>
+      <w:r>
+        <w:rPr>
+          <w:lang w:val="id_ID" w:bidi="id_ID"/>
+        </w:rPr>
+        <w:t>1 Raja-raja 6:37–38</w:t>
+      </w:r>
+    </w:p>
+    <w:p>
+      <w:pPr>
+        <w:pStyle w:val="ListBullet"/>
+        <w:spacing w:line="240" w:lineRule="auto"/>
+        <w:ind w:left="720"/>
+      </w:pPr>
+      <w:r>
+        <w:rPr>
+          <w:lang w:val="id_ID" w:bidi="id_ID"/>
+        </w:rPr>
+      </w:r>
+      <w:r>
+        <w:rPr>
+          <w:lang w:val="id_ID" w:bidi="id_ID"/>
+        </w:rPr>
+        <w:t>2 Tawarikh 3:1–3</w:t>
+      </w:r>
+    </w:p>
+    <w:p>
+      <w:pPr>
+        <w:pStyle w:val="ListBullet"/>
+        <w:spacing w:line="240" w:lineRule="auto"/>
+        <w:ind w:left="720"/>
+      </w:pPr>
+      <w:r>
+        <w:rPr>
+          <w:lang w:val="id_ID" w:bidi="id_ID"/>
+        </w:rPr>
+      </w:r>
+      <w:r>
+        <w:rPr>
+          <w:lang w:val="id_ID" w:bidi="id_ID"/>
+        </w:rPr>
+        <w:t>Yehezkiel 13:13–14</w:t>
+      </w:r>
+    </w:p>
+    <w:p>
+      <w:pPr>
+        <w:pStyle w:val="ListBullet"/>
+        <w:spacing w:line="240" w:lineRule="auto"/>
+        <w:ind w:left="720"/>
+      </w:pPr>
+      <w:r>
+        <w:rPr>
+          <w:lang w:val="id_ID" w:bidi="id_ID"/>
+        </w:rPr>
+      </w:r>
+      <w:r>
+        <w:rPr>
+          <w:lang w:val="id_ID" w:bidi="id_ID"/>
+        </w:rPr>
+        <w:t>Lukas 14:29</w:t>
+      </w:r>
+    </w:p>
+    <w:p>
+      <w:pPr>
+        <w:pStyle w:val="ListBullet"/>
+        <w:spacing w:line="240" w:lineRule="auto"/>
+        <w:ind w:left="720"/>
+      </w:pPr>
+      <w:r>
+        <w:rPr>
+          <w:lang w:val="id_ID" w:bidi="id_ID"/>
+        </w:rPr>
+      </w:r>
+      <w:r>
+        <w:rPr>
+          <w:lang w:val="id_ID" w:bidi="id_ID"/>
+        </w:rPr>
+        <w:t>Matius 13:35</w:t>
+      </w:r>
+    </w:p>
+    <w:p>
+      <w:pPr>
+        <w:pStyle w:val="ListBullet"/>
+        <w:spacing w:line="240" w:lineRule="auto"/>
+        <w:ind w:left="720"/>
+      </w:pPr>
+      <w:r>
+        <w:rPr>
+          <w:lang w:val="id_ID" w:bidi="id_ID"/>
+        </w:rPr>
+      </w:r>
+      <w:r>
+        <w:rPr>
+          <w:lang w:val="id_ID" w:bidi="id_ID"/>
+        </w:rPr>
+        <w:t>Matius 25:34</w:t>
+      </w:r>
     </w:p>
     <w:p>
       <w:pPr>
@@ -3437,186 +3179,138 @@
           <w:lang w:val="id_ID" w:bidi="id_ID"/>
         </w:rPr>
       </w:r>
-      <w:hyperlink r:id="rId56">
-        <w:r>
-          <w:rPr>
-            <w:lang w:val="id_ID" w:bidi="id_ID"/>
-          </w:rPr>
-          <w:rPr>
-            <w:color w:val="0000EE"/>
-            <w:u w:val="single"/>
-          </w:rPr>
-          <w:t>1 Samuel 17:12–13</w:t>
-        </w:r>
-      </w:hyperlink>
-    </w:p>
-    <w:p>
-      <w:pPr>
-        <w:pStyle w:val="ListBullet"/>
-        <w:spacing w:line="240" w:lineRule="auto"/>
-        <w:ind w:left="720"/>
-      </w:pPr>
-      <w:r>
-        <w:rPr>
-          <w:lang w:val="id_ID" w:bidi="id_ID"/>
-        </w:rPr>
-      </w:r>
-      <w:hyperlink r:id="rId56">
-        <w:r>
-          <w:rPr>
-            <w:lang w:val="id_ID" w:bidi="id_ID"/>
-          </w:rPr>
-          <w:rPr>
-            <w:color w:val="0000EE"/>
-            <w:u w:val="single"/>
-          </w:rPr>
-          <w:t>1 Samuel 20:34</w:t>
-        </w:r>
-      </w:hyperlink>
-    </w:p>
-    <w:p>
-      <w:pPr>
-        <w:pStyle w:val="ListBullet"/>
-        <w:spacing w:line="240" w:lineRule="auto"/>
-        <w:ind w:left="720"/>
-      </w:pPr>
-      <w:r>
-        <w:rPr>
-          <w:lang w:val="id_ID" w:bidi="id_ID"/>
-        </w:rPr>
-      </w:r>
-      <w:hyperlink r:id="rId57">
-        <w:r>
-          <w:rPr>
-            <w:lang w:val="id_ID" w:bidi="id_ID"/>
-          </w:rPr>
-          <w:rPr>
-            <w:color w:val="0000EE"/>
-            <w:u w:val="single"/>
-          </w:rPr>
-          <w:t>2 Samuel 5:2</w:t>
-        </w:r>
-      </w:hyperlink>
-    </w:p>
-    <w:p>
-      <w:pPr>
-        <w:pStyle w:val="ListBullet"/>
-        <w:spacing w:line="240" w:lineRule="auto"/>
-        <w:ind w:left="720"/>
-      </w:pPr>
-      <w:r>
-        <w:rPr>
-          <w:lang w:val="id_ID" w:bidi="id_ID"/>
-        </w:rPr>
-      </w:r>
-      <w:hyperlink r:id="rId58">
-        <w:r>
-          <w:rPr>
-            <w:lang w:val="id_ID" w:bidi="id_ID"/>
-          </w:rPr>
-          <w:rPr>
-            <w:color w:val="0000EE"/>
-            <w:u w:val="single"/>
-          </w:rPr>
-          <w:t>2 Timotius 2:8</w:t>
-        </w:r>
-      </w:hyperlink>
-    </w:p>
-    <w:p>
-      <w:pPr>
-        <w:pStyle w:val="ListBullet"/>
-        <w:spacing w:line="240" w:lineRule="auto"/>
-        <w:ind w:left="720"/>
-      </w:pPr>
-      <w:r>
-        <w:rPr>
-          <w:lang w:val="id_ID" w:bidi="id_ID"/>
-        </w:rPr>
-      </w:r>
-      <w:hyperlink r:id="rId14">
-        <w:r>
-          <w:rPr>
-            <w:lang w:val="id_ID" w:bidi="id_ID"/>
-          </w:rPr>
-          <w:rPr>
-            <w:color w:val="0000EE"/>
-            <w:u w:val="single"/>
-          </w:rPr>
-          <w:t>Kisah Para Rasul 2:25</w:t>
-        </w:r>
-      </w:hyperlink>
-    </w:p>
-    <w:p>
-      <w:pPr>
-        <w:pStyle w:val="ListBullet"/>
-        <w:spacing w:line="240" w:lineRule="auto"/>
-        <w:ind w:left="720"/>
-      </w:pPr>
-      <w:r>
-        <w:rPr>
-          <w:lang w:val="id_ID" w:bidi="id_ID"/>
-        </w:rPr>
-      </w:r>
-      <w:hyperlink r:id="rId14">
-        <w:r>
-          <w:rPr>
-            <w:lang w:val="id_ID" w:bidi="id_ID"/>
-          </w:rPr>
-          <w:rPr>
-            <w:color w:val="0000EE"/>
-            <w:u w:val="single"/>
-          </w:rPr>
-          <w:t>Kisah Para Rasul 13:22</w:t>
-        </w:r>
-      </w:hyperlink>
-    </w:p>
-    <w:p>
-      <w:pPr>
-        <w:pStyle w:val="ListBullet"/>
-        <w:spacing w:line="240" w:lineRule="auto"/>
-        <w:ind w:left="720"/>
-      </w:pPr>
-      <w:r>
-        <w:rPr>
-          <w:lang w:val="id_ID" w:bidi="id_ID"/>
-        </w:rPr>
-      </w:r>
-      <w:hyperlink r:id="rId59">
-        <w:r>
-          <w:rPr>
-            <w:lang w:val="id_ID" w:bidi="id_ID"/>
-          </w:rPr>
-          <w:rPr>
-            <w:color w:val="0000EE"/>
-            <w:u w:val="single"/>
-          </w:rPr>
-          <w:t>Lukas 1:32</w:t>
-        </w:r>
-      </w:hyperlink>
-    </w:p>
-    <w:p>
-      <w:pPr>
-        <w:pStyle w:val="ListBullet"/>
-        <w:spacing w:line="240" w:lineRule="auto"/>
-        <w:ind w:left="720"/>
-      </w:pPr>
-      <w:r>
-        <w:rPr>
-          <w:lang w:val="id_ID" w:bidi="id_ID"/>
-        </w:rPr>
-      </w:r>
-      <w:hyperlink r:id="rId60">
-        <w:r>
-          <w:rPr>
-            <w:lang w:val="id_ID" w:bidi="id_ID"/>
-          </w:rPr>
-          <w:rPr>
-            <w:color w:val="0000EE"/>
-            <w:u w:val="single"/>
-          </w:rPr>
-          <w:t>Markus 2:26</w:t>
-        </w:r>
-      </w:hyperlink>
+      <w:r>
+        <w:rPr>
+          <w:lang w:val="id_ID" w:bidi="id_ID"/>
+        </w:rPr>
+        <w:t>1 Samuel 17:12–13</w:t>
+      </w:r>
+    </w:p>
+    <w:p>
+      <w:pPr>
+        <w:pStyle w:val="ListBullet"/>
+        <w:spacing w:line="240" w:lineRule="auto"/>
+        <w:ind w:left="720"/>
+      </w:pPr>
+      <w:r>
+        <w:rPr>
+          <w:lang w:val="id_ID" w:bidi="id_ID"/>
+        </w:rPr>
+      </w:r>
+      <w:r>
+        <w:rPr>
+          <w:lang w:val="id_ID" w:bidi="id_ID"/>
+        </w:rPr>
+        <w:t>1 Samuel 20:34</w:t>
+      </w:r>
+    </w:p>
+    <w:p>
+      <w:pPr>
+        <w:pStyle w:val="ListBullet"/>
+        <w:spacing w:line="240" w:lineRule="auto"/>
+        <w:ind w:left="720"/>
+      </w:pPr>
+      <w:r>
+        <w:rPr>
+          <w:lang w:val="id_ID" w:bidi="id_ID"/>
+        </w:rPr>
+      </w:r>
+      <w:r>
+        <w:rPr>
+          <w:lang w:val="id_ID" w:bidi="id_ID"/>
+        </w:rPr>
+        <w:t>2 Samuel 5:2</w:t>
+      </w:r>
+    </w:p>
+    <w:p>
+      <w:pPr>
+        <w:pStyle w:val="ListBullet"/>
+        <w:spacing w:line="240" w:lineRule="auto"/>
+        <w:ind w:left="720"/>
+      </w:pPr>
+      <w:r>
+        <w:rPr>
+          <w:lang w:val="id_ID" w:bidi="id_ID"/>
+        </w:rPr>
+      </w:r>
+      <w:r>
+        <w:rPr>
+          <w:lang w:val="id_ID" w:bidi="id_ID"/>
+        </w:rPr>
+        <w:t>2 Timotius 2:8</w:t>
+      </w:r>
+    </w:p>
+    <w:p>
+      <w:pPr>
+        <w:pStyle w:val="ListBullet"/>
+        <w:spacing w:line="240" w:lineRule="auto"/>
+        <w:ind w:left="720"/>
+      </w:pPr>
+      <w:r>
+        <w:rPr>
+          <w:lang w:val="id_ID" w:bidi="id_ID"/>
+        </w:rPr>
+      </w:r>
+      <w:r>
+        <w:rPr>
+          <w:lang w:val="id_ID" w:bidi="id_ID"/>
+        </w:rPr>
+        <w:t>Kisah Para Rasul 2:25</w:t>
+      </w:r>
+    </w:p>
+    <w:p>
+      <w:pPr>
+        <w:pStyle w:val="ListBullet"/>
+        <w:spacing w:line="240" w:lineRule="auto"/>
+        <w:ind w:left="720"/>
+      </w:pPr>
+      <w:r>
+        <w:rPr>
+          <w:lang w:val="id_ID" w:bidi="id_ID"/>
+        </w:rPr>
+      </w:r>
+      <w:r>
+        <w:rPr>
+          <w:lang w:val="id_ID" w:bidi="id_ID"/>
+        </w:rPr>
+        <w:t>Kisah Para Rasul 13:22</w:t>
+      </w:r>
+    </w:p>
+    <w:p>
+      <w:pPr>
+        <w:pStyle w:val="ListBullet"/>
+        <w:spacing w:line="240" w:lineRule="auto"/>
+        <w:ind w:left="720"/>
+      </w:pPr>
+      <w:r>
+        <w:rPr>
+          <w:lang w:val="id_ID" w:bidi="id_ID"/>
+        </w:rPr>
+      </w:r>
+      <w:r>
+        <w:rPr>
+          <w:lang w:val="id_ID" w:bidi="id_ID"/>
+        </w:rPr>
+        <w:t>Lukas 1:32</w:t>
+      </w:r>
+    </w:p>
+    <w:p>
+      <w:pPr>
+        <w:pStyle w:val="ListBullet"/>
+        <w:spacing w:line="240" w:lineRule="auto"/>
+        <w:ind w:left="720"/>
+      </w:pPr>
+      <w:r>
+        <w:rPr>
+          <w:lang w:val="id_ID" w:bidi="id_ID"/>
+        </w:rPr>
+      </w:r>
+      <w:r>
+        <w:rPr>
+          <w:lang w:val="id_ID" w:bidi="id_ID"/>
+        </w:rPr>
+        <w:t>Markus 2:26</w:t>
+      </w:r>
     </w:p>
     <w:p>
       <w:pPr>
@@ -4231,138 +3925,102 @@
           <w:lang w:val="id_ID" w:bidi="id_ID"/>
         </w:rPr>
       </w:r>
-      <w:hyperlink r:id="rId61">
-        <w:r>
-          <w:rPr>
-            <w:lang w:val="id_ID" w:bidi="id_ID"/>
-          </w:rPr>
-          <w:rPr>
-            <w:color w:val="0000EE"/>
-            <w:u w:val="single"/>
-          </w:rPr>
-          <w:t>1 Tawarikh 15:13–15</w:t>
-        </w:r>
-      </w:hyperlink>
-    </w:p>
-    <w:p>
-      <w:pPr>
-        <w:pStyle w:val="ListBullet"/>
-        <w:spacing w:line="240" w:lineRule="auto"/>
-        <w:ind w:left="720"/>
-      </w:pPr>
-      <w:r>
-        <w:rPr>
-          <w:lang w:val="id_ID" w:bidi="id_ID"/>
-        </w:rPr>
-      </w:r>
-      <w:hyperlink r:id="rId62">
-        <w:r>
-          <w:rPr>
-            <w:lang w:val="id_ID" w:bidi="id_ID"/>
-          </w:rPr>
-          <w:rPr>
-            <w:color w:val="0000EE"/>
-            <w:u w:val="single"/>
-          </w:rPr>
-          <w:t>1 Raja-raja 8:57–58</w:t>
-        </w:r>
-      </w:hyperlink>
-    </w:p>
-    <w:p>
-      <w:pPr>
-        <w:pStyle w:val="ListBullet"/>
-        <w:spacing w:line="240" w:lineRule="auto"/>
-        <w:ind w:left="720"/>
-      </w:pPr>
-      <w:r>
-        <w:rPr>
-          <w:lang w:val="id_ID" w:bidi="id_ID"/>
-        </w:rPr>
-      </w:r>
-      <w:hyperlink r:id="rId63">
-        <w:r>
-          <w:rPr>
-            <w:lang w:val="id_ID" w:bidi="id_ID"/>
-          </w:rPr>
-          <w:rPr>
-            <w:color w:val="0000EE"/>
-            <w:u w:val="single"/>
-          </w:rPr>
-          <w:t>Kisah Para Rasul 17:5–7</w:t>
-        </w:r>
-      </w:hyperlink>
-    </w:p>
-    <w:p>
-      <w:pPr>
-        <w:pStyle w:val="ListBullet"/>
-        <w:spacing w:line="240" w:lineRule="auto"/>
-        <w:ind w:left="720"/>
-      </w:pPr>
-      <w:r>
-        <w:rPr>
-          <w:lang w:val="id_ID" w:bidi="id_ID"/>
-        </w:rPr>
-      </w:r>
-      <w:hyperlink r:id="rId64">
-        <w:r>
-          <w:rPr>
-            <w:lang w:val="id_ID" w:bidi="id_ID"/>
-          </w:rPr>
-          <w:rPr>
-            <w:color w:val="0000EE"/>
-            <w:u w:val="single"/>
-          </w:rPr>
-          <w:t>Daniel 2:13</w:t>
-        </w:r>
-      </w:hyperlink>
-    </w:p>
-    <w:p>
-      <w:pPr>
-        <w:pStyle w:val="ListBullet"/>
-        <w:spacing w:line="240" w:lineRule="auto"/>
-        <w:ind w:left="720"/>
-      </w:pPr>
-      <w:r>
-        <w:rPr>
-          <w:lang w:val="id_ID" w:bidi="id_ID"/>
-        </w:rPr>
-      </w:r>
-      <w:hyperlink r:id="rId65">
-        <w:r>
-          <w:rPr>
-            <w:lang w:val="id_ID" w:bidi="id_ID"/>
-          </w:rPr>
-          <w:rPr>
-            <w:color w:val="0000EE"/>
-            <w:u w:val="single"/>
-          </w:rPr>
-          <w:t>Ester 1:22</w:t>
-        </w:r>
-      </w:hyperlink>
-    </w:p>
-    <w:p>
-      <w:pPr>
-        <w:pStyle w:val="ListBullet"/>
-        <w:spacing w:line="240" w:lineRule="auto"/>
-        <w:ind w:left="720"/>
-      </w:pPr>
-      <w:r>
-        <w:rPr>
-          <w:lang w:val="id_ID" w:bidi="id_ID"/>
-        </w:rPr>
-      </w:r>
-      <w:hyperlink r:id="rId66">
-        <w:r>
-          <w:rPr>
-            <w:lang w:val="id_ID" w:bidi="id_ID"/>
-          </w:rPr>
-          <w:rPr>
-            <w:color w:val="0000EE"/>
-            <w:u w:val="single"/>
-          </w:rPr>
-          <w:t>Lukas 2:1</w:t>
-        </w:r>
-      </w:hyperlink>
+      <w:r>
+        <w:rPr>
+          <w:lang w:val="id_ID" w:bidi="id_ID"/>
+        </w:rPr>
+        <w:t>1 Tawarikh 15:13–15</w:t>
+      </w:r>
+    </w:p>
+    <w:p>
+      <w:pPr>
+        <w:pStyle w:val="ListBullet"/>
+        <w:spacing w:line="240" w:lineRule="auto"/>
+        <w:ind w:left="720"/>
+      </w:pPr>
+      <w:r>
+        <w:rPr>
+          <w:lang w:val="id_ID" w:bidi="id_ID"/>
+        </w:rPr>
+      </w:r>
+      <w:r>
+        <w:rPr>
+          <w:lang w:val="id_ID" w:bidi="id_ID"/>
+        </w:rPr>
+        <w:t>1 Raja-raja 8:57–58</w:t>
+      </w:r>
+    </w:p>
+    <w:p>
+      <w:pPr>
+        <w:pStyle w:val="ListBullet"/>
+        <w:spacing w:line="240" w:lineRule="auto"/>
+        <w:ind w:left="720"/>
+      </w:pPr>
+      <w:r>
+        <w:rPr>
+          <w:lang w:val="id_ID" w:bidi="id_ID"/>
+        </w:rPr>
+      </w:r>
+      <w:r>
+        <w:rPr>
+          <w:lang w:val="id_ID" w:bidi="id_ID"/>
+        </w:rPr>
+        <w:t>Kisah Para Rasul 17:5–7</w:t>
+      </w:r>
+    </w:p>
+    <w:p>
+      <w:pPr>
+        <w:pStyle w:val="ListBullet"/>
+        <w:spacing w:line="240" w:lineRule="auto"/>
+        <w:ind w:left="720"/>
+      </w:pPr>
+      <w:r>
+        <w:rPr>
+          <w:lang w:val="id_ID" w:bidi="id_ID"/>
+        </w:rPr>
+      </w:r>
+      <w:r>
+        <w:rPr>
+          <w:lang w:val="id_ID" w:bidi="id_ID"/>
+        </w:rPr>
+        <w:t>Daniel 2:13</w:t>
+      </w:r>
+    </w:p>
+    <w:p>
+      <w:pPr>
+        <w:pStyle w:val="ListBullet"/>
+        <w:spacing w:line="240" w:lineRule="auto"/>
+        <w:ind w:left="720"/>
+      </w:pPr>
+      <w:r>
+        <w:rPr>
+          <w:lang w:val="id_ID" w:bidi="id_ID"/>
+        </w:rPr>
+      </w:r>
+      <w:r>
+        <w:rPr>
+          <w:lang w:val="id_ID" w:bidi="id_ID"/>
+        </w:rPr>
+        <w:t>Ester 1:22</w:t>
+      </w:r>
+    </w:p>
+    <w:p>
+      <w:pPr>
+        <w:pStyle w:val="ListBullet"/>
+        <w:spacing w:line="240" w:lineRule="auto"/>
+        <w:ind w:left="720"/>
+      </w:pPr>
+      <w:r>
+        <w:rPr>
+          <w:lang w:val="id_ID" w:bidi="id_ID"/>
+        </w:rPr>
+      </w:r>
+      <w:r>
+        <w:rPr>
+          <w:lang w:val="id_ID" w:bidi="id_ID"/>
+        </w:rPr>
+        <w:t>Lukas 2:1</w:t>
+      </w:r>
     </w:p>
     <w:p>
       <w:pPr>
@@ -4574,90 +4232,66 @@
           <w:lang w:val="id_ID" w:bidi="id_ID"/>
         </w:rPr>
       </w:r>
-      <w:hyperlink r:id="rId67">
-        <w:r>
-          <w:rPr>
-            <w:lang w:val="id_ID" w:bidi="id_ID"/>
-          </w:rPr>
-          <w:rPr>
-            <w:color w:val="0000EE"/>
-            <w:u w:val="single"/>
-          </w:rPr>
-          <w:t>Hakim-hakim 16:4–5</w:t>
-        </w:r>
-      </w:hyperlink>
-    </w:p>
-    <w:p>
-      <w:pPr>
-        <w:pStyle w:val="ListBullet"/>
-        <w:spacing w:line="240" w:lineRule="auto"/>
-        <w:ind w:left="720"/>
-      </w:pPr>
-      <w:r>
-        <w:rPr>
-          <w:lang w:val="id_ID" w:bidi="id_ID"/>
-        </w:rPr>
-      </w:r>
-      <w:hyperlink r:id="rId68">
-        <w:r>
-          <w:rPr>
-            <w:lang w:val="id_ID" w:bidi="id_ID"/>
-          </w:rPr>
-          <w:rPr>
-            <w:color w:val="0000EE"/>
-            <w:u w:val="single"/>
-          </w:rPr>
-          <w:t>Hakim-hakim 16:6–7</w:t>
-        </w:r>
-      </w:hyperlink>
-    </w:p>
-    <w:p>
-      <w:pPr>
-        <w:pStyle w:val="ListBullet"/>
-        <w:spacing w:line="240" w:lineRule="auto"/>
-        <w:ind w:left="720"/>
-      </w:pPr>
-      <w:r>
-        <w:rPr>
-          <w:lang w:val="id_ID" w:bidi="id_ID"/>
-        </w:rPr>
-      </w:r>
-      <w:hyperlink r:id="rId69">
-        <w:r>
-          <w:rPr>
-            <w:lang w:val="id_ID" w:bidi="id_ID"/>
-          </w:rPr>
-          <w:rPr>
-            <w:color w:val="0000EE"/>
-            <w:u w:val="single"/>
-          </w:rPr>
-          <w:t>Hakim-hakim 16:10</w:t>
-        </w:r>
-      </w:hyperlink>
-    </w:p>
-    <w:p>
-      <w:pPr>
-        <w:pStyle w:val="ListBullet"/>
-        <w:spacing w:line="240" w:lineRule="auto"/>
-        <w:ind w:left="720"/>
-      </w:pPr>
-      <w:r>
-        <w:rPr>
-          <w:lang w:val="id_ID" w:bidi="id_ID"/>
-        </w:rPr>
-      </w:r>
-      <w:hyperlink r:id="rId70">
-        <w:r>
-          <w:rPr>
-            <w:lang w:val="id_ID" w:bidi="id_ID"/>
-          </w:rPr>
-          <w:rPr>
-            <w:color w:val="0000EE"/>
-            <w:u w:val="single"/>
-          </w:rPr>
-          <w:t>Hakim-hakim 16:18</w:t>
-        </w:r>
-      </w:hyperlink>
+      <w:r>
+        <w:rPr>
+          <w:lang w:val="id_ID" w:bidi="id_ID"/>
+        </w:rPr>
+        <w:t>Hakim-hakim 16:4–5</w:t>
+      </w:r>
+    </w:p>
+    <w:p>
+      <w:pPr>
+        <w:pStyle w:val="ListBullet"/>
+        <w:spacing w:line="240" w:lineRule="auto"/>
+        <w:ind w:left="720"/>
+      </w:pPr>
+      <w:r>
+        <w:rPr>
+          <w:lang w:val="id_ID" w:bidi="id_ID"/>
+        </w:rPr>
+      </w:r>
+      <w:r>
+        <w:rPr>
+          <w:lang w:val="id_ID" w:bidi="id_ID"/>
+        </w:rPr>
+        <w:t>Hakim-hakim 16:6–7</w:t>
+      </w:r>
+    </w:p>
+    <w:p>
+      <w:pPr>
+        <w:pStyle w:val="ListBullet"/>
+        <w:spacing w:line="240" w:lineRule="auto"/>
+        <w:ind w:left="720"/>
+      </w:pPr>
+      <w:r>
+        <w:rPr>
+          <w:lang w:val="id_ID" w:bidi="id_ID"/>
+        </w:rPr>
+      </w:r>
+      <w:r>
+        <w:rPr>
+          <w:lang w:val="id_ID" w:bidi="id_ID"/>
+        </w:rPr>
+        <w:t>Hakim-hakim 16:10</w:t>
+      </w:r>
+    </w:p>
+    <w:p>
+      <w:pPr>
+        <w:pStyle w:val="ListBullet"/>
+        <w:spacing w:line="240" w:lineRule="auto"/>
+        <w:ind w:left="720"/>
+      </w:pPr>
+      <w:r>
+        <w:rPr>
+          <w:lang w:val="id_ID" w:bidi="id_ID"/>
+        </w:rPr>
+      </w:r>
+      <w:r>
+        <w:rPr>
+          <w:lang w:val="id_ID" w:bidi="id_ID"/>
+        </w:rPr>
+        <w:t>Hakim-hakim 16:18</w:t>
+      </w:r>
     </w:p>
     <w:p>
       <w:pPr>
@@ -4915,114 +4549,84 @@
           <w:lang w:val="id_ID" w:bidi="id_ID"/>
         </w:rPr>
       </w:r>
-      <w:hyperlink r:id="rId71">
-        <w:r>
-          <w:rPr>
-            <w:lang w:val="id_ID" w:bidi="id_ID"/>
-          </w:rPr>
-          <w:rPr>
-            <w:color w:val="0000EE"/>
-            <w:u w:val="single"/>
-          </w:rPr>
-          <w:t>2 Raja-raja 25:16–17</w:t>
-        </w:r>
-      </w:hyperlink>
-    </w:p>
-    <w:p>
-      <w:pPr>
-        <w:pStyle w:val="ListBullet"/>
-        <w:spacing w:line="240" w:lineRule="auto"/>
-        <w:ind w:left="720"/>
-      </w:pPr>
-      <w:r>
-        <w:rPr>
-          <w:lang w:val="id_ID" w:bidi="id_ID"/>
-        </w:rPr>
-      </w:r>
-      <w:hyperlink r:id="rId72">
-        <w:r>
-          <w:rPr>
-            <w:lang w:val="id_ID" w:bidi="id_ID"/>
-          </w:rPr>
-          <w:rPr>
-            <w:color w:val="0000EE"/>
-            <w:u w:val="single"/>
-          </w:rPr>
-          <w:t>Ulangan 8:7–8</w:t>
-        </w:r>
-      </w:hyperlink>
-    </w:p>
-    <w:p>
-      <w:pPr>
-        <w:pStyle w:val="ListBullet"/>
-        <w:spacing w:line="240" w:lineRule="auto"/>
-        <w:ind w:left="720"/>
-      </w:pPr>
-      <w:r>
-        <w:rPr>
-          <w:lang w:val="id_ID" w:bidi="id_ID"/>
-        </w:rPr>
-      </w:r>
-      <w:hyperlink r:id="rId73">
-        <w:r>
-          <w:rPr>
-            <w:lang w:val="id_ID" w:bidi="id_ID"/>
-          </w:rPr>
-          <w:rPr>
-            <w:color w:val="0000EE"/>
-            <w:u w:val="single"/>
-          </w:rPr>
-          <w:t>Yeremia 52:22–23</w:t>
-        </w:r>
-      </w:hyperlink>
-    </w:p>
-    <w:p>
-      <w:pPr>
-        <w:pStyle w:val="ListBullet"/>
-        <w:spacing w:line="240" w:lineRule="auto"/>
-        <w:ind w:left="720"/>
-      </w:pPr>
-      <w:r>
-        <w:rPr>
-          <w:lang w:val="id_ID" w:bidi="id_ID"/>
-        </w:rPr>
-      </w:r>
-      <w:hyperlink r:id="rId74">
-        <w:r>
-          <w:rPr>
-            <w:lang w:val="id_ID" w:bidi="id_ID"/>
-          </w:rPr>
-          <w:rPr>
-            <w:color w:val="0000EE"/>
-            <w:u w:val="single"/>
-          </w:rPr>
-          <w:t>Bilangan 13:23–24</w:t>
-        </w:r>
-      </w:hyperlink>
-    </w:p>
-    <w:p>
-      <w:pPr>
-        <w:pStyle w:val="ListBullet"/>
-        <w:spacing w:line="240" w:lineRule="auto"/>
-        <w:ind w:left="720"/>
-      </w:pPr>
-      <w:r>
-        <w:rPr>
-          <w:lang w:val="id_ID" w:bidi="id_ID"/>
-        </w:rPr>
-      </w:r>
-      <w:hyperlink r:id="rId75">
-        <w:r>
-          <w:rPr>
-            <w:lang w:val="id_ID" w:bidi="id_ID"/>
-          </w:rPr>
-          <w:rPr>
-            <w:color w:val="0000EE"/>
-            <w:u w:val="single"/>
-          </w:rPr>
-          <w:t>Bilangan 20:5</w:t>
-        </w:r>
-      </w:hyperlink>
+      <w:r>
+        <w:rPr>
+          <w:lang w:val="id_ID" w:bidi="id_ID"/>
+        </w:rPr>
+        <w:t>2 Raja-raja 25:16–17</w:t>
+      </w:r>
+    </w:p>
+    <w:p>
+      <w:pPr>
+        <w:pStyle w:val="ListBullet"/>
+        <w:spacing w:line="240" w:lineRule="auto"/>
+        <w:ind w:left="720"/>
+      </w:pPr>
+      <w:r>
+        <w:rPr>
+          <w:lang w:val="id_ID" w:bidi="id_ID"/>
+        </w:rPr>
+      </w:r>
+      <w:r>
+        <w:rPr>
+          <w:lang w:val="id_ID" w:bidi="id_ID"/>
+        </w:rPr>
+        <w:t>Ulangan 8:7–8</w:t>
+      </w:r>
+    </w:p>
+    <w:p>
+      <w:pPr>
+        <w:pStyle w:val="ListBullet"/>
+        <w:spacing w:line="240" w:lineRule="auto"/>
+        <w:ind w:left="720"/>
+      </w:pPr>
+      <w:r>
+        <w:rPr>
+          <w:lang w:val="id_ID" w:bidi="id_ID"/>
+        </w:rPr>
+      </w:r>
+      <w:r>
+        <w:rPr>
+          <w:lang w:val="id_ID" w:bidi="id_ID"/>
+        </w:rPr>
+        <w:t>Yeremia 52:22–23</w:t>
+      </w:r>
+    </w:p>
+    <w:p>
+      <w:pPr>
+        <w:pStyle w:val="ListBullet"/>
+        <w:spacing w:line="240" w:lineRule="auto"/>
+        <w:ind w:left="720"/>
+      </w:pPr>
+      <w:r>
+        <w:rPr>
+          <w:lang w:val="id_ID" w:bidi="id_ID"/>
+        </w:rPr>
+      </w:r>
+      <w:r>
+        <w:rPr>
+          <w:lang w:val="id_ID" w:bidi="id_ID"/>
+        </w:rPr>
+        <w:t>Bilangan 13:23–24</w:t>
+      </w:r>
+    </w:p>
+    <w:p>
+      <w:pPr>
+        <w:pStyle w:val="ListBullet"/>
+        <w:spacing w:line="240" w:lineRule="auto"/>
+        <w:ind w:left="720"/>
+      </w:pPr>
+      <w:r>
+        <w:rPr>
+          <w:lang w:val="id_ID" w:bidi="id_ID"/>
+        </w:rPr>
+      </w:r>
+      <w:r>
+        <w:rPr>
+          <w:lang w:val="id_ID" w:bidi="id_ID"/>
+        </w:rPr>
+        <w:t>Bilangan 20:5</w:t>
+      </w:r>
     </w:p>
     <w:p>
       <w:pPr>
@@ -5206,90 +4810,66 @@
           <w:lang w:val="id_ID" w:bidi="id_ID"/>
         </w:rPr>
       </w:r>
-      <w:hyperlink r:id="rId76">
-        <w:r>
-          <w:rPr>
-            <w:lang w:val="id_ID" w:bidi="id_ID"/>
-          </w:rPr>
-          <w:rPr>
-            <w:color w:val="0000EE"/>
-            <w:u w:val="single"/>
-          </w:rPr>
-          <w:t>Yeremia 6:24</w:t>
-        </w:r>
-      </w:hyperlink>
-    </w:p>
-    <w:p>
-      <w:pPr>
-        <w:pStyle w:val="ListBullet"/>
-        <w:spacing w:line="240" w:lineRule="auto"/>
-        <w:ind w:left="720"/>
-      </w:pPr>
-      <w:r>
-        <w:rPr>
-          <w:lang w:val="id_ID" w:bidi="id_ID"/>
-        </w:rPr>
-      </w:r>
-      <w:hyperlink r:id="rId77">
-        <w:r>
-          <w:rPr>
-            <w:lang w:val="id_ID" w:bidi="id_ID"/>
-          </w:rPr>
-          <w:rPr>
-            <w:color w:val="0000EE"/>
-            <w:u w:val="single"/>
-          </w:rPr>
-          <w:t>Yeremia 19:9</w:t>
-        </w:r>
-      </w:hyperlink>
-    </w:p>
-    <w:p>
-      <w:pPr>
-        <w:pStyle w:val="ListBullet"/>
-        <w:spacing w:line="240" w:lineRule="auto"/>
-        <w:ind w:left="720"/>
-      </w:pPr>
-      <w:r>
-        <w:rPr>
-          <w:lang w:val="id_ID" w:bidi="id_ID"/>
-        </w:rPr>
-      </w:r>
-      <w:hyperlink r:id="rId78">
-        <w:r>
-          <w:rPr>
-            <w:lang w:val="id_ID" w:bidi="id_ID"/>
-          </w:rPr>
-          <w:rPr>
-            <w:color w:val="0000EE"/>
-            <w:u w:val="single"/>
-          </w:rPr>
-          <w:t>Ayub 15:24</w:t>
-        </w:r>
-      </w:hyperlink>
-    </w:p>
-    <w:p>
-      <w:pPr>
-        <w:pStyle w:val="ListBullet"/>
-        <w:spacing w:line="240" w:lineRule="auto"/>
-        <w:ind w:left="720"/>
-      </w:pPr>
-      <w:r>
-        <w:rPr>
-          <w:lang w:val="id_ID" w:bidi="id_ID"/>
-        </w:rPr>
-      </w:r>
-      <w:hyperlink r:id="rId79">
-        <w:r>
-          <w:rPr>
-            <w:lang w:val="id_ID" w:bidi="id_ID"/>
-          </w:rPr>
-          <w:rPr>
-            <w:color w:val="0000EE"/>
-            <w:u w:val="single"/>
-          </w:rPr>
-          <w:t>Lukas 16:24</w:t>
-        </w:r>
-      </w:hyperlink>
+      <w:r>
+        <w:rPr>
+          <w:lang w:val="id_ID" w:bidi="id_ID"/>
+        </w:rPr>
+        <w:t>Yeremia 6:24</w:t>
+      </w:r>
+    </w:p>
+    <w:p>
+      <w:pPr>
+        <w:pStyle w:val="ListBullet"/>
+        <w:spacing w:line="240" w:lineRule="auto"/>
+        <w:ind w:left="720"/>
+      </w:pPr>
+      <w:r>
+        <w:rPr>
+          <w:lang w:val="id_ID" w:bidi="id_ID"/>
+        </w:rPr>
+      </w:r>
+      <w:r>
+        <w:rPr>
+          <w:lang w:val="id_ID" w:bidi="id_ID"/>
+        </w:rPr>
+        <w:t>Yeremia 19:9</w:t>
+      </w:r>
+    </w:p>
+    <w:p>
+      <w:pPr>
+        <w:pStyle w:val="ListBullet"/>
+        <w:spacing w:line="240" w:lineRule="auto"/>
+        <w:ind w:left="720"/>
+      </w:pPr>
+      <w:r>
+        <w:rPr>
+          <w:lang w:val="id_ID" w:bidi="id_ID"/>
+        </w:rPr>
+      </w:r>
+      <w:r>
+        <w:rPr>
+          <w:lang w:val="id_ID" w:bidi="id_ID"/>
+        </w:rPr>
+        <w:t>Ayub 15:24</w:t>
+      </w:r>
+    </w:p>
+    <w:p>
+      <w:pPr>
+        <w:pStyle w:val="ListBullet"/>
+        <w:spacing w:line="240" w:lineRule="auto"/>
+        <w:ind w:left="720"/>
+      </w:pPr>
+      <w:r>
+        <w:rPr>
+          <w:lang w:val="id_ID" w:bidi="id_ID"/>
+        </w:rPr>
+      </w:r>
+      <w:r>
+        <w:rPr>
+          <w:lang w:val="id_ID" w:bidi="id_ID"/>
+        </w:rPr>
+        <w:t>Lukas 16:24</w:t>
+      </w:r>
     </w:p>
     <w:p>
       <w:pPr>
@@ -5720,186 +5300,138 @@
           <w:lang w:val="id_ID" w:bidi="id_ID"/>
         </w:rPr>
       </w:r>
-      <w:hyperlink r:id="rId80">
-        <w:r>
-          <w:rPr>
-            <w:lang w:val="id_ID" w:bidi="id_ID"/>
-          </w:rPr>
-          <w:rPr>
-            <w:color w:val="0000EE"/>
-            <w:u w:val="single"/>
-          </w:rPr>
-          <w:t>1 Yohanes 2:5</w:t>
-        </w:r>
-      </w:hyperlink>
-    </w:p>
-    <w:p>
-      <w:pPr>
-        <w:pStyle w:val="ListBullet"/>
-        <w:spacing w:line="240" w:lineRule="auto"/>
-        <w:ind w:left="720"/>
-      </w:pPr>
-      <w:r>
-        <w:rPr>
-          <w:lang w:val="id_ID" w:bidi="id_ID"/>
-        </w:rPr>
-      </w:r>
-      <w:hyperlink r:id="rId81">
-        <w:r>
-          <w:rPr>
-            <w:lang w:val="id_ID" w:bidi="id_ID"/>
-          </w:rPr>
-          <w:rPr>
-            <w:color w:val="0000EE"/>
-            <w:u w:val="single"/>
-          </w:rPr>
-          <w:t>2 Korintus 2:17</w:t>
-        </w:r>
-      </w:hyperlink>
-    </w:p>
-    <w:p>
-      <w:pPr>
-        <w:pStyle w:val="ListBullet"/>
-        <w:spacing w:line="240" w:lineRule="auto"/>
-        <w:ind w:left="720"/>
-      </w:pPr>
-      <w:r>
-        <w:rPr>
-          <w:lang w:val="id_ID" w:bidi="id_ID"/>
-        </w:rPr>
-      </w:r>
-      <w:hyperlink r:id="rId58">
-        <w:r>
-          <w:rPr>
-            <w:lang w:val="id_ID" w:bidi="id_ID"/>
-          </w:rPr>
-          <w:rPr>
-            <w:color w:val="0000EE"/>
-            <w:u w:val="single"/>
-          </w:rPr>
-          <w:t>2 Timotius 1:1</w:t>
-        </w:r>
-      </w:hyperlink>
-    </w:p>
-    <w:p>
-      <w:pPr>
-        <w:pStyle w:val="ListBullet"/>
-        <w:spacing w:line="240" w:lineRule="auto"/>
-        <w:ind w:left="720"/>
-      </w:pPr>
-      <w:r>
-        <w:rPr>
-          <w:lang w:val="id_ID" w:bidi="id_ID"/>
-        </w:rPr>
-      </w:r>
-      <w:hyperlink r:id="rId82">
-        <w:r>
-          <w:rPr>
-            <w:lang w:val="id_ID" w:bidi="id_ID"/>
-          </w:rPr>
-          <w:rPr>
-            <w:color w:val="0000EE"/>
-            <w:u w:val="single"/>
-          </w:rPr>
-          <w:t>Galatia 1:22</w:t>
-        </w:r>
-      </w:hyperlink>
-    </w:p>
-    <w:p>
-      <w:pPr>
-        <w:pStyle w:val="ListBullet"/>
-        <w:spacing w:line="240" w:lineRule="auto"/>
-        <w:ind w:left="720"/>
-      </w:pPr>
-      <w:r>
-        <w:rPr>
-          <w:lang w:val="id_ID" w:bidi="id_ID"/>
-        </w:rPr>
-      </w:r>
-      <w:hyperlink r:id="rId83">
-        <w:r>
-          <w:rPr>
-            <w:lang w:val="id_ID" w:bidi="id_ID"/>
-          </w:rPr>
-          <w:rPr>
-            <w:color w:val="0000EE"/>
-            <w:u w:val="single"/>
-          </w:rPr>
-          <w:t>Galatia 2:17</w:t>
-        </w:r>
-      </w:hyperlink>
-    </w:p>
-    <w:p>
-      <w:pPr>
-        <w:pStyle w:val="ListBullet"/>
-        <w:spacing w:line="240" w:lineRule="auto"/>
-        <w:ind w:left="720"/>
-      </w:pPr>
-      <w:r>
-        <w:rPr>
-          <w:lang w:val="id_ID" w:bidi="id_ID"/>
-        </w:rPr>
-      </w:r>
-      <w:hyperlink r:id="rId84">
-        <w:r>
-          <w:rPr>
-            <w:lang w:val="id_ID" w:bidi="id_ID"/>
-          </w:rPr>
-          <w:rPr>
-            <w:color w:val="0000EE"/>
-            <w:u w:val="single"/>
-          </w:rPr>
-          <w:t>Filemon 1:6</w:t>
-        </w:r>
-      </w:hyperlink>
-    </w:p>
-    <w:p>
-      <w:pPr>
-        <w:pStyle w:val="ListBullet"/>
-        <w:spacing w:line="240" w:lineRule="auto"/>
-        <w:ind w:left="720"/>
-      </w:pPr>
-      <w:r>
-        <w:rPr>
-          <w:lang w:val="id_ID" w:bidi="id_ID"/>
-        </w:rPr>
-      </w:r>
-      <w:hyperlink r:id="rId85">
-        <w:r>
-          <w:rPr>
-            <w:lang w:val="id_ID" w:bidi="id_ID"/>
-          </w:rPr>
-          <w:rPr>
-            <w:color w:val="0000EE"/>
-            <w:u w:val="single"/>
-          </w:rPr>
-          <w:t>Wahyu 1:10</w:t>
-        </w:r>
-      </w:hyperlink>
-    </w:p>
-    <w:p>
-      <w:pPr>
-        <w:pStyle w:val="ListBullet"/>
-        <w:spacing w:line="240" w:lineRule="auto"/>
-        <w:ind w:left="720"/>
-      </w:pPr>
-      <w:r>
-        <w:rPr>
-          <w:lang w:val="id_ID" w:bidi="id_ID"/>
-        </w:rPr>
-      </w:r>
-      <w:hyperlink r:id="rId86">
-        <w:r>
-          <w:rPr>
-            <w:lang w:val="id_ID" w:bidi="id_ID"/>
-          </w:rPr>
-          <w:rPr>
-            <w:color w:val="0000EE"/>
-            <w:u w:val="single"/>
-          </w:rPr>
-          <w:t>Roma 9:1</w:t>
-        </w:r>
-      </w:hyperlink>
+      <w:r>
+        <w:rPr>
+          <w:lang w:val="id_ID" w:bidi="id_ID"/>
+        </w:rPr>
+        <w:t>1 Yohanes 2:5</w:t>
+      </w:r>
+    </w:p>
+    <w:p>
+      <w:pPr>
+        <w:pStyle w:val="ListBullet"/>
+        <w:spacing w:line="240" w:lineRule="auto"/>
+        <w:ind w:left="720"/>
+      </w:pPr>
+      <w:r>
+        <w:rPr>
+          <w:lang w:val="id_ID" w:bidi="id_ID"/>
+        </w:rPr>
+      </w:r>
+      <w:r>
+        <w:rPr>
+          <w:lang w:val="id_ID" w:bidi="id_ID"/>
+        </w:rPr>
+        <w:t>2 Korintus 2:17</w:t>
+      </w:r>
+    </w:p>
+    <w:p>
+      <w:pPr>
+        <w:pStyle w:val="ListBullet"/>
+        <w:spacing w:line="240" w:lineRule="auto"/>
+        <w:ind w:left="720"/>
+      </w:pPr>
+      <w:r>
+        <w:rPr>
+          <w:lang w:val="id_ID" w:bidi="id_ID"/>
+        </w:rPr>
+      </w:r>
+      <w:r>
+        <w:rPr>
+          <w:lang w:val="id_ID" w:bidi="id_ID"/>
+        </w:rPr>
+        <w:t>2 Timotius 1:1</w:t>
+      </w:r>
+    </w:p>
+    <w:p>
+      <w:pPr>
+        <w:pStyle w:val="ListBullet"/>
+        <w:spacing w:line="240" w:lineRule="auto"/>
+        <w:ind w:left="720"/>
+      </w:pPr>
+      <w:r>
+        <w:rPr>
+          <w:lang w:val="id_ID" w:bidi="id_ID"/>
+        </w:rPr>
+      </w:r>
+      <w:r>
+        <w:rPr>
+          <w:lang w:val="id_ID" w:bidi="id_ID"/>
+        </w:rPr>
+        <w:t>Galatia 1:22</w:t>
+      </w:r>
+    </w:p>
+    <w:p>
+      <w:pPr>
+        <w:pStyle w:val="ListBullet"/>
+        <w:spacing w:line="240" w:lineRule="auto"/>
+        <w:ind w:left="720"/>
+      </w:pPr>
+      <w:r>
+        <w:rPr>
+          <w:lang w:val="id_ID" w:bidi="id_ID"/>
+        </w:rPr>
+      </w:r>
+      <w:r>
+        <w:rPr>
+          <w:lang w:val="id_ID" w:bidi="id_ID"/>
+        </w:rPr>
+        <w:t>Galatia 2:17</w:t>
+      </w:r>
+    </w:p>
+    <w:p>
+      <w:pPr>
+        <w:pStyle w:val="ListBullet"/>
+        <w:spacing w:line="240" w:lineRule="auto"/>
+        <w:ind w:left="720"/>
+      </w:pPr>
+      <w:r>
+        <w:rPr>
+          <w:lang w:val="id_ID" w:bidi="id_ID"/>
+        </w:rPr>
+      </w:r>
+      <w:r>
+        <w:rPr>
+          <w:lang w:val="id_ID" w:bidi="id_ID"/>
+        </w:rPr>
+        <w:t>Filemon 1:6</w:t>
+      </w:r>
+    </w:p>
+    <w:p>
+      <w:pPr>
+        <w:pStyle w:val="ListBullet"/>
+        <w:spacing w:line="240" w:lineRule="auto"/>
+        <w:ind w:left="720"/>
+      </w:pPr>
+      <w:r>
+        <w:rPr>
+          <w:lang w:val="id_ID" w:bidi="id_ID"/>
+        </w:rPr>
+      </w:r>
+      <w:r>
+        <w:rPr>
+          <w:lang w:val="id_ID" w:bidi="id_ID"/>
+        </w:rPr>
+        <w:t>Wahyu 1:10</w:t>
+      </w:r>
+    </w:p>
+    <w:p>
+      <w:pPr>
+        <w:pStyle w:val="ListBullet"/>
+        <w:spacing w:line="240" w:lineRule="auto"/>
+        <w:ind w:left="720"/>
+      </w:pPr>
+      <w:r>
+        <w:rPr>
+          <w:lang w:val="id_ID" w:bidi="id_ID"/>
+        </w:rPr>
+      </w:r>
+      <w:r>
+        <w:rPr>
+          <w:lang w:val="id_ID" w:bidi="id_ID"/>
+        </w:rPr>
+        <w:t>Roma 9:1</w:t>
+      </w:r>
     </w:p>
     <w:p>
       <w:pPr>
@@ -6139,42 +5671,30 @@
           <w:lang w:val="id_ID" w:bidi="id_ID"/>
         </w:rPr>
       </w:r>
-      <w:hyperlink r:id="rId87">
-        <w:r>
-          <w:rPr>
-            <w:lang w:val="id_ID" w:bidi="id_ID"/>
-          </w:rPr>
-          <w:rPr>
-            <w:color w:val="0000EE"/>
-            <w:u w:val="single"/>
-          </w:rPr>
-          <w:t>Ratapan 1:13</w:t>
-        </w:r>
-      </w:hyperlink>
-    </w:p>
-    <w:p>
-      <w:pPr>
-        <w:pStyle w:val="ListBullet"/>
-        <w:spacing w:line="240" w:lineRule="auto"/>
-        <w:ind w:left="720"/>
-      </w:pPr>
-      <w:r>
-        <w:rPr>
-          <w:lang w:val="id_ID" w:bidi="id_ID"/>
-        </w:rPr>
-      </w:r>
-      <w:hyperlink r:id="rId88">
-        <w:r>
-          <w:rPr>
-            <w:lang w:val="id_ID" w:bidi="id_ID"/>
-          </w:rPr>
-          <w:rPr>
-            <w:color w:val="0000EE"/>
-            <w:u w:val="single"/>
-          </w:rPr>
-          <w:t>Mazmur 69:29</w:t>
-        </w:r>
-      </w:hyperlink>
+      <w:r>
+        <w:rPr>
+          <w:lang w:val="id_ID" w:bidi="id_ID"/>
+        </w:rPr>
+        <w:t>Ratapan 1:13</w:t>
+      </w:r>
+    </w:p>
+    <w:p>
+      <w:pPr>
+        <w:pStyle w:val="ListBullet"/>
+        <w:spacing w:line="240" w:lineRule="auto"/>
+        <w:ind w:left="720"/>
+      </w:pPr>
+      <w:r>
+        <w:rPr>
+          <w:lang w:val="id_ID" w:bidi="id_ID"/>
+        </w:rPr>
+      </w:r>
+      <w:r>
+        <w:rPr>
+          <w:lang w:val="id_ID" w:bidi="id_ID"/>
+        </w:rPr>
+        <w:t>Mazmur 69:29</w:t>
+      </w:r>
     </w:p>
     <w:p>
       <w:pPr>
@@ -6396,66 +5916,48 @@
           <w:lang w:val="id_ID" w:bidi="id_ID"/>
         </w:rPr>
       </w:r>
-      <w:hyperlink r:id="rId89">
-        <w:r>
-          <w:rPr>
-            <w:lang w:val="id_ID" w:bidi="id_ID"/>
-          </w:rPr>
-          <w:rPr>
-            <w:color w:val="0000EE"/>
-            <w:u w:val="single"/>
-          </w:rPr>
-          <w:t>1 Timotius 3:10</w:t>
-        </w:r>
-      </w:hyperlink>
-    </w:p>
-    <w:p>
-      <w:pPr>
-        <w:pStyle w:val="ListBullet"/>
-        <w:spacing w:line="240" w:lineRule="auto"/>
-        <w:ind w:left="720"/>
-      </w:pPr>
-      <w:r>
-        <w:rPr>
-          <w:lang w:val="id_ID" w:bidi="id_ID"/>
-        </w:rPr>
-      </w:r>
-      <w:hyperlink r:id="rId89">
-        <w:r>
-          <w:rPr>
-            <w:lang w:val="id_ID" w:bidi="id_ID"/>
-          </w:rPr>
-          <w:rPr>
-            <w:color w:val="0000EE"/>
-            <w:u w:val="single"/>
-          </w:rPr>
-          <w:t>1 Timotius 3:13</w:t>
-        </w:r>
-      </w:hyperlink>
-    </w:p>
-    <w:p>
-      <w:pPr>
-        <w:pStyle w:val="ListBullet"/>
-        <w:spacing w:line="240" w:lineRule="auto"/>
-        <w:ind w:left="720"/>
-      </w:pPr>
-      <w:r>
-        <w:rPr>
-          <w:lang w:val="id_ID" w:bidi="id_ID"/>
-        </w:rPr>
-      </w:r>
-      <w:hyperlink r:id="rId90">
-        <w:r>
-          <w:rPr>
-            <w:lang w:val="id_ID" w:bidi="id_ID"/>
-          </w:rPr>
-          <w:rPr>
-            <w:color w:val="0000EE"/>
-            <w:u w:val="single"/>
-          </w:rPr>
-          <w:t>Filipi 1:1</w:t>
-        </w:r>
-      </w:hyperlink>
+      <w:r>
+        <w:rPr>
+          <w:lang w:val="id_ID" w:bidi="id_ID"/>
+        </w:rPr>
+        <w:t>1 Timotius 3:10</w:t>
+      </w:r>
+    </w:p>
+    <w:p>
+      <w:pPr>
+        <w:pStyle w:val="ListBullet"/>
+        <w:spacing w:line="240" w:lineRule="auto"/>
+        <w:ind w:left="720"/>
+      </w:pPr>
+      <w:r>
+        <w:rPr>
+          <w:lang w:val="id_ID" w:bidi="id_ID"/>
+        </w:rPr>
+      </w:r>
+      <w:r>
+        <w:rPr>
+          <w:lang w:val="id_ID" w:bidi="id_ID"/>
+        </w:rPr>
+        <w:t>1 Timotius 3:13</w:t>
+      </w:r>
+    </w:p>
+    <w:p>
+      <w:pPr>
+        <w:pStyle w:val="ListBullet"/>
+        <w:spacing w:line="240" w:lineRule="auto"/>
+        <w:ind w:left="720"/>
+      </w:pPr>
+      <w:r>
+        <w:rPr>
+          <w:lang w:val="id_ID" w:bidi="id_ID"/>
+        </w:rPr>
+      </w:r>
+      <w:r>
+        <w:rPr>
+          <w:lang w:val="id_ID" w:bidi="id_ID"/>
+        </w:rPr>
+        <w:t>Filipi 1:1</w:t>
+      </w:r>
     </w:p>
     <w:p>
       <w:pPr>
@@ -6647,42 +6149,30 @@
           <w:lang w:val="id_ID" w:bidi="id_ID"/>
         </w:rPr>
       </w:r>
-      <w:hyperlink r:id="rId91">
-        <w:r>
-          <w:rPr>
-            <w:lang w:val="id_ID" w:bidi="id_ID"/>
-          </w:rPr>
-          <w:rPr>
-            <w:color w:val="0000EE"/>
-            <w:u w:val="single"/>
-          </w:rPr>
-          <w:t>Yehezkiel 28:23</w:t>
-        </w:r>
-      </w:hyperlink>
-    </w:p>
-    <w:p>
-      <w:pPr>
-        <w:pStyle w:val="ListBullet"/>
-        <w:spacing w:line="240" w:lineRule="auto"/>
-        <w:ind w:left="720"/>
-      </w:pPr>
-      <w:r>
-        <w:rPr>
-          <w:lang w:val="id_ID" w:bidi="id_ID"/>
-        </w:rPr>
-      </w:r>
-      <w:hyperlink r:id="rId92">
-        <w:r>
-          <w:rPr>
-            <w:lang w:val="id_ID" w:bidi="id_ID"/>
-          </w:rPr>
-          <w:rPr>
-            <w:color w:val="0000EE"/>
-            <w:u w:val="single"/>
-          </w:rPr>
-          <w:t>Yesaya 26:21</w:t>
-        </w:r>
-      </w:hyperlink>
+      <w:r>
+        <w:rPr>
+          <w:lang w:val="id_ID" w:bidi="id_ID"/>
+        </w:rPr>
+        <w:t>Yehezkiel 28:23</w:t>
+      </w:r>
+    </w:p>
+    <w:p>
+      <w:pPr>
+        <w:pStyle w:val="ListBullet"/>
+        <w:spacing w:line="240" w:lineRule="auto"/>
+        <w:ind w:left="720"/>
+      </w:pPr>
+      <w:r>
+        <w:rPr>
+          <w:lang w:val="id_ID" w:bidi="id_ID"/>
+        </w:rPr>
+      </w:r>
+      <w:r>
+        <w:rPr>
+          <w:lang w:val="id_ID" w:bidi="id_ID"/>
+        </w:rPr>
+        <w:t>Yesaya 26:21</w:t>
+      </w:r>
     </w:p>
     <w:p>
       <w:pPr>
@@ -6987,138 +6477,102 @@
           <w:lang w:val="id_ID" w:bidi="id_ID"/>
         </w:rPr>
       </w:r>
-      <w:hyperlink r:id="rId80">
-        <w:r>
-          <w:rPr>
-            <w:lang w:val="id_ID" w:bidi="id_ID"/>
-          </w:rPr>
-          <w:rPr>
-            <w:color w:val="0000EE"/>
-            <w:u w:val="single"/>
-          </w:rPr>
-          <w:t>1 Yohanes 3:9</w:t>
-        </w:r>
-      </w:hyperlink>
-    </w:p>
-    <w:p>
-      <w:pPr>
-        <w:pStyle w:val="ListBullet"/>
-        <w:spacing w:line="240" w:lineRule="auto"/>
-        <w:ind w:left="720"/>
-      </w:pPr>
-      <w:r>
-        <w:rPr>
-          <w:lang w:val="id_ID" w:bidi="id_ID"/>
-        </w:rPr>
-      </w:r>
-      <w:hyperlink r:id="rId93">
-        <w:r>
-          <w:rPr>
-            <w:lang w:val="id_ID" w:bidi="id_ID"/>
-          </w:rPr>
-          <w:rPr>
-            <w:color w:val="0000EE"/>
-            <w:u w:val="single"/>
-          </w:rPr>
-          <w:t>1 Petrus 1:3</w:t>
-        </w:r>
-      </w:hyperlink>
-    </w:p>
-    <w:p>
-      <w:pPr>
-        <w:pStyle w:val="ListBullet"/>
-        <w:spacing w:line="240" w:lineRule="auto"/>
-        <w:ind w:left="720"/>
-      </w:pPr>
-      <w:r>
-        <w:rPr>
-          <w:lang w:val="id_ID" w:bidi="id_ID"/>
-        </w:rPr>
-      </w:r>
-      <w:hyperlink r:id="rId93">
-        <w:r>
-          <w:rPr>
-            <w:lang w:val="id_ID" w:bidi="id_ID"/>
-          </w:rPr>
-          <w:rPr>
-            <w:color w:val="0000EE"/>
-            <w:u w:val="single"/>
-          </w:rPr>
-          <w:t>1 Petrus 1:23</w:t>
-        </w:r>
-      </w:hyperlink>
-    </w:p>
-    <w:p>
-      <w:pPr>
-        <w:pStyle w:val="ListBullet"/>
-        <w:spacing w:line="240" w:lineRule="auto"/>
-        <w:ind w:left="720"/>
-      </w:pPr>
-      <w:r>
-        <w:rPr>
-          <w:lang w:val="id_ID" w:bidi="id_ID"/>
-        </w:rPr>
-      </w:r>
-      <w:hyperlink r:id="rId94">
-        <w:r>
-          <w:rPr>
-            <w:lang w:val="id_ID" w:bidi="id_ID"/>
-          </w:rPr>
-          <w:rPr>
-            <w:color w:val="0000EE"/>
-            <w:u w:val="single"/>
-          </w:rPr>
-          <w:t>Yohanes 3:4</w:t>
-        </w:r>
-      </w:hyperlink>
-    </w:p>
-    <w:p>
-      <w:pPr>
-        <w:pStyle w:val="ListBullet"/>
-        <w:spacing w:line="240" w:lineRule="auto"/>
-        <w:ind w:left="720"/>
-      </w:pPr>
-      <w:r>
-        <w:rPr>
-          <w:lang w:val="id_ID" w:bidi="id_ID"/>
-        </w:rPr>
-      </w:r>
-      <w:hyperlink r:id="rId95">
-        <w:r>
-          <w:rPr>
-            <w:lang w:val="id_ID" w:bidi="id_ID"/>
-          </w:rPr>
-          <w:rPr>
-            <w:color w:val="0000EE"/>
-            <w:u w:val="single"/>
-          </w:rPr>
-          <w:t>Yohanes 3:7</w:t>
-        </w:r>
-      </w:hyperlink>
-    </w:p>
-    <w:p>
-      <w:pPr>
-        <w:pStyle w:val="ListBullet"/>
-        <w:spacing w:line="240" w:lineRule="auto"/>
-        <w:ind w:left="720"/>
-      </w:pPr>
-      <w:r>
-        <w:rPr>
-          <w:lang w:val="id_ID" w:bidi="id_ID"/>
-        </w:rPr>
-      </w:r>
-      <w:hyperlink r:id="rId96">
-        <w:r>
-          <w:rPr>
-            <w:lang w:val="id_ID" w:bidi="id_ID"/>
-          </w:rPr>
-          <w:rPr>
-            <w:color w:val="0000EE"/>
-            <w:u w:val="single"/>
-          </w:rPr>
-          <w:t>Titus 3:5</w:t>
-        </w:r>
-      </w:hyperlink>
+      <w:r>
+        <w:rPr>
+          <w:lang w:val="id_ID" w:bidi="id_ID"/>
+        </w:rPr>
+        <w:t>1 Yohanes 3:9</w:t>
+      </w:r>
+    </w:p>
+    <w:p>
+      <w:pPr>
+        <w:pStyle w:val="ListBullet"/>
+        <w:spacing w:line="240" w:lineRule="auto"/>
+        <w:ind w:left="720"/>
+      </w:pPr>
+      <w:r>
+        <w:rPr>
+          <w:lang w:val="id_ID" w:bidi="id_ID"/>
+        </w:rPr>
+      </w:r>
+      <w:r>
+        <w:rPr>
+          <w:lang w:val="id_ID" w:bidi="id_ID"/>
+        </w:rPr>
+        <w:t>1 Petrus 1:3</w:t>
+      </w:r>
+    </w:p>
+    <w:p>
+      <w:pPr>
+        <w:pStyle w:val="ListBullet"/>
+        <w:spacing w:line="240" w:lineRule="auto"/>
+        <w:ind w:left="720"/>
+      </w:pPr>
+      <w:r>
+        <w:rPr>
+          <w:lang w:val="id_ID" w:bidi="id_ID"/>
+        </w:rPr>
+      </w:r>
+      <w:r>
+        <w:rPr>
+          <w:lang w:val="id_ID" w:bidi="id_ID"/>
+        </w:rPr>
+        <w:t>1 Petrus 1:23</w:t>
+      </w:r>
+    </w:p>
+    <w:p>
+      <w:pPr>
+        <w:pStyle w:val="ListBullet"/>
+        <w:spacing w:line="240" w:lineRule="auto"/>
+        <w:ind w:left="720"/>
+      </w:pPr>
+      <w:r>
+        <w:rPr>
+          <w:lang w:val="id_ID" w:bidi="id_ID"/>
+        </w:rPr>
+      </w:r>
+      <w:r>
+        <w:rPr>
+          <w:lang w:val="id_ID" w:bidi="id_ID"/>
+        </w:rPr>
+        <w:t>Yohanes 3:4</w:t>
+      </w:r>
+    </w:p>
+    <w:p>
+      <w:pPr>
+        <w:pStyle w:val="ListBullet"/>
+        <w:spacing w:line="240" w:lineRule="auto"/>
+        <w:ind w:left="720"/>
+      </w:pPr>
+      <w:r>
+        <w:rPr>
+          <w:lang w:val="id_ID" w:bidi="id_ID"/>
+        </w:rPr>
+      </w:r>
+      <w:r>
+        <w:rPr>
+          <w:lang w:val="id_ID" w:bidi="id_ID"/>
+        </w:rPr>
+        <w:t>Yohanes 3:7</w:t>
+      </w:r>
+    </w:p>
+    <w:p>
+      <w:pPr>
+        <w:pStyle w:val="ListBullet"/>
+        <w:spacing w:line="240" w:lineRule="auto"/>
+        <w:ind w:left="720"/>
+      </w:pPr>
+      <w:r>
+        <w:rPr>
+          <w:lang w:val="id_ID" w:bidi="id_ID"/>
+        </w:rPr>
+      </w:r>
+      <w:r>
+        <w:rPr>
+          <w:lang w:val="id_ID" w:bidi="id_ID"/>
+        </w:rPr>
+        <w:t>Titus 3:5</w:t>
+      </w:r>
     </w:p>
     <w:p>
       <w:pPr>
@@ -7459,162 +6913,120 @@
           <w:lang w:val="id_ID" w:bidi="id_ID"/>
         </w:rPr>
       </w:r>
-      <w:hyperlink r:id="rId97">
-        <w:r>
-          <w:rPr>
-            <w:lang w:val="id_ID" w:bidi="id_ID"/>
-          </w:rPr>
-          <w:rPr>
-            <w:color w:val="0000EE"/>
-            <w:u w:val="single"/>
-          </w:rPr>
-          <w:t>2 Yohanes 1:1</w:t>
-        </w:r>
-      </w:hyperlink>
-    </w:p>
-    <w:p>
-      <w:pPr>
-        <w:pStyle w:val="ListBullet"/>
-        <w:spacing w:line="240" w:lineRule="auto"/>
-        <w:ind w:left="720"/>
-      </w:pPr>
-      <w:r>
-        <w:rPr>
-          <w:lang w:val="id_ID" w:bidi="id_ID"/>
-        </w:rPr>
-      </w:r>
-      <w:hyperlink r:id="rId98">
-        <w:r>
-          <w:rPr>
-            <w:lang w:val="id_ID" w:bidi="id_ID"/>
-          </w:rPr>
-          <w:rPr>
-            <w:color w:val="0000EE"/>
-            <w:u w:val="single"/>
-          </w:rPr>
-          <w:t>Kolose 3:12</w:t>
-        </w:r>
-      </w:hyperlink>
-    </w:p>
-    <w:p>
-      <w:pPr>
-        <w:pStyle w:val="ListBullet"/>
-        <w:spacing w:line="240" w:lineRule="auto"/>
-        <w:ind w:left="720"/>
-      </w:pPr>
-      <w:r>
-        <w:rPr>
-          <w:lang w:val="id_ID" w:bidi="id_ID"/>
-        </w:rPr>
-      </w:r>
-      <w:hyperlink r:id="rId99">
-        <w:r>
-          <w:rPr>
-            <w:lang w:val="id_ID" w:bidi="id_ID"/>
-          </w:rPr>
-          <w:rPr>
-            <w:color w:val="0000EE"/>
-            <w:u w:val="single"/>
-          </w:rPr>
-          <w:t>Efesus 1:3–4</w:t>
-        </w:r>
-      </w:hyperlink>
-    </w:p>
-    <w:p>
-      <w:pPr>
-        <w:pStyle w:val="ListBullet"/>
-        <w:spacing w:line="240" w:lineRule="auto"/>
-        <w:ind w:left="720"/>
-      </w:pPr>
-      <w:r>
-        <w:rPr>
-          <w:lang w:val="id_ID" w:bidi="id_ID"/>
-        </w:rPr>
-      </w:r>
-      <w:hyperlink r:id="rId100">
-        <w:r>
-          <w:rPr>
-            <w:lang w:val="id_ID" w:bidi="id_ID"/>
-          </w:rPr>
-          <w:rPr>
-            <w:color w:val="0000EE"/>
-            <w:u w:val="single"/>
-          </w:rPr>
-          <w:t>Yesaya 65:22–23</w:t>
-        </w:r>
-      </w:hyperlink>
-    </w:p>
-    <w:p>
-      <w:pPr>
-        <w:pStyle w:val="ListBullet"/>
-        <w:spacing w:line="240" w:lineRule="auto"/>
-        <w:ind w:left="720"/>
-      </w:pPr>
-      <w:r>
-        <w:rPr>
-          <w:lang w:val="id_ID" w:bidi="id_ID"/>
-        </w:rPr>
-      </w:r>
-      <w:hyperlink r:id="rId101">
-        <w:r>
-          <w:rPr>
-            <w:lang w:val="id_ID" w:bidi="id_ID"/>
-          </w:rPr>
-          <w:rPr>
-            <w:color w:val="0000EE"/>
-            <w:u w:val="single"/>
-          </w:rPr>
-          <w:t>Lukas 18:7</w:t>
-        </w:r>
-      </w:hyperlink>
-    </w:p>
-    <w:p>
-      <w:pPr>
-        <w:pStyle w:val="ListBullet"/>
-        <w:spacing w:line="240" w:lineRule="auto"/>
-        <w:ind w:left="720"/>
-      </w:pPr>
-      <w:r>
-        <w:rPr>
-          <w:lang w:val="id_ID" w:bidi="id_ID"/>
-        </w:rPr>
-      </w:r>
-      <w:hyperlink r:id="rId102">
-        <w:r>
-          <w:rPr>
-            <w:lang w:val="id_ID" w:bidi="id_ID"/>
-          </w:rPr>
-          <w:rPr>
-            <w:color w:val="0000EE"/>
-            <w:u w:val="single"/>
-          </w:rPr>
-          <w:t>Matius 24:19–22</w:t>
-        </w:r>
-      </w:hyperlink>
-    </w:p>
-    <w:p>
-      <w:pPr>
-        <w:pStyle w:val="ListBullet"/>
-        <w:spacing w:line="240" w:lineRule="auto"/>
-        <w:ind w:left="720"/>
-      </w:pPr>
-      <w:r>
-        <w:rPr>
-          <w:lang w:val="id_ID" w:bidi="id_ID"/>
-        </w:rPr>
-      </w:r>
-      <w:hyperlink r:id="rId103">
-        <w:r>
-          <w:rPr>
-            <w:lang w:val="id_ID" w:bidi="id_ID"/>
-          </w:rPr>
-          <w:rPr>
-            <w:color w:val="0000EE"/>
-            <w:u w:val="single"/>
-          </w:rPr>
-          <w:t>Roma 8:33</w:t>
-        </w:r>
-      </w:hyperlink>
+      <w:r>
+        <w:rPr>
+          <w:lang w:val="id_ID" w:bidi="id_ID"/>
+        </w:rPr>
+        <w:t>2 Yohanes 1:1</w:t>
+      </w:r>
+    </w:p>
+    <w:p>
+      <w:pPr>
+        <w:pStyle w:val="ListBullet"/>
+        <w:spacing w:line="240" w:lineRule="auto"/>
+        <w:ind w:left="720"/>
+      </w:pPr>
+      <w:r>
+        <w:rPr>
+          <w:lang w:val="id_ID" w:bidi="id_ID"/>
+        </w:rPr>
+      </w:r>
+      <w:r>
+        <w:rPr>
+          <w:lang w:val="id_ID" w:bidi="id_ID"/>
+        </w:rPr>
+        <w:t>Kolose 3:12</w:t>
+      </w:r>
+    </w:p>
+    <w:p>
+      <w:pPr>
+        <w:pStyle w:val="ListBullet"/>
+        <w:spacing w:line="240" w:lineRule="auto"/>
+        <w:ind w:left="720"/>
+      </w:pPr>
+      <w:r>
+        <w:rPr>
+          <w:lang w:val="id_ID" w:bidi="id_ID"/>
+        </w:rPr>
+      </w:r>
+      <w:r>
+        <w:rPr>
+          <w:lang w:val="id_ID" w:bidi="id_ID"/>
+        </w:rPr>
+        <w:t>Efesus 1:3–4</w:t>
+      </w:r>
+    </w:p>
+    <w:p>
+      <w:pPr>
+        <w:pStyle w:val="ListBullet"/>
+        <w:spacing w:line="240" w:lineRule="auto"/>
+        <w:ind w:left="720"/>
+      </w:pPr>
+      <w:r>
+        <w:rPr>
+          <w:lang w:val="id_ID" w:bidi="id_ID"/>
+        </w:rPr>
+      </w:r>
+      <w:r>
+        <w:rPr>
+          <w:lang w:val="id_ID" w:bidi="id_ID"/>
+        </w:rPr>
+        <w:t>Yesaya 65:22–23</w:t>
+      </w:r>
+    </w:p>
+    <w:p>
+      <w:pPr>
+        <w:pStyle w:val="ListBullet"/>
+        <w:spacing w:line="240" w:lineRule="auto"/>
+        <w:ind w:left="720"/>
+      </w:pPr>
+      <w:r>
+        <w:rPr>
+          <w:lang w:val="id_ID" w:bidi="id_ID"/>
+        </w:rPr>
+      </w:r>
+      <w:r>
+        <w:rPr>
+          <w:lang w:val="id_ID" w:bidi="id_ID"/>
+        </w:rPr>
+        <w:t>Lukas 18:7</w:t>
+      </w:r>
+    </w:p>
+    <w:p>
+      <w:pPr>
+        <w:pStyle w:val="ListBullet"/>
+        <w:spacing w:line="240" w:lineRule="auto"/>
+        <w:ind w:left="720"/>
+      </w:pPr>
+      <w:r>
+        <w:rPr>
+          <w:lang w:val="id_ID" w:bidi="id_ID"/>
+        </w:rPr>
+      </w:r>
+      <w:r>
+        <w:rPr>
+          <w:lang w:val="id_ID" w:bidi="id_ID"/>
+        </w:rPr>
+        <w:t>Matius 24:19–22</w:t>
+      </w:r>
+    </w:p>
+    <w:p>
+      <w:pPr>
+        <w:pStyle w:val="ListBullet"/>
+        <w:spacing w:line="240" w:lineRule="auto"/>
+        <w:ind w:left="720"/>
+      </w:pPr>
+      <w:r>
+        <w:rPr>
+          <w:lang w:val="id_ID" w:bidi="id_ID"/>
+        </w:rPr>
+      </w:r>
+      <w:r>
+        <w:rPr>
+          <w:lang w:val="id_ID" w:bidi="id_ID"/>
+        </w:rPr>
+        <w:t>Roma 8:33</w:t>
+      </w:r>
     </w:p>
     <w:p>
       <w:pPr>
@@ -7824,90 +7236,66 @@
           <w:lang w:val="id_ID" w:bidi="id_ID"/>
         </w:rPr>
       </w:r>
-      <w:hyperlink r:id="rId89">
-        <w:r>
-          <w:rPr>
-            <w:lang w:val="id_ID" w:bidi="id_ID"/>
-          </w:rPr>
-          <w:rPr>
-            <w:color w:val="0000EE"/>
-            <w:u w:val="single"/>
-          </w:rPr>
-          <w:t>1 Timotius 01:3</w:t>
-        </w:r>
-      </w:hyperlink>
-    </w:p>
-    <w:p>
-      <w:pPr>
-        <w:pStyle w:val="ListBullet"/>
-        <w:spacing w:line="240" w:lineRule="auto"/>
-        <w:ind w:left="720"/>
-      </w:pPr>
-      <w:r>
-        <w:rPr>
-          <w:lang w:val="id_ID" w:bidi="id_ID"/>
-        </w:rPr>
-      </w:r>
-      <w:hyperlink r:id="rId58">
-        <w:r>
-          <w:rPr>
-            <w:lang w:val="id_ID" w:bidi="id_ID"/>
-          </w:rPr>
-          <w:rPr>
-            <w:color w:val="0000EE"/>
-            <w:u w:val="single"/>
-          </w:rPr>
-          <w:t>2 Timotius 03:16–17</w:t>
-        </w:r>
-      </w:hyperlink>
-    </w:p>
-    <w:p>
-      <w:pPr>
-        <w:pStyle w:val="ListBullet"/>
-        <w:spacing w:line="240" w:lineRule="auto"/>
-        <w:ind w:left="720"/>
-      </w:pPr>
-      <w:r>
-        <w:rPr>
-          <w:lang w:val="id_ID" w:bidi="id_ID"/>
-        </w:rPr>
-      </w:r>
-      <w:hyperlink r:id="rId104">
-        <w:r>
-          <w:rPr>
-            <w:lang w:val="id_ID" w:bidi="id_ID"/>
-          </w:rPr>
-          <w:rPr>
-            <w:color w:val="0000EE"/>
-            <w:u w:val="single"/>
-          </w:rPr>
-          <w:t>Markus 07:6–7</w:t>
-        </w:r>
-      </w:hyperlink>
-    </w:p>
-    <w:p>
-      <w:pPr>
-        <w:pStyle w:val="ListBullet"/>
-        <w:spacing w:line="240" w:lineRule="auto"/>
-        <w:ind w:left="720"/>
-      </w:pPr>
-      <w:r>
-        <w:rPr>
-          <w:lang w:val="id_ID" w:bidi="id_ID"/>
-        </w:rPr>
-      </w:r>
-      <w:hyperlink r:id="rId105">
-        <w:r>
-          <w:rPr>
-            <w:lang w:val="id_ID" w:bidi="id_ID"/>
-          </w:rPr>
-          <w:rPr>
-            <w:color w:val="0000EE"/>
-            <w:u w:val="single"/>
-          </w:rPr>
-          <w:t>Matius 15:7–9</w:t>
-        </w:r>
-      </w:hyperlink>
+      <w:r>
+        <w:rPr>
+          <w:lang w:val="id_ID" w:bidi="id_ID"/>
+        </w:rPr>
+        <w:t>1 Timotius 01:3</w:t>
+      </w:r>
+    </w:p>
+    <w:p>
+      <w:pPr>
+        <w:pStyle w:val="ListBullet"/>
+        <w:spacing w:line="240" w:lineRule="auto"/>
+        <w:ind w:left="720"/>
+      </w:pPr>
+      <w:r>
+        <w:rPr>
+          <w:lang w:val="id_ID" w:bidi="id_ID"/>
+        </w:rPr>
+      </w:r>
+      <w:r>
+        <w:rPr>
+          <w:lang w:val="id_ID" w:bidi="id_ID"/>
+        </w:rPr>
+        <w:t>2 Timotius 03:16–17</w:t>
+      </w:r>
+    </w:p>
+    <w:p>
+      <w:pPr>
+        <w:pStyle w:val="ListBullet"/>
+        <w:spacing w:line="240" w:lineRule="auto"/>
+        <w:ind w:left="720"/>
+      </w:pPr>
+      <w:r>
+        <w:rPr>
+          <w:lang w:val="id_ID" w:bidi="id_ID"/>
+        </w:rPr>
+      </w:r>
+      <w:r>
+        <w:rPr>
+          <w:lang w:val="id_ID" w:bidi="id_ID"/>
+        </w:rPr>
+        <w:t>Markus 07:6–7</w:t>
+      </w:r>
+    </w:p>
+    <w:p>
+      <w:pPr>
+        <w:pStyle w:val="ListBullet"/>
+        <w:spacing w:line="240" w:lineRule="auto"/>
+        <w:ind w:left="720"/>
+      </w:pPr>
+      <w:r>
+        <w:rPr>
+          <w:lang w:val="id_ID" w:bidi="id_ID"/>
+        </w:rPr>
+      </w:r>
+      <w:r>
+        <w:rPr>
+          <w:lang w:val="id_ID" w:bidi="id_ID"/>
+        </w:rPr>
+        <w:t>Matius 15:7–9</w:t>
+      </w:r>
     </w:p>
     <w:p>
       <w:pPr>
@@ -8220,234 +7608,174 @@
           <w:lang w:val="id_ID" w:bidi="id_ID"/>
         </w:rPr>
       </w:r>
-      <w:hyperlink r:id="rId106">
-        <w:r>
-          <w:rPr>
-            <w:lang w:val="id_ID" w:bidi="id_ID"/>
-          </w:rPr>
-          <w:rPr>
-            <w:color w:val="0000EE"/>
-            <w:u w:val="single"/>
-          </w:rPr>
-          <w:t>2 Samuel 12:3</w:t>
-        </w:r>
-      </w:hyperlink>
-    </w:p>
-    <w:p>
-      <w:pPr>
-        <w:pStyle w:val="ListBullet"/>
-        <w:spacing w:line="240" w:lineRule="auto"/>
-        <w:ind w:left="720"/>
-      </w:pPr>
-      <w:r>
-        <w:rPr>
-          <w:lang w:val="id_ID" w:bidi="id_ID"/>
-        </w:rPr>
-      </w:r>
-      <w:hyperlink r:id="rId107">
-        <w:r>
-          <w:rPr>
-            <w:lang w:val="id_ID" w:bidi="id_ID"/>
-          </w:rPr>
-          <w:rPr>
-            <w:color w:val="0000EE"/>
-            <w:u w:val="single"/>
-          </w:rPr>
-          <w:t>Ezra 8:35–36</w:t>
-        </w:r>
-      </w:hyperlink>
-    </w:p>
-    <w:p>
-      <w:pPr>
-        <w:pStyle w:val="ListBullet"/>
-        <w:spacing w:line="240" w:lineRule="auto"/>
-        <w:ind w:left="720"/>
-      </w:pPr>
-      <w:r>
-        <w:rPr>
-          <w:lang w:val="id_ID" w:bidi="id_ID"/>
-        </w:rPr>
-      </w:r>
-      <w:hyperlink r:id="rId108">
-        <w:r>
-          <w:rPr>
-            <w:lang w:val="id_ID" w:bidi="id_ID"/>
-          </w:rPr>
-          <w:rPr>
-            <w:color w:val="0000EE"/>
-            <w:u w:val="single"/>
-          </w:rPr>
-          <w:t>Yesaya 66:3</w:t>
-        </w:r>
-      </w:hyperlink>
-    </w:p>
-    <w:p>
-      <w:pPr>
-        <w:pStyle w:val="ListBullet"/>
-        <w:spacing w:line="240" w:lineRule="auto"/>
-        <w:ind w:left="720"/>
-      </w:pPr>
-      <w:r>
-        <w:rPr>
-          <w:lang w:val="id_ID" w:bidi="id_ID"/>
-        </w:rPr>
-      </w:r>
-      <w:hyperlink r:id="rId109">
-        <w:r>
-          <w:rPr>
-            <w:lang w:val="id_ID" w:bidi="id_ID"/>
-          </w:rPr>
-          <w:rPr>
-            <w:color w:val="0000EE"/>
-            <w:u w:val="single"/>
-          </w:rPr>
-          <w:t>Yeremia 11:19</w:t>
-        </w:r>
-      </w:hyperlink>
-    </w:p>
-    <w:p>
-      <w:pPr>
-        <w:pStyle w:val="ListBullet"/>
-        <w:spacing w:line="240" w:lineRule="auto"/>
-        <w:ind w:left="720"/>
-      </w:pPr>
-      <w:r>
-        <w:rPr>
-          <w:lang w:val="id_ID" w:bidi="id_ID"/>
-        </w:rPr>
-      </w:r>
-      <w:hyperlink r:id="rId110">
-        <w:r>
-          <w:rPr>
-            <w:lang w:val="id_ID" w:bidi="id_ID"/>
-          </w:rPr>
-          <w:rPr>
-            <w:color w:val="0000EE"/>
-            <w:u w:val="single"/>
-          </w:rPr>
-          <w:t>Yohanes 1:29</w:t>
-        </w:r>
-      </w:hyperlink>
-    </w:p>
-    <w:p>
-      <w:pPr>
-        <w:pStyle w:val="ListBullet"/>
-        <w:spacing w:line="240" w:lineRule="auto"/>
-        <w:ind w:left="720"/>
-      </w:pPr>
-      <w:r>
-        <w:rPr>
-          <w:lang w:val="id_ID" w:bidi="id_ID"/>
-        </w:rPr>
-      </w:r>
-      <w:hyperlink r:id="rId111">
-        <w:r>
-          <w:rPr>
-            <w:lang w:val="id_ID" w:bidi="id_ID"/>
-          </w:rPr>
-          <w:rPr>
-            <w:color w:val="0000EE"/>
-            <w:u w:val="single"/>
-          </w:rPr>
-          <w:t>Yohanes 1:36</w:t>
-        </w:r>
-      </w:hyperlink>
-    </w:p>
-    <w:p>
-      <w:pPr>
-        <w:pStyle w:val="ListBullet"/>
-        <w:spacing w:line="240" w:lineRule="auto"/>
-        <w:ind w:left="720"/>
-      </w:pPr>
-      <w:r>
-        <w:rPr>
-          <w:lang w:val="id_ID" w:bidi="id_ID"/>
-        </w:rPr>
-      </w:r>
-      <w:hyperlink r:id="rId112">
-        <w:r>
-          <w:rPr>
-            <w:lang w:val="id_ID" w:bidi="id_ID"/>
-          </w:rPr>
-          <w:rPr>
-            <w:color w:val="0000EE"/>
-            <w:u w:val="single"/>
-          </w:rPr>
-          <w:t>Imamat 14:21–23</w:t>
-        </w:r>
-      </w:hyperlink>
-    </w:p>
-    <w:p>
-      <w:pPr>
-        <w:pStyle w:val="ListBullet"/>
-        <w:spacing w:line="240" w:lineRule="auto"/>
-        <w:ind w:left="720"/>
-      </w:pPr>
-      <w:r>
-        <w:rPr>
-          <w:lang w:val="id_ID" w:bidi="id_ID"/>
-        </w:rPr>
-      </w:r>
-      <w:hyperlink r:id="rId113">
-        <w:r>
-          <w:rPr>
-            <w:lang w:val="id_ID" w:bidi="id_ID"/>
-          </w:rPr>
-          <w:rPr>
-            <w:color w:val="0000EE"/>
-            <w:u w:val="single"/>
-          </w:rPr>
-          <w:t>Imamat 17:1–4</w:t>
-        </w:r>
-      </w:hyperlink>
-    </w:p>
-    <w:p>
-      <w:pPr>
-        <w:pStyle w:val="ListBullet"/>
-        <w:spacing w:line="240" w:lineRule="auto"/>
-        <w:ind w:left="720"/>
-      </w:pPr>
-      <w:r>
-        <w:rPr>
-          <w:lang w:val="id_ID" w:bidi="id_ID"/>
-        </w:rPr>
-      </w:r>
-      <w:hyperlink r:id="rId114">
-        <w:r>
-          <w:rPr>
-            <w:lang w:val="id_ID" w:bidi="id_ID"/>
-          </w:rPr>
-          <w:rPr>
-            <w:color w:val="0000EE"/>
-            <w:u w:val="single"/>
-          </w:rPr>
-          <w:t>Lukas 10:3</w:t>
-        </w:r>
-      </w:hyperlink>
-    </w:p>
-    <w:p>
-      <w:pPr>
-        <w:pStyle w:val="ListBullet"/>
-        <w:spacing w:line="240" w:lineRule="auto"/>
-        <w:ind w:left="720"/>
-      </w:pPr>
-      <w:r>
-        <w:rPr>
-          <w:lang w:val="id_ID" w:bidi="id_ID"/>
-        </w:rPr>
-      </w:r>
-      <w:hyperlink r:id="rId115">
-        <w:r>
-          <w:rPr>
-            <w:lang w:val="id_ID" w:bidi="id_ID"/>
-          </w:rPr>
-          <w:rPr>
-            <w:color w:val="0000EE"/>
-            <w:u w:val="single"/>
-          </w:rPr>
-          <w:t>Wahyu 15:3–4</w:t>
-        </w:r>
-      </w:hyperlink>
+      <w:r>
+        <w:rPr>
+          <w:lang w:val="id_ID" w:bidi="id_ID"/>
+        </w:rPr>
+        <w:t>2 Samuel 12:3</w:t>
+      </w:r>
+    </w:p>
+    <w:p>
+      <w:pPr>
+        <w:pStyle w:val="ListBullet"/>
+        <w:spacing w:line="240" w:lineRule="auto"/>
+        <w:ind w:left="720"/>
+      </w:pPr>
+      <w:r>
+        <w:rPr>
+          <w:lang w:val="id_ID" w:bidi="id_ID"/>
+        </w:rPr>
+      </w:r>
+      <w:r>
+        <w:rPr>
+          <w:lang w:val="id_ID" w:bidi="id_ID"/>
+        </w:rPr>
+        <w:t>Ezra 8:35–36</w:t>
+      </w:r>
+    </w:p>
+    <w:p>
+      <w:pPr>
+        <w:pStyle w:val="ListBullet"/>
+        <w:spacing w:line="240" w:lineRule="auto"/>
+        <w:ind w:left="720"/>
+      </w:pPr>
+      <w:r>
+        <w:rPr>
+          <w:lang w:val="id_ID" w:bidi="id_ID"/>
+        </w:rPr>
+      </w:r>
+      <w:r>
+        <w:rPr>
+          <w:lang w:val="id_ID" w:bidi="id_ID"/>
+        </w:rPr>
+        <w:t>Yesaya 66:3</w:t>
+      </w:r>
+    </w:p>
+    <w:p>
+      <w:pPr>
+        <w:pStyle w:val="ListBullet"/>
+        <w:spacing w:line="240" w:lineRule="auto"/>
+        <w:ind w:left="720"/>
+      </w:pPr>
+      <w:r>
+        <w:rPr>
+          <w:lang w:val="id_ID" w:bidi="id_ID"/>
+        </w:rPr>
+      </w:r>
+      <w:r>
+        <w:rPr>
+          <w:lang w:val="id_ID" w:bidi="id_ID"/>
+        </w:rPr>
+        <w:t>Yeremia 11:19</w:t>
+      </w:r>
+    </w:p>
+    <w:p>
+      <w:pPr>
+        <w:pStyle w:val="ListBullet"/>
+        <w:spacing w:line="240" w:lineRule="auto"/>
+        <w:ind w:left="720"/>
+      </w:pPr>
+      <w:r>
+        <w:rPr>
+          <w:lang w:val="id_ID" w:bidi="id_ID"/>
+        </w:rPr>
+      </w:r>
+      <w:r>
+        <w:rPr>
+          <w:lang w:val="id_ID" w:bidi="id_ID"/>
+        </w:rPr>
+        <w:t>Yohanes 1:29</w:t>
+      </w:r>
+    </w:p>
+    <w:p>
+      <w:pPr>
+        <w:pStyle w:val="ListBullet"/>
+        <w:spacing w:line="240" w:lineRule="auto"/>
+        <w:ind w:left="720"/>
+      </w:pPr>
+      <w:r>
+        <w:rPr>
+          <w:lang w:val="id_ID" w:bidi="id_ID"/>
+        </w:rPr>
+      </w:r>
+      <w:r>
+        <w:rPr>
+          <w:lang w:val="id_ID" w:bidi="id_ID"/>
+        </w:rPr>
+        <w:t>Yohanes 1:36</w:t>
+      </w:r>
+    </w:p>
+    <w:p>
+      <w:pPr>
+        <w:pStyle w:val="ListBullet"/>
+        <w:spacing w:line="240" w:lineRule="auto"/>
+        <w:ind w:left="720"/>
+      </w:pPr>
+      <w:r>
+        <w:rPr>
+          <w:lang w:val="id_ID" w:bidi="id_ID"/>
+        </w:rPr>
+      </w:r>
+      <w:r>
+        <w:rPr>
+          <w:lang w:val="id_ID" w:bidi="id_ID"/>
+        </w:rPr>
+        <w:t>Imamat 14:21–23</w:t>
+      </w:r>
+    </w:p>
+    <w:p>
+      <w:pPr>
+        <w:pStyle w:val="ListBullet"/>
+        <w:spacing w:line="240" w:lineRule="auto"/>
+        <w:ind w:left="720"/>
+      </w:pPr>
+      <w:r>
+        <w:rPr>
+          <w:lang w:val="id_ID" w:bidi="id_ID"/>
+        </w:rPr>
+      </w:r>
+      <w:r>
+        <w:rPr>
+          <w:lang w:val="id_ID" w:bidi="id_ID"/>
+        </w:rPr>
+        <w:t>Imamat 17:1–4</w:t>
+      </w:r>
+    </w:p>
+    <w:p>
+      <w:pPr>
+        <w:pStyle w:val="ListBullet"/>
+        <w:spacing w:line="240" w:lineRule="auto"/>
+        <w:ind w:left="720"/>
+      </w:pPr>
+      <w:r>
+        <w:rPr>
+          <w:lang w:val="id_ID" w:bidi="id_ID"/>
+        </w:rPr>
+      </w:r>
+      <w:r>
+        <w:rPr>
+          <w:lang w:val="id_ID" w:bidi="id_ID"/>
+        </w:rPr>
+        <w:t>Lukas 10:3</w:t>
+      </w:r>
+    </w:p>
+    <w:p>
+      <w:pPr>
+        <w:pStyle w:val="ListBullet"/>
+        <w:spacing w:line="240" w:lineRule="auto"/>
+        <w:ind w:left="720"/>
+      </w:pPr>
+      <w:r>
+        <w:rPr>
+          <w:lang w:val="id_ID" w:bidi="id_ID"/>
+        </w:rPr>
+      </w:r>
+      <w:r>
+        <w:rPr>
+          <w:lang w:val="id_ID" w:bidi="id_ID"/>
+        </w:rPr>
+        <w:t>Wahyu 15:3–4</w:t>
+      </w:r>
     </w:p>
     <w:p>
       <w:pPr>
@@ -9002,210 +8330,156 @@
           <w:lang w:val="id_ID" w:bidi="id_ID"/>
         </w:rPr>
       </w:r>
-      <w:hyperlink r:id="rId116">
-        <w:r>
-          <w:rPr>
-            <w:lang w:val="id_ID" w:bidi="id_ID"/>
-          </w:rPr>
-          <w:rPr>
-            <w:color w:val="0000EE"/>
-            <w:u w:val="single"/>
-          </w:rPr>
-          <w:t>Kisah Para Rasul 8:32</w:t>
-        </w:r>
-      </w:hyperlink>
-    </w:p>
-    <w:p>
-      <w:pPr>
-        <w:pStyle w:val="ListBullet"/>
-        <w:spacing w:line="240" w:lineRule="auto"/>
-        <w:ind w:left="720"/>
-      </w:pPr>
-      <w:r>
-        <w:rPr>
-          <w:lang w:val="id_ID" w:bidi="id_ID"/>
-        </w:rPr>
-      </w:r>
-      <w:hyperlink r:id="rId117">
-        <w:r>
-          <w:rPr>
-            <w:lang w:val="id_ID" w:bidi="id_ID"/>
-          </w:rPr>
-          <w:rPr>
-            <w:color w:val="0000EE"/>
-            <w:u w:val="single"/>
-          </w:rPr>
-          <w:t>Kejadian 30:32</w:t>
-        </w:r>
-      </w:hyperlink>
-    </w:p>
-    <w:p>
-      <w:pPr>
-        <w:pStyle w:val="ListBullet"/>
-        <w:spacing w:line="240" w:lineRule="auto"/>
-        <w:ind w:left="720"/>
-      </w:pPr>
-      <w:r>
-        <w:rPr>
-          <w:lang w:val="id_ID" w:bidi="id_ID"/>
-        </w:rPr>
-      </w:r>
-      <w:hyperlink r:id="rId118">
-        <w:r>
-          <w:rPr>
-            <w:lang w:val="id_ID" w:bidi="id_ID"/>
-          </w:rPr>
-          <w:rPr>
-            <w:color w:val="0000EE"/>
-            <w:u w:val="single"/>
-          </w:rPr>
-          <w:t>Yohanes 2:14</w:t>
-        </w:r>
-      </w:hyperlink>
-    </w:p>
-    <w:p>
-      <w:pPr>
-        <w:pStyle w:val="ListBullet"/>
-        <w:spacing w:line="240" w:lineRule="auto"/>
-        <w:ind w:left="720"/>
-      </w:pPr>
-      <w:r>
-        <w:rPr>
-          <w:lang w:val="id_ID" w:bidi="id_ID"/>
-        </w:rPr>
-      </w:r>
-      <w:hyperlink r:id="rId119">
-        <w:r>
-          <w:rPr>
-            <w:lang w:val="id_ID" w:bidi="id_ID"/>
-          </w:rPr>
-          <w:rPr>
-            <w:color w:val="0000EE"/>
-            <w:u w:val="single"/>
-          </w:rPr>
-          <w:t>Lukas 15:5</w:t>
-        </w:r>
-      </w:hyperlink>
-    </w:p>
-    <w:p>
-      <w:pPr>
-        <w:pStyle w:val="ListBullet"/>
-        <w:spacing w:line="240" w:lineRule="auto"/>
-        <w:ind w:left="720"/>
-      </w:pPr>
-      <w:r>
-        <w:rPr>
-          <w:lang w:val="id_ID" w:bidi="id_ID"/>
-        </w:rPr>
-      </w:r>
-      <w:hyperlink r:id="rId120">
-        <w:r>
-          <w:rPr>
-            <w:lang w:val="id_ID" w:bidi="id_ID"/>
-          </w:rPr>
-          <w:rPr>
-            <w:color w:val="0000EE"/>
-            <w:u w:val="single"/>
-          </w:rPr>
-          <w:t>Markus 6:34</w:t>
-        </w:r>
-      </w:hyperlink>
-    </w:p>
-    <w:p>
-      <w:pPr>
-        <w:pStyle w:val="ListBullet"/>
-        <w:spacing w:line="240" w:lineRule="auto"/>
-        <w:ind w:left="720"/>
-      </w:pPr>
-      <w:r>
-        <w:rPr>
-          <w:lang w:val="id_ID" w:bidi="id_ID"/>
-        </w:rPr>
-      </w:r>
-      <w:hyperlink r:id="rId121">
-        <w:r>
-          <w:rPr>
-            <w:lang w:val="id_ID" w:bidi="id_ID"/>
-          </w:rPr>
-          <w:rPr>
-            <w:color w:val="0000EE"/>
-            <w:u w:val="single"/>
-          </w:rPr>
-          <w:t>Matius 9:36</w:t>
-        </w:r>
-      </w:hyperlink>
-    </w:p>
-    <w:p>
-      <w:pPr>
-        <w:pStyle w:val="ListBullet"/>
-        <w:spacing w:line="240" w:lineRule="auto"/>
-        <w:ind w:left="720"/>
-      </w:pPr>
-      <w:r>
-        <w:rPr>
-          <w:lang w:val="id_ID" w:bidi="id_ID"/>
-        </w:rPr>
-      </w:r>
-      <w:hyperlink r:id="rId122">
-        <w:r>
-          <w:rPr>
-            <w:lang w:val="id_ID" w:bidi="id_ID"/>
-          </w:rPr>
-          <w:rPr>
-            <w:color w:val="0000EE"/>
-            <w:u w:val="single"/>
-          </w:rPr>
-          <w:t>Matius 10:6</w:t>
-        </w:r>
-      </w:hyperlink>
-    </w:p>
-    <w:p>
-      <w:pPr>
-        <w:pStyle w:val="ListBullet"/>
-        <w:spacing w:line="240" w:lineRule="auto"/>
-        <w:ind w:left="720"/>
-      </w:pPr>
-      <w:r>
-        <w:rPr>
-          <w:lang w:val="id_ID" w:bidi="id_ID"/>
-        </w:rPr>
-      </w:r>
-      <w:hyperlink r:id="rId123">
-        <w:r>
-          <w:rPr>
-            <w:lang w:val="id_ID" w:bidi="id_ID"/>
-          </w:rPr>
-          <w:rPr>
-            <w:color w:val="0000EE"/>
-            <w:u w:val="single"/>
-          </w:rPr>
-          <w:t>Matius 12:12</w:t>
-        </w:r>
-      </w:hyperlink>
-    </w:p>
-    <w:p>
-      <w:pPr>
-        <w:pStyle w:val="ListBullet"/>
-        <w:spacing w:line="240" w:lineRule="auto"/>
-        <w:ind w:left="720"/>
-      </w:pPr>
-      <w:r>
-        <w:rPr>
-          <w:lang w:val="id_ID" w:bidi="id_ID"/>
-        </w:rPr>
-      </w:r>
-      <w:hyperlink r:id="rId124">
-        <w:r>
-          <w:rPr>
-            <w:lang w:val="id_ID" w:bidi="id_ID"/>
-          </w:rPr>
-          <w:rPr>
-            <w:color w:val="0000EE"/>
-            <w:u w:val="single"/>
-          </w:rPr>
-          <w:t>Matius 25:33</w:t>
-        </w:r>
-      </w:hyperlink>
+      <w:r>
+        <w:rPr>
+          <w:lang w:val="id_ID" w:bidi="id_ID"/>
+        </w:rPr>
+        <w:t>Kisah Para Rasul 8:32</w:t>
+      </w:r>
+    </w:p>
+    <w:p>
+      <w:pPr>
+        <w:pStyle w:val="ListBullet"/>
+        <w:spacing w:line="240" w:lineRule="auto"/>
+        <w:ind w:left="720"/>
+      </w:pPr>
+      <w:r>
+        <w:rPr>
+          <w:lang w:val="id_ID" w:bidi="id_ID"/>
+        </w:rPr>
+      </w:r>
+      <w:r>
+        <w:rPr>
+          <w:lang w:val="id_ID" w:bidi="id_ID"/>
+        </w:rPr>
+        <w:t>Kejadian 30:32</w:t>
+      </w:r>
+    </w:p>
+    <w:p>
+      <w:pPr>
+        <w:pStyle w:val="ListBullet"/>
+        <w:spacing w:line="240" w:lineRule="auto"/>
+        <w:ind w:left="720"/>
+      </w:pPr>
+      <w:r>
+        <w:rPr>
+          <w:lang w:val="id_ID" w:bidi="id_ID"/>
+        </w:rPr>
+      </w:r>
+      <w:r>
+        <w:rPr>
+          <w:lang w:val="id_ID" w:bidi="id_ID"/>
+        </w:rPr>
+        <w:t>Yohanes 2:14</w:t>
+      </w:r>
+    </w:p>
+    <w:p>
+      <w:pPr>
+        <w:pStyle w:val="ListBullet"/>
+        <w:spacing w:line="240" w:lineRule="auto"/>
+        <w:ind w:left="720"/>
+      </w:pPr>
+      <w:r>
+        <w:rPr>
+          <w:lang w:val="id_ID" w:bidi="id_ID"/>
+        </w:rPr>
+      </w:r>
+      <w:r>
+        <w:rPr>
+          <w:lang w:val="id_ID" w:bidi="id_ID"/>
+        </w:rPr>
+        <w:t>Lukas 15:5</w:t>
+      </w:r>
+    </w:p>
+    <w:p>
+      <w:pPr>
+        <w:pStyle w:val="ListBullet"/>
+        <w:spacing w:line="240" w:lineRule="auto"/>
+        <w:ind w:left="720"/>
+      </w:pPr>
+      <w:r>
+        <w:rPr>
+          <w:lang w:val="id_ID" w:bidi="id_ID"/>
+        </w:rPr>
+      </w:r>
+      <w:r>
+        <w:rPr>
+          <w:lang w:val="id_ID" w:bidi="id_ID"/>
+        </w:rPr>
+        <w:t>Markus 6:34</w:t>
+      </w:r>
+    </w:p>
+    <w:p>
+      <w:pPr>
+        <w:pStyle w:val="ListBullet"/>
+        <w:spacing w:line="240" w:lineRule="auto"/>
+        <w:ind w:left="720"/>
+      </w:pPr>
+      <w:r>
+        <w:rPr>
+          <w:lang w:val="id_ID" w:bidi="id_ID"/>
+        </w:rPr>
+      </w:r>
+      <w:r>
+        <w:rPr>
+          <w:lang w:val="id_ID" w:bidi="id_ID"/>
+        </w:rPr>
+        <w:t>Matius 9:36</w:t>
+      </w:r>
+    </w:p>
+    <w:p>
+      <w:pPr>
+        <w:pStyle w:val="ListBullet"/>
+        <w:spacing w:line="240" w:lineRule="auto"/>
+        <w:ind w:left="720"/>
+      </w:pPr>
+      <w:r>
+        <w:rPr>
+          <w:lang w:val="id_ID" w:bidi="id_ID"/>
+        </w:rPr>
+      </w:r>
+      <w:r>
+        <w:rPr>
+          <w:lang w:val="id_ID" w:bidi="id_ID"/>
+        </w:rPr>
+        <w:t>Matius 10:6</w:t>
+      </w:r>
+    </w:p>
+    <w:p>
+      <w:pPr>
+        <w:pStyle w:val="ListBullet"/>
+        <w:spacing w:line="240" w:lineRule="auto"/>
+        <w:ind w:left="720"/>
+      </w:pPr>
+      <w:r>
+        <w:rPr>
+          <w:lang w:val="id_ID" w:bidi="id_ID"/>
+        </w:rPr>
+      </w:r>
+      <w:r>
+        <w:rPr>
+          <w:lang w:val="id_ID" w:bidi="id_ID"/>
+        </w:rPr>
+        <w:t>Matius 12:12</w:t>
+      </w:r>
+    </w:p>
+    <w:p>
+      <w:pPr>
+        <w:pStyle w:val="ListBullet"/>
+        <w:spacing w:line="240" w:lineRule="auto"/>
+        <w:ind w:left="720"/>
+      </w:pPr>
+      <w:r>
+        <w:rPr>
+          <w:lang w:val="id_ID" w:bidi="id_ID"/>
+        </w:rPr>
+      </w:r>
+      <w:r>
+        <w:rPr>
+          <w:lang w:val="id_ID" w:bidi="id_ID"/>
+        </w:rPr>
+        <w:t>Matius 25:33</w:t>
+      </w:r>
     </w:p>
     <w:p>
       <w:pPr>
@@ -9818,354 +9092,264 @@
           <w:lang w:val="id_ID" w:bidi="id_ID"/>
         </w:rPr>
       </w:r>
-      <w:hyperlink r:id="rId125">
-        <w:r>
-          <w:rPr>
-            <w:lang w:val="id_ID" w:bidi="id_ID"/>
-          </w:rPr>
-          <w:rPr>
-            <w:color w:val="0000EE"/>
-            <w:u w:val="single"/>
-          </w:rPr>
-          <w:t>1 Tawarikh 9:1–3</w:t>
-        </w:r>
-      </w:hyperlink>
-    </w:p>
-    <w:p>
-      <w:pPr>
-        <w:pStyle w:val="ListBullet"/>
-        <w:spacing w:line="240" w:lineRule="auto"/>
-        <w:ind w:left="720"/>
-      </w:pPr>
-      <w:r>
-        <w:rPr>
-          <w:lang w:val="id_ID" w:bidi="id_ID"/>
-        </w:rPr>
-      </w:r>
-      <w:hyperlink r:id="rId80">
-        <w:r>
-          <w:rPr>
-            <w:lang w:val="id_ID" w:bidi="id_ID"/>
-          </w:rPr>
-          <w:rPr>
-            <w:color w:val="0000EE"/>
-            <w:u w:val="single"/>
-          </w:rPr>
-          <w:t>1 Yohanes 1:10</w:t>
-        </w:r>
-      </w:hyperlink>
-    </w:p>
-    <w:p>
-      <w:pPr>
-        <w:pStyle w:val="ListBullet"/>
-        <w:spacing w:line="240" w:lineRule="auto"/>
-        <w:ind w:left="720"/>
-      </w:pPr>
-      <w:r>
-        <w:rPr>
-          <w:lang w:val="id_ID" w:bidi="id_ID"/>
-        </w:rPr>
-      </w:r>
-      <w:hyperlink r:id="rId80">
-        <w:r>
-          <w:rPr>
-            <w:lang w:val="id_ID" w:bidi="id_ID"/>
-          </w:rPr>
-          <w:rPr>
-            <w:color w:val="0000EE"/>
-            <w:u w:val="single"/>
-          </w:rPr>
-          <w:t>1 Yohanes 2:2</w:t>
-        </w:r>
-      </w:hyperlink>
-    </w:p>
-    <w:p>
-      <w:pPr>
-        <w:pStyle w:val="ListBullet"/>
-        <w:spacing w:line="240" w:lineRule="auto"/>
-        <w:ind w:left="720"/>
-      </w:pPr>
-      <w:r>
-        <w:rPr>
-          <w:lang w:val="id_ID" w:bidi="id_ID"/>
-        </w:rPr>
-      </w:r>
-      <w:hyperlink r:id="rId57">
-        <w:r>
-          <w:rPr>
-            <w:lang w:val="id_ID" w:bidi="id_ID"/>
-          </w:rPr>
-          <w:rPr>
-            <w:color w:val="0000EE"/>
-            <w:u w:val="single"/>
-          </w:rPr>
-          <w:t>2 Samuel 7:12–14</w:t>
-        </w:r>
-      </w:hyperlink>
-    </w:p>
-    <w:p>
-      <w:pPr>
-        <w:pStyle w:val="ListBullet"/>
-        <w:spacing w:line="240" w:lineRule="auto"/>
-        <w:ind w:left="720"/>
-      </w:pPr>
-      <w:r>
-        <w:rPr>
-          <w:lang w:val="id_ID" w:bidi="id_ID"/>
-        </w:rPr>
-      </w:r>
-      <w:hyperlink r:id="rId14">
-        <w:r>
-          <w:rPr>
-            <w:lang w:val="id_ID" w:bidi="id_ID"/>
-          </w:rPr>
-          <w:rPr>
-            <w:color w:val="0000EE"/>
-            <w:u w:val="single"/>
-          </w:rPr>
-          <w:t>Kisah Para Rasul 3:19</w:t>
-        </w:r>
-      </w:hyperlink>
-    </w:p>
-    <w:p>
-      <w:pPr>
-        <w:pStyle w:val="ListBullet"/>
-        <w:spacing w:line="240" w:lineRule="auto"/>
-        <w:ind w:left="720"/>
-      </w:pPr>
-      <w:r>
-        <w:rPr>
-          <w:lang w:val="id_ID" w:bidi="id_ID"/>
-        </w:rPr>
-      </w:r>
-      <w:hyperlink r:id="rId126">
-        <w:r>
-          <w:rPr>
-            <w:lang w:val="id_ID" w:bidi="id_ID"/>
-          </w:rPr>
-          <w:rPr>
-            <w:color w:val="0000EE"/>
-            <w:u w:val="single"/>
-          </w:rPr>
-          <w:t>Daniel 9:24</w:t>
-        </w:r>
-      </w:hyperlink>
-    </w:p>
-    <w:p>
-      <w:pPr>
-        <w:pStyle w:val="ListBullet"/>
-        <w:spacing w:line="240" w:lineRule="auto"/>
-        <w:ind w:left="720"/>
-      </w:pPr>
-      <w:r>
-        <w:rPr>
-          <w:lang w:val="id_ID" w:bidi="id_ID"/>
-        </w:rPr>
-      </w:r>
-      <w:hyperlink r:id="rId127">
-        <w:r>
-          <w:rPr>
-            <w:lang w:val="id_ID" w:bidi="id_ID"/>
-          </w:rPr>
-          <w:rPr>
-            <w:color w:val="0000EE"/>
-            <w:u w:val="single"/>
-          </w:rPr>
-          <w:t>Kejadian 4:7</w:t>
-        </w:r>
-      </w:hyperlink>
-    </w:p>
-    <w:p>
-      <w:pPr>
-        <w:pStyle w:val="ListBullet"/>
-        <w:spacing w:line="240" w:lineRule="auto"/>
-        <w:ind w:left="720"/>
-      </w:pPr>
-      <w:r>
-        <w:rPr>
-          <w:lang w:val="id_ID" w:bidi="id_ID"/>
-        </w:rPr>
-      </w:r>
-      <w:hyperlink r:id="rId128">
-        <w:r>
-          <w:rPr>
-            <w:lang w:val="id_ID" w:bidi="id_ID"/>
-          </w:rPr>
-          <w:rPr>
-            <w:color w:val="0000EE"/>
-            <w:u w:val="single"/>
-          </w:rPr>
-          <w:t>Ibrani 12:2</w:t>
-        </w:r>
-      </w:hyperlink>
-    </w:p>
-    <w:p>
-      <w:pPr>
-        <w:pStyle w:val="ListBullet"/>
-        <w:spacing w:line="240" w:lineRule="auto"/>
-        <w:ind w:left="720"/>
-      </w:pPr>
-      <w:r>
-        <w:rPr>
-          <w:lang w:val="id_ID" w:bidi="id_ID"/>
-        </w:rPr>
-      </w:r>
-      <w:hyperlink r:id="rId129">
-        <w:r>
-          <w:rPr>
-            <w:lang w:val="id_ID" w:bidi="id_ID"/>
-          </w:rPr>
-          <w:rPr>
-            <w:color w:val="0000EE"/>
-            <w:u w:val="single"/>
-          </w:rPr>
-          <w:t>Yesaya 53:11</w:t>
-        </w:r>
-      </w:hyperlink>
-    </w:p>
-    <w:p>
-      <w:pPr>
-        <w:pStyle w:val="ListBullet"/>
-        <w:spacing w:line="240" w:lineRule="auto"/>
-        <w:ind w:left="720"/>
-      </w:pPr>
-      <w:r>
-        <w:rPr>
-          <w:lang w:val="id_ID" w:bidi="id_ID"/>
-        </w:rPr>
-      </w:r>
-      <w:hyperlink r:id="rId130">
-        <w:r>
-          <w:rPr>
-            <w:lang w:val="id_ID" w:bidi="id_ID"/>
-          </w:rPr>
-          <w:rPr>
-            <w:color w:val="0000EE"/>
-            <w:u w:val="single"/>
-          </w:rPr>
-          <w:t>Yeremia 18:23</w:t>
-        </w:r>
-      </w:hyperlink>
-    </w:p>
-    <w:p>
-      <w:pPr>
-        <w:pStyle w:val="ListBullet"/>
-        <w:spacing w:line="240" w:lineRule="auto"/>
-        <w:ind w:left="720"/>
-      </w:pPr>
-      <w:r>
-        <w:rPr>
-          <w:lang w:val="id_ID" w:bidi="id_ID"/>
-        </w:rPr>
-      </w:r>
-      <w:hyperlink r:id="rId131">
-        <w:r>
-          <w:rPr>
-            <w:lang w:val="id_ID" w:bidi="id_ID"/>
-          </w:rPr>
-          <w:rPr>
-            <w:color w:val="0000EE"/>
-            <w:u w:val="single"/>
-          </w:rPr>
-          <w:t>Imamat 4:14</w:t>
-        </w:r>
-      </w:hyperlink>
-    </w:p>
-    <w:p>
-      <w:pPr>
-        <w:pStyle w:val="ListBullet"/>
-        <w:spacing w:line="240" w:lineRule="auto"/>
-        <w:ind w:left="720"/>
-      </w:pPr>
-      <w:r>
-        <w:rPr>
-          <w:lang w:val="id_ID" w:bidi="id_ID"/>
-        </w:rPr>
-      </w:r>
-      <w:hyperlink r:id="rId132">
-        <w:r>
-          <w:rPr>
-            <w:lang w:val="id_ID" w:bidi="id_ID"/>
-          </w:rPr>
-          <w:rPr>
-            <w:color w:val="0000EE"/>
-            <w:u w:val="single"/>
-          </w:rPr>
-          <w:t>Lukas 15:18</w:t>
-        </w:r>
-      </w:hyperlink>
-    </w:p>
-    <w:p>
-      <w:pPr>
-        <w:pStyle w:val="ListBullet"/>
-        <w:spacing w:line="240" w:lineRule="auto"/>
-        <w:ind w:left="720"/>
-      </w:pPr>
-      <w:r>
-        <w:rPr>
-          <w:lang w:val="id_ID" w:bidi="id_ID"/>
-        </w:rPr>
-      </w:r>
-      <w:hyperlink r:id="rId133">
-        <w:r>
-          <w:rPr>
-            <w:lang w:val="id_ID" w:bidi="id_ID"/>
-          </w:rPr>
-          <w:rPr>
-            <w:color w:val="0000EE"/>
-            <w:u w:val="single"/>
-          </w:rPr>
-          <w:t>Matius 12:31</w:t>
-        </w:r>
-      </w:hyperlink>
-    </w:p>
-    <w:p>
-      <w:pPr>
-        <w:pStyle w:val="ListBullet"/>
-        <w:spacing w:line="240" w:lineRule="auto"/>
-        <w:ind w:left="720"/>
-      </w:pPr>
-      <w:r>
-        <w:rPr>
-          <w:lang w:val="id_ID" w:bidi="id_ID"/>
-        </w:rPr>
-      </w:r>
-      <w:hyperlink r:id="rId134">
-        <w:r>
-          <w:rPr>
-            <w:lang w:val="id_ID" w:bidi="id_ID"/>
-          </w:rPr>
-          <w:rPr>
-            <w:color w:val="0000EE"/>
-            <w:u w:val="single"/>
-          </w:rPr>
-          <w:t>Roma 6:23</w:t>
-        </w:r>
-      </w:hyperlink>
-    </w:p>
-    <w:p>
-      <w:pPr>
-        <w:pStyle w:val="ListBullet"/>
-        <w:spacing w:line="240" w:lineRule="auto"/>
-        <w:ind w:left="720"/>
-      </w:pPr>
-      <w:r>
-        <w:rPr>
-          <w:lang w:val="id_ID" w:bidi="id_ID"/>
-        </w:rPr>
-      </w:r>
-      <w:hyperlink r:id="rId135">
-        <w:r>
-          <w:rPr>
-            <w:lang w:val="id_ID" w:bidi="id_ID"/>
-          </w:rPr>
-          <w:rPr>
-            <w:color w:val="0000EE"/>
-            <w:u w:val="single"/>
-          </w:rPr>
-          <w:t>Roma 8:4</w:t>
-        </w:r>
-      </w:hyperlink>
+      <w:r>
+        <w:rPr>
+          <w:lang w:val="id_ID" w:bidi="id_ID"/>
+        </w:rPr>
+        <w:t>1 Tawarikh 9:1–3</w:t>
+      </w:r>
+    </w:p>
+    <w:p>
+      <w:pPr>
+        <w:pStyle w:val="ListBullet"/>
+        <w:spacing w:line="240" w:lineRule="auto"/>
+        <w:ind w:left="720"/>
+      </w:pPr>
+      <w:r>
+        <w:rPr>
+          <w:lang w:val="id_ID" w:bidi="id_ID"/>
+        </w:rPr>
+      </w:r>
+      <w:r>
+        <w:rPr>
+          <w:lang w:val="id_ID" w:bidi="id_ID"/>
+        </w:rPr>
+        <w:t>1 Yohanes 1:10</w:t>
+      </w:r>
+    </w:p>
+    <w:p>
+      <w:pPr>
+        <w:pStyle w:val="ListBullet"/>
+        <w:spacing w:line="240" w:lineRule="auto"/>
+        <w:ind w:left="720"/>
+      </w:pPr>
+      <w:r>
+        <w:rPr>
+          <w:lang w:val="id_ID" w:bidi="id_ID"/>
+        </w:rPr>
+      </w:r>
+      <w:r>
+        <w:rPr>
+          <w:lang w:val="id_ID" w:bidi="id_ID"/>
+        </w:rPr>
+        <w:t>1 Yohanes 2:2</w:t>
+      </w:r>
+    </w:p>
+    <w:p>
+      <w:pPr>
+        <w:pStyle w:val="ListBullet"/>
+        <w:spacing w:line="240" w:lineRule="auto"/>
+        <w:ind w:left="720"/>
+      </w:pPr>
+      <w:r>
+        <w:rPr>
+          <w:lang w:val="id_ID" w:bidi="id_ID"/>
+        </w:rPr>
+      </w:r>
+      <w:r>
+        <w:rPr>
+          <w:lang w:val="id_ID" w:bidi="id_ID"/>
+        </w:rPr>
+        <w:t>2 Samuel 7:12–14</w:t>
+      </w:r>
+    </w:p>
+    <w:p>
+      <w:pPr>
+        <w:pStyle w:val="ListBullet"/>
+        <w:spacing w:line="240" w:lineRule="auto"/>
+        <w:ind w:left="720"/>
+      </w:pPr>
+      <w:r>
+        <w:rPr>
+          <w:lang w:val="id_ID" w:bidi="id_ID"/>
+        </w:rPr>
+      </w:r>
+      <w:r>
+        <w:rPr>
+          <w:lang w:val="id_ID" w:bidi="id_ID"/>
+        </w:rPr>
+        <w:t>Kisah Para Rasul 3:19</w:t>
+      </w:r>
+    </w:p>
+    <w:p>
+      <w:pPr>
+        <w:pStyle w:val="ListBullet"/>
+        <w:spacing w:line="240" w:lineRule="auto"/>
+        <w:ind w:left="720"/>
+      </w:pPr>
+      <w:r>
+        <w:rPr>
+          <w:lang w:val="id_ID" w:bidi="id_ID"/>
+        </w:rPr>
+      </w:r>
+      <w:r>
+        <w:rPr>
+          <w:lang w:val="id_ID" w:bidi="id_ID"/>
+        </w:rPr>
+        <w:t>Daniel 9:24</w:t>
+      </w:r>
+    </w:p>
+    <w:p>
+      <w:pPr>
+        <w:pStyle w:val="ListBullet"/>
+        <w:spacing w:line="240" w:lineRule="auto"/>
+        <w:ind w:left="720"/>
+      </w:pPr>
+      <w:r>
+        <w:rPr>
+          <w:lang w:val="id_ID" w:bidi="id_ID"/>
+        </w:rPr>
+      </w:r>
+      <w:r>
+        <w:rPr>
+          <w:lang w:val="id_ID" w:bidi="id_ID"/>
+        </w:rPr>
+        <w:t>Kejadian 4:7</w:t>
+      </w:r>
+    </w:p>
+    <w:p>
+      <w:pPr>
+        <w:pStyle w:val="ListBullet"/>
+        <w:spacing w:line="240" w:lineRule="auto"/>
+        <w:ind w:left="720"/>
+      </w:pPr>
+      <w:r>
+        <w:rPr>
+          <w:lang w:val="id_ID" w:bidi="id_ID"/>
+        </w:rPr>
+      </w:r>
+      <w:r>
+        <w:rPr>
+          <w:lang w:val="id_ID" w:bidi="id_ID"/>
+        </w:rPr>
+        <w:t>Ibrani 12:2</w:t>
+      </w:r>
+    </w:p>
+    <w:p>
+      <w:pPr>
+        <w:pStyle w:val="ListBullet"/>
+        <w:spacing w:line="240" w:lineRule="auto"/>
+        <w:ind w:left="720"/>
+      </w:pPr>
+      <w:r>
+        <w:rPr>
+          <w:lang w:val="id_ID" w:bidi="id_ID"/>
+        </w:rPr>
+      </w:r>
+      <w:r>
+        <w:rPr>
+          <w:lang w:val="id_ID" w:bidi="id_ID"/>
+        </w:rPr>
+        <w:t>Yesaya 53:11</w:t>
+      </w:r>
+    </w:p>
+    <w:p>
+      <w:pPr>
+        <w:pStyle w:val="ListBullet"/>
+        <w:spacing w:line="240" w:lineRule="auto"/>
+        <w:ind w:left="720"/>
+      </w:pPr>
+      <w:r>
+        <w:rPr>
+          <w:lang w:val="id_ID" w:bidi="id_ID"/>
+        </w:rPr>
+      </w:r>
+      <w:r>
+        <w:rPr>
+          <w:lang w:val="id_ID" w:bidi="id_ID"/>
+        </w:rPr>
+        <w:t>Yeremia 18:23</w:t>
+      </w:r>
+    </w:p>
+    <w:p>
+      <w:pPr>
+        <w:pStyle w:val="ListBullet"/>
+        <w:spacing w:line="240" w:lineRule="auto"/>
+        <w:ind w:left="720"/>
+      </w:pPr>
+      <w:r>
+        <w:rPr>
+          <w:lang w:val="id_ID" w:bidi="id_ID"/>
+        </w:rPr>
+      </w:r>
+      <w:r>
+        <w:rPr>
+          <w:lang w:val="id_ID" w:bidi="id_ID"/>
+        </w:rPr>
+        <w:t>Imamat 4:14</w:t>
+      </w:r>
+    </w:p>
+    <w:p>
+      <w:pPr>
+        <w:pStyle w:val="ListBullet"/>
+        <w:spacing w:line="240" w:lineRule="auto"/>
+        <w:ind w:left="720"/>
+      </w:pPr>
+      <w:r>
+        <w:rPr>
+          <w:lang w:val="id_ID" w:bidi="id_ID"/>
+        </w:rPr>
+      </w:r>
+      <w:r>
+        <w:rPr>
+          <w:lang w:val="id_ID" w:bidi="id_ID"/>
+        </w:rPr>
+        <w:t>Lukas 15:18</w:t>
+      </w:r>
+    </w:p>
+    <w:p>
+      <w:pPr>
+        <w:pStyle w:val="ListBullet"/>
+        <w:spacing w:line="240" w:lineRule="auto"/>
+        <w:ind w:left="720"/>
+      </w:pPr>
+      <w:r>
+        <w:rPr>
+          <w:lang w:val="id_ID" w:bidi="id_ID"/>
+        </w:rPr>
+      </w:r>
+      <w:r>
+        <w:rPr>
+          <w:lang w:val="id_ID" w:bidi="id_ID"/>
+        </w:rPr>
+        <w:t>Matius 12:31</w:t>
+      </w:r>
+    </w:p>
+    <w:p>
+      <w:pPr>
+        <w:pStyle w:val="ListBullet"/>
+        <w:spacing w:line="240" w:lineRule="auto"/>
+        <w:ind w:left="720"/>
+      </w:pPr>
+      <w:r>
+        <w:rPr>
+          <w:lang w:val="id_ID" w:bidi="id_ID"/>
+        </w:rPr>
+      </w:r>
+      <w:r>
+        <w:rPr>
+          <w:lang w:val="id_ID" w:bidi="id_ID"/>
+        </w:rPr>
+        <w:t>Roma 6:23</w:t>
+      </w:r>
+    </w:p>
+    <w:p>
+      <w:pPr>
+        <w:pStyle w:val="ListBullet"/>
+        <w:spacing w:line="240" w:lineRule="auto"/>
+        <w:ind w:left="720"/>
+      </w:pPr>
+      <w:r>
+        <w:rPr>
+          <w:lang w:val="id_ID" w:bidi="id_ID"/>
+        </w:rPr>
+      </w:r>
+      <w:r>
+        <w:rPr>
+          <w:lang w:val="id_ID" w:bidi="id_ID"/>
+        </w:rPr>
+        <w:t>Roma 8:4</w:t>
+      </w:r>
     </w:p>
     <w:p>
       <w:pPr>
@@ -10761,138 +9945,102 @@
           <w:lang w:val="id_ID" w:bidi="id_ID"/>
         </w:rPr>
       </w:r>
-      <w:hyperlink r:id="rId136">
-        <w:r>
-          <w:rPr>
-            <w:lang w:val="id_ID" w:bidi="id_ID"/>
-          </w:rPr>
-          <w:rPr>
-            <w:color w:val="0000EE"/>
-            <w:u w:val="single"/>
-          </w:rPr>
-          <w:t>1 Korintus 15:5–7</w:t>
-        </w:r>
-      </w:hyperlink>
-    </w:p>
-    <w:p>
-      <w:pPr>
-        <w:pStyle w:val="ListBullet"/>
-        <w:spacing w:line="240" w:lineRule="auto"/>
-        <w:ind w:left="720"/>
-      </w:pPr>
-      <w:r>
-        <w:rPr>
-          <w:lang w:val="id_ID" w:bidi="id_ID"/>
-        </w:rPr>
-      </w:r>
-      <w:hyperlink r:id="rId137">
-        <w:r>
-          <w:rPr>
-            <w:lang w:val="id_ID" w:bidi="id_ID"/>
-          </w:rPr>
-          <w:rPr>
-            <w:color w:val="0000EE"/>
-            <w:u w:val="single"/>
-          </w:rPr>
-          <w:t>Kisah Para Rasul 6:2</w:t>
-        </w:r>
-      </w:hyperlink>
-    </w:p>
-    <w:p>
-      <w:pPr>
-        <w:pStyle w:val="ListBullet"/>
-        <w:spacing w:line="240" w:lineRule="auto"/>
-        <w:ind w:left="720"/>
-      </w:pPr>
-      <w:r>
-        <w:rPr>
-          <w:lang w:val="id_ID" w:bidi="id_ID"/>
-        </w:rPr>
-      </w:r>
-      <w:hyperlink r:id="rId138">
-        <w:r>
-          <w:rPr>
-            <w:lang w:val="id_ID" w:bidi="id_ID"/>
-          </w:rPr>
-          <w:rPr>
-            <w:color w:val="0000EE"/>
-            <w:u w:val="single"/>
-          </w:rPr>
-          <w:t>Lukas 9:1</w:t>
-        </w:r>
-      </w:hyperlink>
-    </w:p>
-    <w:p>
-      <w:pPr>
-        <w:pStyle w:val="ListBullet"/>
-        <w:spacing w:line="240" w:lineRule="auto"/>
-        <w:ind w:left="720"/>
-      </w:pPr>
-      <w:r>
-        <w:rPr>
-          <w:lang w:val="id_ID" w:bidi="id_ID"/>
-        </w:rPr>
-      </w:r>
-      <w:hyperlink r:id="rId139">
-        <w:r>
-          <w:rPr>
-            <w:lang w:val="id_ID" w:bidi="id_ID"/>
-          </w:rPr>
-          <w:rPr>
-            <w:color w:val="0000EE"/>
-            <w:u w:val="single"/>
-          </w:rPr>
-          <w:t>Lukas 18:31</w:t>
-        </w:r>
-      </w:hyperlink>
-    </w:p>
-    <w:p>
-      <w:pPr>
-        <w:pStyle w:val="ListBullet"/>
-        <w:spacing w:line="240" w:lineRule="auto"/>
-        <w:ind w:left="720"/>
-      </w:pPr>
-      <w:r>
-        <w:rPr>
-          <w:lang w:val="id_ID" w:bidi="id_ID"/>
-        </w:rPr>
-      </w:r>
-      <w:hyperlink r:id="rId140">
-        <w:r>
-          <w:rPr>
-            <w:lang w:val="id_ID" w:bidi="id_ID"/>
-          </w:rPr>
-          <w:rPr>
-            <w:color w:val="0000EE"/>
-            <w:u w:val="single"/>
-          </w:rPr>
-          <w:t>Markus 10:32–34</w:t>
-        </w:r>
-      </w:hyperlink>
-    </w:p>
-    <w:p>
-      <w:pPr>
-        <w:pStyle w:val="ListBullet"/>
-        <w:spacing w:line="240" w:lineRule="auto"/>
-        <w:ind w:left="720"/>
-      </w:pPr>
-      <w:r>
-        <w:rPr>
-          <w:lang w:val="id_ID" w:bidi="id_ID"/>
-        </w:rPr>
-      </w:r>
-      <w:hyperlink r:id="rId141">
-        <w:r>
-          <w:rPr>
-            <w:lang w:val="id_ID" w:bidi="id_ID"/>
-          </w:rPr>
-          <w:rPr>
-            <w:color w:val="0000EE"/>
-            <w:u w:val="single"/>
-          </w:rPr>
-          <w:t>Matius 10:7</w:t>
-        </w:r>
-      </w:hyperlink>
+      <w:r>
+        <w:rPr>
+          <w:lang w:val="id_ID" w:bidi="id_ID"/>
+        </w:rPr>
+        <w:t>1 Korintus 15:5–7</w:t>
+      </w:r>
+    </w:p>
+    <w:p>
+      <w:pPr>
+        <w:pStyle w:val="ListBullet"/>
+        <w:spacing w:line="240" w:lineRule="auto"/>
+        <w:ind w:left="720"/>
+      </w:pPr>
+      <w:r>
+        <w:rPr>
+          <w:lang w:val="id_ID" w:bidi="id_ID"/>
+        </w:rPr>
+      </w:r>
+      <w:r>
+        <w:rPr>
+          <w:lang w:val="id_ID" w:bidi="id_ID"/>
+        </w:rPr>
+        <w:t>Kisah Para Rasul 6:2</w:t>
+      </w:r>
+    </w:p>
+    <w:p>
+      <w:pPr>
+        <w:pStyle w:val="ListBullet"/>
+        <w:spacing w:line="240" w:lineRule="auto"/>
+        <w:ind w:left="720"/>
+      </w:pPr>
+      <w:r>
+        <w:rPr>
+          <w:lang w:val="id_ID" w:bidi="id_ID"/>
+        </w:rPr>
+      </w:r>
+      <w:r>
+        <w:rPr>
+          <w:lang w:val="id_ID" w:bidi="id_ID"/>
+        </w:rPr>
+        <w:t>Lukas 9:1</w:t>
+      </w:r>
+    </w:p>
+    <w:p>
+      <w:pPr>
+        <w:pStyle w:val="ListBullet"/>
+        <w:spacing w:line="240" w:lineRule="auto"/>
+        <w:ind w:left="720"/>
+      </w:pPr>
+      <w:r>
+        <w:rPr>
+          <w:lang w:val="id_ID" w:bidi="id_ID"/>
+        </w:rPr>
+      </w:r>
+      <w:r>
+        <w:rPr>
+          <w:lang w:val="id_ID" w:bidi="id_ID"/>
+        </w:rPr>
+        <w:t>Lukas 18:31</w:t>
+      </w:r>
+    </w:p>
+    <w:p>
+      <w:pPr>
+        <w:pStyle w:val="ListBullet"/>
+        <w:spacing w:line="240" w:lineRule="auto"/>
+        <w:ind w:left="720"/>
+      </w:pPr>
+      <w:r>
+        <w:rPr>
+          <w:lang w:val="id_ID" w:bidi="id_ID"/>
+        </w:rPr>
+      </w:r>
+      <w:r>
+        <w:rPr>
+          <w:lang w:val="id_ID" w:bidi="id_ID"/>
+        </w:rPr>
+        <w:t>Markus 10:32–34</w:t>
+      </w:r>
+    </w:p>
+    <w:p>
+      <w:pPr>
+        <w:pStyle w:val="ListBullet"/>
+        <w:spacing w:line="240" w:lineRule="auto"/>
+        <w:ind w:left="720"/>
+      </w:pPr>
+      <w:r>
+        <w:rPr>
+          <w:lang w:val="id_ID" w:bidi="id_ID"/>
+        </w:rPr>
+      </w:r>
+      <w:r>
+        <w:rPr>
+          <w:lang w:val="id_ID" w:bidi="id_ID"/>
+        </w:rPr>
+        <w:t>Matius 10:7</w:t>
+      </w:r>
     </w:p>
     <w:p>
       <w:pPr>
@@ -11258,90 +10406,66 @@
           <w:lang w:val="id_ID" w:bidi="id_ID"/>
         </w:rPr>
       </w:r>
-      <w:hyperlink r:id="rId14">
-        <w:r>
-          <w:rPr>
-            <w:lang w:val="id_ID" w:bidi="id_ID"/>
-          </w:rPr>
-          <w:rPr>
-            <w:color w:val="0000EE"/>
-            <w:u w:val="single"/>
-          </w:rPr>
-          <w:t>Kisah Para Rasul 26:7</w:t>
-        </w:r>
-      </w:hyperlink>
-    </w:p>
-    <w:p>
-      <w:pPr>
-        <w:pStyle w:val="ListBullet"/>
-        <w:spacing w:line="240" w:lineRule="auto"/>
-        <w:ind w:left="720"/>
-      </w:pPr>
-      <w:r>
-        <w:rPr>
-          <w:lang w:val="id_ID" w:bidi="id_ID"/>
-        </w:rPr>
-      </w:r>
-      <w:hyperlink r:id="rId142">
-        <w:r>
-          <w:rPr>
-            <w:lang w:val="id_ID" w:bidi="id_ID"/>
-          </w:rPr>
-          <w:rPr>
-            <w:color w:val="0000EE"/>
-            <w:u w:val="single"/>
-          </w:rPr>
-          <w:t>Kejadian 49:28</w:t>
-        </w:r>
-      </w:hyperlink>
-    </w:p>
-    <w:p>
-      <w:pPr>
-        <w:pStyle w:val="ListBullet"/>
-        <w:spacing w:line="240" w:lineRule="auto"/>
-        <w:ind w:left="720"/>
-      </w:pPr>
-      <w:r>
-        <w:rPr>
-          <w:lang w:val="id_ID" w:bidi="id_ID"/>
-        </w:rPr>
-      </w:r>
-      <w:hyperlink r:id="rId143">
-        <w:r>
-          <w:rPr>
-            <w:lang w:val="id_ID" w:bidi="id_ID"/>
-          </w:rPr>
-          <w:rPr>
-            <w:color w:val="0000EE"/>
-            <w:u w:val="single"/>
-          </w:rPr>
-          <w:t>Lukas 22:28–30</w:t>
-        </w:r>
-      </w:hyperlink>
-    </w:p>
-    <w:p>
-      <w:pPr>
-        <w:pStyle w:val="ListBullet"/>
-        <w:spacing w:line="240" w:lineRule="auto"/>
-        <w:ind w:left="720"/>
-      </w:pPr>
-      <w:r>
-        <w:rPr>
-          <w:lang w:val="id_ID" w:bidi="id_ID"/>
-        </w:rPr>
-      </w:r>
-      <w:hyperlink r:id="rId144">
-        <w:r>
-          <w:rPr>
-            <w:lang w:val="id_ID" w:bidi="id_ID"/>
-          </w:rPr>
-          <w:rPr>
-            <w:color w:val="0000EE"/>
-            <w:u w:val="single"/>
-          </w:rPr>
-          <w:t>Matius 19:28</w:t>
-        </w:r>
-      </w:hyperlink>
+      <w:r>
+        <w:rPr>
+          <w:lang w:val="id_ID" w:bidi="id_ID"/>
+        </w:rPr>
+        <w:t>Kisah Para Rasul 26:7</w:t>
+      </w:r>
+    </w:p>
+    <w:p>
+      <w:pPr>
+        <w:pStyle w:val="ListBullet"/>
+        <w:spacing w:line="240" w:lineRule="auto"/>
+        <w:ind w:left="720"/>
+      </w:pPr>
+      <w:r>
+        <w:rPr>
+          <w:lang w:val="id_ID" w:bidi="id_ID"/>
+        </w:rPr>
+      </w:r>
+      <w:r>
+        <w:rPr>
+          <w:lang w:val="id_ID" w:bidi="id_ID"/>
+        </w:rPr>
+        <w:t>Kejadian 49:28</w:t>
+      </w:r>
+    </w:p>
+    <w:p>
+      <w:pPr>
+        <w:pStyle w:val="ListBullet"/>
+        <w:spacing w:line="240" w:lineRule="auto"/>
+        <w:ind w:left="720"/>
+      </w:pPr>
+      <w:r>
+        <w:rPr>
+          <w:lang w:val="id_ID" w:bidi="id_ID"/>
+        </w:rPr>
+      </w:r>
+      <w:r>
+        <w:rPr>
+          <w:lang w:val="id_ID" w:bidi="id_ID"/>
+        </w:rPr>
+        <w:t>Lukas 22:28–30</w:t>
+      </w:r>
+    </w:p>
+    <w:p>
+      <w:pPr>
+        <w:pStyle w:val="ListBullet"/>
+        <w:spacing w:line="240" w:lineRule="auto"/>
+        <w:ind w:left="720"/>
+      </w:pPr>
+      <w:r>
+        <w:rPr>
+          <w:lang w:val="id_ID" w:bidi="id_ID"/>
+        </w:rPr>
+      </w:r>
+      <w:r>
+        <w:rPr>
+          <w:lang w:val="id_ID" w:bidi="id_ID"/>
+        </w:rPr>
+        <w:t>Matius 19:28</w:t>
+      </w:r>
     </w:p>
     <w:p>
       <w:pPr>
@@ -11724,114 +10848,84 @@
           <w:lang w:val="id_ID" w:bidi="id_ID"/>
         </w:rPr>
       </w:r>
-      <w:hyperlink r:id="rId80">
-        <w:r>
-          <w:rPr>
-            <w:lang w:val="id_ID" w:bidi="id_ID"/>
-          </w:rPr>
-          <w:rPr>
-            <w:color w:val="0000EE"/>
-            <w:u w:val="single"/>
-          </w:rPr>
-          <w:t>1 Yohanes 2:15</w:t>
-        </w:r>
-      </w:hyperlink>
-    </w:p>
-    <w:p>
-      <w:pPr>
-        <w:pStyle w:val="ListBullet"/>
-        <w:spacing w:line="240" w:lineRule="auto"/>
-        <w:ind w:left="720"/>
-      </w:pPr>
-      <w:r>
-        <w:rPr>
-          <w:lang w:val="id_ID" w:bidi="id_ID"/>
-        </w:rPr>
-      </w:r>
-      <w:hyperlink r:id="rId80">
-        <w:r>
-          <w:rPr>
-            <w:lang w:val="id_ID" w:bidi="id_ID"/>
-          </w:rPr>
-          <w:rPr>
-            <w:color w:val="0000EE"/>
-            <w:u w:val="single"/>
-          </w:rPr>
-          <w:t>1 Yohanes 4:5</w:t>
-        </w:r>
-      </w:hyperlink>
-    </w:p>
-    <w:p>
-      <w:pPr>
-        <w:pStyle w:val="ListBullet"/>
-        <w:spacing w:line="240" w:lineRule="auto"/>
-        <w:ind w:left="720"/>
-      </w:pPr>
-      <w:r>
-        <w:rPr>
-          <w:lang w:val="id_ID" w:bidi="id_ID"/>
-        </w:rPr>
-      </w:r>
-      <w:hyperlink r:id="rId80">
-        <w:r>
-          <w:rPr>
-            <w:lang w:val="id_ID" w:bidi="id_ID"/>
-          </w:rPr>
-          <w:rPr>
-            <w:color w:val="0000EE"/>
-            <w:u w:val="single"/>
-          </w:rPr>
-          <w:t>1 Yohanes 5:5</w:t>
-        </w:r>
-      </w:hyperlink>
-    </w:p>
-    <w:p>
-      <w:pPr>
-        <w:pStyle w:val="ListBullet"/>
-        <w:spacing w:line="240" w:lineRule="auto"/>
-        <w:ind w:left="720"/>
-      </w:pPr>
-      <w:r>
-        <w:rPr>
-          <w:lang w:val="id_ID" w:bidi="id_ID"/>
-        </w:rPr>
-      </w:r>
-      <w:hyperlink r:id="rId110">
-        <w:r>
-          <w:rPr>
-            <w:lang w:val="id_ID" w:bidi="id_ID"/>
-          </w:rPr>
-          <w:rPr>
-            <w:color w:val="0000EE"/>
-            <w:u w:val="single"/>
-          </w:rPr>
-          <w:t>Yohanes 1:29</w:t>
-        </w:r>
-      </w:hyperlink>
-    </w:p>
-    <w:p>
-      <w:pPr>
-        <w:pStyle w:val="ListBullet"/>
-        <w:spacing w:line="240" w:lineRule="auto"/>
-        <w:ind w:left="720"/>
-      </w:pPr>
-      <w:r>
-        <w:rPr>
-          <w:lang w:val="id_ID" w:bidi="id_ID"/>
-        </w:rPr>
-      </w:r>
-      <w:hyperlink r:id="rId145">
-        <w:r>
-          <w:rPr>
-            <w:lang w:val="id_ID" w:bidi="id_ID"/>
-          </w:rPr>
-          <w:rPr>
-            <w:color w:val="0000EE"/>
-            <w:u w:val="single"/>
-          </w:rPr>
-          <w:t>Matius 13:36–39</w:t>
-        </w:r>
-      </w:hyperlink>
+      <w:r>
+        <w:rPr>
+          <w:lang w:val="id_ID" w:bidi="id_ID"/>
+        </w:rPr>
+        <w:t>1 Yohanes 2:15</w:t>
+      </w:r>
+    </w:p>
+    <w:p>
+      <w:pPr>
+        <w:pStyle w:val="ListBullet"/>
+        <w:spacing w:line="240" w:lineRule="auto"/>
+        <w:ind w:left="720"/>
+      </w:pPr>
+      <w:r>
+        <w:rPr>
+          <w:lang w:val="id_ID" w:bidi="id_ID"/>
+        </w:rPr>
+      </w:r>
+      <w:r>
+        <w:rPr>
+          <w:lang w:val="id_ID" w:bidi="id_ID"/>
+        </w:rPr>
+        <w:t>1 Yohanes 4:5</w:t>
+      </w:r>
+    </w:p>
+    <w:p>
+      <w:pPr>
+        <w:pStyle w:val="ListBullet"/>
+        <w:spacing w:line="240" w:lineRule="auto"/>
+        <w:ind w:left="720"/>
+      </w:pPr>
+      <w:r>
+        <w:rPr>
+          <w:lang w:val="id_ID" w:bidi="id_ID"/>
+        </w:rPr>
+      </w:r>
+      <w:r>
+        <w:rPr>
+          <w:lang w:val="id_ID" w:bidi="id_ID"/>
+        </w:rPr>
+        <w:t>1 Yohanes 5:5</w:t>
+      </w:r>
+    </w:p>
+    <w:p>
+      <w:pPr>
+        <w:pStyle w:val="ListBullet"/>
+        <w:spacing w:line="240" w:lineRule="auto"/>
+        <w:ind w:left="720"/>
+      </w:pPr>
+      <w:r>
+        <w:rPr>
+          <w:lang w:val="id_ID" w:bidi="id_ID"/>
+        </w:rPr>
+      </w:r>
+      <w:r>
+        <w:rPr>
+          <w:lang w:val="id_ID" w:bidi="id_ID"/>
+        </w:rPr>
+        <w:t>Yohanes 1:29</w:t>
+      </w:r>
+    </w:p>
+    <w:p>
+      <w:pPr>
+        <w:pStyle w:val="ListBullet"/>
+        <w:spacing w:line="240" w:lineRule="auto"/>
+        <w:ind w:left="720"/>
+      </w:pPr>
+      <w:r>
+        <w:rPr>
+          <w:lang w:val="id_ID" w:bidi="id_ID"/>
+        </w:rPr>
+      </w:r>
+      <w:r>
+        <w:rPr>
+          <w:lang w:val="id_ID" w:bidi="id_ID"/>
+        </w:rPr>
+        <w:t>Matius 13:36–39</w:t>
+      </w:r>
     </w:p>
     <w:p>
       <w:pPr>
@@ -12097,114 +11191,84 @@
           <w:lang w:val="id_ID" w:bidi="id_ID"/>
         </w:rPr>
       </w:r>
-      <w:hyperlink r:id="rId50">
-        <w:r>
-          <w:rPr>
-            <w:lang w:val="id_ID" w:bidi="id_ID"/>
-          </w:rPr>
-          <w:rPr>
-            <w:color w:val="0000EE"/>
-            <w:u w:val="single"/>
-          </w:rPr>
-          <w:t>1 Raja-raja 3:1–3</w:t>
-        </w:r>
-      </w:hyperlink>
-    </w:p>
-    <w:p>
-      <w:pPr>
-        <w:pStyle w:val="ListBullet"/>
-        <w:spacing w:line="240" w:lineRule="auto"/>
-        <w:ind w:left="720"/>
-      </w:pPr>
-      <w:r>
-        <w:rPr>
-          <w:lang w:val="id_ID" w:bidi="id_ID"/>
-        </w:rPr>
-      </w:r>
-      <w:hyperlink r:id="rId51">
-        <w:r>
-          <w:rPr>
-            <w:lang w:val="id_ID" w:bidi="id_ID"/>
-          </w:rPr>
-          <w:rPr>
-            <w:color w:val="0000EE"/>
-            <w:u w:val="single"/>
-          </w:rPr>
-          <w:t>2 Tawarikh 13:10–11</w:t>
-        </w:r>
-      </w:hyperlink>
-    </w:p>
-    <w:p>
-      <w:pPr>
-        <w:pStyle w:val="ListBullet"/>
-        <w:spacing w:line="240" w:lineRule="auto"/>
-        <w:ind w:left="720"/>
-      </w:pPr>
-      <w:r>
-        <w:rPr>
-          <w:lang w:val="id_ID" w:bidi="id_ID"/>
-        </w:rPr>
-      </w:r>
-      <w:hyperlink r:id="rId146">
-        <w:r>
-          <w:rPr>
-            <w:lang w:val="id_ID" w:bidi="id_ID"/>
-          </w:rPr>
-          <w:rPr>
-            <w:color w:val="0000EE"/>
-            <w:u w:val="single"/>
-          </w:rPr>
-          <w:t>2 Raja-raja 14:4</w:t>
-        </w:r>
-      </w:hyperlink>
-    </w:p>
-    <w:p>
-      <w:pPr>
-        <w:pStyle w:val="ListBullet"/>
-        <w:spacing w:line="240" w:lineRule="auto"/>
-        <w:ind w:left="720"/>
-      </w:pPr>
-      <w:r>
-        <w:rPr>
-          <w:lang w:val="id_ID" w:bidi="id_ID"/>
-        </w:rPr>
-      </w:r>
-      <w:hyperlink r:id="rId147">
-        <w:r>
-          <w:rPr>
-            <w:lang w:val="id_ID" w:bidi="id_ID"/>
-          </w:rPr>
-          <w:rPr>
-            <w:color w:val="0000EE"/>
-            <w:u w:val="single"/>
-          </w:rPr>
-          <w:t>Keluaran 25:3–7</w:t>
-        </w:r>
-      </w:hyperlink>
-    </w:p>
-    <w:p>
-      <w:pPr>
-        <w:pStyle w:val="ListBullet"/>
-        <w:spacing w:line="240" w:lineRule="auto"/>
-        <w:ind w:left="720"/>
-      </w:pPr>
-      <w:r>
-        <w:rPr>
-          <w:lang w:val="id_ID" w:bidi="id_ID"/>
-        </w:rPr>
-      </w:r>
-      <w:hyperlink r:id="rId148">
-        <w:r>
-          <w:rPr>
-            <w:lang w:val="id_ID" w:bidi="id_ID"/>
-          </w:rPr>
-          <w:rPr>
-            <w:color w:val="0000EE"/>
-            <w:u w:val="single"/>
-          </w:rPr>
-          <w:t>Lukas 1:10</w:t>
-        </w:r>
-      </w:hyperlink>
+      <w:r>
+        <w:rPr>
+          <w:lang w:val="id_ID" w:bidi="id_ID"/>
+        </w:rPr>
+        <w:t>1 Raja-raja 3:1–3</w:t>
+      </w:r>
+    </w:p>
+    <w:p>
+      <w:pPr>
+        <w:pStyle w:val="ListBullet"/>
+        <w:spacing w:line="240" w:lineRule="auto"/>
+        <w:ind w:left="720"/>
+      </w:pPr>
+      <w:r>
+        <w:rPr>
+          <w:lang w:val="id_ID" w:bidi="id_ID"/>
+        </w:rPr>
+      </w:r>
+      <w:r>
+        <w:rPr>
+          <w:lang w:val="id_ID" w:bidi="id_ID"/>
+        </w:rPr>
+        <w:t>2 Tawarikh 13:10–11</w:t>
+      </w:r>
+    </w:p>
+    <w:p>
+      <w:pPr>
+        <w:pStyle w:val="ListBullet"/>
+        <w:spacing w:line="240" w:lineRule="auto"/>
+        <w:ind w:left="720"/>
+      </w:pPr>
+      <w:r>
+        <w:rPr>
+          <w:lang w:val="id_ID" w:bidi="id_ID"/>
+        </w:rPr>
+      </w:r>
+      <w:r>
+        <w:rPr>
+          <w:lang w:val="id_ID" w:bidi="id_ID"/>
+        </w:rPr>
+        <w:t>2 Raja-raja 14:4</w:t>
+      </w:r>
+    </w:p>
+    <w:p>
+      <w:pPr>
+        <w:pStyle w:val="ListBullet"/>
+        <w:spacing w:line="240" w:lineRule="auto"/>
+        <w:ind w:left="720"/>
+      </w:pPr>
+      <w:r>
+        <w:rPr>
+          <w:lang w:val="id_ID" w:bidi="id_ID"/>
+        </w:rPr>
+      </w:r>
+      <w:r>
+        <w:rPr>
+          <w:lang w:val="id_ID" w:bidi="id_ID"/>
+        </w:rPr>
+        <w:t>Keluaran 25:3–7</w:t>
+      </w:r>
+    </w:p>
+    <w:p>
+      <w:pPr>
+        <w:pStyle w:val="ListBullet"/>
+        <w:spacing w:line="240" w:lineRule="auto"/>
+        <w:ind w:left="720"/>
+      </w:pPr>
+      <w:r>
+        <w:rPr>
+          <w:lang w:val="id_ID" w:bidi="id_ID"/>
+        </w:rPr>
+      </w:r>
+      <w:r>
+        <w:rPr>
+          <w:lang w:val="id_ID" w:bidi="id_ID"/>
+        </w:rPr>
+        <w:t>Lukas 1:10</w:t>
+      </w:r>
     </w:p>
     <w:p>
       <w:pPr>
@@ -12456,90 +11520,66 @@
           <w:lang w:val="id_ID" w:bidi="id_ID"/>
         </w:rPr>
       </w:r>
-      <w:hyperlink r:id="rId149">
-        <w:r>
-          <w:rPr>
-            <w:lang w:val="id_ID" w:bidi="id_ID"/>
-          </w:rPr>
-          <w:rPr>
-            <w:color w:val="0000EE"/>
-            <w:u w:val="single"/>
-          </w:rPr>
-          <w:t>Ibrani 6:7–8</w:t>
-        </w:r>
-      </w:hyperlink>
-    </w:p>
-    <w:p>
-      <w:pPr>
-        <w:pStyle w:val="ListBullet"/>
-        <w:spacing w:line="240" w:lineRule="auto"/>
-        <w:ind w:left="720"/>
-      </w:pPr>
-      <w:r>
-        <w:rPr>
-          <w:lang w:val="id_ID" w:bidi="id_ID"/>
-        </w:rPr>
-      </w:r>
-      <w:hyperlink r:id="rId150">
-        <w:r>
-          <w:rPr>
-            <w:lang w:val="id_ID" w:bidi="id_ID"/>
-          </w:rPr>
-          <w:rPr>
-            <w:color w:val="0000EE"/>
-            <w:u w:val="single"/>
-          </w:rPr>
-          <w:t>Matius 13:7</w:t>
-        </w:r>
-      </w:hyperlink>
-    </w:p>
-    <w:p>
-      <w:pPr>
-        <w:pStyle w:val="ListBullet"/>
-        <w:spacing w:line="240" w:lineRule="auto"/>
-        <w:ind w:left="720"/>
-      </w:pPr>
-      <w:r>
-        <w:rPr>
-          <w:lang w:val="id_ID" w:bidi="id_ID"/>
-        </w:rPr>
-      </w:r>
-      <w:hyperlink r:id="rId151">
-        <w:r>
-          <w:rPr>
-            <w:lang w:val="id_ID" w:bidi="id_ID"/>
-          </w:rPr>
-          <w:rPr>
-            <w:color w:val="0000EE"/>
-            <w:u w:val="single"/>
-          </w:rPr>
-          <w:t>Matius 13:22</w:t>
-        </w:r>
-      </w:hyperlink>
-    </w:p>
-    <w:p>
-      <w:pPr>
-        <w:pStyle w:val="ListBullet"/>
-        <w:spacing w:line="240" w:lineRule="auto"/>
-        <w:ind w:left="720"/>
-      </w:pPr>
-      <w:r>
-        <w:rPr>
-          <w:lang w:val="id_ID" w:bidi="id_ID"/>
-        </w:rPr>
-      </w:r>
-      <w:hyperlink r:id="rId152">
-        <w:r>
-          <w:rPr>
-            <w:lang w:val="id_ID" w:bidi="id_ID"/>
-          </w:rPr>
-          <w:rPr>
-            <w:color w:val="0000EE"/>
-            <w:u w:val="single"/>
-          </w:rPr>
-          <w:t>Bilangan 33:55</w:t>
-        </w:r>
-      </w:hyperlink>
+      <w:r>
+        <w:rPr>
+          <w:lang w:val="id_ID" w:bidi="id_ID"/>
+        </w:rPr>
+        <w:t>Ibrani 6:7–8</w:t>
+      </w:r>
+    </w:p>
+    <w:p>
+      <w:pPr>
+        <w:pStyle w:val="ListBullet"/>
+        <w:spacing w:line="240" w:lineRule="auto"/>
+        <w:ind w:left="720"/>
+      </w:pPr>
+      <w:r>
+        <w:rPr>
+          <w:lang w:val="id_ID" w:bidi="id_ID"/>
+        </w:rPr>
+      </w:r>
+      <w:r>
+        <w:rPr>
+          <w:lang w:val="id_ID" w:bidi="id_ID"/>
+        </w:rPr>
+        <w:t>Matius 13:7</w:t>
+      </w:r>
+    </w:p>
+    <w:p>
+      <w:pPr>
+        <w:pStyle w:val="ListBullet"/>
+        <w:spacing w:line="240" w:lineRule="auto"/>
+        <w:ind w:left="720"/>
+      </w:pPr>
+      <w:r>
+        <w:rPr>
+          <w:lang w:val="id_ID" w:bidi="id_ID"/>
+        </w:rPr>
+      </w:r>
+      <w:r>
+        <w:rPr>
+          <w:lang w:val="id_ID" w:bidi="id_ID"/>
+        </w:rPr>
+        <w:t>Matius 13:22</w:t>
+      </w:r>
+    </w:p>
+    <w:p>
+      <w:pPr>
+        <w:pStyle w:val="ListBullet"/>
+        <w:spacing w:line="240" w:lineRule="auto"/>
+        <w:ind w:left="720"/>
+      </w:pPr>
+      <w:r>
+        <w:rPr>
+          <w:lang w:val="id_ID" w:bidi="id_ID"/>
+        </w:rPr>
+      </w:r>
+      <w:r>
+        <w:rPr>
+          <w:lang w:val="id_ID" w:bidi="id_ID"/>
+        </w:rPr>
+        <w:t>Bilangan 33:55</w:t>
+      </w:r>
     </w:p>
     <w:p>
       <w:pPr>

--- a/ind/docx/005.content.docx
+++ b/ind/docx/005.content.docx
@@ -3864,13 +3864,601 @@
         <w:rPr>
           <w:lang w:val="id_ID" w:bidi="id_ID"/>
         </w:rPr>
+        <w:t xml:space="preserve">(Lihat juga: perintah, </w:t>
+      </w:r>
+      <w:r>
+        <w:rPr>
+          <w:lang w:val="id_ID" w:bidi="id_ID"/>
+        </w:rPr>
+        <w:t>pernyataan</w:t>
+      </w:r>
+      <w:r>
+        <w:rPr>
+          <w:lang w:val="id_ID" w:bidi="id_ID"/>
+        </w:rPr>
+        <w:t xml:space="preserve">, </w:t>
+      </w:r>
+      <w:r>
+        <w:rPr>
+          <w:lang w:val="id_ID" w:bidi="id_ID"/>
+        </w:rPr>
+        <w:t>hukum</w:t>
+      </w:r>
+      <w:r>
+        <w:rPr>
+          <w:lang w:val="id_ID" w:bidi="id_ID"/>
+        </w:rPr>
+        <w:t>)</w:t>
+      </w:r>
+    </w:p>
+    <w:p>
+      <w:pPr>
+        <w:pStyle w:val="Heading3"/>
+      </w:pPr>
+      <w:r>
+        <w:rPr>
+          <w:lang w:val="id_ID" w:bidi="id_ID"/>
+        </w:rPr>
+        <w:t>Referensi Alkitab:</w:t>
+      </w:r>
+    </w:p>
+    <w:p>
+      <w:pPr>
+        <w:pStyle w:val="ListBullet"/>
+        <w:spacing w:line="240" w:lineRule="auto"/>
+        <w:ind w:left="720"/>
+      </w:pPr>
+      <w:r>
+        <w:rPr>
+          <w:lang w:val="id_ID" w:bidi="id_ID"/>
+        </w:rPr>
+      </w:r>
+      <w:r>
+        <w:rPr>
+          <w:lang w:val="id_ID" w:bidi="id_ID"/>
+        </w:rPr>
+        <w:t>1 Tawarikh 15:13–15</w:t>
+      </w:r>
+    </w:p>
+    <w:p>
+      <w:pPr>
+        <w:pStyle w:val="ListBullet"/>
+        <w:spacing w:line="240" w:lineRule="auto"/>
+        <w:ind w:left="720"/>
+      </w:pPr>
+      <w:r>
+        <w:rPr>
+          <w:lang w:val="id_ID" w:bidi="id_ID"/>
+        </w:rPr>
+      </w:r>
+      <w:r>
+        <w:rPr>
+          <w:lang w:val="id_ID" w:bidi="id_ID"/>
+        </w:rPr>
+        <w:t>1 Raja-raja 8:57–58</w:t>
+      </w:r>
+    </w:p>
+    <w:p>
+      <w:pPr>
+        <w:pStyle w:val="ListBullet"/>
+        <w:spacing w:line="240" w:lineRule="auto"/>
+        <w:ind w:left="720"/>
+      </w:pPr>
+      <w:r>
+        <w:rPr>
+          <w:lang w:val="id_ID" w:bidi="id_ID"/>
+        </w:rPr>
+      </w:r>
+      <w:r>
+        <w:rPr>
+          <w:lang w:val="id_ID" w:bidi="id_ID"/>
+        </w:rPr>
+        <w:t>Kisah Para Rasul 17:5–7</w:t>
+      </w:r>
+    </w:p>
+    <w:p>
+      <w:pPr>
+        <w:pStyle w:val="ListBullet"/>
+        <w:spacing w:line="240" w:lineRule="auto"/>
+        <w:ind w:left="720"/>
+      </w:pPr>
+      <w:r>
+        <w:rPr>
+          <w:lang w:val="id_ID" w:bidi="id_ID"/>
+        </w:rPr>
+      </w:r>
+      <w:r>
+        <w:rPr>
+          <w:lang w:val="id_ID" w:bidi="id_ID"/>
+        </w:rPr>
+        <w:t>Daniel 2:13</w:t>
+      </w:r>
+    </w:p>
+    <w:p>
+      <w:pPr>
+        <w:pStyle w:val="ListBullet"/>
+        <w:spacing w:line="240" w:lineRule="auto"/>
+        <w:ind w:left="720"/>
+      </w:pPr>
+      <w:r>
+        <w:rPr>
+          <w:lang w:val="id_ID" w:bidi="id_ID"/>
+        </w:rPr>
+      </w:r>
+      <w:r>
+        <w:rPr>
+          <w:lang w:val="id_ID" w:bidi="id_ID"/>
+        </w:rPr>
+        <w:t>Ester 1:22</w:t>
+      </w:r>
+    </w:p>
+    <w:p>
+      <w:pPr>
+        <w:pStyle w:val="ListBullet"/>
+        <w:spacing w:line="240" w:lineRule="auto"/>
+        <w:ind w:left="720"/>
+      </w:pPr>
+      <w:r>
+        <w:rPr>
+          <w:lang w:val="id_ID" w:bidi="id_ID"/>
+        </w:rPr>
+      </w:r>
+      <w:r>
+        <w:rPr>
+          <w:lang w:val="id_ID" w:bidi="id_ID"/>
+        </w:rPr>
+        <w:t>Lukas 2:1</w:t>
+      </w:r>
+    </w:p>
+    <w:p>
+      <w:pPr>
+        <w:pStyle w:val="Heading3"/>
+      </w:pPr>
+      <w:r>
+        <w:rPr>
+          <w:lang w:val="id_ID" w:bidi="id_ID"/>
+        </w:rPr>
+        <w:t>Data Kata:</w:t>
+      </w:r>
+    </w:p>
+    <w:p>
+      <w:pPr>
+        <w:pStyle w:val="ListBullet"/>
+        <w:spacing w:line="240" w:lineRule="auto"/>
+        <w:ind w:left="720"/>
+      </w:pPr>
+      <w:r>
+        <w:rPr>
+          <w:lang w:val="id_ID" w:bidi="id_ID"/>
+        </w:rPr>
+      </w:r>
+      <w:r>
+        <w:rPr>
+          <w:lang w:val="id_ID" w:bidi="id_ID"/>
+        </w:rPr>
+        <w:t>Strong: H0559, H0633, H1697, H5715, H1504, H1510, H1881, H1882, H1696, H2706, H2708, H2710, H2711, H2782, H2852, H2940, H2941, H2942, H3791, H3982, H4055, H4406, H4687, H4941, H5407, H5713, H6599, H6680, H7010, H8421, G13780</w:t>
+      </w:r>
+      <w:r>
+        <w:rPr>
+          <w:lang w:val="id_ID" w:bidi="id_ID"/>
+        </w:rPr>
+      </w:r>
+      <w:r>
+        <w:rPr>
+          <w:lang w:val="id_ID" w:bidi="id_ID"/>
+        </w:rPr>
+      </w:r>
+    </w:p>
+    <w:p>
+      <w:pPr/>
+      <w:r>
+        <w:rPr>
+          <w:lang w:val="id_ID" w:bidi="id_ID"/>
+        </w:rPr>
+      </w:r>
+    </w:p>
+    <w:p>
+      <w:pPr>
+        <w:pStyle w:val="Heading2"/>
+      </w:pPr>
+      <w:r>
+        <w:rPr>
+          <w:lang w:val="id_ID" w:bidi="id_ID"/>
+        </w:rPr>
+        <w:t>Delila</w:t>
+      </w:r>
+      <w:r>
+        <w:rPr>
+          <w:lang w:val="id_ID" w:bidi="id_ID"/>
+        </w:rPr>
+      </w:r>
+    </w:p>
+    <w:p>
+      <w:pPr>
+        <w:pStyle w:val="Heading3"/>
+      </w:pPr>
+      <w:r>
+        <w:rPr>
+          <w:lang w:val="id_ID" w:bidi="id_ID"/>
+        </w:rPr>
+        <w:t>Fakta:</w:t>
+      </w:r>
+    </w:p>
+    <w:p>
+      <w:pPr/>
+      <w:r>
+        <w:rPr>
+          <w:lang w:val="id_ID" w:bidi="id_ID"/>
+        </w:rPr>
+      </w:r>
+      <w:r>
+        <w:rPr>
+          <w:lang w:val="id_ID" w:bidi="id_ID"/>
+        </w:rPr>
+        <w:t>Delila adalah seorang wanita Filistin yang dicintai oleh Simson, namun bukan istrinya</w:t>
+      </w:r>
+    </w:p>
+    <w:p>
+      <w:pPr>
+        <w:pStyle w:val="ListBullet"/>
+        <w:spacing w:line="240" w:lineRule="auto"/>
+        <w:ind w:left="720"/>
+      </w:pPr>
+      <w:r>
+        <w:rPr>
+          <w:lang w:val="id_ID" w:bidi="id_ID"/>
+        </w:rPr>
+      </w:r>
+      <w:r>
+        <w:rPr>
+          <w:lang w:val="id_ID" w:bidi="id_ID"/>
+        </w:rPr>
+        <w:t>Delila lebih mencintai uang daripada mencintai Simson.</w:t>
+      </w:r>
+    </w:p>
+    <w:p>
+      <w:pPr>
+        <w:pStyle w:val="ListBullet"/>
+        <w:spacing w:line="240" w:lineRule="auto"/>
+        <w:ind w:left="720"/>
+      </w:pPr>
+      <w:r>
+        <w:rPr>
+          <w:lang w:val="id_ID" w:bidi="id_ID"/>
+        </w:rPr>
+      </w:r>
+      <w:r>
+        <w:rPr>
+          <w:lang w:val="id_ID" w:bidi="id_ID"/>
+        </w:rPr>
+        <w:t>Orang Filistin menyuap Delila untuk menjebak Simson agar memberitahu dia bagaimana dia bisa menjadi lemah. Ketika kekuatannya hilang, orang Filistin menangkapnya.</w:t>
+      </w:r>
+    </w:p>
+    <w:p>
+      <w:pPr/>
+      <w:r>
+        <w:rPr>
+          <w:lang w:val="id_ID" w:bidi="id_ID"/>
+        </w:rPr>
+      </w:r>
+      <w:r>
+        <w:rPr>
+          <w:lang w:val="id_ID" w:bidi="id_ID"/>
+        </w:rPr>
+        <w:t>(Saran Penerjemahan: Menerjemahkan Nama)</w:t>
+      </w:r>
+    </w:p>
+    <w:p>
+      <w:pPr/>
+      <w:r>
+        <w:rPr>
+          <w:lang w:val="id_ID" w:bidi="id_ID"/>
+        </w:rPr>
+      </w:r>
+      <w:r>
+        <w:rPr>
+          <w:lang w:val="id_ID" w:bidi="id_ID"/>
+        </w:rPr>
+        <w:t xml:space="preserve">(Lihat Juga: </w:t>
+      </w:r>
+      <w:r>
+        <w:rPr>
+          <w:lang w:val="id_ID" w:bidi="id_ID"/>
+        </w:rPr>
+        <w:t>Suap</w:t>
+      </w:r>
+      <w:r>
+        <w:rPr>
+          <w:lang w:val="id_ID" w:bidi="id_ID"/>
+        </w:rPr>
+        <w:t xml:space="preserve">, </w:t>
+      </w:r>
+      <w:r>
+        <w:rPr>
+          <w:lang w:val="id_ID" w:bidi="id_ID"/>
+        </w:rPr>
+        <w:t>Filistin</w:t>
+      </w:r>
+      <w:r>
+        <w:rPr>
+          <w:lang w:val="id_ID" w:bidi="id_ID"/>
+        </w:rPr>
+        <w:t xml:space="preserve">, </w:t>
+      </w:r>
+      <w:r>
+        <w:rPr>
+          <w:lang w:val="id_ID" w:bidi="id_ID"/>
+        </w:rPr>
+        <w:t>Simson</w:t>
+      </w:r>
+      <w:r>
+        <w:rPr>
+          <w:lang w:val="id_ID" w:bidi="id_ID"/>
+        </w:rPr>
+        <w:t>)</w:t>
+      </w:r>
+    </w:p>
+    <w:p>
+      <w:pPr>
+        <w:pStyle w:val="Heading3"/>
+      </w:pPr>
+      <w:r>
+        <w:rPr>
+          <w:lang w:val="id_ID" w:bidi="id_ID"/>
+        </w:rPr>
+        <w:t>Bible References:</w:t>
+      </w:r>
+    </w:p>
+    <w:p>
+      <w:pPr>
+        <w:pStyle w:val="ListBullet"/>
+        <w:spacing w:line="240" w:lineRule="auto"/>
+        <w:ind w:left="720"/>
+      </w:pPr>
+      <w:r>
+        <w:rPr>
+          <w:lang w:val="id_ID" w:bidi="id_ID"/>
+        </w:rPr>
+      </w:r>
+      <w:r>
+        <w:rPr>
+          <w:lang w:val="id_ID" w:bidi="id_ID"/>
+        </w:rPr>
+        <w:t>Hakim-hakim 16:4–5</w:t>
+      </w:r>
+    </w:p>
+    <w:p>
+      <w:pPr>
+        <w:pStyle w:val="ListBullet"/>
+        <w:spacing w:line="240" w:lineRule="auto"/>
+        <w:ind w:left="720"/>
+      </w:pPr>
+      <w:r>
+        <w:rPr>
+          <w:lang w:val="id_ID" w:bidi="id_ID"/>
+        </w:rPr>
+      </w:r>
+      <w:r>
+        <w:rPr>
+          <w:lang w:val="id_ID" w:bidi="id_ID"/>
+        </w:rPr>
+        <w:t>Hakim-hakim 16:6–7</w:t>
+      </w:r>
+    </w:p>
+    <w:p>
+      <w:pPr>
+        <w:pStyle w:val="ListBullet"/>
+        <w:spacing w:line="240" w:lineRule="auto"/>
+        <w:ind w:left="720"/>
+      </w:pPr>
+      <w:r>
+        <w:rPr>
+          <w:lang w:val="id_ID" w:bidi="id_ID"/>
+        </w:rPr>
+      </w:r>
+      <w:r>
+        <w:rPr>
+          <w:lang w:val="id_ID" w:bidi="id_ID"/>
+        </w:rPr>
+        <w:t>Hakim-hakim 16:10</w:t>
+      </w:r>
+    </w:p>
+    <w:p>
+      <w:pPr>
+        <w:pStyle w:val="ListBullet"/>
+        <w:spacing w:line="240" w:lineRule="auto"/>
+        <w:ind w:left="720"/>
+      </w:pPr>
+      <w:r>
+        <w:rPr>
+          <w:lang w:val="id_ID" w:bidi="id_ID"/>
+        </w:rPr>
+      </w:r>
+      <w:r>
+        <w:rPr>
+          <w:lang w:val="id_ID" w:bidi="id_ID"/>
+        </w:rPr>
+        <w:t>Hakim-hakim 16:18</w:t>
+      </w:r>
+    </w:p>
+    <w:p>
+      <w:pPr>
+        <w:pStyle w:val="Heading3"/>
+      </w:pPr>
+      <w:r>
+        <w:rPr>
+          <w:lang w:val="id_ID" w:bidi="id_ID"/>
+        </w:rPr>
+        <w:t>Data Kata:</w:t>
+      </w:r>
+    </w:p>
+    <w:p>
+      <w:pPr>
+        <w:pStyle w:val="ListBullet"/>
+        <w:spacing w:line="240" w:lineRule="auto"/>
+        <w:ind w:left="720"/>
+      </w:pPr>
+      <w:r>
+        <w:rPr>
+          <w:lang w:val="id_ID" w:bidi="id_ID"/>
+        </w:rPr>
+      </w:r>
+      <w:r>
+        <w:rPr>
+          <w:lang w:val="id_ID" w:bidi="id_ID"/>
+        </w:rPr>
+        <w:t>Strong: H1807</w:t>
+      </w:r>
+      <w:r>
+        <w:rPr>
+          <w:lang w:val="id_ID" w:bidi="id_ID"/>
+        </w:rPr>
+      </w:r>
+      <w:r>
+        <w:rPr>
+          <w:lang w:val="id_ID" w:bidi="id_ID"/>
+        </w:rPr>
+      </w:r>
+    </w:p>
+    <w:p>
+      <w:pPr/>
+      <w:r>
+        <w:rPr>
+          <w:lang w:val="id_ID" w:bidi="id_ID"/>
+        </w:rPr>
+      </w:r>
+    </w:p>
+    <w:p>
+      <w:pPr>
+        <w:pStyle w:val="Heading2"/>
+      </w:pPr>
+      <w:r>
+        <w:rPr>
+          <w:lang w:val="id_ID" w:bidi="id_ID"/>
+        </w:rPr>
+        <w:t>Delima</w:t>
+      </w:r>
+      <w:r>
+        <w:rPr>
+          <w:lang w:val="id_ID" w:bidi="id_ID"/>
+        </w:rPr>
+      </w:r>
+    </w:p>
+    <w:p>
+      <w:pPr>
+        <w:pStyle w:val="Heading3"/>
+      </w:pPr>
+      <w:r>
+        <w:rPr>
+          <w:lang w:val="id_ID" w:bidi="id_ID"/>
+        </w:rPr>
+        <w:t>Fakta:</w:t>
+      </w:r>
+    </w:p>
+    <w:p>
+      <w:pPr/>
+      <w:r>
+        <w:rPr>
+          <w:lang w:val="id_ID" w:bidi="id_ID"/>
+        </w:rPr>
+      </w:r>
+      <w:r>
+        <w:rPr>
+          <w:lang w:val="id_ID" w:bidi="id_ID"/>
+        </w:rPr>
+        <w:t>Delima adalah buah dengan kulit tebal dan keras, yang di dalamnya terdapat banyak biji yang dilapisi daging merah yang dapat dimakan.</w:t>
+      </w:r>
+    </w:p>
+    <w:p>
+      <w:pPr>
+        <w:pStyle w:val="ListBullet"/>
+        <w:spacing w:line="240" w:lineRule="auto"/>
+        <w:ind w:left="720"/>
+      </w:pPr>
+      <w:r>
+        <w:rPr>
+          <w:lang w:val="id_ID" w:bidi="id_ID"/>
+        </w:rPr>
+      </w:r>
+      <w:r>
+        <w:rPr>
+          <w:lang w:val="id_ID" w:bidi="id_ID"/>
+        </w:rPr>
+        <w:t>Kulit luarnya berwarna kemerahan, dan daging yang mengelilingi bijinya berkilau serta merah.</w:t>
+      </w:r>
+    </w:p>
+    <w:p>
+      <w:pPr>
+        <w:pStyle w:val="ListBullet"/>
+        <w:spacing w:line="240" w:lineRule="auto"/>
+        <w:ind w:left="720"/>
+      </w:pPr>
+      <w:r>
+        <w:rPr>
+          <w:lang w:val="id_ID" w:bidi="id_ID"/>
+        </w:rPr>
+      </w:r>
+      <w:r>
+        <w:rPr>
+          <w:lang w:val="id_ID" w:bidi="id_ID"/>
+        </w:rPr>
+        <w:t>Delima sangat umum ditanam di negara-negara dengan iklim panas dan kering, seperti di Mesir dan Israel.</w:t>
+      </w:r>
+    </w:p>
+    <w:p>
+      <w:pPr>
+        <w:pStyle w:val="ListBullet"/>
+        <w:spacing w:line="240" w:lineRule="auto"/>
+        <w:ind w:left="720"/>
+      </w:pPr>
+      <w:r>
+        <w:rPr>
+          <w:lang w:val="id_ID" w:bidi="id_ID"/>
+        </w:rPr>
+      </w:r>
+      <w:r>
+        <w:rPr>
+          <w:lang w:val="id_ID" w:bidi="id_ID"/>
+        </w:rPr>
+        <w:t>Yahweh berjanji kepada bangsa Israel bahwa Kanaan adalah tanah dengan air yang melimpah dan tanah yang subur, sehingga makanan berlimpah di sana, termasuk delima.</w:t>
+      </w:r>
+    </w:p>
+    <w:p>
+      <w:pPr>
+        <w:pStyle w:val="ListBullet"/>
+        <w:spacing w:line="240" w:lineRule="auto"/>
+        <w:ind w:left="720"/>
+      </w:pPr>
+      <w:r>
+        <w:rPr>
+          <w:lang w:val="id_ID" w:bidi="id_ID"/>
+        </w:rPr>
+      </w:r>
+      <w:r>
+        <w:rPr>
+          <w:lang w:val="id_ID" w:bidi="id_ID"/>
+        </w:rPr>
+        <w:t>Konstruksi bait suci Salomo mencakup dekorasi perunggu berbentuk delima.</w:t>
+      </w:r>
+    </w:p>
+    <w:p>
+      <w:pPr/>
+      <w:r>
+        <w:rPr>
+          <w:lang w:val="id_ID" w:bidi="id_ID"/>
+        </w:rPr>
+      </w:r>
+      <w:r>
+        <w:rPr>
+          <w:lang w:val="id_ID" w:bidi="id_ID"/>
+        </w:rPr>
         <w:t xml:space="preserve">(Lihat juga: </w:t>
       </w:r>
       <w:r>
         <w:rPr>
           <w:lang w:val="id_ID" w:bidi="id_ID"/>
         </w:rPr>
-        <w:t>perintah</w:t>
+        <w:t>perunggu</w:t>
       </w:r>
       <w:r>
         <w:rPr>
@@ -3882,7 +4470,7 @@
         <w:rPr>
           <w:lang w:val="id_ID" w:bidi="id_ID"/>
         </w:rPr>
-        <w:t>pernyataan</w:t>
+        <w:t>Kanaan</w:t>
       </w:r>
       <w:r>
         <w:rPr>
@@ -3894,7 +4482,31 @@
         <w:rPr>
           <w:lang w:val="id_ID" w:bidi="id_ID"/>
         </w:rPr>
-        <w:t>hukum</w:t>
+        <w:t>Mesir</w:t>
+      </w:r>
+      <w:r>
+        <w:rPr>
+          <w:lang w:val="id_ID" w:bidi="id_ID"/>
+        </w:rPr>
+        <w:t xml:space="preserve">, </w:t>
+      </w:r>
+      <w:r>
+        <w:rPr>
+          <w:lang w:val="id_ID" w:bidi="id_ID"/>
+        </w:rPr>
+        <w:t>Salomo</w:t>
+      </w:r>
+      <w:r>
+        <w:rPr>
+          <w:lang w:val="id_ID" w:bidi="id_ID"/>
+        </w:rPr>
+        <w:t xml:space="preserve">, </w:t>
+      </w:r>
+      <w:r>
+        <w:rPr>
+          <w:lang w:val="id_ID" w:bidi="id_ID"/>
+        </w:rPr>
+        <w:t>bait suci</w:t>
       </w:r>
       <w:r>
         <w:rPr>
@@ -3929,97 +4541,79 @@
         <w:rPr>
           <w:lang w:val="id_ID" w:bidi="id_ID"/>
         </w:rPr>
-        <w:t>1 Tawarikh 15:13–15</w:t>
-      </w:r>
-    </w:p>
-    <w:p>
-      <w:pPr>
-        <w:pStyle w:val="ListBullet"/>
-        <w:spacing w:line="240" w:lineRule="auto"/>
-        <w:ind w:left="720"/>
-      </w:pPr>
-      <w:r>
-        <w:rPr>
-          <w:lang w:val="id_ID" w:bidi="id_ID"/>
-        </w:rPr>
-      </w:r>
-      <w:r>
-        <w:rPr>
-          <w:lang w:val="id_ID" w:bidi="id_ID"/>
-        </w:rPr>
-        <w:t>1 Raja-raja 8:57–58</w:t>
-      </w:r>
-    </w:p>
-    <w:p>
-      <w:pPr>
-        <w:pStyle w:val="ListBullet"/>
-        <w:spacing w:line="240" w:lineRule="auto"/>
-        <w:ind w:left="720"/>
-      </w:pPr>
-      <w:r>
-        <w:rPr>
-          <w:lang w:val="id_ID" w:bidi="id_ID"/>
-        </w:rPr>
-      </w:r>
-      <w:r>
-        <w:rPr>
-          <w:lang w:val="id_ID" w:bidi="id_ID"/>
-        </w:rPr>
-        <w:t>Kisah Para Rasul 17:5–7</w:t>
-      </w:r>
-    </w:p>
-    <w:p>
-      <w:pPr>
-        <w:pStyle w:val="ListBullet"/>
-        <w:spacing w:line="240" w:lineRule="auto"/>
-        <w:ind w:left="720"/>
-      </w:pPr>
-      <w:r>
-        <w:rPr>
-          <w:lang w:val="id_ID" w:bidi="id_ID"/>
-        </w:rPr>
-      </w:r>
-      <w:r>
-        <w:rPr>
-          <w:lang w:val="id_ID" w:bidi="id_ID"/>
-        </w:rPr>
-        <w:t>Daniel 2:13</w:t>
-      </w:r>
-    </w:p>
-    <w:p>
-      <w:pPr>
-        <w:pStyle w:val="ListBullet"/>
-        <w:spacing w:line="240" w:lineRule="auto"/>
-        <w:ind w:left="720"/>
-      </w:pPr>
-      <w:r>
-        <w:rPr>
-          <w:lang w:val="id_ID" w:bidi="id_ID"/>
-        </w:rPr>
-      </w:r>
-      <w:r>
-        <w:rPr>
-          <w:lang w:val="id_ID" w:bidi="id_ID"/>
-        </w:rPr>
-        <w:t>Ester 1:22</w:t>
-      </w:r>
-    </w:p>
-    <w:p>
-      <w:pPr>
-        <w:pStyle w:val="ListBullet"/>
-        <w:spacing w:line="240" w:lineRule="auto"/>
-        <w:ind w:left="720"/>
-      </w:pPr>
-      <w:r>
-        <w:rPr>
-          <w:lang w:val="id_ID" w:bidi="id_ID"/>
-        </w:rPr>
-      </w:r>
-      <w:r>
-        <w:rPr>
-          <w:lang w:val="id_ID" w:bidi="id_ID"/>
-        </w:rPr>
-        <w:t>Lukas 2:1</w:t>
+        <w:t>2 Raja-raja 25:16–17</w:t>
+      </w:r>
+    </w:p>
+    <w:p>
+      <w:pPr>
+        <w:pStyle w:val="ListBullet"/>
+        <w:spacing w:line="240" w:lineRule="auto"/>
+        <w:ind w:left="720"/>
+      </w:pPr>
+      <w:r>
+        <w:rPr>
+          <w:lang w:val="id_ID" w:bidi="id_ID"/>
+        </w:rPr>
+      </w:r>
+      <w:r>
+        <w:rPr>
+          <w:lang w:val="id_ID" w:bidi="id_ID"/>
+        </w:rPr>
+        <w:t>Ulangan 8:7–8</w:t>
+      </w:r>
+    </w:p>
+    <w:p>
+      <w:pPr>
+        <w:pStyle w:val="ListBullet"/>
+        <w:spacing w:line="240" w:lineRule="auto"/>
+        <w:ind w:left="720"/>
+      </w:pPr>
+      <w:r>
+        <w:rPr>
+          <w:lang w:val="id_ID" w:bidi="id_ID"/>
+        </w:rPr>
+      </w:r>
+      <w:r>
+        <w:rPr>
+          <w:lang w:val="id_ID" w:bidi="id_ID"/>
+        </w:rPr>
+        <w:t>Yeremia 52:22–23</w:t>
+      </w:r>
+    </w:p>
+    <w:p>
+      <w:pPr>
+        <w:pStyle w:val="ListBullet"/>
+        <w:spacing w:line="240" w:lineRule="auto"/>
+        <w:ind w:left="720"/>
+      </w:pPr>
+      <w:r>
+        <w:rPr>
+          <w:lang w:val="id_ID" w:bidi="id_ID"/>
+        </w:rPr>
+      </w:r>
+      <w:r>
+        <w:rPr>
+          <w:lang w:val="id_ID" w:bidi="id_ID"/>
+        </w:rPr>
+        <w:t>Bilangan 13:23–24</w:t>
+      </w:r>
+    </w:p>
+    <w:p>
+      <w:pPr>
+        <w:pStyle w:val="ListBullet"/>
+        <w:spacing w:line="240" w:lineRule="auto"/>
+        <w:ind w:left="720"/>
+      </w:pPr>
+      <w:r>
+        <w:rPr>
+          <w:lang w:val="id_ID" w:bidi="id_ID"/>
+        </w:rPr>
+      </w:r>
+      <w:r>
+        <w:rPr>
+          <w:lang w:val="id_ID" w:bidi="id_ID"/>
+        </w:rPr>
+        <w:t>Bilangan 20:5</w:t>
       </w:r>
     </w:p>
     <w:p>
@@ -4048,7 +4642,7 @@
         <w:rPr>
           <w:lang w:val="id_ID" w:bidi="id_ID"/>
         </w:rPr>
-        <w:t>Strong: H0559, H0633, H1697, H5715, H1504, H1510, H1881, H1882, H1696, H2706, H2708, H2710, H2711, H2782, H2852, H2940, H2941, H2942, H3791, H3982, H4055, H4406, H4687, H4941, H5407, H5713, H6599, H6680, H7010, H8421, G13780</w:t>
+        <w:t>Strong: H7416</w:t>
       </w:r>
       <w:r>
         <w:rPr>
@@ -4077,7 +4671,7 @@
         <w:rPr>
           <w:lang w:val="id_ID" w:bidi="id_ID"/>
         </w:rPr>
-        <w:t>Delila</w:t>
+        <w:t>Derita</w:t>
       </w:r>
       <w:r>
         <w:rPr>
@@ -4093,7 +4687,7 @@
         <w:rPr>
           <w:lang w:val="id_ID" w:bidi="id_ID"/>
         </w:rPr>
-        <w:t>Fakta:</w:t>
+        <w:t>Definisi</w:t>
       </w:r>
     </w:p>
     <w:p>
@@ -4107,43 +4701,219 @@
         <w:rPr>
           <w:lang w:val="id_ID" w:bidi="id_ID"/>
         </w:rPr>
-        <w:t>Delila adalah seorang wanita Filistin yang dicintai oleh Simson, namun bukan istrinya</w:t>
-      </w:r>
-    </w:p>
-    <w:p>
-      <w:pPr>
-        <w:pStyle w:val="ListBullet"/>
-        <w:spacing w:line="240" w:lineRule="auto"/>
-        <w:ind w:left="720"/>
-      </w:pPr>
-      <w:r>
-        <w:rPr>
-          <w:lang w:val="id_ID" w:bidi="id_ID"/>
-        </w:rPr>
-      </w:r>
-      <w:r>
-        <w:rPr>
-          <w:lang w:val="id_ID" w:bidi="id_ID"/>
-        </w:rPr>
-        <w:t>Delila lebih mencintai uang daripada mencintai Simson.</w:t>
-      </w:r>
-    </w:p>
-    <w:p>
-      <w:pPr>
-        <w:pStyle w:val="ListBullet"/>
-        <w:spacing w:line="240" w:lineRule="auto"/>
-        <w:ind w:left="720"/>
-      </w:pPr>
-      <w:r>
-        <w:rPr>
-          <w:lang w:val="id_ID" w:bidi="id_ID"/>
-        </w:rPr>
-      </w:r>
-      <w:r>
-        <w:rPr>
-          <w:lang w:val="id_ID" w:bidi="id_ID"/>
-        </w:rPr>
-        <w:t>Orang Filistin menyuap Delila untuk menjebak Simson agar memberitahu dia bagaimana dia bisa menjadi lemah. Ketika kekuatannya hilang, orang Filistin menangkapnya.</w:t>
+        <w:t>Istilah “anguish” mengacu pada rasa sakit atau kesusahan yang parah.</w:t>
+      </w:r>
+    </w:p>
+    <w:p>
+      <w:pPr>
+        <w:pStyle w:val="ListBullet"/>
+        <w:spacing w:line="240" w:lineRule="auto"/>
+        <w:ind w:left="720"/>
+      </w:pPr>
+      <w:r>
+        <w:rPr>
+          <w:lang w:val="id_ID" w:bidi="id_ID"/>
+        </w:rPr>
+      </w:r>
+      <w:r>
+        <w:rPr>
+          <w:lang w:val="id_ID" w:bidi="id_ID"/>
+        </w:rPr>
+        <w:t>Penderitaan bisa berupa rasa sakit atau kesusahan fisik atau emosional.</w:t>
+      </w:r>
+    </w:p>
+    <w:p>
+      <w:pPr>
+        <w:pStyle w:val="ListBullet"/>
+        <w:spacing w:line="240" w:lineRule="auto"/>
+        <w:ind w:left="720"/>
+      </w:pPr>
+      <w:r>
+        <w:rPr>
+          <w:lang w:val="id_ID" w:bidi="id_ID"/>
+        </w:rPr>
+      </w:r>
+      <w:r>
+        <w:rPr>
+          <w:lang w:val="id_ID" w:bidi="id_ID"/>
+        </w:rPr>
+        <w:t>Seringkali orang yang berada dalam kesedihan yang luar biasa akan terlihat dari wajah dan perilakunya.</w:t>
+      </w:r>
+    </w:p>
+    <w:p>
+      <w:pPr>
+        <w:pStyle w:val="ListBullet"/>
+        <w:spacing w:line="240" w:lineRule="auto"/>
+        <w:ind w:left="720"/>
+      </w:pPr>
+      <w:r>
+        <w:rPr>
+          <w:lang w:val="id_ID" w:bidi="id_ID"/>
+        </w:rPr>
+      </w:r>
+      <w:r>
+        <w:rPr>
+          <w:lang w:val="id_ID" w:bidi="id_ID"/>
+        </w:rPr>
+        <w:t>Misalnya, seseorang yang sedang kesakitan atau sangat menderita mungkin mengertakkan gigi atau menangis.</w:t>
+      </w:r>
+    </w:p>
+    <w:p>
+      <w:pPr>
+        <w:pStyle w:val="ListBullet"/>
+        <w:spacing w:line="240" w:lineRule="auto"/>
+        <w:ind w:left="720"/>
+      </w:pPr>
+      <w:r>
+        <w:rPr>
+          <w:lang w:val="id_ID" w:bidi="id_ID"/>
+        </w:rPr>
+      </w:r>
+      <w:r>
+        <w:rPr>
+          <w:lang w:val="id_ID" w:bidi="id_ID"/>
+        </w:rPr>
+        <w:t>Istilah “anguish” juga bisa diterjemahkan sebagai “ketegangan emosional” atau “kesedihan yang mendalam” atau “rasa sakit yang luar biasa”.</w:t>
+      </w:r>
+    </w:p>
+    <w:p>
+      <w:pPr>
+        <w:pStyle w:val="Heading3"/>
+      </w:pPr>
+      <w:r>
+        <w:rPr>
+          <w:lang w:val="id_ID" w:bidi="id_ID"/>
+        </w:rPr>
+        <w:t>Referensi Alkitab:</w:t>
+      </w:r>
+    </w:p>
+    <w:p>
+      <w:pPr>
+        <w:pStyle w:val="ListBullet"/>
+        <w:spacing w:line="240" w:lineRule="auto"/>
+        <w:ind w:left="720"/>
+      </w:pPr>
+      <w:r>
+        <w:rPr>
+          <w:lang w:val="id_ID" w:bidi="id_ID"/>
+        </w:rPr>
+      </w:r>
+      <w:r>
+        <w:rPr>
+          <w:lang w:val="id_ID" w:bidi="id_ID"/>
+        </w:rPr>
+        <w:t>Yeremia 6:24</w:t>
+      </w:r>
+    </w:p>
+    <w:p>
+      <w:pPr>
+        <w:pStyle w:val="ListBullet"/>
+        <w:spacing w:line="240" w:lineRule="auto"/>
+        <w:ind w:left="720"/>
+      </w:pPr>
+      <w:r>
+        <w:rPr>
+          <w:lang w:val="id_ID" w:bidi="id_ID"/>
+        </w:rPr>
+      </w:r>
+      <w:r>
+        <w:rPr>
+          <w:lang w:val="id_ID" w:bidi="id_ID"/>
+        </w:rPr>
+        <w:t>Yeremia 19:9</w:t>
+      </w:r>
+    </w:p>
+    <w:p>
+      <w:pPr>
+        <w:pStyle w:val="ListBullet"/>
+        <w:spacing w:line="240" w:lineRule="auto"/>
+        <w:ind w:left="720"/>
+      </w:pPr>
+      <w:r>
+        <w:rPr>
+          <w:lang w:val="id_ID" w:bidi="id_ID"/>
+        </w:rPr>
+      </w:r>
+      <w:r>
+        <w:rPr>
+          <w:lang w:val="id_ID" w:bidi="id_ID"/>
+        </w:rPr>
+        <w:t>Ayub 15:24</w:t>
+      </w:r>
+    </w:p>
+    <w:p>
+      <w:pPr>
+        <w:pStyle w:val="ListBullet"/>
+        <w:spacing w:line="240" w:lineRule="auto"/>
+        <w:ind w:left="720"/>
+      </w:pPr>
+      <w:r>
+        <w:rPr>
+          <w:lang w:val="id_ID" w:bidi="id_ID"/>
+        </w:rPr>
+      </w:r>
+      <w:r>
+        <w:rPr>
+          <w:lang w:val="id_ID" w:bidi="id_ID"/>
+        </w:rPr>
+        <w:t>Lukas 16:24</w:t>
+      </w:r>
+    </w:p>
+    <w:p>
+      <w:pPr>
+        <w:pStyle w:val="ListBullet"/>
+        <w:spacing w:line="240" w:lineRule="auto"/>
+        <w:ind w:left="720"/>
+      </w:pPr>
+      <w:r>
+        <w:rPr>
+          <w:lang w:val="id_ID" w:bidi="id_ID"/>
+        </w:rPr>
+      </w:r>
+      <w:r>
+        <w:rPr>
+          <w:lang w:val="id_ID" w:bidi="id_ID"/>
+        </w:rPr>
+        <w:t>Mazmur 116:3–4</w:t>
+      </w:r>
+    </w:p>
+    <w:p>
+      <w:pPr>
+        <w:pStyle w:val="Heading3"/>
+      </w:pPr>
+      <w:r>
+        <w:rPr>
+          <w:lang w:val="id_ID" w:bidi="id_ID"/>
+        </w:rPr>
+        <w:t>Data Kata:</w:t>
+      </w:r>
+    </w:p>
+    <w:p>
+      <w:pPr>
+        <w:pStyle w:val="ListBullet"/>
+        <w:spacing w:line="240" w:lineRule="auto"/>
+        <w:ind w:left="720"/>
+      </w:pPr>
+      <w:r>
+        <w:rPr>
+          <w:lang w:val="id_ID" w:bidi="id_ID"/>
+        </w:rPr>
+      </w:r>
+      <w:r>
+        <w:rPr>
+          <w:lang w:val="id_ID" w:bidi="id_ID"/>
+        </w:rPr>
+        <w:t>Strong’s: H2342, H2470, H2479, H3708, H4164, H4689, H4691, H5100, H6695, H6862, H6869, H7267, H7581, G09280, G36000, G49280</w:t>
+      </w:r>
+      <w:r>
+        <w:rPr>
+          <w:lang w:val="id_ID" w:bidi="id_ID"/>
+        </w:rPr>
+      </w:r>
+      <w:r>
+        <w:rPr>
+          <w:lang w:val="id_ID" w:bidi="id_ID"/>
+        </w:rPr>
       </w:r>
     </w:p>
     <w:p>
@@ -4153,11 +4923,32 @@
           <w:lang w:val="id_ID" w:bidi="id_ID"/>
         </w:rPr>
       </w:r>
-      <w:r>
-        <w:rPr>
-          <w:lang w:val="id_ID" w:bidi="id_ID"/>
-        </w:rPr>
-        <w:t>(Saran Penerjemahan: Menerjemahkan Nama)</w:t>
+    </w:p>
+    <w:p>
+      <w:pPr>
+        <w:pStyle w:val="Heading2"/>
+      </w:pPr>
+      <w:r>
+        <w:rPr>
+          <w:lang w:val="id_ID" w:bidi="id_ID"/>
+        </w:rPr>
+        <w:t>Di dalam Kristus</w:t>
+      </w:r>
+      <w:r>
+        <w:rPr>
+          <w:lang w:val="id_ID" w:bidi="id_ID"/>
+        </w:rPr>
+      </w:r>
+    </w:p>
+    <w:p>
+      <w:pPr>
+        <w:pStyle w:val="Heading3"/>
+      </w:pPr>
+      <w:r>
+        <w:rPr>
+          <w:lang w:val="id_ID" w:bidi="id_ID"/>
+        </w:rPr>
+        <w:t>Definisi:</w:t>
       </w:r>
     </w:p>
     <w:p>
@@ -4171,13 +4962,254 @@
         <w:rPr>
           <w:lang w:val="id_ID" w:bidi="id_ID"/>
         </w:rPr>
-        <w:t xml:space="preserve">(Lihat Juga: </w:t>
-      </w:r>
-      <w:r>
-        <w:rPr>
-          <w:lang w:val="id_ID" w:bidi="id_ID"/>
-        </w:rPr>
-        <w:t>Suap</w:t>
+        <w:t>Frasa "di dalam Kristus" dan istilah-istilah yang berkaitan mengacu pada keadaan atau kondisi berada dalam hubungan dengan Yesus Kristus melalui iman kepada-Nya.</w:t>
+      </w:r>
+    </w:p>
+    <w:p>
+      <w:pPr>
+        <w:pStyle w:val="ListBullet"/>
+        <w:spacing w:line="240" w:lineRule="auto"/>
+        <w:ind w:left="720"/>
+      </w:pPr>
+      <w:r>
+        <w:rPr>
+          <w:lang w:val="id_ID" w:bidi="id_ID"/>
+        </w:rPr>
+      </w:r>
+      <w:r>
+        <w:rPr>
+          <w:lang w:val="id_ID" w:bidi="id_ID"/>
+        </w:rPr>
+        <w:t>Istilah-istilah lain yang terkait termasuk "di dalam Kristus Yesus, di dalam Yesus Kristus, di dalam Tuhan Yesus, di dalam Tuhan Yesus Kristus."</w:t>
+      </w:r>
+    </w:p>
+    <w:p>
+      <w:pPr>
+        <w:pStyle w:val="ListBullet"/>
+        <w:spacing w:line="240" w:lineRule="auto"/>
+        <w:ind w:left="720"/>
+      </w:pPr>
+      <w:r>
+        <w:rPr>
+          <w:lang w:val="id_ID" w:bidi="id_ID"/>
+        </w:rPr>
+      </w:r>
+      <w:r>
+        <w:rPr>
+          <w:lang w:val="id_ID" w:bidi="id_ID"/>
+        </w:rPr>
+        <w:t>Arti yang mungkin untuk istilah "di dalam Kristus" dapat mencakup "karena Anda adalah milik Kristus" atau "melalui hubungan yang Anda miliki dengan Kristus" atau "berdasarkan iman Anda kepada Kristus."</w:t>
+      </w:r>
+    </w:p>
+    <w:p>
+      <w:pPr>
+        <w:pStyle w:val="ListBullet"/>
+        <w:spacing w:line="240" w:lineRule="auto"/>
+        <w:ind w:left="720"/>
+      </w:pPr>
+      <w:r>
+        <w:rPr>
+          <w:lang w:val="id_ID" w:bidi="id_ID"/>
+        </w:rPr>
+      </w:r>
+      <w:r>
+        <w:rPr>
+          <w:lang w:val="id_ID" w:bidi="id_ID"/>
+        </w:rPr>
+        <w:t>Istilah-istilah yang terkait ini semuanya memiliki arti yang sama yaitu berada dalam keadaan percaya kepada Yesus dan menjadi murid-Nya.</w:t>
+      </w:r>
+    </w:p>
+    <w:p>
+      <w:pPr>
+        <w:pStyle w:val="ListBullet"/>
+        <w:spacing w:line="240" w:lineRule="auto"/>
+        <w:ind w:left="720"/>
+      </w:pPr>
+      <w:r>
+        <w:rPr>
+          <w:lang w:val="id_ID" w:bidi="id_ID"/>
+        </w:rPr>
+      </w:r>
+      <w:r>
+        <w:rPr>
+          <w:lang w:val="id_ID" w:bidi="id_ID"/>
+        </w:rPr>
+        <w:t>Catatan: Terkadang kata "dalam" menyertai kata kerja. Sebagai contoh, "mengambil bagian dalam Kristus" berarti "mengambil bagian dalam" manfaat yang datang dari pengenalan akan Kristus. "Bermegah di dalam Kristus" berarti bersukacita dan memuji Allah atas siapa Yesus dan apa yang telah Ia lakukan. "Percaya kepada" Kristus berarti mempercayai Dia sebagai Juruselamat dan mengenal Dia.</w:t>
+      </w:r>
+    </w:p>
+    <w:p>
+      <w:pPr>
+        <w:pStyle w:val="Heading3"/>
+      </w:pPr>
+      <w:r>
+        <w:rPr>
+          <w:lang w:val="id_ID" w:bidi="id_ID"/>
+        </w:rPr>
+        <w:t>Saran Penerjemahan:</w:t>
+      </w:r>
+    </w:p>
+    <w:p>
+      <w:pPr>
+        <w:pStyle w:val="ListBullet"/>
+        <w:spacing w:line="240" w:lineRule="auto"/>
+        <w:ind w:left="720"/>
+      </w:pPr>
+      <w:r>
+        <w:rPr>
+          <w:lang w:val="id_ID" w:bidi="id_ID"/>
+        </w:rPr>
+      </w:r>
+      <w:r>
+        <w:rPr>
+          <w:lang w:val="id_ID" w:bidi="id_ID"/>
+        </w:rPr>
+        <w:t>Bergantung pada konteksnya, ada beberapa cara yang berbeda untuk menerjemahkan "di dalam Kristus" dan "di dalam Tuhan" (dan frasa-frasa terkait):</w:t>
+      </w:r>
+    </w:p>
+    <w:p>
+      <w:pPr>
+        <w:pStyle w:val="ListBullet"/>
+        <w:spacing w:line="240" w:lineRule="auto"/>
+        <w:ind w:left="720"/>
+      </w:pPr>
+      <w:r>
+        <w:rPr>
+          <w:lang w:val="id_ID" w:bidi="id_ID"/>
+        </w:rPr>
+      </w:r>
+      <w:r>
+        <w:rPr>
+          <w:lang w:val="id_ID" w:bidi="id_ID"/>
+        </w:rPr>
+        <w:t>"yang menjadi milik Kristus"</w:t>
+      </w:r>
+    </w:p>
+    <w:p>
+      <w:pPr>
+        <w:pStyle w:val="ListBullet"/>
+        <w:spacing w:line="240" w:lineRule="auto"/>
+        <w:ind w:left="720"/>
+      </w:pPr>
+      <w:r>
+        <w:rPr>
+          <w:lang w:val="id_ID" w:bidi="id_ID"/>
+        </w:rPr>
+      </w:r>
+      <w:r>
+        <w:rPr>
+          <w:lang w:val="id_ID" w:bidi="id_ID"/>
+        </w:rPr>
+        <w:t>"karena kamu percaya kepada Kristus"</w:t>
+      </w:r>
+    </w:p>
+    <w:p>
+      <w:pPr>
+        <w:pStyle w:val="ListBullet"/>
+        <w:spacing w:line="240" w:lineRule="auto"/>
+        <w:ind w:left="720"/>
+      </w:pPr>
+      <w:r>
+        <w:rPr>
+          <w:lang w:val="id_ID" w:bidi="id_ID"/>
+        </w:rPr>
+      </w:r>
+      <w:r>
+        <w:rPr>
+          <w:lang w:val="id_ID" w:bidi="id_ID"/>
+        </w:rPr>
+        <w:t>"karena Kristus telah menyelamatkan kita"</w:t>
+      </w:r>
+    </w:p>
+    <w:p>
+      <w:pPr>
+        <w:pStyle w:val="ListBullet"/>
+        <w:spacing w:line="240" w:lineRule="auto"/>
+        <w:ind w:left="720"/>
+      </w:pPr>
+      <w:r>
+        <w:rPr>
+          <w:lang w:val="id_ID" w:bidi="id_ID"/>
+        </w:rPr>
+      </w:r>
+      <w:r>
+        <w:rPr>
+          <w:lang w:val="id_ID" w:bidi="id_ID"/>
+        </w:rPr>
+        <w:t>"dalam pelayanan kepada Tuhan"</w:t>
+      </w:r>
+    </w:p>
+    <w:p>
+      <w:pPr>
+        <w:pStyle w:val="ListBullet"/>
+        <w:spacing w:line="240" w:lineRule="auto"/>
+        <w:ind w:left="720"/>
+      </w:pPr>
+      <w:r>
+        <w:rPr>
+          <w:lang w:val="id_ID" w:bidi="id_ID"/>
+        </w:rPr>
+      </w:r>
+      <w:r>
+        <w:rPr>
+          <w:lang w:val="id_ID" w:bidi="id_ID"/>
+        </w:rPr>
+        <w:t>"mengandalkan Tuhan"</w:t>
+      </w:r>
+    </w:p>
+    <w:p>
+      <w:pPr>
+        <w:pStyle w:val="ListBullet"/>
+        <w:spacing w:line="240" w:lineRule="auto"/>
+        <w:ind w:left="720"/>
+      </w:pPr>
+      <w:r>
+        <w:rPr>
+          <w:lang w:val="id_ID" w:bidi="id_ID"/>
+        </w:rPr>
+      </w:r>
+      <w:r>
+        <w:rPr>
+          <w:lang w:val="id_ID" w:bidi="id_ID"/>
+        </w:rPr>
+        <w:t>"karena apa yang telah Tuhan lakukan."</w:t>
+      </w:r>
+    </w:p>
+    <w:p>
+      <w:pPr>
+        <w:pStyle w:val="ListBullet"/>
+        <w:spacing w:line="240" w:lineRule="auto"/>
+        <w:ind w:left="720"/>
+      </w:pPr>
+      <w:r>
+        <w:rPr>
+          <w:lang w:val="id_ID" w:bidi="id_ID"/>
+        </w:rPr>
+      </w:r>
+      <w:r>
+        <w:rPr>
+          <w:lang w:val="id_ID" w:bidi="id_ID"/>
+        </w:rPr>
+        <w:t>Orang yang "percaya kepada" Kristus atau yang "beriman kepada" Kristus percaya kepada apa yang Yesus ajarkan dan mempercayai Dia untuk menyelamatkan mereka karena pengorbanan-Nya di kayu salib yang telah membayar hukuman atas dosa-dosa mereka. Beberapa bahasa mungkin memiliki satu kata yang menerjemahkan kata kerja seperti "percaya dalam" atau "berbagi dalam" atau "percaya pada".</w:t>
+      </w:r>
+    </w:p>
+    <w:p>
+      <w:pPr/>
+      <w:r>
+        <w:rPr>
+          <w:lang w:val="id_ID" w:bidi="id_ID"/>
+        </w:rPr>
+      </w:r>
+      <w:r>
+        <w:rPr>
+          <w:lang w:val="id_ID" w:bidi="id_ID"/>
+        </w:rPr>
+        <w:t xml:space="preserve">(Lihat juga: </w:t>
+      </w:r>
+      <w:r>
+        <w:rPr>
+          <w:lang w:val="id_ID" w:bidi="id_ID"/>
+        </w:rPr>
+        <w:t>Kristus</w:t>
       </w:r>
       <w:r>
         <w:rPr>
@@ -4189,7 +5221,7 @@
         <w:rPr>
           <w:lang w:val="id_ID" w:bidi="id_ID"/>
         </w:rPr>
-        <w:t>Filistin</w:t>
+        <w:t>Tuhan</w:t>
       </w:r>
       <w:r>
         <w:rPr>
@@ -4201,7 +5233,31 @@
         <w:rPr>
           <w:lang w:val="id_ID" w:bidi="id_ID"/>
         </w:rPr>
-        <w:t>Simson</w:t>
+        <w:t>Yesus</w:t>
+      </w:r>
+      <w:r>
+        <w:rPr>
+          <w:lang w:val="id_ID" w:bidi="id_ID"/>
+        </w:rPr>
+        <w:t xml:space="preserve">, </w:t>
+      </w:r>
+      <w:r>
+        <w:rPr>
+          <w:lang w:val="id_ID" w:bidi="id_ID"/>
+        </w:rPr>
+        <w:t>percaya</w:t>
+      </w:r>
+      <w:r>
+        <w:rPr>
+          <w:lang w:val="id_ID" w:bidi="id_ID"/>
+        </w:rPr>
+        <w:t xml:space="preserve">, </w:t>
+      </w:r>
+      <w:r>
+        <w:rPr>
+          <w:lang w:val="id_ID" w:bidi="id_ID"/>
+        </w:rPr>
+        <w:t>iman</w:t>
       </w:r>
       <w:r>
         <w:rPr>
@@ -4218,79 +5274,151 @@
         <w:rPr>
           <w:lang w:val="id_ID" w:bidi="id_ID"/>
         </w:rPr>
-        <w:t>Bible References:</w:t>
-      </w:r>
-    </w:p>
-    <w:p>
-      <w:pPr>
-        <w:pStyle w:val="ListBullet"/>
-        <w:spacing w:line="240" w:lineRule="auto"/>
-        <w:ind w:left="720"/>
-      </w:pPr>
-      <w:r>
-        <w:rPr>
-          <w:lang w:val="id_ID" w:bidi="id_ID"/>
-        </w:rPr>
-      </w:r>
-      <w:r>
-        <w:rPr>
-          <w:lang w:val="id_ID" w:bidi="id_ID"/>
-        </w:rPr>
-        <w:t>Hakim-hakim 16:4–5</w:t>
-      </w:r>
-    </w:p>
-    <w:p>
-      <w:pPr>
-        <w:pStyle w:val="ListBullet"/>
-        <w:spacing w:line="240" w:lineRule="auto"/>
-        <w:ind w:left="720"/>
-      </w:pPr>
-      <w:r>
-        <w:rPr>
-          <w:lang w:val="id_ID" w:bidi="id_ID"/>
-        </w:rPr>
-      </w:r>
-      <w:r>
-        <w:rPr>
-          <w:lang w:val="id_ID" w:bidi="id_ID"/>
-        </w:rPr>
-        <w:t>Hakim-hakim 16:6–7</w:t>
-      </w:r>
-    </w:p>
-    <w:p>
-      <w:pPr>
-        <w:pStyle w:val="ListBullet"/>
-        <w:spacing w:line="240" w:lineRule="auto"/>
-        <w:ind w:left="720"/>
-      </w:pPr>
-      <w:r>
-        <w:rPr>
-          <w:lang w:val="id_ID" w:bidi="id_ID"/>
-        </w:rPr>
-      </w:r>
-      <w:r>
-        <w:rPr>
-          <w:lang w:val="id_ID" w:bidi="id_ID"/>
-        </w:rPr>
-        <w:t>Hakim-hakim 16:10</w:t>
-      </w:r>
-    </w:p>
-    <w:p>
-      <w:pPr>
-        <w:pStyle w:val="ListBullet"/>
-        <w:spacing w:line="240" w:lineRule="auto"/>
-        <w:ind w:left="720"/>
-      </w:pPr>
-      <w:r>
-        <w:rPr>
-          <w:lang w:val="id_ID" w:bidi="id_ID"/>
-        </w:rPr>
-      </w:r>
-      <w:r>
-        <w:rPr>
-          <w:lang w:val="id_ID" w:bidi="id_ID"/>
-        </w:rPr>
-        <w:t>Hakim-hakim 16:18</w:t>
+        <w:t>Referensi Alkitab:</w:t>
+      </w:r>
+    </w:p>
+    <w:p>
+      <w:pPr>
+        <w:pStyle w:val="ListBullet"/>
+        <w:spacing w:line="240" w:lineRule="auto"/>
+        <w:ind w:left="720"/>
+      </w:pPr>
+      <w:r>
+        <w:rPr>
+          <w:lang w:val="id_ID" w:bidi="id_ID"/>
+        </w:rPr>
+      </w:r>
+      <w:r>
+        <w:rPr>
+          <w:lang w:val="id_ID" w:bidi="id_ID"/>
+        </w:rPr>
+        <w:t>1 Yohanes 2:5</w:t>
+      </w:r>
+    </w:p>
+    <w:p>
+      <w:pPr>
+        <w:pStyle w:val="ListBullet"/>
+        <w:spacing w:line="240" w:lineRule="auto"/>
+        <w:ind w:left="720"/>
+      </w:pPr>
+      <w:r>
+        <w:rPr>
+          <w:lang w:val="id_ID" w:bidi="id_ID"/>
+        </w:rPr>
+      </w:r>
+      <w:r>
+        <w:rPr>
+          <w:lang w:val="id_ID" w:bidi="id_ID"/>
+        </w:rPr>
+        <w:t>2 Korintus 2:17</w:t>
+      </w:r>
+    </w:p>
+    <w:p>
+      <w:pPr>
+        <w:pStyle w:val="ListBullet"/>
+        <w:spacing w:line="240" w:lineRule="auto"/>
+        <w:ind w:left="720"/>
+      </w:pPr>
+      <w:r>
+        <w:rPr>
+          <w:lang w:val="id_ID" w:bidi="id_ID"/>
+        </w:rPr>
+      </w:r>
+      <w:r>
+        <w:rPr>
+          <w:lang w:val="id_ID" w:bidi="id_ID"/>
+        </w:rPr>
+        <w:t>2 Timotius 1:1</w:t>
+      </w:r>
+    </w:p>
+    <w:p>
+      <w:pPr>
+        <w:pStyle w:val="ListBullet"/>
+        <w:spacing w:line="240" w:lineRule="auto"/>
+        <w:ind w:left="720"/>
+      </w:pPr>
+      <w:r>
+        <w:rPr>
+          <w:lang w:val="id_ID" w:bidi="id_ID"/>
+        </w:rPr>
+      </w:r>
+      <w:r>
+        <w:rPr>
+          <w:lang w:val="id_ID" w:bidi="id_ID"/>
+        </w:rPr>
+        <w:t>Galatia 1:22</w:t>
+      </w:r>
+    </w:p>
+    <w:p>
+      <w:pPr>
+        <w:pStyle w:val="ListBullet"/>
+        <w:spacing w:line="240" w:lineRule="auto"/>
+        <w:ind w:left="720"/>
+      </w:pPr>
+      <w:r>
+        <w:rPr>
+          <w:lang w:val="id_ID" w:bidi="id_ID"/>
+        </w:rPr>
+      </w:r>
+      <w:r>
+        <w:rPr>
+          <w:lang w:val="id_ID" w:bidi="id_ID"/>
+        </w:rPr>
+        <w:t>Galatia 2:17</w:t>
+      </w:r>
+    </w:p>
+    <w:p>
+      <w:pPr>
+        <w:pStyle w:val="ListBullet"/>
+        <w:spacing w:line="240" w:lineRule="auto"/>
+        <w:ind w:left="720"/>
+      </w:pPr>
+      <w:r>
+        <w:rPr>
+          <w:lang w:val="id_ID" w:bidi="id_ID"/>
+        </w:rPr>
+      </w:r>
+      <w:r>
+        <w:rPr>
+          <w:lang w:val="id_ID" w:bidi="id_ID"/>
+        </w:rPr>
+        <w:t>Filemon 1:6</w:t>
+      </w:r>
+    </w:p>
+    <w:p>
+      <w:pPr>
+        <w:pStyle w:val="ListBullet"/>
+        <w:spacing w:line="240" w:lineRule="auto"/>
+        <w:ind w:left="720"/>
+      </w:pPr>
+      <w:r>
+        <w:rPr>
+          <w:lang w:val="id_ID" w:bidi="id_ID"/>
+        </w:rPr>
+      </w:r>
+      <w:r>
+        <w:rPr>
+          <w:lang w:val="id_ID" w:bidi="id_ID"/>
+        </w:rPr>
+        <w:t>Wahyu 1:10</w:t>
+      </w:r>
+    </w:p>
+    <w:p>
+      <w:pPr>
+        <w:pStyle w:val="ListBullet"/>
+        <w:spacing w:line="240" w:lineRule="auto"/>
+        <w:ind w:left="720"/>
+      </w:pPr>
+      <w:r>
+        <w:rPr>
+          <w:lang w:val="id_ID" w:bidi="id_ID"/>
+        </w:rPr>
+      </w:r>
+      <w:r>
+        <w:rPr>
+          <w:lang w:val="id_ID" w:bidi="id_ID"/>
+        </w:rPr>
+        <w:t>Roma 9:1</w:t>
       </w:r>
     </w:p>
     <w:p>
@@ -4319,7 +5447,7 @@
         <w:rPr>
           <w:lang w:val="id_ID" w:bidi="id_ID"/>
         </w:rPr>
-        <w:t>Strong: H1807</w:t>
+        <w:t>Strong’s: G15190, G29620, G55470</w:t>
       </w:r>
       <w:r>
         <w:rPr>
@@ -4348,7 +5476,7 @@
         <w:rPr>
           <w:lang w:val="id_ID" w:bidi="id_ID"/>
         </w:rPr>
-        <w:t>Delima</w:t>
+        <w:t>Di Tempat Tinggi</w:t>
       </w:r>
       <w:r>
         <w:rPr>
@@ -4364,7 +5492,7 @@
         <w:rPr>
           <w:lang w:val="id_ID" w:bidi="id_ID"/>
         </w:rPr>
-        <w:t>Fakta:</w:t>
+        <w:t>Pengertian:</w:t>
       </w:r>
     </w:p>
     <w:p>
@@ -4378,79 +5506,97 @@
         <w:rPr>
           <w:lang w:val="id_ID" w:bidi="id_ID"/>
         </w:rPr>
-        <w:t>Delima adalah buah dengan kulit tebal dan keras, yang di dalamnya terdapat banyak biji yang dilapisi daging merah yang dapat dimakan.</w:t>
-      </w:r>
-    </w:p>
-    <w:p>
-      <w:pPr>
-        <w:pStyle w:val="ListBullet"/>
-        <w:spacing w:line="240" w:lineRule="auto"/>
-        <w:ind w:left="720"/>
-      </w:pPr>
-      <w:r>
-        <w:rPr>
-          <w:lang w:val="id_ID" w:bidi="id_ID"/>
-        </w:rPr>
-      </w:r>
-      <w:r>
-        <w:rPr>
-          <w:lang w:val="id_ID" w:bidi="id_ID"/>
-        </w:rPr>
-        <w:t>Kulit luarnya berwarna kemerahan, dan daging yang mengelilingi bijinya berkilau serta merah.</w:t>
-      </w:r>
-    </w:p>
-    <w:p>
-      <w:pPr>
-        <w:pStyle w:val="ListBullet"/>
-        <w:spacing w:line="240" w:lineRule="auto"/>
-        <w:ind w:left="720"/>
-      </w:pPr>
-      <w:r>
-        <w:rPr>
-          <w:lang w:val="id_ID" w:bidi="id_ID"/>
-        </w:rPr>
-      </w:r>
-      <w:r>
-        <w:rPr>
-          <w:lang w:val="id_ID" w:bidi="id_ID"/>
-        </w:rPr>
-        <w:t>Delima sangat umum ditanam di negara-negara dengan iklim panas dan kering, seperti di Mesir dan Israel.</w:t>
-      </w:r>
-    </w:p>
-    <w:p>
-      <w:pPr>
-        <w:pStyle w:val="ListBullet"/>
-        <w:spacing w:line="240" w:lineRule="auto"/>
-        <w:ind w:left="720"/>
-      </w:pPr>
-      <w:r>
-        <w:rPr>
-          <w:lang w:val="id_ID" w:bidi="id_ID"/>
-        </w:rPr>
-      </w:r>
-      <w:r>
-        <w:rPr>
-          <w:lang w:val="id_ID" w:bidi="id_ID"/>
-        </w:rPr>
-        <w:t>Yahweh berjanji kepada bangsa Israel bahwa Kanaan adalah tanah dengan air yang melimpah dan tanah yang subur, sehingga makanan berlimpah di sana, termasuk delima.</w:t>
-      </w:r>
-    </w:p>
-    <w:p>
-      <w:pPr>
-        <w:pStyle w:val="ListBullet"/>
-        <w:spacing w:line="240" w:lineRule="auto"/>
-        <w:ind w:left="720"/>
-      </w:pPr>
-      <w:r>
-        <w:rPr>
-          <w:lang w:val="id_ID" w:bidi="id_ID"/>
-        </w:rPr>
-      </w:r>
-      <w:r>
-        <w:rPr>
-          <w:lang w:val="id_ID" w:bidi="id_ID"/>
-        </w:rPr>
-        <w:t>Konstruksi bait suci Salomo mencakup dekorasi perunggu berbentuk delima.</w:t>
+        <w:t>Istilah "di tempat tinggi" dan "di tempat tertinggi" adalah ungkapan yang biasanya berarti "di surga."</w:t>
+      </w:r>
+    </w:p>
+    <w:p>
+      <w:pPr>
+        <w:pStyle w:val="ListBullet"/>
+        <w:spacing w:line="240" w:lineRule="auto"/>
+        <w:ind w:left="720"/>
+      </w:pPr>
+      <w:r>
+        <w:rPr>
+          <w:lang w:val="id_ID" w:bidi="id_ID"/>
+        </w:rPr>
+      </w:r>
+      <w:r>
+        <w:rPr>
+          <w:lang w:val="id_ID" w:bidi="id_ID"/>
+        </w:rPr>
+        <w:t>Ungkapan "di tempat tertinggi" juga dapat berarti "yang paling dihormati."</w:t>
+      </w:r>
+    </w:p>
+    <w:p>
+      <w:pPr>
+        <w:pStyle w:val="ListBullet"/>
+        <w:spacing w:line="240" w:lineRule="auto"/>
+        <w:ind w:left="720"/>
+      </w:pPr>
+      <w:r>
+        <w:rPr>
+          <w:lang w:val="id_ID" w:bidi="id_ID"/>
+        </w:rPr>
+      </w:r>
+      <w:r>
+        <w:rPr>
+          <w:lang w:val="id_ID" w:bidi="id_ID"/>
+        </w:rPr>
+        <w:t>Ungkapan ini juga dapat digunakan secara harfiah, seperti dalam ungkapan "di pohon tertinggi," yang berarti "di pohon yang paling tinggi."</w:t>
+      </w:r>
+    </w:p>
+    <w:p>
+      <w:pPr>
+        <w:pStyle w:val="ListBullet"/>
+        <w:spacing w:line="240" w:lineRule="auto"/>
+        <w:ind w:left="720"/>
+      </w:pPr>
+      <w:r>
+        <w:rPr>
+          <w:lang w:val="id_ID" w:bidi="id_ID"/>
+        </w:rPr>
+      </w:r>
+      <w:r>
+        <w:rPr>
+          <w:lang w:val="id_ID" w:bidi="id_ID"/>
+        </w:rPr>
+        <w:t>Ungkapan "di tempat tinggi" juga dapat merujuk pada sesuatu yang berada tinggi di langit, seperti sarang burung yang terletak di atas. Dalam konteks tersebut, dapat diterjemahkan sebagai "tinggi di langit" atau "di puncak pohon yang tinggi."</w:t>
+      </w:r>
+    </w:p>
+    <w:p>
+      <w:pPr>
+        <w:pStyle w:val="ListBullet"/>
+        <w:spacing w:line="240" w:lineRule="auto"/>
+        <w:ind w:left="720"/>
+      </w:pPr>
+      <w:r>
+        <w:rPr>
+          <w:lang w:val="id_ID" w:bidi="id_ID"/>
+        </w:rPr>
+      </w:r>
+      <w:r>
+        <w:rPr>
+          <w:lang w:val="id_ID" w:bidi="id_ID"/>
+        </w:rPr>
+        <w:t>Kata "tinggi" juga dapat merujuk pada lokasi yang berada di ketinggian atau menunjukkan pentingnya seseorang atau sesuatu.</w:t>
+      </w:r>
+    </w:p>
+    <w:p>
+      <w:pPr>
+        <w:pStyle w:val="ListBullet"/>
+        <w:spacing w:line="240" w:lineRule="auto"/>
+        <w:ind w:left="720"/>
+      </w:pPr>
+      <w:r>
+        <w:rPr>
+          <w:lang w:val="id_ID" w:bidi="id_ID"/>
+        </w:rPr>
+      </w:r>
+      <w:r>
+        <w:rPr>
+          <w:lang w:val="id_ID" w:bidi="id_ID"/>
+        </w:rPr>
+        <w:t>Ungkapan "dari tempat tinggi" dapat diterjemahkan sebagai "dari surga."</w:t>
       </w:r>
     </w:p>
     <w:p>
@@ -4470,7 +5616,7 @@
         <w:rPr>
           <w:lang w:val="id_ID" w:bidi="id_ID"/>
         </w:rPr>
-        <w:t>perunggu</w:t>
+        <w:t>surga</w:t>
       </w:r>
       <w:r>
         <w:rPr>
@@ -4482,7 +5628,240 @@
         <w:rPr>
           <w:lang w:val="id_ID" w:bidi="id_ID"/>
         </w:rPr>
-        <w:t>Kanaan</w:t>
+        <w:t>kehormatan</w:t>
+      </w:r>
+      <w:r>
+        <w:rPr>
+          <w:lang w:val="id_ID" w:bidi="id_ID"/>
+        </w:rPr>
+        <w:t>)</w:t>
+      </w:r>
+    </w:p>
+    <w:p>
+      <w:pPr>
+        <w:pStyle w:val="Heading3"/>
+      </w:pPr>
+      <w:r>
+        <w:rPr>
+          <w:lang w:val="id_ID" w:bidi="id_ID"/>
+        </w:rPr>
+        <w:t>Referensi Alkitab:</w:t>
+      </w:r>
+    </w:p>
+    <w:p>
+      <w:pPr>
+        <w:pStyle w:val="ListBullet"/>
+        <w:spacing w:line="240" w:lineRule="auto"/>
+        <w:ind w:left="720"/>
+      </w:pPr>
+      <w:r>
+        <w:rPr>
+          <w:lang w:val="id_ID" w:bidi="id_ID"/>
+        </w:rPr>
+      </w:r>
+      <w:r>
+        <w:rPr>
+          <w:lang w:val="id_ID" w:bidi="id_ID"/>
+        </w:rPr>
+        <w:t>Ratapan 1:13</w:t>
+      </w:r>
+    </w:p>
+    <w:p>
+      <w:pPr>
+        <w:pStyle w:val="ListBullet"/>
+        <w:spacing w:line="240" w:lineRule="auto"/>
+        <w:ind w:left="720"/>
+      </w:pPr>
+      <w:r>
+        <w:rPr>
+          <w:lang w:val="id_ID" w:bidi="id_ID"/>
+        </w:rPr>
+      </w:r>
+      <w:r>
+        <w:rPr>
+          <w:lang w:val="id_ID" w:bidi="id_ID"/>
+        </w:rPr>
+        <w:t>Mazmur 69:29</w:t>
+      </w:r>
+    </w:p>
+    <w:p>
+      <w:pPr>
+        <w:pStyle w:val="Heading3"/>
+      </w:pPr>
+      <w:r>
+        <w:rPr>
+          <w:lang w:val="id_ID" w:bidi="id_ID"/>
+        </w:rPr>
+        <w:t>Data Kata:</w:t>
+      </w:r>
+    </w:p>
+    <w:p>
+      <w:pPr>
+        <w:pStyle w:val="ListBullet"/>
+        <w:spacing w:line="240" w:lineRule="auto"/>
+        <w:ind w:left="720"/>
+      </w:pPr>
+      <w:r>
+        <w:rPr>
+          <w:lang w:val="id_ID" w:bidi="id_ID"/>
+        </w:rPr>
+      </w:r>
+      <w:r>
+        <w:rPr>
+          <w:lang w:val="id_ID" w:bidi="id_ID"/>
+        </w:rPr>
+        <w:t>Strong: H1361, H4605, H4791, H7682, G17220, G53080, G53100, G53110</w:t>
+      </w:r>
+      <w:r>
+        <w:rPr>
+          <w:lang w:val="id_ID" w:bidi="id_ID"/>
+        </w:rPr>
+      </w:r>
+      <w:r>
+        <w:rPr>
+          <w:lang w:val="id_ID" w:bidi="id_ID"/>
+        </w:rPr>
+      </w:r>
+    </w:p>
+    <w:p>
+      <w:pPr/>
+      <w:r>
+        <w:rPr>
+          <w:lang w:val="id_ID" w:bidi="id_ID"/>
+        </w:rPr>
+      </w:r>
+    </w:p>
+    <w:p>
+      <w:pPr>
+        <w:pStyle w:val="Heading2"/>
+      </w:pPr>
+      <w:r>
+        <w:rPr>
+          <w:lang w:val="id_ID" w:bidi="id_ID"/>
+        </w:rPr>
+        <w:t>Diakon/diaken</w:t>
+      </w:r>
+      <w:r>
+        <w:rPr>
+          <w:lang w:val="id_ID" w:bidi="id_ID"/>
+        </w:rPr>
+      </w:r>
+    </w:p>
+    <w:p>
+      <w:pPr>
+        <w:pStyle w:val="Heading3"/>
+      </w:pPr>
+      <w:r>
+        <w:rPr>
+          <w:lang w:val="id_ID" w:bidi="id_ID"/>
+        </w:rPr>
+        <w:t>Definisi:</w:t>
+      </w:r>
+    </w:p>
+    <w:p>
+      <w:pPr/>
+      <w:r>
+        <w:rPr>
+          <w:lang w:val="id_ID" w:bidi="id_ID"/>
+        </w:rPr>
+      </w:r>
+      <w:r>
+        <w:rPr>
+          <w:lang w:val="id_ID" w:bidi="id_ID"/>
+        </w:rPr>
+        <w:t>Diaken adalah orang yang melayani di gereja lokal, membantu sesama jemaat dengan kebutuhan praktis, seperti makanan atau uang.</w:t>
+      </w:r>
+    </w:p>
+    <w:p>
+      <w:pPr>
+        <w:pStyle w:val="ListBullet"/>
+        <w:spacing w:line="240" w:lineRule="auto"/>
+        <w:ind w:left="720"/>
+      </w:pPr>
+      <w:r>
+        <w:rPr>
+          <w:lang w:val="id_ID" w:bidi="id_ID"/>
+        </w:rPr>
+      </w:r>
+      <w:r>
+        <w:rPr>
+          <w:lang w:val="id_ID" w:bidi="id_ID"/>
+        </w:rPr>
+        <w:t>Kata "diaken" diambil langsung dari kata Yunani yang berarti "hamba" atau "pelayan".</w:t>
+      </w:r>
+    </w:p>
+    <w:p>
+      <w:pPr>
+        <w:pStyle w:val="ListBullet"/>
+        <w:spacing w:line="240" w:lineRule="auto"/>
+        <w:ind w:left="720"/>
+      </w:pPr>
+      <w:r>
+        <w:rPr>
+          <w:lang w:val="id_ID" w:bidi="id_ID"/>
+        </w:rPr>
+      </w:r>
+      <w:r>
+        <w:rPr>
+          <w:lang w:val="id_ID" w:bidi="id_ID"/>
+        </w:rPr>
+        <w:t>Sejak zaman orang Kristen mula-mula, menjadi diaken telah menjadi peran dan pelayanan yang terdefinisi dengan baik di dalam tubuh Gereja.</w:t>
+      </w:r>
+    </w:p>
+    <w:p>
+      <w:pPr>
+        <w:pStyle w:val="ListBullet"/>
+        <w:spacing w:line="240" w:lineRule="auto"/>
+        <w:ind w:left="720"/>
+      </w:pPr>
+      <w:r>
+        <w:rPr>
+          <w:lang w:val="id_ID" w:bidi="id_ID"/>
+        </w:rPr>
+      </w:r>
+      <w:r>
+        <w:rPr>
+          <w:lang w:val="id_ID" w:bidi="id_ID"/>
+        </w:rPr>
+        <w:t>Sebagai contoh, dalam Perjanjian Baru, diaken akan memastikan bahwa uang atau makanan apa pun yang dibagikan oleh jemaat akan dibagikan secara adil kepada para janda di antara mereka.</w:t>
+      </w:r>
+    </w:p>
+    <w:p>
+      <w:pPr>
+        <w:pStyle w:val="ListBullet"/>
+        <w:spacing w:line="240" w:lineRule="auto"/>
+        <w:ind w:left="720"/>
+      </w:pPr>
+      <w:r>
+        <w:rPr>
+          <w:lang w:val="id_ID" w:bidi="id_ID"/>
+        </w:rPr>
+      </w:r>
+      <w:r>
+        <w:rPr>
+          <w:lang w:val="id_ID" w:bidi="id_ID"/>
+        </w:rPr>
+        <w:t>Istilah "diaken" juga dapat diterjemahkan sebagai "pelayan gereja" atau "pekerja gereja" atau "pelayan gereja", atau frasa lain yang menunjukkan bahwa orang tersebut telah ditunjuk secara resmi untuk melakukan tugas-tugas khusus yang bermanfaat bagi komunitas Kristen setempat.</w:t>
+      </w:r>
+    </w:p>
+    <w:p>
+      <w:pPr/>
+      <w:r>
+        <w:rPr>
+          <w:lang w:val="id_ID" w:bidi="id_ID"/>
+        </w:rPr>
+      </w:r>
+      <w:r>
+        <w:rPr>
+          <w:lang w:val="id_ID" w:bidi="id_ID"/>
+        </w:rPr>
+        <w:t xml:space="preserve">(Lihat juga: </w:t>
+      </w:r>
+      <w:r>
+        <w:rPr>
+          <w:lang w:val="id_ID" w:bidi="id_ID"/>
+        </w:rPr>
+        <w:t>pelayanan</w:t>
       </w:r>
       <w:r>
         <w:rPr>
@@ -4494,7 +5873,556 @@
         <w:rPr>
           <w:lang w:val="id_ID" w:bidi="id_ID"/>
         </w:rPr>
-        <w:t>Mesir</w:t>
+        <w:t>pelayan</w:t>
+      </w:r>
+      <w:r>
+        <w:rPr>
+          <w:lang w:val="id_ID" w:bidi="id_ID"/>
+        </w:rPr>
+        <w:t>)</w:t>
+      </w:r>
+    </w:p>
+    <w:p>
+      <w:pPr>
+        <w:pStyle w:val="Heading3"/>
+      </w:pPr>
+      <w:r>
+        <w:rPr>
+          <w:lang w:val="id_ID" w:bidi="id_ID"/>
+        </w:rPr>
+        <w:t>Referensi Alkitab:</w:t>
+      </w:r>
+    </w:p>
+    <w:p>
+      <w:pPr>
+        <w:pStyle w:val="ListBullet"/>
+        <w:spacing w:line="240" w:lineRule="auto"/>
+        <w:ind w:left="720"/>
+      </w:pPr>
+      <w:r>
+        <w:rPr>
+          <w:lang w:val="id_ID" w:bidi="id_ID"/>
+        </w:rPr>
+      </w:r>
+      <w:r>
+        <w:rPr>
+          <w:lang w:val="id_ID" w:bidi="id_ID"/>
+        </w:rPr>
+        <w:t>1 Timotius 3:10</w:t>
+      </w:r>
+    </w:p>
+    <w:p>
+      <w:pPr>
+        <w:pStyle w:val="ListBullet"/>
+        <w:spacing w:line="240" w:lineRule="auto"/>
+        <w:ind w:left="720"/>
+      </w:pPr>
+      <w:r>
+        <w:rPr>
+          <w:lang w:val="id_ID" w:bidi="id_ID"/>
+        </w:rPr>
+      </w:r>
+      <w:r>
+        <w:rPr>
+          <w:lang w:val="id_ID" w:bidi="id_ID"/>
+        </w:rPr>
+        <w:t>1 Timotius 3:13</w:t>
+      </w:r>
+    </w:p>
+    <w:p>
+      <w:pPr>
+        <w:pStyle w:val="ListBullet"/>
+        <w:spacing w:line="240" w:lineRule="auto"/>
+        <w:ind w:left="720"/>
+      </w:pPr>
+      <w:r>
+        <w:rPr>
+          <w:lang w:val="id_ID" w:bidi="id_ID"/>
+        </w:rPr>
+      </w:r>
+      <w:r>
+        <w:rPr>
+          <w:lang w:val="id_ID" w:bidi="id_ID"/>
+        </w:rPr>
+        <w:t>Filipi 1:1</w:t>
+      </w:r>
+    </w:p>
+    <w:p>
+      <w:pPr>
+        <w:pStyle w:val="Heading3"/>
+      </w:pPr>
+      <w:r>
+        <w:rPr>
+          <w:lang w:val="id_ID" w:bidi="id_ID"/>
+        </w:rPr>
+        <w:t>Kata Data:</w:t>
+      </w:r>
+    </w:p>
+    <w:p>
+      <w:pPr>
+        <w:pStyle w:val="ListBullet"/>
+        <w:spacing w:line="240" w:lineRule="auto"/>
+        <w:ind w:left="720"/>
+      </w:pPr>
+      <w:r>
+        <w:rPr>
+          <w:lang w:val="id_ID" w:bidi="id_ID"/>
+        </w:rPr>
+      </w:r>
+      <w:r>
+        <w:rPr>
+          <w:lang w:val="id_ID" w:bidi="id_ID"/>
+        </w:rPr>
+        <w:t>Strong’s: G12490</w:t>
+      </w:r>
+      <w:r>
+        <w:rPr>
+          <w:lang w:val="id_ID" w:bidi="id_ID"/>
+        </w:rPr>
+      </w:r>
+      <w:r>
+        <w:rPr>
+          <w:lang w:val="id_ID" w:bidi="id_ID"/>
+        </w:rPr>
+      </w:r>
+    </w:p>
+    <w:p>
+      <w:pPr/>
+      <w:r>
+        <w:rPr>
+          <w:lang w:val="id_ID" w:bidi="id_ID"/>
+        </w:rPr>
+      </w:r>
+    </w:p>
+    <w:p>
+      <w:pPr>
+        <w:pStyle w:val="Heading2"/>
+      </w:pPr>
+      <w:r>
+        <w:rPr>
+          <w:lang w:val="id_ID" w:bidi="id_ID"/>
+        </w:rPr>
+        <w:t>Dibunuh</w:t>
+      </w:r>
+      <w:r>
+        <w:rPr>
+          <w:lang w:val="id_ID" w:bidi="id_ID"/>
+        </w:rPr>
+      </w:r>
+    </w:p>
+    <w:p>
+      <w:pPr>
+        <w:pStyle w:val="Heading3"/>
+      </w:pPr>
+      <w:r>
+        <w:rPr>
+          <w:lang w:val="id_ID" w:bidi="id_ID"/>
+        </w:rPr>
+        <w:t>Pengertian:</w:t>
+      </w:r>
+    </w:p>
+    <w:p>
+      <w:pPr/>
+      <w:r>
+        <w:rPr>
+          <w:lang w:val="id_ID" w:bidi="id_ID"/>
+        </w:rPr>
+      </w:r>
+      <w:r>
+        <w:rPr>
+          <w:lang w:val="id_ID" w:bidi="id_ID"/>
+        </w:rPr>
+        <w:t>Untuk "membunuh" seseorang atau seekor hewan berarti menghilangkan nyawanya. Sering kali ini dilakukan dengan cara yang kuat atau kekerasan. Jika seorang manusia telah membunuh hewan, dia telah "membunuhnya".</w:t>
+      </w:r>
+    </w:p>
+    <w:p>
+      <w:pPr>
+        <w:pStyle w:val="ListBullet"/>
+        <w:spacing w:line="240" w:lineRule="auto"/>
+        <w:ind w:left="720"/>
+      </w:pPr>
+      <w:r>
+        <w:rPr>
+          <w:lang w:val="id_ID" w:bidi="id_ID"/>
+        </w:rPr>
+      </w:r>
+      <w:r>
+        <w:rPr>
+          <w:lang w:val="id_ID" w:bidi="id_ID"/>
+        </w:rPr>
+        <w:t>Ketika merujuk pada seekor binatang atau sejumlah besar orang, istilah "pembantaian" sering digunakan.</w:t>
+      </w:r>
+    </w:p>
+    <w:p>
+      <w:pPr>
+        <w:pStyle w:val="ListBullet"/>
+        <w:spacing w:line="240" w:lineRule="auto"/>
+        <w:ind w:left="720"/>
+      </w:pPr>
+      <w:r>
+        <w:rPr>
+          <w:lang w:val="id_ID" w:bidi="id_ID"/>
+        </w:rPr>
+      </w:r>
+      <w:r>
+        <w:rPr>
+          <w:lang w:val="id_ID" w:bidi="id_ID"/>
+        </w:rPr>
+        <w:t>Tindakan menyembelih juga disebut sebagai "penyembelihan."</w:t>
+      </w:r>
+    </w:p>
+    <w:p>
+      <w:pPr>
+        <w:pStyle w:val="ListBullet"/>
+        <w:spacing w:line="240" w:lineRule="auto"/>
+        <w:ind w:left="720"/>
+      </w:pPr>
+      <w:r>
+        <w:rPr>
+          <w:lang w:val="id_ID" w:bidi="id_ID"/>
+        </w:rPr>
+      </w:r>
+      <w:r>
+        <w:rPr>
+          <w:lang w:val="id_ID" w:bidi="id_ID"/>
+        </w:rPr>
+        <w:t>Frasa "yang terbunuh" juga dapat diterjemahkan sebagai "Orang-orang yang terbunuh" atau "Orang-orang yang dibunuh."</w:t>
+      </w:r>
+    </w:p>
+    <w:p>
+      <w:pPr/>
+      <w:r>
+        <w:rPr>
+          <w:lang w:val="id_ID" w:bidi="id_ID"/>
+        </w:rPr>
+      </w:r>
+      <w:r>
+        <w:rPr>
+          <w:lang w:val="id_ID" w:bidi="id_ID"/>
+        </w:rPr>
+        <w:t xml:space="preserve">(Lihat juga: </w:t>
+      </w:r>
+      <w:r>
+        <w:rPr>
+          <w:lang w:val="id_ID" w:bidi="id_ID"/>
+        </w:rPr>
+        <w:t>pembantaian</w:t>
+      </w:r>
+      <w:r>
+        <w:rPr>
+          <w:lang w:val="id_ID" w:bidi="id_ID"/>
+        </w:rPr>
+        <w:t>)</w:t>
+      </w:r>
+    </w:p>
+    <w:p>
+      <w:pPr>
+        <w:pStyle w:val="Heading3"/>
+      </w:pPr>
+      <w:r>
+        <w:rPr>
+          <w:lang w:val="id_ID" w:bidi="id_ID"/>
+        </w:rPr>
+        <w:t>Referensi Alkitab:</w:t>
+      </w:r>
+    </w:p>
+    <w:p>
+      <w:pPr>
+        <w:pStyle w:val="ListBullet"/>
+        <w:spacing w:line="240" w:lineRule="auto"/>
+        <w:ind w:left="720"/>
+      </w:pPr>
+      <w:r>
+        <w:rPr>
+          <w:lang w:val="id_ID" w:bidi="id_ID"/>
+        </w:rPr>
+      </w:r>
+      <w:r>
+        <w:rPr>
+          <w:lang w:val="id_ID" w:bidi="id_ID"/>
+        </w:rPr>
+        <w:t>Yehezkiel 28:23</w:t>
+      </w:r>
+    </w:p>
+    <w:p>
+      <w:pPr>
+        <w:pStyle w:val="ListBullet"/>
+        <w:spacing w:line="240" w:lineRule="auto"/>
+        <w:ind w:left="720"/>
+      </w:pPr>
+      <w:r>
+        <w:rPr>
+          <w:lang w:val="id_ID" w:bidi="id_ID"/>
+        </w:rPr>
+      </w:r>
+      <w:r>
+        <w:rPr>
+          <w:lang w:val="id_ID" w:bidi="id_ID"/>
+        </w:rPr>
+        <w:t>Yesaya 26:21</w:t>
+      </w:r>
+    </w:p>
+    <w:p>
+      <w:pPr>
+        <w:pStyle w:val="Heading3"/>
+      </w:pPr>
+      <w:r>
+        <w:rPr>
+          <w:lang w:val="id_ID" w:bidi="id_ID"/>
+        </w:rPr>
+        <w:t>Data Kata:</w:t>
+      </w:r>
+    </w:p>
+    <w:p>
+      <w:pPr>
+        <w:pStyle w:val="ListBullet"/>
+        <w:spacing w:line="240" w:lineRule="auto"/>
+        <w:ind w:left="720"/>
+      </w:pPr>
+      <w:r>
+        <w:rPr>
+          <w:lang w:val="id_ID" w:bidi="id_ID"/>
+        </w:rPr>
+      </w:r>
+      <w:r>
+        <w:rPr>
+          <w:lang w:val="id_ID" w:bidi="id_ID"/>
+        </w:rPr>
+        <w:t>Strong: H2026, H2076, H2491, H2717, H2763, H2873, H2874, H4191, H4194, H5221, H6991, H6992, H7523, H7819, G03370, G06150, G13150, G23800, G26950, G49680, G49690, G54070</w:t>
+      </w:r>
+      <w:r>
+        <w:rPr>
+          <w:lang w:val="id_ID" w:bidi="id_ID"/>
+        </w:rPr>
+      </w:r>
+      <w:r>
+        <w:rPr>
+          <w:lang w:val="id_ID" w:bidi="id_ID"/>
+        </w:rPr>
+      </w:r>
+    </w:p>
+    <w:p>
+      <w:pPr/>
+      <w:r>
+        <w:rPr>
+          <w:lang w:val="id_ID" w:bidi="id_ID"/>
+        </w:rPr>
+      </w:r>
+    </w:p>
+    <w:p>
+      <w:pPr>
+        <w:pStyle w:val="Heading2"/>
+      </w:pPr>
+      <w:r>
+        <w:rPr>
+          <w:lang w:val="id_ID" w:bidi="id_ID"/>
+        </w:rPr>
+        <w:t>Dilahirkan kembali</w:t>
+      </w:r>
+      <w:r>
+        <w:rPr>
+          <w:lang w:val="id_ID" w:bidi="id_ID"/>
+        </w:rPr>
+      </w:r>
+    </w:p>
+    <w:p>
+      <w:pPr>
+        <w:pStyle w:val="Heading3"/>
+      </w:pPr>
+      <w:r>
+        <w:rPr>
+          <w:lang w:val="id_ID" w:bidi="id_ID"/>
+        </w:rPr>
+        <w:t>Definisi:</w:t>
+      </w:r>
+    </w:p>
+    <w:p>
+      <w:pPr/>
+      <w:r>
+        <w:rPr>
+          <w:lang w:val="id_ID" w:bidi="id_ID"/>
+        </w:rPr>
+      </w:r>
+      <w:r>
+        <w:rPr>
+          <w:lang w:val="id_ID" w:bidi="id_ID"/>
+        </w:rPr>
+        <w:t>Istilah "dilahirkan kembali" pertama kali digunakan oleh Yesus untuk menggambarkan apa artinya Tuhan mengubah seseorang dari yang tadinya mati secara rohani menjadi hidup secara rohani. Istilah "dilahirkan dari Allah" dan "dilahirkan dari Roh" juga merujuk pada seseorang yang diberi kehidupan rohani yang baru.</w:t>
+      </w:r>
+    </w:p>
+    <w:p>
+      <w:pPr>
+        <w:pStyle w:val="ListBullet"/>
+        <w:spacing w:line="240" w:lineRule="auto"/>
+        <w:ind w:left="720"/>
+      </w:pPr>
+      <w:r>
+        <w:rPr>
+          <w:lang w:val="id_ID" w:bidi="id_ID"/>
+        </w:rPr>
+      </w:r>
+      <w:r>
+        <w:rPr>
+          <w:lang w:val="id_ID" w:bidi="id_ID"/>
+        </w:rPr>
+        <w:t>Semua manusia dilahirkan dalam keadaan mati secara rohani dan diberi "kelahiran baru" ketika mereka menerima Yesus Kristus sebagai Juruselamat.</w:t>
+      </w:r>
+    </w:p>
+    <w:p>
+      <w:pPr>
+        <w:pStyle w:val="ListBullet"/>
+        <w:spacing w:line="240" w:lineRule="auto"/>
+        <w:ind w:left="720"/>
+      </w:pPr>
+      <w:r>
+        <w:rPr>
+          <w:lang w:val="id_ID" w:bidi="id_ID"/>
+        </w:rPr>
+      </w:r>
+      <w:r>
+        <w:rPr>
+          <w:lang w:val="id_ID" w:bidi="id_ID"/>
+        </w:rPr>
+        <w:t>Pada saat kelahiran baru secara rohani, Roh Kudus Allah mulai tinggal di dalam diri orang percaya yang baru dan memberinya kuasa untuk menghasilkan buah rohani yang baik di dalam kehidupannya.</w:t>
+      </w:r>
+    </w:p>
+    <w:p>
+      <w:pPr>
+        <w:pStyle w:val="ListBullet"/>
+        <w:spacing w:line="240" w:lineRule="auto"/>
+        <w:ind w:left="720"/>
+      </w:pPr>
+      <w:r>
+        <w:rPr>
+          <w:lang w:val="id_ID" w:bidi="id_ID"/>
+        </w:rPr>
+      </w:r>
+      <w:r>
+        <w:rPr>
+          <w:lang w:val="id_ID" w:bidi="id_ID"/>
+        </w:rPr>
+        <w:t>Adalah pekerjaan Allah untuk membuat seseorang dilahirkan kembali dan menjadi anak-Nya.</w:t>
+      </w:r>
+    </w:p>
+    <w:p>
+      <w:pPr>
+        <w:pStyle w:val="Heading3"/>
+      </w:pPr>
+      <w:r>
+        <w:rPr>
+          <w:lang w:val="id_ID" w:bidi="id_ID"/>
+        </w:rPr>
+        <w:t>Saran Penerjemahan:</w:t>
+      </w:r>
+    </w:p>
+    <w:p>
+      <w:pPr>
+        <w:pStyle w:val="ListBullet"/>
+        <w:spacing w:line="240" w:lineRule="auto"/>
+        <w:ind w:left="720"/>
+      </w:pPr>
+      <w:r>
+        <w:rPr>
+          <w:lang w:val="id_ID" w:bidi="id_ID"/>
+        </w:rPr>
+      </w:r>
+      <w:r>
+        <w:rPr>
+          <w:lang w:val="id_ID" w:bidi="id_ID"/>
+        </w:rPr>
+        <w:t>Cara lain untuk menerjemahkan "dilahirkan kembali" dapat mencakup "dilahirkan sebagai manusia baru" atau "dilahirkan secara rohani."</w:t>
+      </w:r>
+    </w:p>
+    <w:p>
+      <w:pPr>
+        <w:pStyle w:val="ListBullet"/>
+        <w:spacing w:line="240" w:lineRule="auto"/>
+        <w:ind w:left="720"/>
+      </w:pPr>
+      <w:r>
+        <w:rPr>
+          <w:lang w:val="id_ID" w:bidi="id_ID"/>
+        </w:rPr>
+      </w:r>
+      <w:r>
+        <w:rPr>
+          <w:lang w:val="id_ID" w:bidi="id_ID"/>
+        </w:rPr>
+        <w:t>Yang terbaik adalah menerjemahkan istilah ini secara harfiah dan menggunakan kata yang normal dalam bahasa yang digunakan untuk dilahirkan.</w:t>
+      </w:r>
+    </w:p>
+    <w:p>
+      <w:pPr>
+        <w:pStyle w:val="ListBullet"/>
+        <w:spacing w:line="240" w:lineRule="auto"/>
+        <w:ind w:left="720"/>
+      </w:pPr>
+      <w:r>
+        <w:rPr>
+          <w:lang w:val="id_ID" w:bidi="id_ID"/>
+        </w:rPr>
+      </w:r>
+      <w:r>
+        <w:rPr>
+          <w:lang w:val="id_ID" w:bidi="id_ID"/>
+        </w:rPr>
+        <w:t>Istilah "lahir baru" dapat diterjemahkan sebagai "lahir secara rohani."</w:t>
+      </w:r>
+    </w:p>
+    <w:p>
+      <w:pPr>
+        <w:pStyle w:val="ListBullet"/>
+        <w:spacing w:line="240" w:lineRule="auto"/>
+        <w:ind w:left="720"/>
+      </w:pPr>
+      <w:r>
+        <w:rPr>
+          <w:lang w:val="id_ID" w:bidi="id_ID"/>
+        </w:rPr>
+      </w:r>
+      <w:r>
+        <w:rPr>
+          <w:lang w:val="id_ID" w:bidi="id_ID"/>
+        </w:rPr>
+        <w:t>Frasa "dilahirkan dari Allah" dapat diterjemahkan sebagai "oleh karena Allah diberikan kehidupan baru seperti bayi yang baru lahir" atau "diberi kehidupan baru oleh Allah."</w:t>
+      </w:r>
+    </w:p>
+    <w:p>
+      <w:pPr>
+        <w:pStyle w:val="ListBullet"/>
+        <w:spacing w:line="240" w:lineRule="auto"/>
+        <w:ind w:left="720"/>
+      </w:pPr>
+      <w:r>
+        <w:rPr>
+          <w:lang w:val="id_ID" w:bidi="id_ID"/>
+        </w:rPr>
+      </w:r>
+      <w:r>
+        <w:rPr>
+          <w:lang w:val="id_ID" w:bidi="id_ID"/>
+        </w:rPr>
+        <w:t>Dengan cara yang sama, "dilahirkan dari Roh" dapat diterjemahkan sebagai "diberi kehidupan baru oleh Roh Kudus" atau "dimampukan oleh Roh Kudus untuk menjadi anak Allah" atau "oleh karena Roh Kudus sehingga memiliki kehidupan baru seperti bayi yang baru dilahirkan."</w:t>
+      </w:r>
+    </w:p>
+    <w:p>
+      <w:pPr/>
+      <w:r>
+        <w:rPr>
+          <w:lang w:val="id_ID" w:bidi="id_ID"/>
+        </w:rPr>
+      </w:r>
+      <w:r>
+        <w:rPr>
+          <w:lang w:val="id_ID" w:bidi="id_ID"/>
+        </w:rPr>
+        <w:t xml:space="preserve">(Lihat juga: </w:t>
+      </w:r>
+      <w:r>
+        <w:rPr>
+          <w:lang w:val="id_ID" w:bidi="id_ID"/>
+        </w:rPr>
+        <w:t>Roh Kudus</w:t>
       </w:r>
       <w:r>
         <w:rPr>
@@ -4506,7 +6434,431 @@
         <w:rPr>
           <w:lang w:val="id_ID" w:bidi="id_ID"/>
         </w:rPr>
-        <w:t>Salomo</w:t>
+        <w:t>diselamatkan</w:t>
+      </w:r>
+      <w:r>
+        <w:rPr>
+          <w:lang w:val="id_ID" w:bidi="id_ID"/>
+        </w:rPr>
+        <w:t>)</w:t>
+      </w:r>
+    </w:p>
+    <w:p>
+      <w:pPr>
+        <w:pStyle w:val="Heading3"/>
+      </w:pPr>
+      <w:r>
+        <w:rPr>
+          <w:lang w:val="id_ID" w:bidi="id_ID"/>
+        </w:rPr>
+        <w:t>Referensi Alkitab:</w:t>
+      </w:r>
+    </w:p>
+    <w:p>
+      <w:pPr>
+        <w:pStyle w:val="ListBullet"/>
+        <w:spacing w:line="240" w:lineRule="auto"/>
+        <w:ind w:left="720"/>
+      </w:pPr>
+      <w:r>
+        <w:rPr>
+          <w:lang w:val="id_ID" w:bidi="id_ID"/>
+        </w:rPr>
+      </w:r>
+      <w:r>
+        <w:rPr>
+          <w:lang w:val="id_ID" w:bidi="id_ID"/>
+        </w:rPr>
+        <w:t>1 Yohanes 3:9</w:t>
+      </w:r>
+    </w:p>
+    <w:p>
+      <w:pPr>
+        <w:pStyle w:val="ListBullet"/>
+        <w:spacing w:line="240" w:lineRule="auto"/>
+        <w:ind w:left="720"/>
+      </w:pPr>
+      <w:r>
+        <w:rPr>
+          <w:lang w:val="id_ID" w:bidi="id_ID"/>
+        </w:rPr>
+      </w:r>
+      <w:r>
+        <w:rPr>
+          <w:lang w:val="id_ID" w:bidi="id_ID"/>
+        </w:rPr>
+        <w:t>1 Petrus 1:3</w:t>
+      </w:r>
+    </w:p>
+    <w:p>
+      <w:pPr>
+        <w:pStyle w:val="ListBullet"/>
+        <w:spacing w:line="240" w:lineRule="auto"/>
+        <w:ind w:left="720"/>
+      </w:pPr>
+      <w:r>
+        <w:rPr>
+          <w:lang w:val="id_ID" w:bidi="id_ID"/>
+        </w:rPr>
+      </w:r>
+      <w:r>
+        <w:rPr>
+          <w:lang w:val="id_ID" w:bidi="id_ID"/>
+        </w:rPr>
+        <w:t>1 Petrus 1:23</w:t>
+      </w:r>
+    </w:p>
+    <w:p>
+      <w:pPr>
+        <w:pStyle w:val="ListBullet"/>
+        <w:spacing w:line="240" w:lineRule="auto"/>
+        <w:ind w:left="720"/>
+      </w:pPr>
+      <w:r>
+        <w:rPr>
+          <w:lang w:val="id_ID" w:bidi="id_ID"/>
+        </w:rPr>
+      </w:r>
+      <w:r>
+        <w:rPr>
+          <w:lang w:val="id_ID" w:bidi="id_ID"/>
+        </w:rPr>
+        <w:t>Yohanes 3:4</w:t>
+      </w:r>
+    </w:p>
+    <w:p>
+      <w:pPr>
+        <w:pStyle w:val="ListBullet"/>
+        <w:spacing w:line="240" w:lineRule="auto"/>
+        <w:ind w:left="720"/>
+      </w:pPr>
+      <w:r>
+        <w:rPr>
+          <w:lang w:val="id_ID" w:bidi="id_ID"/>
+        </w:rPr>
+      </w:r>
+      <w:r>
+        <w:rPr>
+          <w:lang w:val="id_ID" w:bidi="id_ID"/>
+        </w:rPr>
+        <w:t>Yohanes 3:7</w:t>
+      </w:r>
+    </w:p>
+    <w:p>
+      <w:pPr>
+        <w:pStyle w:val="ListBullet"/>
+        <w:spacing w:line="240" w:lineRule="auto"/>
+        <w:ind w:left="720"/>
+      </w:pPr>
+      <w:r>
+        <w:rPr>
+          <w:lang w:val="id_ID" w:bidi="id_ID"/>
+        </w:rPr>
+      </w:r>
+      <w:r>
+        <w:rPr>
+          <w:lang w:val="id_ID" w:bidi="id_ID"/>
+        </w:rPr>
+        <w:t>Titus 3:5</w:t>
+      </w:r>
+    </w:p>
+    <w:p>
+      <w:pPr>
+        <w:pStyle w:val="Heading3"/>
+      </w:pPr>
+      <w:r>
+        <w:rPr>
+          <w:lang w:val="id_ID" w:bidi="id_ID"/>
+        </w:rPr>
+        <w:t>Data Kata:</w:t>
+      </w:r>
+    </w:p>
+    <w:p>
+      <w:pPr>
+        <w:pStyle w:val="ListBullet"/>
+        <w:spacing w:line="240" w:lineRule="auto"/>
+        <w:ind w:left="720"/>
+      </w:pPr>
+      <w:r>
+        <w:rPr>
+          <w:lang w:val="id_ID" w:bidi="id_ID"/>
+        </w:rPr>
+      </w:r>
+      <w:r>
+        <w:rPr>
+          <w:lang w:val="id_ID" w:bidi="id_ID"/>
+        </w:rPr>
+        <w:t>Strong’s: G03130, G05090, G10800, G38240</w:t>
+      </w:r>
+      <w:r>
+        <w:rPr>
+          <w:lang w:val="id_ID" w:bidi="id_ID"/>
+        </w:rPr>
+      </w:r>
+      <w:r>
+        <w:rPr>
+          <w:lang w:val="id_ID" w:bidi="id_ID"/>
+        </w:rPr>
+      </w:r>
+    </w:p>
+    <w:p>
+      <w:pPr/>
+      <w:r>
+        <w:rPr>
+          <w:lang w:val="id_ID" w:bidi="id_ID"/>
+        </w:rPr>
+      </w:r>
+    </w:p>
+    <w:p>
+      <w:pPr>
+        <w:pStyle w:val="Heading2"/>
+      </w:pPr>
+      <w:r>
+        <w:rPr>
+          <w:lang w:val="id_ID" w:bidi="id_ID"/>
+        </w:rPr>
+        <w:t>Dipilih</w:t>
+      </w:r>
+      <w:r>
+        <w:rPr>
+          <w:lang w:val="id_ID" w:bidi="id_ID"/>
+        </w:rPr>
+      </w:r>
+    </w:p>
+    <w:p>
+      <w:pPr>
+        <w:pStyle w:val="Heading3"/>
+      </w:pPr>
+      <w:r>
+        <w:rPr>
+          <w:lang w:val="id_ID" w:bidi="id_ID"/>
+        </w:rPr>
+        <w:t>Definisi:</w:t>
+      </w:r>
+    </w:p>
+    <w:p>
+      <w:pPr/>
+      <w:r>
+        <w:rPr>
+          <w:lang w:val="id_ID" w:bidi="id_ID"/>
+        </w:rPr>
+      </w:r>
+      <w:r>
+        <w:rPr>
+          <w:lang w:val="id_ID" w:bidi="id_ID"/>
+        </w:rPr>
+        <w:t>Istilah "umat pilihan" secara harfiah berarti "yang terpilih" atau "umat pilihan" dan mengacu pada mereka yang telah ditunjuk atau dipilih oleh Tuhan untuk menjadi umat-Nya. "Yang Terpilih" atau "Yang Dipilih Tuhan" adalah gelar yang mengacu pada Yesus, yang merupakan Mesias yang terpilih.</w:t>
+      </w:r>
+    </w:p>
+    <w:p>
+      <w:pPr>
+        <w:pStyle w:val="ListBullet"/>
+        <w:spacing w:line="240" w:lineRule="auto"/>
+        <w:ind w:left="720"/>
+      </w:pPr>
+      <w:r>
+        <w:rPr>
+          <w:lang w:val="id_ID" w:bidi="id_ID"/>
+        </w:rPr>
+      </w:r>
+      <w:r>
+        <w:rPr>
+          <w:lang w:val="id_ID" w:bidi="id_ID"/>
+        </w:rPr>
+        <w:t>Istilah "memilih" berarti memilih sesuatu atau seseorang atau memutuskan sesuatu. Istilah ini sering digunakan untuk merujuk kepada Allah yang menunjuk orang-orang untuk menjadi milik-Nya dan melayani Dia.</w:t>
+      </w:r>
+    </w:p>
+    <w:p>
+      <w:pPr>
+        <w:pStyle w:val="ListBullet"/>
+        <w:spacing w:line="240" w:lineRule="auto"/>
+        <w:ind w:left="720"/>
+      </w:pPr>
+      <w:r>
+        <w:rPr>
+          <w:lang w:val="id_ID" w:bidi="id_ID"/>
+        </w:rPr>
+      </w:r>
+      <w:r>
+        <w:rPr>
+          <w:lang w:val="id_ID" w:bidi="id_ID"/>
+        </w:rPr>
+        <w:t>"Dipilih" berarti "dipilih" atau "ditunjuk" untuk menjadi atau melakukan sesuatu.</w:t>
+      </w:r>
+    </w:p>
+    <w:p>
+      <w:pPr>
+        <w:pStyle w:val="ListBullet"/>
+        <w:spacing w:line="240" w:lineRule="auto"/>
+        <w:ind w:left="720"/>
+      </w:pPr>
+      <w:r>
+        <w:rPr>
+          <w:lang w:val="id_ID" w:bidi="id_ID"/>
+        </w:rPr>
+      </w:r>
+      <w:r>
+        <w:rPr>
+          <w:lang w:val="id_ID" w:bidi="id_ID"/>
+        </w:rPr>
+        <w:t>Allah memilih orang-orang untuk menjadi kudus, untuk dikhususkan oleh-Nya dengan tujuan untuk menghasilkan buah-buah rohani yang baik. Itulah sebabnya mereka disebut "yang terpilih" atau "yang terpilih".</w:t>
+      </w:r>
+    </w:p>
+    <w:p>
+      <w:pPr>
+        <w:pStyle w:val="ListBullet"/>
+        <w:spacing w:line="240" w:lineRule="auto"/>
+        <w:ind w:left="720"/>
+      </w:pPr>
+      <w:r>
+        <w:rPr>
+          <w:lang w:val="id_ID" w:bidi="id_ID"/>
+        </w:rPr>
+      </w:r>
+      <w:r>
+        <w:rPr>
+          <w:lang w:val="id_ID" w:bidi="id_ID"/>
+        </w:rPr>
+        <w:t>Istilah "yang terpilih" kadang-kadang digunakan dalam Alkitab untuk merujuk kepada orang-orang tertentu seperti Musa dan Raja Daud yang telah ditunjuk oleh Allah sebagai pemimpin atas umat-Nya. Istilah ini juga digunakan untuk menyebut bangsa Israel sebagai umat pilihan Tuhan.</w:t>
+      </w:r>
+    </w:p>
+    <w:p>
+      <w:pPr>
+        <w:pStyle w:val="ListBullet"/>
+        <w:spacing w:line="240" w:lineRule="auto"/>
+        <w:ind w:left="720"/>
+      </w:pPr>
+      <w:r>
+        <w:rPr>
+          <w:lang w:val="id_ID" w:bidi="id_ID"/>
+        </w:rPr>
+      </w:r>
+      <w:r>
+        <w:rPr>
+          <w:lang w:val="id_ID" w:bidi="id_ID"/>
+        </w:rPr>
+        <w:t>Frasa "yang terpilih" adalah istilah yang lebih tua yang secara harfiah berarti "yang terpilih" atau "orang-orang yang dipilih". Frasa ini dalam bahasa aslinya berbentuk jamak ketika merujuk kepada orang-orang yang percaya kepada Kristus.</w:t>
+      </w:r>
+    </w:p>
+    <w:p>
+      <w:pPr>
+        <w:pStyle w:val="ListBullet"/>
+        <w:spacing w:line="240" w:lineRule="auto"/>
+        <w:ind w:left="720"/>
+      </w:pPr>
+      <w:r>
+        <w:rPr>
+          <w:lang w:val="id_ID" w:bidi="id_ID"/>
+        </w:rPr>
+      </w:r>
+      <w:r>
+        <w:rPr>
+          <w:lang w:val="id_ID" w:bidi="id_ID"/>
+        </w:rPr>
+        <w:t>Dalam versi Alkitab bahasa Inggris yang lebih tua, istilah "elect" digunakan baik dalam Perjanjian Lama maupun Perjanjian Baru untuk menerjemahkan kata "yang terpilih". Versi yang lebih modern menggunakan kata "umat pilihan" hanya dalam Perjanjian Baru, untuk merujuk kepada orang-orang yang telah diselamatkan oleh Allah melalui iman kepada Yesus. Di tempat lain dalam teks Alkitab, mereka menerjemahkan kata ini secara lebih harfiah sebagai "yang terpilih".</w:t>
+      </w:r>
+    </w:p>
+    <w:p>
+      <w:pPr>
+        <w:pStyle w:val="Heading3"/>
+      </w:pPr>
+      <w:r>
+        <w:rPr>
+          <w:lang w:val="id_ID" w:bidi="id_ID"/>
+        </w:rPr>
+        <w:t>Saran Penerjemahan:</w:t>
+      </w:r>
+    </w:p>
+    <w:p>
+      <w:pPr>
+        <w:pStyle w:val="ListBullet"/>
+        <w:spacing w:line="240" w:lineRule="auto"/>
+        <w:ind w:left="720"/>
+      </w:pPr>
+      <w:r>
+        <w:rPr>
+          <w:lang w:val="id_ID" w:bidi="id_ID"/>
+        </w:rPr>
+      </w:r>
+      <w:r>
+        <w:rPr>
+          <w:lang w:val="id_ID" w:bidi="id_ID"/>
+        </w:rPr>
+        <w:t>Yang terbaik adalah menerjemahkan "umat pilihan (elect)" dengan kata atau frasa yang berarti "yang terpilih" atau "umat pilihan". Ini juga dapat diterjemahkan sebagai "orang-orang yang dipilih Allah" atau "orang-orang yang ditunjuk Allah untuk menjadi umat-Nya."</w:t>
+      </w:r>
+    </w:p>
+    <w:p>
+      <w:pPr>
+        <w:pStyle w:val="ListBullet"/>
+        <w:spacing w:line="240" w:lineRule="auto"/>
+        <w:ind w:left="720"/>
+      </w:pPr>
+      <w:r>
+        <w:rPr>
+          <w:lang w:val="id_ID" w:bidi="id_ID"/>
+        </w:rPr>
+      </w:r>
+      <w:r>
+        <w:rPr>
+          <w:lang w:val="id_ID" w:bidi="id_ID"/>
+        </w:rPr>
+        <w:t>Frasa "yang dipilih" juga dapat diterjemahkan sebagai "yang ditunjuk" atau "yang dipilih" atau "yang dipilih Tuhan."</w:t>
+      </w:r>
+    </w:p>
+    <w:p>
+      <w:pPr>
+        <w:pStyle w:val="ListBullet"/>
+        <w:spacing w:line="240" w:lineRule="auto"/>
+        <w:ind w:left="720"/>
+      </w:pPr>
+      <w:r>
+        <w:rPr>
+          <w:lang w:val="id_ID" w:bidi="id_ID"/>
+        </w:rPr>
+      </w:r>
+      <w:r>
+        <w:rPr>
+          <w:lang w:val="id_ID" w:bidi="id_ID"/>
+        </w:rPr>
+        <w:t>"Aku memilih engkau" dapat diterjemahkan sebagai "Aku menunjuk engkau" atau "Aku memilih engkau."</w:t>
+      </w:r>
+    </w:p>
+    <w:p>
+      <w:pPr>
+        <w:pStyle w:val="ListBullet"/>
+        <w:spacing w:line="240" w:lineRule="auto"/>
+        <w:ind w:left="720"/>
+      </w:pPr>
+      <w:r>
+        <w:rPr>
+          <w:lang w:val="id_ID" w:bidi="id_ID"/>
+        </w:rPr>
+      </w:r>
+      <w:r>
+        <w:rPr>
+          <w:lang w:val="id_ID" w:bidi="id_ID"/>
+        </w:rPr>
+        <w:t>Mengacu pada Yesus, "Yang Terpilih" juga dapat diterjemahkan sebagai "Yang Dipilih Allah" atau "Mesias yang ditunjuk secara khusus oleh Allah" atau "Orang yang ditunjuk oleh Allah (untuk menyelamatkan manusia)."</w:t>
+      </w:r>
+    </w:p>
+    <w:p>
+      <w:pPr/>
+      <w:r>
+        <w:rPr>
+          <w:lang w:val="id_ID" w:bidi="id_ID"/>
+        </w:rPr>
+      </w:r>
+      <w:r>
+        <w:rPr>
+          <w:lang w:val="id_ID" w:bidi="id_ID"/>
+        </w:rPr>
+        <w:t xml:space="preserve">(Lihat juga: </w:t>
+      </w:r>
+      <w:r>
+        <w:rPr>
+          <w:lang w:val="id_ID" w:bidi="id_ID"/>
+        </w:rPr>
+        <w:t>tunjuk</w:t>
       </w:r>
       <w:r>
         <w:rPr>
@@ -4518,7 +6870,7 @@
         <w:rPr>
           <w:lang w:val="id_ID" w:bidi="id_ID"/>
         </w:rPr>
-        <w:t>bait suci</w:t>
+        <w:t>Kristus</w:t>
       </w:r>
       <w:r>
         <w:rPr>
@@ -4553,79 +6905,115 @@
         <w:rPr>
           <w:lang w:val="id_ID" w:bidi="id_ID"/>
         </w:rPr>
-        <w:t>2 Raja-raja 25:16–17</w:t>
-      </w:r>
-    </w:p>
-    <w:p>
-      <w:pPr>
-        <w:pStyle w:val="ListBullet"/>
-        <w:spacing w:line="240" w:lineRule="auto"/>
-        <w:ind w:left="720"/>
-      </w:pPr>
-      <w:r>
-        <w:rPr>
-          <w:lang w:val="id_ID" w:bidi="id_ID"/>
-        </w:rPr>
-      </w:r>
-      <w:r>
-        <w:rPr>
-          <w:lang w:val="id_ID" w:bidi="id_ID"/>
-        </w:rPr>
-        <w:t>Ulangan 8:7–8</w:t>
-      </w:r>
-    </w:p>
-    <w:p>
-      <w:pPr>
-        <w:pStyle w:val="ListBullet"/>
-        <w:spacing w:line="240" w:lineRule="auto"/>
-        <w:ind w:left="720"/>
-      </w:pPr>
-      <w:r>
-        <w:rPr>
-          <w:lang w:val="id_ID" w:bidi="id_ID"/>
-        </w:rPr>
-      </w:r>
-      <w:r>
-        <w:rPr>
-          <w:lang w:val="id_ID" w:bidi="id_ID"/>
-        </w:rPr>
-        <w:t>Yeremia 52:22–23</w:t>
-      </w:r>
-    </w:p>
-    <w:p>
-      <w:pPr>
-        <w:pStyle w:val="ListBullet"/>
-        <w:spacing w:line="240" w:lineRule="auto"/>
-        <w:ind w:left="720"/>
-      </w:pPr>
-      <w:r>
-        <w:rPr>
-          <w:lang w:val="id_ID" w:bidi="id_ID"/>
-        </w:rPr>
-      </w:r>
-      <w:r>
-        <w:rPr>
-          <w:lang w:val="id_ID" w:bidi="id_ID"/>
-        </w:rPr>
-        <w:t>Bilangan 13:23–24</w:t>
-      </w:r>
-    </w:p>
-    <w:p>
-      <w:pPr>
-        <w:pStyle w:val="ListBullet"/>
-        <w:spacing w:line="240" w:lineRule="auto"/>
-        <w:ind w:left="720"/>
-      </w:pPr>
-      <w:r>
-        <w:rPr>
-          <w:lang w:val="id_ID" w:bidi="id_ID"/>
-        </w:rPr>
-      </w:r>
-      <w:r>
-        <w:rPr>
-          <w:lang w:val="id_ID" w:bidi="id_ID"/>
-        </w:rPr>
-        <w:t>Bilangan 20:5</w:t>
+        <w:t>2 Yohanes 1:1</w:t>
+      </w:r>
+    </w:p>
+    <w:p>
+      <w:pPr>
+        <w:pStyle w:val="ListBullet"/>
+        <w:spacing w:line="240" w:lineRule="auto"/>
+        <w:ind w:left="720"/>
+      </w:pPr>
+      <w:r>
+        <w:rPr>
+          <w:lang w:val="id_ID" w:bidi="id_ID"/>
+        </w:rPr>
+      </w:r>
+      <w:r>
+        <w:rPr>
+          <w:lang w:val="id_ID" w:bidi="id_ID"/>
+        </w:rPr>
+        <w:t>Kolose 3:12</w:t>
+      </w:r>
+    </w:p>
+    <w:p>
+      <w:pPr>
+        <w:pStyle w:val="ListBullet"/>
+        <w:spacing w:line="240" w:lineRule="auto"/>
+        <w:ind w:left="720"/>
+      </w:pPr>
+      <w:r>
+        <w:rPr>
+          <w:lang w:val="id_ID" w:bidi="id_ID"/>
+        </w:rPr>
+      </w:r>
+      <w:r>
+        <w:rPr>
+          <w:lang w:val="id_ID" w:bidi="id_ID"/>
+        </w:rPr>
+        <w:t>Efesus 1:3–4</w:t>
+      </w:r>
+    </w:p>
+    <w:p>
+      <w:pPr>
+        <w:pStyle w:val="ListBullet"/>
+        <w:spacing w:line="240" w:lineRule="auto"/>
+        <w:ind w:left="720"/>
+      </w:pPr>
+      <w:r>
+        <w:rPr>
+          <w:lang w:val="id_ID" w:bidi="id_ID"/>
+        </w:rPr>
+      </w:r>
+      <w:r>
+        <w:rPr>
+          <w:lang w:val="id_ID" w:bidi="id_ID"/>
+        </w:rPr>
+        <w:t>Yesaya 65:22–23</w:t>
+      </w:r>
+    </w:p>
+    <w:p>
+      <w:pPr>
+        <w:pStyle w:val="ListBullet"/>
+        <w:spacing w:line="240" w:lineRule="auto"/>
+        <w:ind w:left="720"/>
+      </w:pPr>
+      <w:r>
+        <w:rPr>
+          <w:lang w:val="id_ID" w:bidi="id_ID"/>
+        </w:rPr>
+      </w:r>
+      <w:r>
+        <w:rPr>
+          <w:lang w:val="id_ID" w:bidi="id_ID"/>
+        </w:rPr>
+        <w:t>Lukas 18:7</w:t>
+      </w:r>
+    </w:p>
+    <w:p>
+      <w:pPr>
+        <w:pStyle w:val="ListBullet"/>
+        <w:spacing w:line="240" w:lineRule="auto"/>
+        <w:ind w:left="720"/>
+      </w:pPr>
+      <w:r>
+        <w:rPr>
+          <w:lang w:val="id_ID" w:bidi="id_ID"/>
+        </w:rPr>
+      </w:r>
+      <w:r>
+        <w:rPr>
+          <w:lang w:val="id_ID" w:bidi="id_ID"/>
+        </w:rPr>
+        <w:t>Matius 24:19–22</w:t>
+      </w:r>
+    </w:p>
+    <w:p>
+      <w:pPr>
+        <w:pStyle w:val="ListBullet"/>
+        <w:spacing w:line="240" w:lineRule="auto"/>
+        <w:ind w:left="720"/>
+      </w:pPr>
+      <w:r>
+        <w:rPr>
+          <w:lang w:val="id_ID" w:bidi="id_ID"/>
+        </w:rPr>
+      </w:r>
+      <w:r>
+        <w:rPr>
+          <w:lang w:val="id_ID" w:bidi="id_ID"/>
+        </w:rPr>
+        <w:t>Roma 8:33</w:t>
       </w:r>
     </w:p>
     <w:p>
@@ -4654,7 +7042,7 @@
         <w:rPr>
           <w:lang w:val="id_ID" w:bidi="id_ID"/>
         </w:rPr>
-        <w:t>Strong: H7416</w:t>
+        <w:t>Strong’s: H0970, H0972, H0977, H1262, H1305, H4005, H6901, G01380, G01400, G15860, G15880, G15890, G19510, G37240, G44000, G44010, G47580, G48990, G55000</w:t>
       </w:r>
       <w:r>
         <w:rPr>
@@ -4683,7 +7071,7 @@
         <w:rPr>
           <w:lang w:val="id_ID" w:bidi="id_ID"/>
         </w:rPr>
-        <w:t>Derita</w:t>
+        <w:t>Doktrin</w:t>
       </w:r>
       <w:r>
         <w:rPr>
@@ -4699,7 +7087,7 @@
         <w:rPr>
           <w:lang w:val="id_ID" w:bidi="id_ID"/>
         </w:rPr>
-        <w:t>Definisi</w:t>
+        <w:t>Definisi:</w:t>
       </w:r>
     </w:p>
     <w:p>
@@ -4713,79 +7101,93 @@
         <w:rPr>
           <w:lang w:val="id_ID" w:bidi="id_ID"/>
         </w:rPr>
-        <w:t>Istilah “anguish” mengacu pada rasa sakit atau kesusahan yang parah.</w:t>
-      </w:r>
-    </w:p>
-    <w:p>
-      <w:pPr>
-        <w:pStyle w:val="ListBullet"/>
-        <w:spacing w:line="240" w:lineRule="auto"/>
-        <w:ind w:left="720"/>
-      </w:pPr>
-      <w:r>
-        <w:rPr>
-          <w:lang w:val="id_ID" w:bidi="id_ID"/>
-        </w:rPr>
-      </w:r>
-      <w:r>
-        <w:rPr>
-          <w:lang w:val="id_ID" w:bidi="id_ID"/>
-        </w:rPr>
-        <w:t>Penderitaan bisa berupa rasa sakit atau kesusahan fisik atau emosional.</w:t>
-      </w:r>
-    </w:p>
-    <w:p>
-      <w:pPr>
-        <w:pStyle w:val="ListBullet"/>
-        <w:spacing w:line="240" w:lineRule="auto"/>
-        <w:ind w:left="720"/>
-      </w:pPr>
-      <w:r>
-        <w:rPr>
-          <w:lang w:val="id_ID" w:bidi="id_ID"/>
-        </w:rPr>
-      </w:r>
-      <w:r>
-        <w:rPr>
-          <w:lang w:val="id_ID" w:bidi="id_ID"/>
-        </w:rPr>
-        <w:t>Seringkali orang yang berada dalam kesedihan yang luar biasa akan terlihat dari wajah dan perilakunya.</w:t>
-      </w:r>
-    </w:p>
-    <w:p>
-      <w:pPr>
-        <w:pStyle w:val="ListBullet"/>
-        <w:spacing w:line="240" w:lineRule="auto"/>
-        <w:ind w:left="720"/>
-      </w:pPr>
-      <w:r>
-        <w:rPr>
-          <w:lang w:val="id_ID" w:bidi="id_ID"/>
-        </w:rPr>
-      </w:r>
-      <w:r>
-        <w:rPr>
-          <w:lang w:val="id_ID" w:bidi="id_ID"/>
-        </w:rPr>
-        <w:t>Misalnya, seseorang yang sedang kesakitan atau sangat menderita mungkin mengertakkan gigi atau menangis.</w:t>
-      </w:r>
-    </w:p>
-    <w:p>
-      <w:pPr>
-        <w:pStyle w:val="ListBullet"/>
-        <w:spacing w:line="240" w:lineRule="auto"/>
-        <w:ind w:left="720"/>
-      </w:pPr>
-      <w:r>
-        <w:rPr>
-          <w:lang w:val="id_ID" w:bidi="id_ID"/>
-        </w:rPr>
-      </w:r>
-      <w:r>
-        <w:rPr>
-          <w:lang w:val="id_ID" w:bidi="id_ID"/>
-        </w:rPr>
-        <w:t>Istilah “anguish” juga bisa diterjemahkan sebagai “ketegangan emosional” atau “kesedihan yang mendalam” atau “rasa sakit yang luar biasa”.</w:t>
+        <w:t>Kata “doktrin” secara harfiah berarti “pengajaran”. Biasanya mengacu pada pengajaran agama.</w:t>
+      </w:r>
+    </w:p>
+    <w:p>
+      <w:pPr>
+        <w:pStyle w:val="ListBullet"/>
+        <w:spacing w:line="240" w:lineRule="auto"/>
+        <w:ind w:left="720"/>
+      </w:pPr>
+      <w:r>
+        <w:rPr>
+          <w:lang w:val="id_ID" w:bidi="id_ID"/>
+        </w:rPr>
+      </w:r>
+      <w:r>
+        <w:rPr>
+          <w:lang w:val="id_ID" w:bidi="id_ID"/>
+        </w:rPr>
+        <w:t>Di dalam konteks pengajaran Kristen, “doktrin” mengacu pada semua pengajaran tentang Allah – Bapa, Anak dan Roh Kudus – termasuk seluruh kualitas karakter-Nya dan segala sesuatu yang telah dilakukan-Nya.</w:t>
+      </w:r>
+    </w:p>
+    <w:p>
+      <w:pPr>
+        <w:pStyle w:val="ListBullet"/>
+        <w:spacing w:line="240" w:lineRule="auto"/>
+        <w:ind w:left="720"/>
+      </w:pPr>
+      <w:r>
+        <w:rPr>
+          <w:lang w:val="id_ID" w:bidi="id_ID"/>
+        </w:rPr>
+      </w:r>
+      <w:r>
+        <w:rPr>
+          <w:lang w:val="id_ID" w:bidi="id_ID"/>
+        </w:rPr>
+        <w:t>Ini juga mengacu pada segala sesuatu yang Allah ajarkan kepada orang Kristen tentang bagaimana hidup kudus yang membawa kemuliaan bagi-Nya.</w:t>
+      </w:r>
+    </w:p>
+    <w:p>
+      <w:pPr>
+        <w:pStyle w:val="ListBullet"/>
+        <w:spacing w:line="240" w:lineRule="auto"/>
+        <w:ind w:left="720"/>
+      </w:pPr>
+      <w:r>
+        <w:rPr>
+          <w:lang w:val="id_ID" w:bidi="id_ID"/>
+        </w:rPr>
+      </w:r>
+      <w:r>
+        <w:rPr>
+          <w:lang w:val="id_ID" w:bidi="id_ID"/>
+        </w:rPr>
+        <w:t>Kata “doktrin” terkadang juga digunakan mengacu pada pengajaran agama palsu atau duniawi yang berasal dari manusia. Konteksnya menjadikan maknanya jelas.</w:t>
+      </w:r>
+    </w:p>
+    <w:p>
+      <w:pPr>
+        <w:pStyle w:val="ListBullet"/>
+        <w:spacing w:line="240" w:lineRule="auto"/>
+        <w:ind w:left="720"/>
+      </w:pPr>
+      <w:r>
+        <w:rPr>
+          <w:lang w:val="id_ID" w:bidi="id_ID"/>
+        </w:rPr>
+      </w:r>
+      <w:r>
+        <w:rPr>
+          <w:lang w:val="id_ID" w:bidi="id_ID"/>
+        </w:rPr>
+        <w:t>Istilah ini juga akan diterjemahkan sebagai “pengajaran.”</w:t>
+      </w:r>
+    </w:p>
+    <w:p>
+      <w:pPr/>
+      <w:r>
+        <w:rPr>
+          <w:lang w:val="id_ID" w:bidi="id_ID"/>
+        </w:rPr>
+      </w:r>
+      <w:r>
+        <w:rPr>
+          <w:lang w:val="id_ID" w:bidi="id_ID"/>
+        </w:rPr>
+        <w:t>(Lihat juga:teach)</w:t>
       </w:r>
     </w:p>
     <w:p>
@@ -4796,6 +7198,378 @@
         <w:rPr>
           <w:lang w:val="id_ID" w:bidi="id_ID"/>
         </w:rPr>
+        <w:t>Rujukan Alkitab:</w:t>
+      </w:r>
+    </w:p>
+    <w:p>
+      <w:pPr>
+        <w:pStyle w:val="ListBullet"/>
+        <w:spacing w:line="240" w:lineRule="auto"/>
+        <w:ind w:left="720"/>
+      </w:pPr>
+      <w:r>
+        <w:rPr>
+          <w:lang w:val="id_ID" w:bidi="id_ID"/>
+        </w:rPr>
+      </w:r>
+      <w:r>
+        <w:rPr>
+          <w:lang w:val="id_ID" w:bidi="id_ID"/>
+        </w:rPr>
+        <w:t>1 Timotius 01:3</w:t>
+      </w:r>
+    </w:p>
+    <w:p>
+      <w:pPr>
+        <w:pStyle w:val="ListBullet"/>
+        <w:spacing w:line="240" w:lineRule="auto"/>
+        <w:ind w:left="720"/>
+      </w:pPr>
+      <w:r>
+        <w:rPr>
+          <w:lang w:val="id_ID" w:bidi="id_ID"/>
+        </w:rPr>
+      </w:r>
+      <w:r>
+        <w:rPr>
+          <w:lang w:val="id_ID" w:bidi="id_ID"/>
+        </w:rPr>
+        <w:t>2 Timotius 03:16–17</w:t>
+      </w:r>
+    </w:p>
+    <w:p>
+      <w:pPr>
+        <w:pStyle w:val="ListBullet"/>
+        <w:spacing w:line="240" w:lineRule="auto"/>
+        <w:ind w:left="720"/>
+      </w:pPr>
+      <w:r>
+        <w:rPr>
+          <w:lang w:val="id_ID" w:bidi="id_ID"/>
+        </w:rPr>
+      </w:r>
+      <w:r>
+        <w:rPr>
+          <w:lang w:val="id_ID" w:bidi="id_ID"/>
+        </w:rPr>
+        <w:t>Markus 07:6–7</w:t>
+      </w:r>
+    </w:p>
+    <w:p>
+      <w:pPr>
+        <w:pStyle w:val="ListBullet"/>
+        <w:spacing w:line="240" w:lineRule="auto"/>
+        <w:ind w:left="720"/>
+      </w:pPr>
+      <w:r>
+        <w:rPr>
+          <w:lang w:val="id_ID" w:bidi="id_ID"/>
+        </w:rPr>
+      </w:r>
+      <w:r>
+        <w:rPr>
+          <w:lang w:val="id_ID" w:bidi="id_ID"/>
+        </w:rPr>
+        <w:t>Matius 15:7–9</w:t>
+      </w:r>
+    </w:p>
+    <w:p>
+      <w:pPr>
+        <w:pStyle w:val="Heading3"/>
+      </w:pPr>
+      <w:r>
+        <w:rPr>
+          <w:lang w:val="id_ID" w:bidi="id_ID"/>
+        </w:rPr>
+        <w:t>Data Kata:</w:t>
+      </w:r>
+    </w:p>
+    <w:p>
+      <w:pPr>
+        <w:pStyle w:val="ListBullet"/>
+        <w:spacing w:line="240" w:lineRule="auto"/>
+        <w:ind w:left="720"/>
+      </w:pPr>
+      <w:r>
+        <w:rPr>
+          <w:lang w:val="id_ID" w:bidi="id_ID"/>
+        </w:rPr>
+      </w:r>
+      <w:r>
+        <w:rPr>
+          <w:lang w:val="id_ID" w:bidi="id_ID"/>
+        </w:rPr>
+        <w:t>Strong’s: H3948, G13190, G13220, G20850</w:t>
+      </w:r>
+      <w:r>
+        <w:rPr>
+          <w:lang w:val="id_ID" w:bidi="id_ID"/>
+        </w:rPr>
+      </w:r>
+      <w:r>
+        <w:rPr>
+          <w:lang w:val="id_ID" w:bidi="id_ID"/>
+        </w:rPr>
+      </w:r>
+    </w:p>
+    <w:p>
+      <w:pPr/>
+      <w:r>
+        <w:rPr>
+          <w:lang w:val="id_ID" w:bidi="id_ID"/>
+        </w:rPr>
+      </w:r>
+    </w:p>
+    <w:p>
+      <w:pPr>
+        <w:pStyle w:val="Heading2"/>
+      </w:pPr>
+      <w:r>
+        <w:rPr>
+          <w:lang w:val="id_ID" w:bidi="id_ID"/>
+        </w:rPr>
+        <w:t>Domba</w:t>
+      </w:r>
+      <w:r>
+        <w:rPr>
+          <w:lang w:val="id_ID" w:bidi="id_ID"/>
+        </w:rPr>
+      </w:r>
+    </w:p>
+    <w:p>
+      <w:pPr>
+        <w:pStyle w:val="Heading3"/>
+      </w:pPr>
+      <w:r>
+        <w:rPr>
+          <w:lang w:val="id_ID" w:bidi="id_ID"/>
+        </w:rPr>
+        <w:t>Definisi:</w:t>
+      </w:r>
+    </w:p>
+    <w:p>
+      <w:pPr/>
+      <w:r>
+        <w:rPr>
+          <w:lang w:val="id_ID" w:bidi="id_ID"/>
+        </w:rPr>
+      </w:r>
+      <w:r>
+        <w:rPr>
+          <w:lang w:val="id_ID" w:bidi="id_ID"/>
+        </w:rPr>
+        <w:t>Istilah "anak domba" merujuk pada domba yang masih muda. Domba adalah hewan berkaki empat dengan bulu tebal berupa wol, yang digunakan untuk pengorbanan kepada Allah. Yesus disebut "Anak Domba Allah" karena Dia dikorbankan untuk menebus dosa-dosa manusia.</w:t>
+      </w:r>
+    </w:p>
+    <w:p>
+      <w:pPr>
+        <w:pStyle w:val="ListBullet"/>
+        <w:spacing w:line="240" w:lineRule="auto"/>
+        <w:ind w:left="720"/>
+      </w:pPr>
+      <w:r>
+        <w:rPr>
+          <w:lang w:val="id_ID" w:bidi="id_ID"/>
+        </w:rPr>
+      </w:r>
+      <w:r>
+        <w:rPr>
+          <w:lang w:val="id_ID" w:bidi="id_ID"/>
+        </w:rPr>
+        <w:t>Hewan-hewan ini mudah tersesat dan perlu dilindungi. Allah membandingkan manusia dengan domba.</w:t>
+      </w:r>
+    </w:p>
+    <w:p>
+      <w:pPr>
+        <w:pStyle w:val="ListBullet"/>
+        <w:spacing w:line="240" w:lineRule="auto"/>
+        <w:ind w:left="720"/>
+      </w:pPr>
+      <w:r>
+        <w:rPr>
+          <w:lang w:val="id_ID" w:bidi="id_ID"/>
+        </w:rPr>
+      </w:r>
+      <w:r>
+        <w:rPr>
+          <w:lang w:val="id_ID" w:bidi="id_ID"/>
+        </w:rPr>
+        <w:t>Allah memerintahkan umat-Nya untuk mempersembahkan domba dan anak domba yang tak bercacat secara fisik kepada-Nya.</w:t>
+      </w:r>
+    </w:p>
+    <w:p>
+      <w:pPr>
+        <w:pStyle w:val="ListBullet"/>
+        <w:spacing w:line="240" w:lineRule="auto"/>
+        <w:ind w:left="720"/>
+      </w:pPr>
+      <w:r>
+        <w:rPr>
+          <w:lang w:val="id_ID" w:bidi="id_ID"/>
+        </w:rPr>
+      </w:r>
+      <w:r>
+        <w:rPr>
+          <w:lang w:val="id_ID" w:bidi="id_ID"/>
+        </w:rPr>
+        <w:t>Yesus disebut sebagai "Anak Domba Allah" yang dikorbankan untuk menebus dosa-dosa manusia. Dia adalah korban yang sempurna dan tanpa cacat karena sepenuhnya tanpa dosa.</w:t>
+      </w:r>
+    </w:p>
+    <w:p>
+      <w:pPr>
+        <w:pStyle w:val="Heading3"/>
+      </w:pPr>
+      <w:r>
+        <w:rPr>
+          <w:lang w:val="id_ID" w:bidi="id_ID"/>
+        </w:rPr>
+        <w:t>Saran Terjemahan:</w:t>
+      </w:r>
+    </w:p>
+    <w:p>
+      <w:pPr>
+        <w:pStyle w:val="ListBullet"/>
+        <w:spacing w:line="240" w:lineRule="auto"/>
+        <w:ind w:left="720"/>
+      </w:pPr>
+      <w:r>
+        <w:rPr>
+          <w:lang w:val="id_ID" w:bidi="id_ID"/>
+        </w:rPr>
+      </w:r>
+      <w:r>
+        <w:rPr>
+          <w:lang w:val="id_ID" w:bidi="id_ID"/>
+        </w:rPr>
+        <w:t>Jika kata domba dikenal di daerah bahasa yang bersangkutan, maka kata untuk anak domba harus digunakan untuk menerjemahkan istilah “anak domba” dan “Anak Domba Allah.”</w:t>
+      </w:r>
+    </w:p>
+    <w:p>
+      <w:pPr>
+        <w:pStyle w:val="ListBullet"/>
+        <w:spacing w:line="240" w:lineRule="auto"/>
+        <w:ind w:left="720"/>
+      </w:pPr>
+      <w:r>
+        <w:rPr>
+          <w:lang w:val="id_ID" w:bidi="id_ID"/>
+        </w:rPr>
+      </w:r>
+      <w:r>
+        <w:rPr>
+          <w:lang w:val="id_ID" w:bidi="id_ID"/>
+        </w:rPr>
+        <w:t>“Anak Domba Allah” dapat diterjemahkan sebagai “Anak Domba (korban) Allah,” atau “Anak Domba yang dikorbankan kepada Allah” atau “Anak Domba (korban) dari Allah.”</w:t>
+      </w:r>
+    </w:p>
+    <w:p>
+      <w:pPr>
+        <w:pStyle w:val="ListBullet"/>
+        <w:spacing w:line="240" w:lineRule="auto"/>
+        <w:ind w:left="720"/>
+      </w:pPr>
+      <w:r>
+        <w:rPr>
+          <w:lang w:val="id_ID" w:bidi="id_ID"/>
+        </w:rPr>
+      </w:r>
+      <w:r>
+        <w:rPr>
+          <w:lang w:val="id_ID" w:bidi="id_ID"/>
+        </w:rPr>
+        <w:t>Jika kata domba tidak dikenal di daerah bahasa yang bersangkutan, istilah ini dapat diterjemahkan sebagai "seekor domba muda" dengan catatan kaki yang menjelaskan seperti apa domba itu. Catatan tersebut juga dapat membandingkan domba dan anak domba dengan binatang dari daerah tersebut yang hidup berkelompok, pemalu, tidak berdaya, dan sering tersesat.</w:t>
+      </w:r>
+    </w:p>
+    <w:p>
+      <w:pPr>
+        <w:pStyle w:val="ListBullet"/>
+        <w:spacing w:line="240" w:lineRule="auto"/>
+        <w:ind w:left="720"/>
+      </w:pPr>
+      <w:r>
+        <w:rPr>
+          <w:lang w:val="id_ID" w:bidi="id_ID"/>
+        </w:rPr>
+      </w:r>
+      <w:r>
+        <w:rPr>
+          <w:lang w:val="id_ID" w:bidi="id_ID"/>
+        </w:rPr>
+        <w:t>Pertimbangkan juga bagaimana istilah ini diterjemahkan dalam terjemahan Alkitab dari bahasa lokal atau bahasa nasional terdekat.</w:t>
+      </w:r>
+    </w:p>
+    <w:p>
+      <w:pPr/>
+      <w:r>
+        <w:rPr>
+          <w:lang w:val="id_ID" w:bidi="id_ID"/>
+        </w:rPr>
+      </w:r>
+      <w:r>
+        <w:rPr>
+          <w:lang w:val="id_ID" w:bidi="id_ID"/>
+        </w:rPr>
+        <w:t xml:space="preserve">(Lihat: </w:t>
+      </w:r>
+      <w:r>
+        <w:rPr>
+          <w:lang w:val="id_ID" w:bidi="id_ID"/>
+        </w:rPr>
+        <w:t>Menerjemahkan Istilah yang Tidak Dikenal</w:t>
+      </w:r>
+      <w:r>
+        <w:rPr>
+          <w:lang w:val="id_ID" w:bidi="id_ID"/>
+        </w:rPr>
+        <w:t>)</w:t>
+      </w:r>
+    </w:p>
+    <w:p>
+      <w:pPr/>
+      <w:r>
+        <w:rPr>
+          <w:lang w:val="id_ID" w:bidi="id_ID"/>
+        </w:rPr>
+      </w:r>
+      <w:r>
+        <w:rPr>
+          <w:lang w:val="id_ID" w:bidi="id_ID"/>
+        </w:rPr>
+        <w:t xml:space="preserve">(Lihat juga: </w:t>
+      </w:r>
+      <w:r>
+        <w:rPr>
+          <w:lang w:val="id_ID" w:bidi="id_ID"/>
+        </w:rPr>
+        <w:t>domba</w:t>
+      </w:r>
+      <w:r>
+        <w:rPr>
+          <w:lang w:val="id_ID" w:bidi="id_ID"/>
+        </w:rPr>
+        <w:t xml:space="preserve">, </w:t>
+      </w:r>
+      <w:r>
+        <w:rPr>
+          <w:lang w:val="id_ID" w:bidi="id_ID"/>
+        </w:rPr>
+        <w:t>gembala</w:t>
+      </w:r>
+      <w:r>
+        <w:rPr>
+          <w:lang w:val="id_ID" w:bidi="id_ID"/>
+        </w:rPr>
+        <w:t>)</w:t>
+      </w:r>
+    </w:p>
+    <w:p>
+      <w:pPr>
+        <w:pStyle w:val="Heading3"/>
+      </w:pPr>
+      <w:r>
+        <w:rPr>
+          <w:lang w:val="id_ID" w:bidi="id_ID"/>
+        </w:rPr>
         <w:t>Referensi Alkitab:</w:t>
       </w:r>
     </w:p>
@@ -4814,79 +7588,169 @@
         <w:rPr>
           <w:lang w:val="id_ID" w:bidi="id_ID"/>
         </w:rPr>
-        <w:t>Yeremia 6:24</w:t>
-      </w:r>
-    </w:p>
-    <w:p>
-      <w:pPr>
-        <w:pStyle w:val="ListBullet"/>
-        <w:spacing w:line="240" w:lineRule="auto"/>
-        <w:ind w:left="720"/>
-      </w:pPr>
-      <w:r>
-        <w:rPr>
-          <w:lang w:val="id_ID" w:bidi="id_ID"/>
-        </w:rPr>
-      </w:r>
-      <w:r>
-        <w:rPr>
-          <w:lang w:val="id_ID" w:bidi="id_ID"/>
-        </w:rPr>
-        <w:t>Yeremia 19:9</w:t>
-      </w:r>
-    </w:p>
-    <w:p>
-      <w:pPr>
-        <w:pStyle w:val="ListBullet"/>
-        <w:spacing w:line="240" w:lineRule="auto"/>
-        <w:ind w:left="720"/>
-      </w:pPr>
-      <w:r>
-        <w:rPr>
-          <w:lang w:val="id_ID" w:bidi="id_ID"/>
-        </w:rPr>
-      </w:r>
-      <w:r>
-        <w:rPr>
-          <w:lang w:val="id_ID" w:bidi="id_ID"/>
-        </w:rPr>
-        <w:t>Ayub 15:24</w:t>
-      </w:r>
-    </w:p>
-    <w:p>
-      <w:pPr>
-        <w:pStyle w:val="ListBullet"/>
-        <w:spacing w:line="240" w:lineRule="auto"/>
-        <w:ind w:left="720"/>
-      </w:pPr>
-      <w:r>
-        <w:rPr>
-          <w:lang w:val="id_ID" w:bidi="id_ID"/>
-        </w:rPr>
-      </w:r>
-      <w:r>
-        <w:rPr>
-          <w:lang w:val="id_ID" w:bidi="id_ID"/>
-        </w:rPr>
-        <w:t>Lukas 16:24</w:t>
-      </w:r>
-    </w:p>
-    <w:p>
-      <w:pPr>
-        <w:pStyle w:val="ListBullet"/>
-        <w:spacing w:line="240" w:lineRule="auto"/>
-        <w:ind w:left="720"/>
-      </w:pPr>
-      <w:r>
-        <w:rPr>
-          <w:lang w:val="id_ID" w:bidi="id_ID"/>
-        </w:rPr>
-      </w:r>
-      <w:r>
-        <w:rPr>
-          <w:lang w:val="id_ID" w:bidi="id_ID"/>
-        </w:rPr>
-        <w:t>Mazmur 116:3–4</w:t>
+        <w:t>2 Samuel 12:3</w:t>
+      </w:r>
+    </w:p>
+    <w:p>
+      <w:pPr>
+        <w:pStyle w:val="ListBullet"/>
+        <w:spacing w:line="240" w:lineRule="auto"/>
+        <w:ind w:left="720"/>
+      </w:pPr>
+      <w:r>
+        <w:rPr>
+          <w:lang w:val="id_ID" w:bidi="id_ID"/>
+        </w:rPr>
+      </w:r>
+      <w:r>
+        <w:rPr>
+          <w:lang w:val="id_ID" w:bidi="id_ID"/>
+        </w:rPr>
+        <w:t>Ezra 8:35–36</w:t>
+      </w:r>
+    </w:p>
+    <w:p>
+      <w:pPr>
+        <w:pStyle w:val="ListBullet"/>
+        <w:spacing w:line="240" w:lineRule="auto"/>
+        <w:ind w:left="720"/>
+      </w:pPr>
+      <w:r>
+        <w:rPr>
+          <w:lang w:val="id_ID" w:bidi="id_ID"/>
+        </w:rPr>
+      </w:r>
+      <w:r>
+        <w:rPr>
+          <w:lang w:val="id_ID" w:bidi="id_ID"/>
+        </w:rPr>
+        <w:t>Yesaya 66:3</w:t>
+      </w:r>
+    </w:p>
+    <w:p>
+      <w:pPr>
+        <w:pStyle w:val="ListBullet"/>
+        <w:spacing w:line="240" w:lineRule="auto"/>
+        <w:ind w:left="720"/>
+      </w:pPr>
+      <w:r>
+        <w:rPr>
+          <w:lang w:val="id_ID" w:bidi="id_ID"/>
+        </w:rPr>
+      </w:r>
+      <w:r>
+        <w:rPr>
+          <w:lang w:val="id_ID" w:bidi="id_ID"/>
+        </w:rPr>
+        <w:t>Yeremia 11:19</w:t>
+      </w:r>
+    </w:p>
+    <w:p>
+      <w:pPr>
+        <w:pStyle w:val="ListBullet"/>
+        <w:spacing w:line="240" w:lineRule="auto"/>
+        <w:ind w:left="720"/>
+      </w:pPr>
+      <w:r>
+        <w:rPr>
+          <w:lang w:val="id_ID" w:bidi="id_ID"/>
+        </w:rPr>
+      </w:r>
+      <w:r>
+        <w:rPr>
+          <w:lang w:val="id_ID" w:bidi="id_ID"/>
+        </w:rPr>
+        <w:t>Yohanes 1:29</w:t>
+      </w:r>
+    </w:p>
+    <w:p>
+      <w:pPr>
+        <w:pStyle w:val="ListBullet"/>
+        <w:spacing w:line="240" w:lineRule="auto"/>
+        <w:ind w:left="720"/>
+      </w:pPr>
+      <w:r>
+        <w:rPr>
+          <w:lang w:val="id_ID" w:bidi="id_ID"/>
+        </w:rPr>
+      </w:r>
+      <w:r>
+        <w:rPr>
+          <w:lang w:val="id_ID" w:bidi="id_ID"/>
+        </w:rPr>
+        <w:t>Yohanes 1:36</w:t>
+      </w:r>
+    </w:p>
+    <w:p>
+      <w:pPr>
+        <w:pStyle w:val="ListBullet"/>
+        <w:spacing w:line="240" w:lineRule="auto"/>
+        <w:ind w:left="720"/>
+      </w:pPr>
+      <w:r>
+        <w:rPr>
+          <w:lang w:val="id_ID" w:bidi="id_ID"/>
+        </w:rPr>
+      </w:r>
+      <w:r>
+        <w:rPr>
+          <w:lang w:val="id_ID" w:bidi="id_ID"/>
+        </w:rPr>
+        <w:t>Imamat 14:21–23</w:t>
+      </w:r>
+    </w:p>
+    <w:p>
+      <w:pPr>
+        <w:pStyle w:val="ListBullet"/>
+        <w:spacing w:line="240" w:lineRule="auto"/>
+        <w:ind w:left="720"/>
+      </w:pPr>
+      <w:r>
+        <w:rPr>
+          <w:lang w:val="id_ID" w:bidi="id_ID"/>
+        </w:rPr>
+      </w:r>
+      <w:r>
+        <w:rPr>
+          <w:lang w:val="id_ID" w:bidi="id_ID"/>
+        </w:rPr>
+        <w:t>Imamat 17:1–4</w:t>
+      </w:r>
+    </w:p>
+    <w:p>
+      <w:pPr>
+        <w:pStyle w:val="ListBullet"/>
+        <w:spacing w:line="240" w:lineRule="auto"/>
+        <w:ind w:left="720"/>
+      </w:pPr>
+      <w:r>
+        <w:rPr>
+          <w:lang w:val="id_ID" w:bidi="id_ID"/>
+        </w:rPr>
+      </w:r>
+      <w:r>
+        <w:rPr>
+          <w:lang w:val="id_ID" w:bidi="id_ID"/>
+        </w:rPr>
+        <w:t>Lukas 10:3</w:t>
+      </w:r>
+    </w:p>
+    <w:p>
+      <w:pPr>
+        <w:pStyle w:val="ListBullet"/>
+        <w:spacing w:line="240" w:lineRule="auto"/>
+        <w:ind w:left="720"/>
+      </w:pPr>
+      <w:r>
+        <w:rPr>
+          <w:lang w:val="id_ID" w:bidi="id_ID"/>
+        </w:rPr>
+      </w:r>
+      <w:r>
+        <w:rPr>
+          <w:lang w:val="id_ID" w:bidi="id_ID"/>
+        </w:rPr>
+        <w:t>Wahyu 15:3–4</w:t>
       </w:r>
     </w:p>
     <w:p>
@@ -4897,6 +7761,271 @@
         <w:rPr>
           <w:lang w:val="id_ID" w:bidi="id_ID"/>
         </w:rPr>
+        <w:t>Contoh dari cerita Alkitab:</w:t>
+      </w:r>
+    </w:p>
+    <w:p>
+      <w:pPr>
+        <w:pStyle w:val="ListBullet"/>
+        <w:spacing w:line="240" w:lineRule="auto"/>
+        <w:ind w:left="720"/>
+      </w:pPr>
+      <w:r>
+        <w:rPr>
+          <w:lang w:val="id_ID" w:bidi="id_ID"/>
+        </w:rPr>
+      </w:r>
+      <w:r>
+        <w:rPr>
+          <w:b/>
+          <w:lang w:val="id_ID" w:bidi="id_ID"/>
+        </w:rPr>
+        <w:t>5:7</w:t>
+      </w:r>
+      <w:r>
+        <w:rPr>
+          <w:lang w:val="id_ID" w:bidi="id_ID"/>
+        </w:rPr>
+        <w:t xml:space="preserve"> Ketika Abraham dan Ishak berjalan menuju tempat persembahan, Ishak bertanya, “Di sini sudah ada api dan kayu, tetapi di manakah </w:t>
+      </w:r>
+      <w:r>
+        <w:rPr>
+          <w:b/>
+          <w:lang w:val="id_ID" w:bidi="id_ID"/>
+        </w:rPr>
+        <w:t>anak domba</w:t>
+      </w:r>
+      <w:r>
+        <w:rPr>
+          <w:lang w:val="id_ID" w:bidi="id_ID"/>
+        </w:rPr>
+        <w:t xml:space="preserve"> untuk korban bakaran itu?”</w:t>
+      </w:r>
+    </w:p>
+    <w:p>
+      <w:pPr>
+        <w:pStyle w:val="ListBullet"/>
+        <w:spacing w:line="240" w:lineRule="auto"/>
+        <w:ind w:left="720"/>
+      </w:pPr>
+      <w:r>
+        <w:rPr>
+          <w:lang w:val="id_ID" w:bidi="id_ID"/>
+        </w:rPr>
+      </w:r>
+      <w:r>
+        <w:rPr>
+          <w:b/>
+          <w:lang w:val="id_ID" w:bidi="id_ID"/>
+        </w:rPr>
+        <w:t>11:2</w:t>
+      </w:r>
+      <w:r>
+        <w:rPr>
+          <w:lang w:val="id_ID" w:bidi="id_ID"/>
+        </w:rPr>
+        <w:t xml:space="preserve"> Allah menyediakan cara untuk menyelamatkan anak sulung dari setiap orang yang percaya kepada-Nya. Setiap keluarga harus memilih </w:t>
+      </w:r>
+      <w:r>
+        <w:rPr>
+          <w:b/>
+          <w:lang w:val="id_ID" w:bidi="id_ID"/>
+        </w:rPr>
+        <w:t>domba</w:t>
+      </w:r>
+      <w:r>
+        <w:rPr>
+          <w:lang w:val="id_ID" w:bidi="id_ID"/>
+        </w:rPr>
+        <w:t xml:space="preserve"> atau kambing yang tidak bercacat dan mengorbankannya.</w:t>
+      </w:r>
+    </w:p>
+    <w:p>
+      <w:pPr>
+        <w:pStyle w:val="ListBullet"/>
+        <w:spacing w:line="240" w:lineRule="auto"/>
+        <w:ind w:left="720"/>
+      </w:pPr>
+      <w:r>
+        <w:rPr>
+          <w:lang w:val="id_ID" w:bidi="id_ID"/>
+        </w:rPr>
+      </w:r>
+      <w:r>
+        <w:rPr>
+          <w:b/>
+          <w:lang w:val="id_ID" w:bidi="id_ID"/>
+        </w:rPr>
+        <w:t>24:6</w:t>
+      </w:r>
+      <w:r>
+        <w:rPr>
+          <w:lang w:val="id_ID" w:bidi="id_ID"/>
+        </w:rPr>
+        <w:t xml:space="preserve"> Keesokan harinya, Yesus datang untuk dibaptis oleh Yohanes. Ketika Yohanes melihatnya, dia berkata, "Lihat! Itulah </w:t>
+      </w:r>
+      <w:r>
+        <w:rPr>
+          <w:b/>
+          <w:lang w:val="id_ID" w:bidi="id_ID"/>
+        </w:rPr>
+        <w:t>Anak Domba Allah</w:t>
+      </w:r>
+      <w:r>
+        <w:rPr>
+          <w:lang w:val="id_ID" w:bidi="id_ID"/>
+        </w:rPr>
+        <w:t xml:space="preserve"> yang akan menghapus dosa dunia."</w:t>
+      </w:r>
+    </w:p>
+    <w:p>
+      <w:pPr>
+        <w:pStyle w:val="ListBullet"/>
+        <w:spacing w:line="240" w:lineRule="auto"/>
+        <w:ind w:left="720"/>
+      </w:pPr>
+      <w:r>
+        <w:rPr>
+          <w:lang w:val="id_ID" w:bidi="id_ID"/>
+        </w:rPr>
+      </w:r>
+      <w:r>
+        <w:rPr>
+          <w:b/>
+          <w:lang w:val="id_ID" w:bidi="id_ID"/>
+        </w:rPr>
+        <w:t>45:8</w:t>
+      </w:r>
+      <w:r>
+        <w:rPr>
+          <w:lang w:val="id_ID" w:bidi="id_ID"/>
+        </w:rPr>
+        <w:t xml:space="preserve"> Dia membaca, “Mereka membawanya seperti </w:t>
+      </w:r>
+      <w:r>
+        <w:rPr>
+          <w:b/>
+          <w:lang w:val="id_ID" w:bidi="id_ID"/>
+        </w:rPr>
+        <w:t>domba</w:t>
+      </w:r>
+      <w:r>
+        <w:rPr>
+          <w:lang w:val="id_ID" w:bidi="id_ID"/>
+        </w:rPr>
+        <w:t xml:space="preserve"> yang akan disembelih, dan seperti </w:t>
+      </w:r>
+      <w:r>
+        <w:rPr>
+          <w:b/>
+          <w:lang w:val="id_ID" w:bidi="id_ID"/>
+        </w:rPr>
+        <w:t>domba</w:t>
+      </w:r>
+      <w:r>
+        <w:rPr>
+          <w:lang w:val="id_ID" w:bidi="id_ID"/>
+        </w:rPr>
+        <w:t xml:space="preserve"> yang kelu, ia tidak mengucapkan sepatah kata pun.”</w:t>
+      </w:r>
+    </w:p>
+    <w:p>
+      <w:pPr>
+        <w:pStyle w:val="ListBullet"/>
+        <w:spacing w:line="240" w:lineRule="auto"/>
+        <w:ind w:left="720"/>
+      </w:pPr>
+      <w:r>
+        <w:rPr>
+          <w:lang w:val="id_ID" w:bidi="id_ID"/>
+        </w:rPr>
+      </w:r>
+      <w:r>
+        <w:rPr>
+          <w:b/>
+          <w:lang w:val="id_ID" w:bidi="id_ID"/>
+        </w:rPr>
+        <w:t>48:8</w:t>
+      </w:r>
+      <w:r>
+        <w:rPr>
+          <w:lang w:val="id_ID" w:bidi="id_ID"/>
+        </w:rPr>
+        <w:t xml:space="preserve"> Ketika Allah memerintahkan Abraham untuk mempersembahkan anaknya, Ishak, sebagai korban, Allah menyediakan </w:t>
+      </w:r>
+      <w:r>
+        <w:rPr>
+          <w:b/>
+          <w:lang w:val="id_ID" w:bidi="id_ID"/>
+        </w:rPr>
+        <w:t>domba</w:t>
+      </w:r>
+      <w:r>
+        <w:rPr>
+          <w:lang w:val="id_ID" w:bidi="id_ID"/>
+        </w:rPr>
+        <w:t xml:space="preserve"> sebagai pengganti Ishak. Kita semua seharusnya mati karena dosa-dosa kita! Namun, Allah menyediakan Yesus, </w:t>
+      </w:r>
+      <w:r>
+        <w:rPr>
+          <w:b/>
+          <w:lang w:val="id_ID" w:bidi="id_ID"/>
+        </w:rPr>
+        <w:t>Domba</w:t>
+      </w:r>
+      <w:r>
+        <w:rPr>
+          <w:lang w:val="id_ID" w:bidi="id_ID"/>
+        </w:rPr>
+        <w:t xml:space="preserve"> Allah, sebagai korban yang mati menggantikan kita.</w:t>
+      </w:r>
+    </w:p>
+    <w:p>
+      <w:pPr>
+        <w:pStyle w:val="ListBullet"/>
+        <w:spacing w:line="240" w:lineRule="auto"/>
+        <w:ind w:left="720"/>
+      </w:pPr>
+      <w:r>
+        <w:rPr>
+          <w:lang w:val="id_ID" w:bidi="id_ID"/>
+        </w:rPr>
+      </w:r>
+      <w:r>
+        <w:rPr>
+          <w:b/>
+          <w:lang w:val="id_ID" w:bidi="id_ID"/>
+        </w:rPr>
+        <w:t>48:9</w:t>
+      </w:r>
+      <w:r>
+        <w:rPr>
+          <w:lang w:val="id_ID" w:bidi="id_ID"/>
+        </w:rPr>
+        <w:t xml:space="preserve"> Saat Allah mengirimkan tulah terakhir ke Mesir, Dia memerintahkan setiap keluarga Israel untuk menyembelih </w:t>
+      </w:r>
+      <w:r>
+        <w:rPr>
+          <w:b/>
+          <w:lang w:val="id_ID" w:bidi="id_ID"/>
+        </w:rPr>
+        <w:t>anak domba</w:t>
+      </w:r>
+      <w:r>
+        <w:rPr>
+          <w:lang w:val="id_ID" w:bidi="id_ID"/>
+        </w:rPr>
+        <w:t xml:space="preserve"> yang tak bercacat dan mengoleskan darahnya di bagian atas dan sisi bingkai pintu mereka.</w:t>
+      </w:r>
+    </w:p>
+    <w:p>
+      <w:pPr>
+        <w:pStyle w:val="Heading3"/>
+      </w:pPr>
+      <w:r>
+        <w:rPr>
+          <w:lang w:val="id_ID" w:bidi="id_ID"/>
+        </w:rPr>
         <w:t>Data Kata:</w:t>
       </w:r>
     </w:p>
@@ -4915,7 +8044,7 @@
         <w:rPr>
           <w:lang w:val="id_ID" w:bidi="id_ID"/>
         </w:rPr>
-        <w:t>Strong’s: H2342, H2470, H2479, H3708, H4164, H4689, H4691, H5100, H6695, H6862, H6869, H7267, H7581, G09280, G36000, G49280</w:t>
+        <w:t>Strong: H7716, G07210, G23160</w:t>
       </w:r>
       <w:r>
         <w:rPr>
@@ -4944,7 +8073,7 @@
         <w:rPr>
           <w:lang w:val="id_ID" w:bidi="id_ID"/>
         </w:rPr>
-        <w:t>Di dalam Kristus</w:t>
+        <w:t>Domba</w:t>
       </w:r>
       <w:r>
         <w:rPr>
@@ -4960,6 +8089,621 @@
         <w:rPr>
           <w:lang w:val="id_ID" w:bidi="id_ID"/>
         </w:rPr>
+        <w:t>Pengertian:</w:t>
+      </w:r>
+    </w:p>
+    <w:p>
+      <w:pPr/>
+      <w:r>
+        <w:rPr>
+          <w:lang w:val="id_ID" w:bidi="id_ID"/>
+        </w:rPr>
+      </w:r>
+      <w:r>
+        <w:rPr>
+          <w:lang w:val="id_ID" w:bidi="id_ID"/>
+        </w:rPr>
+        <w:t xml:space="preserve">Seekor "domba" adalah hewan berukuran sedang dengan empat kaki yang memiliki bulu di seluruh tubuhnya. Dalam bahasa Inggris, domba jantan disebut "ram," sedangkan domba betina disebut "ewe." </w:t>
+      </w:r>
+    </w:p>
+    <w:p>
+      <w:pPr>
+        <w:pStyle w:val="ListBullet"/>
+        <w:spacing w:line="240" w:lineRule="auto"/>
+        <w:ind w:left="720"/>
+      </w:pPr>
+      <w:r>
+        <w:rPr>
+          <w:lang w:val="id_ID" w:bidi="id_ID"/>
+        </w:rPr>
+      </w:r>
+      <w:r>
+        <w:rPr>
+          <w:lang w:val="id_ID" w:bidi="id_ID"/>
+        </w:rPr>
+        <w:t>Bayi domba disebut "anak domba".</w:t>
+      </w:r>
+    </w:p>
+    <w:p>
+      <w:pPr>
+        <w:pStyle w:val="ListBullet"/>
+        <w:spacing w:line="240" w:lineRule="auto"/>
+        <w:ind w:left="720"/>
+      </w:pPr>
+      <w:r>
+        <w:rPr>
+          <w:lang w:val="id_ID" w:bidi="id_ID"/>
+        </w:rPr>
+      </w:r>
+      <w:r>
+        <w:rPr>
+          <w:lang w:val="id_ID" w:bidi="id_ID"/>
+        </w:rPr>
+        <w:t>Bangsa Israel sering menggunakan domba untuk pengorbanan, terutama domba jantan dan domba yang masih muda.</w:t>
+      </w:r>
+    </w:p>
+    <w:p>
+      <w:pPr>
+        <w:pStyle w:val="ListBullet"/>
+        <w:spacing w:line="240" w:lineRule="auto"/>
+        <w:ind w:left="720"/>
+      </w:pPr>
+      <w:r>
+        <w:rPr>
+          <w:lang w:val="id_ID" w:bidi="id_ID"/>
+        </w:rPr>
+      </w:r>
+      <w:r>
+        <w:rPr>
+          <w:lang w:val="id_ID" w:bidi="id_ID"/>
+        </w:rPr>
+        <w:t>Orang-orang menggunakan daging domba sebagai bahan makanan dan memanfaatkan bulu wolnya untuk membuat pakaian dan benda-benda lainnya.</w:t>
+      </w:r>
+    </w:p>
+    <w:p>
+      <w:pPr>
+        <w:pStyle w:val="ListBullet"/>
+        <w:spacing w:line="240" w:lineRule="auto"/>
+        <w:ind w:left="720"/>
+      </w:pPr>
+      <w:r>
+        <w:rPr>
+          <w:lang w:val="id_ID" w:bidi="id_ID"/>
+        </w:rPr>
+      </w:r>
+      <w:r>
+        <w:rPr>
+          <w:lang w:val="id_ID" w:bidi="id_ID"/>
+        </w:rPr>
+        <w:t>Domba adalah hewan yang sangat mudah percaya, lemah, dan penakut. Mereka gampang dipengaruhi untuk menyimpang. Mereka memerlukan seorang gembala untuk memimpin, melindungi, serta menyediakan makanan, air, dan tempat berlindung bagi mereka.</w:t>
+      </w:r>
+    </w:p>
+    <w:p>
+      <w:pPr>
+        <w:pStyle w:val="ListBullet"/>
+        <w:spacing w:line="240" w:lineRule="auto"/>
+        <w:ind w:left="720"/>
+      </w:pPr>
+      <w:r>
+        <w:rPr>
+          <w:lang w:val="id_ID" w:bidi="id_ID"/>
+        </w:rPr>
+      </w:r>
+      <w:r>
+        <w:rPr>
+          <w:lang w:val="id_ID" w:bidi="id_ID"/>
+        </w:rPr>
+        <w:t>Dalam Alkitab, orang-orang diibaratkan seperti domba yang memiliki Allah sebagai gembala mereka.</w:t>
+      </w:r>
+    </w:p>
+    <w:p>
+      <w:pPr/>
+      <w:r>
+        <w:rPr>
+          <w:lang w:val="id_ID" w:bidi="id_ID"/>
+        </w:rPr>
+      </w:r>
+      <w:r>
+        <w:rPr>
+          <w:lang w:val="id_ID" w:bidi="id_ID"/>
+        </w:rPr>
+        <w:t xml:space="preserve">(Saran Terjemahan: </w:t>
+      </w:r>
+      <w:r>
+        <w:rPr>
+          <w:lang w:val="id_ID" w:bidi="id_ID"/>
+        </w:rPr>
+        <w:t>Menerjemahkan Istilah yang Tidak Dikenal</w:t>
+      </w:r>
+      <w:r>
+        <w:rPr>
+          <w:lang w:val="id_ID" w:bidi="id_ID"/>
+        </w:rPr>
+        <w:t>)</w:t>
+      </w:r>
+    </w:p>
+    <w:p>
+      <w:pPr/>
+      <w:r>
+        <w:rPr>
+          <w:lang w:val="id_ID" w:bidi="id_ID"/>
+        </w:rPr>
+      </w:r>
+      <w:r>
+        <w:rPr>
+          <w:lang w:val="id_ID" w:bidi="id_ID"/>
+        </w:rPr>
+        <w:t xml:space="preserve">(Lihat juga: </w:t>
+      </w:r>
+      <w:r>
+        <w:rPr>
+          <w:lang w:val="id_ID" w:bidi="id_ID"/>
+        </w:rPr>
+        <w:t>Israel</w:t>
+      </w:r>
+      <w:r>
+        <w:rPr>
+          <w:lang w:val="id_ID" w:bidi="id_ID"/>
+        </w:rPr>
+        <w:t xml:space="preserve">, </w:t>
+      </w:r>
+      <w:r>
+        <w:rPr>
+          <w:lang w:val="id_ID" w:bidi="id_ID"/>
+        </w:rPr>
+        <w:t>domba</w:t>
+      </w:r>
+      <w:r>
+        <w:rPr>
+          <w:lang w:val="id_ID" w:bidi="id_ID"/>
+        </w:rPr>
+        <w:t xml:space="preserve">, </w:t>
+      </w:r>
+      <w:r>
+        <w:rPr>
+          <w:lang w:val="id_ID" w:bidi="id_ID"/>
+        </w:rPr>
+        <w:t>pengorbanan</w:t>
+      </w:r>
+      <w:r>
+        <w:rPr>
+          <w:lang w:val="id_ID" w:bidi="id_ID"/>
+        </w:rPr>
+        <w:t xml:space="preserve">, </w:t>
+      </w:r>
+      <w:r>
+        <w:rPr>
+          <w:lang w:val="id_ID" w:bidi="id_ID"/>
+        </w:rPr>
+        <w:t>gembala</w:t>
+      </w:r>
+      <w:r>
+        <w:rPr>
+          <w:lang w:val="id_ID" w:bidi="id_ID"/>
+        </w:rPr>
+        <w:t>)</w:t>
+      </w:r>
+    </w:p>
+    <w:p>
+      <w:pPr>
+        <w:pStyle w:val="Heading3"/>
+      </w:pPr>
+      <w:r>
+        <w:rPr>
+          <w:lang w:val="id_ID" w:bidi="id_ID"/>
+        </w:rPr>
+        <w:t>Referensi Alkitab:</w:t>
+      </w:r>
+    </w:p>
+    <w:p>
+      <w:pPr>
+        <w:pStyle w:val="ListBullet"/>
+        <w:spacing w:line="240" w:lineRule="auto"/>
+        <w:ind w:left="720"/>
+      </w:pPr>
+      <w:r>
+        <w:rPr>
+          <w:lang w:val="id_ID" w:bidi="id_ID"/>
+        </w:rPr>
+      </w:r>
+      <w:r>
+        <w:rPr>
+          <w:lang w:val="id_ID" w:bidi="id_ID"/>
+        </w:rPr>
+        <w:t>Kisah Para Rasul 8:32</w:t>
+      </w:r>
+    </w:p>
+    <w:p>
+      <w:pPr>
+        <w:pStyle w:val="ListBullet"/>
+        <w:spacing w:line="240" w:lineRule="auto"/>
+        <w:ind w:left="720"/>
+      </w:pPr>
+      <w:r>
+        <w:rPr>
+          <w:lang w:val="id_ID" w:bidi="id_ID"/>
+        </w:rPr>
+      </w:r>
+      <w:r>
+        <w:rPr>
+          <w:lang w:val="id_ID" w:bidi="id_ID"/>
+        </w:rPr>
+        <w:t>Kejadian 30:32</w:t>
+      </w:r>
+    </w:p>
+    <w:p>
+      <w:pPr>
+        <w:pStyle w:val="ListBullet"/>
+        <w:spacing w:line="240" w:lineRule="auto"/>
+        <w:ind w:left="720"/>
+      </w:pPr>
+      <w:r>
+        <w:rPr>
+          <w:lang w:val="id_ID" w:bidi="id_ID"/>
+        </w:rPr>
+      </w:r>
+      <w:r>
+        <w:rPr>
+          <w:lang w:val="id_ID" w:bidi="id_ID"/>
+        </w:rPr>
+        <w:t>Yohanes 2:14</w:t>
+      </w:r>
+    </w:p>
+    <w:p>
+      <w:pPr>
+        <w:pStyle w:val="ListBullet"/>
+        <w:spacing w:line="240" w:lineRule="auto"/>
+        <w:ind w:left="720"/>
+      </w:pPr>
+      <w:r>
+        <w:rPr>
+          <w:lang w:val="id_ID" w:bidi="id_ID"/>
+        </w:rPr>
+      </w:r>
+      <w:r>
+        <w:rPr>
+          <w:lang w:val="id_ID" w:bidi="id_ID"/>
+        </w:rPr>
+        <w:t>Lukas 15:5</w:t>
+      </w:r>
+    </w:p>
+    <w:p>
+      <w:pPr>
+        <w:pStyle w:val="ListBullet"/>
+        <w:spacing w:line="240" w:lineRule="auto"/>
+        <w:ind w:left="720"/>
+      </w:pPr>
+      <w:r>
+        <w:rPr>
+          <w:lang w:val="id_ID" w:bidi="id_ID"/>
+        </w:rPr>
+      </w:r>
+      <w:r>
+        <w:rPr>
+          <w:lang w:val="id_ID" w:bidi="id_ID"/>
+        </w:rPr>
+        <w:t>Markus 6:34</w:t>
+      </w:r>
+    </w:p>
+    <w:p>
+      <w:pPr>
+        <w:pStyle w:val="ListBullet"/>
+        <w:spacing w:line="240" w:lineRule="auto"/>
+        <w:ind w:left="720"/>
+      </w:pPr>
+      <w:r>
+        <w:rPr>
+          <w:lang w:val="id_ID" w:bidi="id_ID"/>
+        </w:rPr>
+      </w:r>
+      <w:r>
+        <w:rPr>
+          <w:lang w:val="id_ID" w:bidi="id_ID"/>
+        </w:rPr>
+        <w:t>Matius 9:36</w:t>
+      </w:r>
+    </w:p>
+    <w:p>
+      <w:pPr>
+        <w:pStyle w:val="ListBullet"/>
+        <w:spacing w:line="240" w:lineRule="auto"/>
+        <w:ind w:left="720"/>
+      </w:pPr>
+      <w:r>
+        <w:rPr>
+          <w:lang w:val="id_ID" w:bidi="id_ID"/>
+        </w:rPr>
+      </w:r>
+      <w:r>
+        <w:rPr>
+          <w:lang w:val="id_ID" w:bidi="id_ID"/>
+        </w:rPr>
+        <w:t>Matius 10:6</w:t>
+      </w:r>
+    </w:p>
+    <w:p>
+      <w:pPr>
+        <w:pStyle w:val="ListBullet"/>
+        <w:spacing w:line="240" w:lineRule="auto"/>
+        <w:ind w:left="720"/>
+      </w:pPr>
+      <w:r>
+        <w:rPr>
+          <w:lang w:val="id_ID" w:bidi="id_ID"/>
+        </w:rPr>
+      </w:r>
+      <w:r>
+        <w:rPr>
+          <w:lang w:val="id_ID" w:bidi="id_ID"/>
+        </w:rPr>
+        <w:t>Matius 12:12</w:t>
+      </w:r>
+    </w:p>
+    <w:p>
+      <w:pPr>
+        <w:pStyle w:val="ListBullet"/>
+        <w:spacing w:line="240" w:lineRule="auto"/>
+        <w:ind w:left="720"/>
+      </w:pPr>
+      <w:r>
+        <w:rPr>
+          <w:lang w:val="id_ID" w:bidi="id_ID"/>
+        </w:rPr>
+      </w:r>
+      <w:r>
+        <w:rPr>
+          <w:lang w:val="id_ID" w:bidi="id_ID"/>
+        </w:rPr>
+        <w:t>Matius 25:33</w:t>
+      </w:r>
+    </w:p>
+    <w:p>
+      <w:pPr>
+        <w:pStyle w:val="Heading3"/>
+      </w:pPr>
+      <w:r>
+        <w:rPr>
+          <w:lang w:val="id_ID" w:bidi="id_ID"/>
+        </w:rPr>
+        <w:t>Contoh dari cerita Alkitab:</w:t>
+      </w:r>
+    </w:p>
+    <w:p>
+      <w:pPr>
+        <w:pStyle w:val="ListBullet"/>
+        <w:spacing w:line="240" w:lineRule="auto"/>
+        <w:ind w:left="720"/>
+      </w:pPr>
+      <w:r>
+        <w:rPr>
+          <w:lang w:val="id_ID" w:bidi="id_ID"/>
+        </w:rPr>
+      </w:r>
+      <w:r>
+        <w:rPr>
+          <w:b/>
+          <w:lang w:val="id_ID" w:bidi="id_ID"/>
+        </w:rPr>
+        <w:t>9:12</w:t>
+      </w:r>
+      <w:r>
+        <w:rPr>
+          <w:lang w:val="id_ID" w:bidi="id_ID"/>
+        </w:rPr>
+        <w:t xml:space="preserve"> Suatu hari, saat Musa sedang mengurus </w:t>
+      </w:r>
+      <w:r>
+        <w:rPr>
+          <w:b/>
+          <w:lang w:val="id_ID" w:bidi="id_ID"/>
+        </w:rPr>
+        <w:t>domba-dombanya</w:t>
+      </w:r>
+      <w:r>
+        <w:rPr>
+          <w:lang w:val="id_ID" w:bidi="id_ID"/>
+        </w:rPr>
+        <w:t>, dia melihat semak yang terbakar.</w:t>
+      </w:r>
+    </w:p>
+    <w:p>
+      <w:pPr>
+        <w:pStyle w:val="ListBullet"/>
+        <w:spacing w:line="240" w:lineRule="auto"/>
+        <w:ind w:left="720"/>
+      </w:pPr>
+      <w:r>
+        <w:rPr>
+          <w:lang w:val="id_ID" w:bidi="id_ID"/>
+        </w:rPr>
+      </w:r>
+      <w:r>
+        <w:rPr>
+          <w:b/>
+          <w:lang w:val="id_ID" w:bidi="id_ID"/>
+        </w:rPr>
+        <w:t>17:2</w:t>
+      </w:r>
+      <w:r>
+        <w:rPr>
+          <w:lang w:val="id_ID" w:bidi="id_ID"/>
+        </w:rPr>
+        <w:t xml:space="preserve"> Daud adalah seorang gembala dari kota Betlehem. Pada berbagai kesempatan saat dia menjaga </w:t>
+      </w:r>
+      <w:r>
+        <w:rPr>
+          <w:b/>
+          <w:lang w:val="id_ID" w:bidi="id_ID"/>
+        </w:rPr>
+        <w:t>domba</w:t>
+      </w:r>
+      <w:r>
+        <w:rPr>
+          <w:lang w:val="id_ID" w:bidi="id_ID"/>
+        </w:rPr>
+        <w:t xml:space="preserve"> ayahnya, Daud berhasil membunuh seekor singa dan beruang yang menyerang </w:t>
+      </w:r>
+      <w:r>
+        <w:rPr>
+          <w:b/>
+          <w:lang w:val="id_ID" w:bidi="id_ID"/>
+        </w:rPr>
+        <w:t>domba</w:t>
+      </w:r>
+      <w:r>
+        <w:rPr>
+          <w:lang w:val="id_ID" w:bidi="id_ID"/>
+        </w:rPr>
+        <w:t xml:space="preserve"> tersebut.</w:t>
+      </w:r>
+    </w:p>
+    <w:p>
+      <w:pPr>
+        <w:pStyle w:val="ListBullet"/>
+        <w:spacing w:line="240" w:lineRule="auto"/>
+        <w:ind w:left="720"/>
+      </w:pPr>
+      <w:r>
+        <w:rPr>
+          <w:lang w:val="id_ID" w:bidi="id_ID"/>
+        </w:rPr>
+      </w:r>
+      <w:r>
+        <w:rPr>
+          <w:b/>
+          <w:lang w:val="id_ID" w:bidi="id_ID"/>
+        </w:rPr>
+        <w:t>30:3</w:t>
+      </w:r>
+      <w:r>
+        <w:rPr>
+          <w:lang w:val="id_ID" w:bidi="id_ID"/>
+        </w:rPr>
+        <w:t xml:space="preserve"> Bagi Yesus, orang-orang ini seperti </w:t>
+      </w:r>
+      <w:r>
+        <w:rPr>
+          <w:b/>
+          <w:lang w:val="id_ID" w:bidi="id_ID"/>
+        </w:rPr>
+        <w:t>domba</w:t>
+      </w:r>
+      <w:r>
+        <w:rPr>
+          <w:lang w:val="id_ID" w:bidi="id_ID"/>
+        </w:rPr>
+        <w:t xml:space="preserve"> yang tidak memiliki gembala.</w:t>
+      </w:r>
+    </w:p>
+    <w:p>
+      <w:pPr>
+        <w:pStyle w:val="ListBullet"/>
+        <w:spacing w:line="240" w:lineRule="auto"/>
+        <w:ind w:left="720"/>
+      </w:pPr>
+      <w:r>
+        <w:rPr>
+          <w:lang w:val="id_ID" w:bidi="id_ID"/>
+        </w:rPr>
+      </w:r>
+      <w:r>
+        <w:rPr>
+          <w:b/>
+          <w:lang w:val="id_ID" w:bidi="id_ID"/>
+        </w:rPr>
+        <w:t>38:8</w:t>
+      </w:r>
+      <w:r>
+        <w:rPr>
+          <w:lang w:val="id_ID" w:bidi="id_ID"/>
+        </w:rPr>
+        <w:t xml:space="preserve"> Yesus berkata, “Kalian semua akan meninggalkan Aku malam ini. Telah tertulis, ‘Aku akan memukul gembala dan semua </w:t>
+      </w:r>
+      <w:r>
+        <w:rPr>
+          <w:b/>
+          <w:lang w:val="id_ID" w:bidi="id_ID"/>
+        </w:rPr>
+        <w:t>domba</w:t>
+      </w:r>
+      <w:r>
+        <w:rPr>
+          <w:lang w:val="id_ID" w:bidi="id_ID"/>
+        </w:rPr>
+        <w:t xml:space="preserve"> akan tercerai-berai.’”</w:t>
+      </w:r>
+    </w:p>
+    <w:p>
+      <w:pPr>
+        <w:pStyle w:val="Heading3"/>
+      </w:pPr>
+      <w:r>
+        <w:rPr>
+          <w:lang w:val="id_ID" w:bidi="id_ID"/>
+        </w:rPr>
+        <w:t>Data Kata:</w:t>
+      </w:r>
+    </w:p>
+    <w:p>
+      <w:pPr>
+        <w:pStyle w:val="ListBullet"/>
+        <w:spacing w:line="240" w:lineRule="auto"/>
+        <w:ind w:left="720"/>
+      </w:pPr>
+      <w:r>
+        <w:rPr>
+          <w:lang w:val="id_ID" w:bidi="id_ID"/>
+        </w:rPr>
+      </w:r>
+      <w:r>
+        <w:rPr>
+          <w:lang w:val="id_ID" w:bidi="id_ID"/>
+        </w:rPr>
+        <w:t>Strong: H0352, H1494, H1798, H2169, H3104, H3532, H3535, H3733, H3775, H5739, H5763, H6260, H6629, H6792, H7353, H7462, H7716, G41650, G42620, G42630</w:t>
+      </w:r>
+      <w:r>
+        <w:rPr>
+          <w:lang w:val="id_ID" w:bidi="id_ID"/>
+        </w:rPr>
+      </w:r>
+      <w:r>
+        <w:rPr>
+          <w:lang w:val="id_ID" w:bidi="id_ID"/>
+        </w:rPr>
+      </w:r>
+    </w:p>
+    <w:p>
+      <w:pPr/>
+      <w:r>
+        <w:rPr>
+          <w:lang w:val="id_ID" w:bidi="id_ID"/>
+        </w:rPr>
+      </w:r>
+    </w:p>
+    <w:p>
+      <w:pPr>
+        <w:pStyle w:val="Heading2"/>
+      </w:pPr>
+      <w:r>
+        <w:rPr>
+          <w:lang w:val="id_ID" w:bidi="id_ID"/>
+        </w:rPr>
+        <w:t>Dosa</w:t>
+      </w:r>
+      <w:r>
+        <w:rPr>
+          <w:lang w:val="id_ID" w:bidi="id_ID"/>
+        </w:rPr>
+      </w:r>
+    </w:p>
+    <w:p>
+      <w:pPr>
+        <w:pStyle w:val="Heading3"/>
+      </w:pPr>
+      <w:r>
+        <w:rPr>
+          <w:lang w:val="id_ID" w:bidi="id_ID"/>
+        </w:rPr>
         <w:t>Definisi:</w:t>
       </w:r>
     </w:p>
@@ -4974,79 +8718,115 @@
         <w:rPr>
           <w:lang w:val="id_ID" w:bidi="id_ID"/>
         </w:rPr>
-        <w:t>Frasa "di dalam Kristus" dan istilah-istilah yang berkaitan mengacu pada keadaan atau kondisi berada dalam hubungan dengan Yesus Kristus melalui iman kepada-Nya.</w:t>
-      </w:r>
-    </w:p>
-    <w:p>
-      <w:pPr>
-        <w:pStyle w:val="ListBullet"/>
-        <w:spacing w:line="240" w:lineRule="auto"/>
-        <w:ind w:left="720"/>
-      </w:pPr>
-      <w:r>
-        <w:rPr>
-          <w:lang w:val="id_ID" w:bidi="id_ID"/>
-        </w:rPr>
-      </w:r>
-      <w:r>
-        <w:rPr>
-          <w:lang w:val="id_ID" w:bidi="id_ID"/>
-        </w:rPr>
-        <w:t>Istilah-istilah lain yang terkait termasuk "di dalam Kristus Yesus, di dalam Yesus Kristus, di dalam Tuhan Yesus, di dalam Tuhan Yesus Kristus."</w:t>
-      </w:r>
-    </w:p>
-    <w:p>
-      <w:pPr>
-        <w:pStyle w:val="ListBullet"/>
-        <w:spacing w:line="240" w:lineRule="auto"/>
-        <w:ind w:left="720"/>
-      </w:pPr>
-      <w:r>
-        <w:rPr>
-          <w:lang w:val="id_ID" w:bidi="id_ID"/>
-        </w:rPr>
-      </w:r>
-      <w:r>
-        <w:rPr>
-          <w:lang w:val="id_ID" w:bidi="id_ID"/>
-        </w:rPr>
-        <w:t>Arti yang mungkin untuk istilah "di dalam Kristus" dapat mencakup "karena Anda adalah milik Kristus" atau "melalui hubungan yang Anda miliki dengan Kristus" atau "berdasarkan iman Anda kepada Kristus."</w:t>
-      </w:r>
-    </w:p>
-    <w:p>
-      <w:pPr>
-        <w:pStyle w:val="ListBullet"/>
-        <w:spacing w:line="240" w:lineRule="auto"/>
-        <w:ind w:left="720"/>
-      </w:pPr>
-      <w:r>
-        <w:rPr>
-          <w:lang w:val="id_ID" w:bidi="id_ID"/>
-        </w:rPr>
-      </w:r>
-      <w:r>
-        <w:rPr>
-          <w:lang w:val="id_ID" w:bidi="id_ID"/>
-        </w:rPr>
-        <w:t>Istilah-istilah yang terkait ini semuanya memiliki arti yang sama yaitu berada dalam keadaan percaya kepada Yesus dan menjadi murid-Nya.</w:t>
-      </w:r>
-    </w:p>
-    <w:p>
-      <w:pPr>
-        <w:pStyle w:val="ListBullet"/>
-        <w:spacing w:line="240" w:lineRule="auto"/>
-        <w:ind w:left="720"/>
-      </w:pPr>
-      <w:r>
-        <w:rPr>
-          <w:lang w:val="id_ID" w:bidi="id_ID"/>
-        </w:rPr>
-      </w:r>
-      <w:r>
-        <w:rPr>
-          <w:lang w:val="id_ID" w:bidi="id_ID"/>
-        </w:rPr>
-        <w:t>Catatan: Terkadang kata "dalam" menyertai kata kerja. Sebagai contoh, "mengambil bagian dalam Kristus" berarti "mengambil bagian dalam" manfaat yang datang dari pengenalan akan Kristus. "Bermegah di dalam Kristus" berarti bersukacita dan memuji Allah atas siapa Yesus dan apa yang telah Ia lakukan. "Percaya kepada" Kristus berarti mempercayai Dia sebagai Juruselamat dan mengenal Dia.</w:t>
+        <w:t>Istilah "dosa" mengacu pada tindakan, pikiran, dan perkataan yang bertentangan dengan kehendak dan hukum Tuhan. Dosa juga dapat merujuk pada tidak melakukan sesuatu yang Tuhan ingin kita lakukan.</w:t>
+      </w:r>
+    </w:p>
+    <w:p>
+      <w:pPr>
+        <w:pStyle w:val="ListBullet"/>
+        <w:spacing w:line="240" w:lineRule="auto"/>
+        <w:ind w:left="720"/>
+      </w:pPr>
+      <w:r>
+        <w:rPr>
+          <w:lang w:val="id_ID" w:bidi="id_ID"/>
+        </w:rPr>
+      </w:r>
+      <w:r>
+        <w:rPr>
+          <w:lang w:val="id_ID" w:bidi="id_ID"/>
+        </w:rPr>
+        <w:t>Dosa mencakup segala sesuatu yang kita lakukan yang tidak menaati atau menyenangkan hati Allah, bahkan hal-hal yang tidak diketahui oleh orang lain.</w:t>
+      </w:r>
+    </w:p>
+    <w:p>
+      <w:pPr>
+        <w:pStyle w:val="ListBullet"/>
+        <w:spacing w:line="240" w:lineRule="auto"/>
+        <w:ind w:left="720"/>
+      </w:pPr>
+      <w:r>
+        <w:rPr>
+          <w:lang w:val="id_ID" w:bidi="id_ID"/>
+        </w:rPr>
+      </w:r>
+      <w:r>
+        <w:rPr>
+          <w:lang w:val="id_ID" w:bidi="id_ID"/>
+        </w:rPr>
+        <w:t>Pikiran dan tindakan yang tidak menaati kehendak Allah disebut "berdosa".</w:t>
+      </w:r>
+    </w:p>
+    <w:p>
+      <w:pPr>
+        <w:pStyle w:val="ListBullet"/>
+        <w:spacing w:line="240" w:lineRule="auto"/>
+        <w:ind w:left="720"/>
+      </w:pPr>
+      <w:r>
+        <w:rPr>
+          <w:lang w:val="id_ID" w:bidi="id_ID"/>
+        </w:rPr>
+      </w:r>
+      <w:r>
+        <w:rPr>
+          <w:lang w:val="id_ID" w:bidi="id_ID"/>
+        </w:rPr>
+        <w:t>Karena Adam jatuh dalam dosa, semua manusia dilahirkan dengan "natur berdosa," natur yang mengendalikan mereka dan menyebabkan mereka berbuat dosa.</w:t>
+      </w:r>
+    </w:p>
+    <w:p>
+      <w:pPr>
+        <w:pStyle w:val="ListBullet"/>
+        <w:spacing w:line="240" w:lineRule="auto"/>
+        <w:ind w:left="720"/>
+      </w:pPr>
+      <w:r>
+        <w:rPr>
+          <w:lang w:val="id_ID" w:bidi="id_ID"/>
+        </w:rPr>
+      </w:r>
+      <w:r>
+        <w:rPr>
+          <w:lang w:val="id_ID" w:bidi="id_ID"/>
+        </w:rPr>
+        <w:t>Seorang "pendosa" adalah orang yang berbuat dosa, jadi setiap manusia adalah pendosa.</w:t>
+      </w:r>
+    </w:p>
+    <w:p>
+      <w:pPr>
+        <w:pStyle w:val="ListBullet"/>
+        <w:spacing w:line="240" w:lineRule="auto"/>
+        <w:ind w:left="720"/>
+      </w:pPr>
+      <w:r>
+        <w:rPr>
+          <w:lang w:val="id_ID" w:bidi="id_ID"/>
+        </w:rPr>
+      </w:r>
+      <w:r>
+        <w:rPr>
+          <w:lang w:val="id_ID" w:bidi="id_ID"/>
+        </w:rPr>
+        <w:t>Kadang-kadang kata "orang berdosa" digunakan oleh orang-orang religius seperti orang Farisi untuk merujuk kepada orang-orang yang tidak menaati hukum Taurat sebagaimana yang dipikirkan oleh orang Farisi.</w:t>
+      </w:r>
+    </w:p>
+    <w:p>
+      <w:pPr>
+        <w:pStyle w:val="ListBullet"/>
+        <w:spacing w:line="240" w:lineRule="auto"/>
+        <w:ind w:left="720"/>
+      </w:pPr>
+      <w:r>
+        <w:rPr>
+          <w:lang w:val="id_ID" w:bidi="id_ID"/>
+        </w:rPr>
+      </w:r>
+      <w:r>
+        <w:rPr>
+          <w:lang w:val="id_ID" w:bidi="id_ID"/>
+        </w:rPr>
+        <w:t>Istilah "pendosa" juga digunakan untuk orang-orang yang dianggap lebih berdosa daripada orang lain. Sebagai contoh, label ini diberikan kepada pemungut pajak dan pelacur.</w:t>
       </w:r>
     </w:p>
     <w:p>
@@ -5075,133 +8855,133 @@
         <w:rPr>
           <w:lang w:val="id_ID" w:bidi="id_ID"/>
         </w:rPr>
-        <w:t>Bergantung pada konteksnya, ada beberapa cara yang berbeda untuk menerjemahkan "di dalam Kristus" dan "di dalam Tuhan" (dan frasa-frasa terkait):</w:t>
-      </w:r>
-    </w:p>
-    <w:p>
-      <w:pPr>
-        <w:pStyle w:val="ListBullet"/>
-        <w:spacing w:line="240" w:lineRule="auto"/>
-        <w:ind w:left="720"/>
-      </w:pPr>
-      <w:r>
-        <w:rPr>
-          <w:lang w:val="id_ID" w:bidi="id_ID"/>
-        </w:rPr>
-      </w:r>
-      <w:r>
-        <w:rPr>
-          <w:lang w:val="id_ID" w:bidi="id_ID"/>
-        </w:rPr>
-        <w:t>"yang menjadi milik Kristus"</w:t>
-      </w:r>
-    </w:p>
-    <w:p>
-      <w:pPr>
-        <w:pStyle w:val="ListBullet"/>
-        <w:spacing w:line="240" w:lineRule="auto"/>
-        <w:ind w:left="720"/>
-      </w:pPr>
-      <w:r>
-        <w:rPr>
-          <w:lang w:val="id_ID" w:bidi="id_ID"/>
-        </w:rPr>
-      </w:r>
-      <w:r>
-        <w:rPr>
-          <w:lang w:val="id_ID" w:bidi="id_ID"/>
-        </w:rPr>
-        <w:t>"karena kamu percaya kepada Kristus"</w:t>
-      </w:r>
-    </w:p>
-    <w:p>
-      <w:pPr>
-        <w:pStyle w:val="ListBullet"/>
-        <w:spacing w:line="240" w:lineRule="auto"/>
-        <w:ind w:left="720"/>
-      </w:pPr>
-      <w:r>
-        <w:rPr>
-          <w:lang w:val="id_ID" w:bidi="id_ID"/>
-        </w:rPr>
-      </w:r>
-      <w:r>
-        <w:rPr>
-          <w:lang w:val="id_ID" w:bidi="id_ID"/>
-        </w:rPr>
-        <w:t>"karena Kristus telah menyelamatkan kita"</w:t>
-      </w:r>
-    </w:p>
-    <w:p>
-      <w:pPr>
-        <w:pStyle w:val="ListBullet"/>
-        <w:spacing w:line="240" w:lineRule="auto"/>
-        <w:ind w:left="720"/>
-      </w:pPr>
-      <w:r>
-        <w:rPr>
-          <w:lang w:val="id_ID" w:bidi="id_ID"/>
-        </w:rPr>
-      </w:r>
-      <w:r>
-        <w:rPr>
-          <w:lang w:val="id_ID" w:bidi="id_ID"/>
-        </w:rPr>
-        <w:t>"dalam pelayanan kepada Tuhan"</w:t>
-      </w:r>
-    </w:p>
-    <w:p>
-      <w:pPr>
-        <w:pStyle w:val="ListBullet"/>
-        <w:spacing w:line="240" w:lineRule="auto"/>
-        <w:ind w:left="720"/>
-      </w:pPr>
-      <w:r>
-        <w:rPr>
-          <w:lang w:val="id_ID" w:bidi="id_ID"/>
-        </w:rPr>
-      </w:r>
-      <w:r>
-        <w:rPr>
-          <w:lang w:val="id_ID" w:bidi="id_ID"/>
-        </w:rPr>
-        <w:t>"mengandalkan Tuhan"</w:t>
-      </w:r>
-    </w:p>
-    <w:p>
-      <w:pPr>
-        <w:pStyle w:val="ListBullet"/>
-        <w:spacing w:line="240" w:lineRule="auto"/>
-        <w:ind w:left="720"/>
-      </w:pPr>
-      <w:r>
-        <w:rPr>
-          <w:lang w:val="id_ID" w:bidi="id_ID"/>
-        </w:rPr>
-      </w:r>
-      <w:r>
-        <w:rPr>
-          <w:lang w:val="id_ID" w:bidi="id_ID"/>
-        </w:rPr>
-        <w:t>"karena apa yang telah Tuhan lakukan."</w:t>
-      </w:r>
-    </w:p>
-    <w:p>
-      <w:pPr>
-        <w:pStyle w:val="ListBullet"/>
-        <w:spacing w:line="240" w:lineRule="auto"/>
-        <w:ind w:left="720"/>
-      </w:pPr>
-      <w:r>
-        <w:rPr>
-          <w:lang w:val="id_ID" w:bidi="id_ID"/>
-        </w:rPr>
-      </w:r>
-      <w:r>
-        <w:rPr>
-          <w:lang w:val="id_ID" w:bidi="id_ID"/>
-        </w:rPr>
-        <w:t>Orang yang "percaya kepada" Kristus atau yang "beriman kepada" Kristus percaya kepada apa yang Yesus ajarkan dan mempercayai Dia untuk menyelamatkan mereka karena pengorbanan-Nya di kayu salib yang telah membayar hukuman atas dosa-dosa mereka. Beberapa bahasa mungkin memiliki satu kata yang menerjemahkan kata kerja seperti "percaya dalam" atau "berbagi dalam" atau "percaya pada".</w:t>
+        <w:t>Istilah "dosa" dapat diterjemahkan dengan kata atau frasa yang berarti "ketidaktaatan kepada Allah" atau "melawan kehendak Allah" atau "perilaku dan pikiran yang jahat" atau "melakukan kesalahan."</w:t>
+      </w:r>
+    </w:p>
+    <w:p>
+      <w:pPr>
+        <w:pStyle w:val="ListBullet"/>
+        <w:spacing w:line="240" w:lineRule="auto"/>
+        <w:ind w:left="720"/>
+      </w:pPr>
+      <w:r>
+        <w:rPr>
+          <w:lang w:val="id_ID" w:bidi="id_ID"/>
+        </w:rPr>
+      </w:r>
+      <w:r>
+        <w:rPr>
+          <w:lang w:val="id_ID" w:bidi="id_ID"/>
+        </w:rPr>
+        <w:t>"Berdosa" juga dapat diterjemahkan dengan "tidak taat kepada Allah" atau "berbuat salah".</w:t>
+      </w:r>
+    </w:p>
+    <w:p>
+      <w:pPr>
+        <w:pStyle w:val="ListBullet"/>
+        <w:spacing w:line="240" w:lineRule="auto"/>
+        <w:ind w:left="720"/>
+      </w:pPr>
+      <w:r>
+        <w:rPr>
+          <w:lang w:val="id_ID" w:bidi="id_ID"/>
+        </w:rPr>
+      </w:r>
+      <w:r>
+        <w:rPr>
+          <w:lang w:val="id_ID" w:bidi="id_ID"/>
+        </w:rPr>
+        <w:t>Tergantung pada konteksnya, "berdosa" dapat diterjemahkan sebagai "penuh dengan kesalahan" atau "jahat" atau "tidak bermoral" atau "jahat" atau "memberontak terhadap Allah."</w:t>
+      </w:r>
+    </w:p>
+    <w:p>
+      <w:pPr>
+        <w:pStyle w:val="ListBullet"/>
+        <w:spacing w:line="240" w:lineRule="auto"/>
+        <w:ind w:left="720"/>
+      </w:pPr>
+      <w:r>
+        <w:rPr>
+          <w:lang w:val="id_ID" w:bidi="id_ID"/>
+        </w:rPr>
+      </w:r>
+      <w:r>
+        <w:rPr>
+          <w:lang w:val="id_ID" w:bidi="id_ID"/>
+        </w:rPr>
+        <w:t>Tergantung pada konteksnya, istilah "orang berdosa" dapat diterjemahkan dengan kata atau frasa yang berarti "orang yang berdosa" atau "orang yang melakukan hal-hal yang salah" atau "orang yang tidak menaati Allah" atau "orang yang tidak menaati hukum."</w:t>
+      </w:r>
+    </w:p>
+    <w:p>
+      <w:pPr>
+        <w:pStyle w:val="ListBullet"/>
+        <w:spacing w:line="240" w:lineRule="auto"/>
+        <w:ind w:left="720"/>
+      </w:pPr>
+      <w:r>
+        <w:rPr>
+          <w:lang w:val="id_ID" w:bidi="id_ID"/>
+        </w:rPr>
+      </w:r>
+      <w:r>
+        <w:rPr>
+          <w:lang w:val="id_ID" w:bidi="id_ID"/>
+        </w:rPr>
+        <w:t>Istilah "orang berdosa" dapat diterjemahkan dengan kata atau frasa yang berarti "orang yang sangat berdosa" atau "orang yang dianggap sangat berdosa" atau "orang yang tidak bermoral".</w:t>
+      </w:r>
+    </w:p>
+    <w:p>
+      <w:pPr>
+        <w:pStyle w:val="ListBullet"/>
+        <w:spacing w:line="240" w:lineRule="auto"/>
+        <w:ind w:left="720"/>
+      </w:pPr>
+      <w:r>
+        <w:rPr>
+          <w:lang w:val="id_ID" w:bidi="id_ID"/>
+        </w:rPr>
+      </w:r>
+      <w:r>
+        <w:rPr>
+          <w:lang w:val="id_ID" w:bidi="id_ID"/>
+        </w:rPr>
+        <w:t>Cara untuk menerjemahkan "pemungut pajak dan orang-orang berdosa" dapat mencakup "orang-orang yang mengumpulkan uang untuk pemerintah, dan orang-orang yang sangat berdosa" atau "orang-orang yang sangat berdosa, termasuk (bahkan) para pemungut pajak."</w:t>
+      </w:r>
+    </w:p>
+    <w:p>
+      <w:pPr>
+        <w:pStyle w:val="ListBullet"/>
+        <w:spacing w:line="240" w:lineRule="auto"/>
+        <w:ind w:left="720"/>
+      </w:pPr>
+      <w:r>
+        <w:rPr>
+          <w:lang w:val="id_ID" w:bidi="id_ID"/>
+        </w:rPr>
+      </w:r>
+      <w:r>
+        <w:rPr>
+          <w:lang w:val="id_ID" w:bidi="id_ID"/>
+        </w:rPr>
+        <w:t>Pastikan terjemahan istilah ini dapat mencakup perilaku dan pikiran yang berdosa, bahkan yang tidak dilihat atau diketahui oleh orang lain.</w:t>
+      </w:r>
+    </w:p>
+    <w:p>
+      <w:pPr>
+        <w:pStyle w:val="ListBullet"/>
+        <w:spacing w:line="240" w:lineRule="auto"/>
+        <w:ind w:left="720"/>
+      </w:pPr>
+      <w:r>
+        <w:rPr>
+          <w:lang w:val="id_ID" w:bidi="id_ID"/>
+        </w:rPr>
+      </w:r>
+      <w:r>
+        <w:rPr>
+          <w:lang w:val="id_ID" w:bidi="id_ID"/>
+        </w:rPr>
+        <w:t>Istilah "dosa" harus bersifat umum, dan berbeda dengan istilah "kejahatan" dan "kejahatan".</w:t>
       </w:r>
     </w:p>
     <w:p>
@@ -5215,3823 +8995,7 @@
         <w:rPr>
           <w:lang w:val="id_ID" w:bidi="id_ID"/>
         </w:rPr>
-        <w:t xml:space="preserve">(Lihat juga: </w:t>
-      </w:r>
-      <w:r>
-        <w:rPr>
-          <w:lang w:val="id_ID" w:bidi="id_ID"/>
-        </w:rPr>
-        <w:t>Kristus</w:t>
-      </w:r>
-      <w:r>
-        <w:rPr>
-          <w:lang w:val="id_ID" w:bidi="id_ID"/>
-        </w:rPr>
-        <w:t xml:space="preserve">, </w:t>
-      </w:r>
-      <w:r>
-        <w:rPr>
-          <w:lang w:val="id_ID" w:bidi="id_ID"/>
-        </w:rPr>
-        <w:t>Tuhan</w:t>
-      </w:r>
-      <w:r>
-        <w:rPr>
-          <w:lang w:val="id_ID" w:bidi="id_ID"/>
-        </w:rPr>
-        <w:t xml:space="preserve">, </w:t>
-      </w:r>
-      <w:r>
-        <w:rPr>
-          <w:lang w:val="id_ID" w:bidi="id_ID"/>
-        </w:rPr>
-        <w:t>Yesus</w:t>
-      </w:r>
-      <w:r>
-        <w:rPr>
-          <w:lang w:val="id_ID" w:bidi="id_ID"/>
-        </w:rPr>
-        <w:t xml:space="preserve">, </w:t>
-      </w:r>
-      <w:r>
-        <w:rPr>
-          <w:lang w:val="id_ID" w:bidi="id_ID"/>
-        </w:rPr>
-        <w:t>percaya</w:t>
-      </w:r>
-      <w:r>
-        <w:rPr>
-          <w:lang w:val="id_ID" w:bidi="id_ID"/>
-        </w:rPr>
-        <w:t xml:space="preserve">, </w:t>
-      </w:r>
-      <w:r>
-        <w:rPr>
-          <w:lang w:val="id_ID" w:bidi="id_ID"/>
-        </w:rPr>
-        <w:t>iman</w:t>
-      </w:r>
-      <w:r>
-        <w:rPr>
-          <w:lang w:val="id_ID" w:bidi="id_ID"/>
-        </w:rPr>
-        <w:t>)</w:t>
-      </w:r>
-    </w:p>
-    <w:p>
-      <w:pPr>
-        <w:pStyle w:val="Heading3"/>
-      </w:pPr>
-      <w:r>
-        <w:rPr>
-          <w:lang w:val="id_ID" w:bidi="id_ID"/>
-        </w:rPr>
-        <w:t>Referensi Alkitab:</w:t>
-      </w:r>
-    </w:p>
-    <w:p>
-      <w:pPr>
-        <w:pStyle w:val="ListBullet"/>
-        <w:spacing w:line="240" w:lineRule="auto"/>
-        <w:ind w:left="720"/>
-      </w:pPr>
-      <w:r>
-        <w:rPr>
-          <w:lang w:val="id_ID" w:bidi="id_ID"/>
-        </w:rPr>
-      </w:r>
-      <w:r>
-        <w:rPr>
-          <w:lang w:val="id_ID" w:bidi="id_ID"/>
-        </w:rPr>
-        <w:t>1 Yohanes 2:5</w:t>
-      </w:r>
-    </w:p>
-    <w:p>
-      <w:pPr>
-        <w:pStyle w:val="ListBullet"/>
-        <w:spacing w:line="240" w:lineRule="auto"/>
-        <w:ind w:left="720"/>
-      </w:pPr>
-      <w:r>
-        <w:rPr>
-          <w:lang w:val="id_ID" w:bidi="id_ID"/>
-        </w:rPr>
-      </w:r>
-      <w:r>
-        <w:rPr>
-          <w:lang w:val="id_ID" w:bidi="id_ID"/>
-        </w:rPr>
-        <w:t>2 Korintus 2:17</w:t>
-      </w:r>
-    </w:p>
-    <w:p>
-      <w:pPr>
-        <w:pStyle w:val="ListBullet"/>
-        <w:spacing w:line="240" w:lineRule="auto"/>
-        <w:ind w:left="720"/>
-      </w:pPr>
-      <w:r>
-        <w:rPr>
-          <w:lang w:val="id_ID" w:bidi="id_ID"/>
-        </w:rPr>
-      </w:r>
-      <w:r>
-        <w:rPr>
-          <w:lang w:val="id_ID" w:bidi="id_ID"/>
-        </w:rPr>
-        <w:t>2 Timotius 1:1</w:t>
-      </w:r>
-    </w:p>
-    <w:p>
-      <w:pPr>
-        <w:pStyle w:val="ListBullet"/>
-        <w:spacing w:line="240" w:lineRule="auto"/>
-        <w:ind w:left="720"/>
-      </w:pPr>
-      <w:r>
-        <w:rPr>
-          <w:lang w:val="id_ID" w:bidi="id_ID"/>
-        </w:rPr>
-      </w:r>
-      <w:r>
-        <w:rPr>
-          <w:lang w:val="id_ID" w:bidi="id_ID"/>
-        </w:rPr>
-        <w:t>Galatia 1:22</w:t>
-      </w:r>
-    </w:p>
-    <w:p>
-      <w:pPr>
-        <w:pStyle w:val="ListBullet"/>
-        <w:spacing w:line="240" w:lineRule="auto"/>
-        <w:ind w:left="720"/>
-      </w:pPr>
-      <w:r>
-        <w:rPr>
-          <w:lang w:val="id_ID" w:bidi="id_ID"/>
-        </w:rPr>
-      </w:r>
-      <w:r>
-        <w:rPr>
-          <w:lang w:val="id_ID" w:bidi="id_ID"/>
-        </w:rPr>
-        <w:t>Galatia 2:17</w:t>
-      </w:r>
-    </w:p>
-    <w:p>
-      <w:pPr>
-        <w:pStyle w:val="ListBullet"/>
-        <w:spacing w:line="240" w:lineRule="auto"/>
-        <w:ind w:left="720"/>
-      </w:pPr>
-      <w:r>
-        <w:rPr>
-          <w:lang w:val="id_ID" w:bidi="id_ID"/>
-        </w:rPr>
-      </w:r>
-      <w:r>
-        <w:rPr>
-          <w:lang w:val="id_ID" w:bidi="id_ID"/>
-        </w:rPr>
-        <w:t>Filemon 1:6</w:t>
-      </w:r>
-    </w:p>
-    <w:p>
-      <w:pPr>
-        <w:pStyle w:val="ListBullet"/>
-        <w:spacing w:line="240" w:lineRule="auto"/>
-        <w:ind w:left="720"/>
-      </w:pPr>
-      <w:r>
-        <w:rPr>
-          <w:lang w:val="id_ID" w:bidi="id_ID"/>
-        </w:rPr>
-      </w:r>
-      <w:r>
-        <w:rPr>
-          <w:lang w:val="id_ID" w:bidi="id_ID"/>
-        </w:rPr>
-        <w:t>Wahyu 1:10</w:t>
-      </w:r>
-    </w:p>
-    <w:p>
-      <w:pPr>
-        <w:pStyle w:val="ListBullet"/>
-        <w:spacing w:line="240" w:lineRule="auto"/>
-        <w:ind w:left="720"/>
-      </w:pPr>
-      <w:r>
-        <w:rPr>
-          <w:lang w:val="id_ID" w:bidi="id_ID"/>
-        </w:rPr>
-      </w:r>
-      <w:r>
-        <w:rPr>
-          <w:lang w:val="id_ID" w:bidi="id_ID"/>
-        </w:rPr>
-        <w:t>Roma 9:1</w:t>
-      </w:r>
-    </w:p>
-    <w:p>
-      <w:pPr>
-        <w:pStyle w:val="Heading3"/>
-      </w:pPr>
-      <w:r>
-        <w:rPr>
-          <w:lang w:val="id_ID" w:bidi="id_ID"/>
-        </w:rPr>
-        <w:t>Data Kata:</w:t>
-      </w:r>
-    </w:p>
-    <w:p>
-      <w:pPr>
-        <w:pStyle w:val="ListBullet"/>
-        <w:spacing w:line="240" w:lineRule="auto"/>
-        <w:ind w:left="720"/>
-      </w:pPr>
-      <w:r>
-        <w:rPr>
-          <w:lang w:val="id_ID" w:bidi="id_ID"/>
-        </w:rPr>
-      </w:r>
-      <w:r>
-        <w:rPr>
-          <w:lang w:val="id_ID" w:bidi="id_ID"/>
-        </w:rPr>
-        <w:t>Strong’s: G15190, G29620, G55470</w:t>
-      </w:r>
-      <w:r>
-        <w:rPr>
-          <w:lang w:val="id_ID" w:bidi="id_ID"/>
-        </w:rPr>
-      </w:r>
-      <w:r>
-        <w:rPr>
-          <w:lang w:val="id_ID" w:bidi="id_ID"/>
-        </w:rPr>
-      </w:r>
-    </w:p>
-    <w:p>
-      <w:pPr/>
-      <w:r>
-        <w:rPr>
-          <w:lang w:val="id_ID" w:bidi="id_ID"/>
-        </w:rPr>
-      </w:r>
-    </w:p>
-    <w:p>
-      <w:pPr>
-        <w:pStyle w:val="Heading2"/>
-      </w:pPr>
-      <w:r>
-        <w:rPr>
-          <w:lang w:val="id_ID" w:bidi="id_ID"/>
-        </w:rPr>
-        <w:t>Di Tempat Tinggi</w:t>
-      </w:r>
-      <w:r>
-        <w:rPr>
-          <w:lang w:val="id_ID" w:bidi="id_ID"/>
-        </w:rPr>
-      </w:r>
-    </w:p>
-    <w:p>
-      <w:pPr>
-        <w:pStyle w:val="Heading3"/>
-      </w:pPr>
-      <w:r>
-        <w:rPr>
-          <w:lang w:val="id_ID" w:bidi="id_ID"/>
-        </w:rPr>
-        <w:t>Pengertian:</w:t>
-      </w:r>
-    </w:p>
-    <w:p>
-      <w:pPr/>
-      <w:r>
-        <w:rPr>
-          <w:lang w:val="id_ID" w:bidi="id_ID"/>
-        </w:rPr>
-      </w:r>
-      <w:r>
-        <w:rPr>
-          <w:lang w:val="id_ID" w:bidi="id_ID"/>
-        </w:rPr>
-        <w:t>Istilah "di tempat tinggi" dan "di tempat tertinggi" adalah ungkapan yang biasanya berarti "di surga."</w:t>
-      </w:r>
-    </w:p>
-    <w:p>
-      <w:pPr>
-        <w:pStyle w:val="ListBullet"/>
-        <w:spacing w:line="240" w:lineRule="auto"/>
-        <w:ind w:left="720"/>
-      </w:pPr>
-      <w:r>
-        <w:rPr>
-          <w:lang w:val="id_ID" w:bidi="id_ID"/>
-        </w:rPr>
-      </w:r>
-      <w:r>
-        <w:rPr>
-          <w:lang w:val="id_ID" w:bidi="id_ID"/>
-        </w:rPr>
-        <w:t>Ungkapan "di tempat tertinggi" juga dapat berarti "yang paling dihormati."</w:t>
-      </w:r>
-    </w:p>
-    <w:p>
-      <w:pPr>
-        <w:pStyle w:val="ListBullet"/>
-        <w:spacing w:line="240" w:lineRule="auto"/>
-        <w:ind w:left="720"/>
-      </w:pPr>
-      <w:r>
-        <w:rPr>
-          <w:lang w:val="id_ID" w:bidi="id_ID"/>
-        </w:rPr>
-      </w:r>
-      <w:r>
-        <w:rPr>
-          <w:lang w:val="id_ID" w:bidi="id_ID"/>
-        </w:rPr>
-        <w:t>Ungkapan ini juga dapat digunakan secara harfiah, seperti dalam ungkapan "di pohon tertinggi," yang berarti "di pohon yang paling tinggi."</w:t>
-      </w:r>
-    </w:p>
-    <w:p>
-      <w:pPr>
-        <w:pStyle w:val="ListBullet"/>
-        <w:spacing w:line="240" w:lineRule="auto"/>
-        <w:ind w:left="720"/>
-      </w:pPr>
-      <w:r>
-        <w:rPr>
-          <w:lang w:val="id_ID" w:bidi="id_ID"/>
-        </w:rPr>
-      </w:r>
-      <w:r>
-        <w:rPr>
-          <w:lang w:val="id_ID" w:bidi="id_ID"/>
-        </w:rPr>
-        <w:t>Ungkapan "di tempat tinggi" juga dapat merujuk pada sesuatu yang berada tinggi di langit, seperti sarang burung yang terletak di atas. Dalam konteks tersebut, dapat diterjemahkan sebagai "tinggi di langit" atau "di puncak pohon yang tinggi."</w:t>
-      </w:r>
-    </w:p>
-    <w:p>
-      <w:pPr>
-        <w:pStyle w:val="ListBullet"/>
-        <w:spacing w:line="240" w:lineRule="auto"/>
-        <w:ind w:left="720"/>
-      </w:pPr>
-      <w:r>
-        <w:rPr>
-          <w:lang w:val="id_ID" w:bidi="id_ID"/>
-        </w:rPr>
-      </w:r>
-      <w:r>
-        <w:rPr>
-          <w:lang w:val="id_ID" w:bidi="id_ID"/>
-        </w:rPr>
-        <w:t>Kata "tinggi" juga dapat merujuk pada lokasi yang berada di ketinggian atau menunjukkan pentingnya seseorang atau sesuatu.</w:t>
-      </w:r>
-    </w:p>
-    <w:p>
-      <w:pPr>
-        <w:pStyle w:val="ListBullet"/>
-        <w:spacing w:line="240" w:lineRule="auto"/>
-        <w:ind w:left="720"/>
-      </w:pPr>
-      <w:r>
-        <w:rPr>
-          <w:lang w:val="id_ID" w:bidi="id_ID"/>
-        </w:rPr>
-      </w:r>
-      <w:r>
-        <w:rPr>
-          <w:lang w:val="id_ID" w:bidi="id_ID"/>
-        </w:rPr>
-        <w:t>Ungkapan "dari tempat tinggi" dapat diterjemahkan sebagai "dari surga."</w:t>
-      </w:r>
-    </w:p>
-    <w:p>
-      <w:pPr/>
-      <w:r>
-        <w:rPr>
-          <w:lang w:val="id_ID" w:bidi="id_ID"/>
-        </w:rPr>
-      </w:r>
-      <w:r>
-        <w:rPr>
-          <w:lang w:val="id_ID" w:bidi="id_ID"/>
-        </w:rPr>
-        <w:t xml:space="preserve">(Lihat juga: </w:t>
-      </w:r>
-      <w:r>
-        <w:rPr>
-          <w:lang w:val="id_ID" w:bidi="id_ID"/>
-        </w:rPr>
-        <w:t>surga</w:t>
-      </w:r>
-      <w:r>
-        <w:rPr>
-          <w:lang w:val="id_ID" w:bidi="id_ID"/>
-        </w:rPr>
-        <w:t xml:space="preserve">, </w:t>
-      </w:r>
-      <w:r>
-        <w:rPr>
-          <w:lang w:val="id_ID" w:bidi="id_ID"/>
-        </w:rPr>
-        <w:t>kehormatan</w:t>
-      </w:r>
-      <w:r>
-        <w:rPr>
-          <w:lang w:val="id_ID" w:bidi="id_ID"/>
-        </w:rPr>
-        <w:t>)</w:t>
-      </w:r>
-    </w:p>
-    <w:p>
-      <w:pPr>
-        <w:pStyle w:val="Heading3"/>
-      </w:pPr>
-      <w:r>
-        <w:rPr>
-          <w:lang w:val="id_ID" w:bidi="id_ID"/>
-        </w:rPr>
-        <w:t>Referensi Alkitab:</w:t>
-      </w:r>
-    </w:p>
-    <w:p>
-      <w:pPr>
-        <w:pStyle w:val="ListBullet"/>
-        <w:spacing w:line="240" w:lineRule="auto"/>
-        <w:ind w:left="720"/>
-      </w:pPr>
-      <w:r>
-        <w:rPr>
-          <w:lang w:val="id_ID" w:bidi="id_ID"/>
-        </w:rPr>
-      </w:r>
-      <w:r>
-        <w:rPr>
-          <w:lang w:val="id_ID" w:bidi="id_ID"/>
-        </w:rPr>
-        <w:t>Ratapan 1:13</w:t>
-      </w:r>
-    </w:p>
-    <w:p>
-      <w:pPr>
-        <w:pStyle w:val="ListBullet"/>
-        <w:spacing w:line="240" w:lineRule="auto"/>
-        <w:ind w:left="720"/>
-      </w:pPr>
-      <w:r>
-        <w:rPr>
-          <w:lang w:val="id_ID" w:bidi="id_ID"/>
-        </w:rPr>
-      </w:r>
-      <w:r>
-        <w:rPr>
-          <w:lang w:val="id_ID" w:bidi="id_ID"/>
-        </w:rPr>
-        <w:t>Mazmur 69:29</w:t>
-      </w:r>
-    </w:p>
-    <w:p>
-      <w:pPr>
-        <w:pStyle w:val="Heading3"/>
-      </w:pPr>
-      <w:r>
-        <w:rPr>
-          <w:lang w:val="id_ID" w:bidi="id_ID"/>
-        </w:rPr>
-        <w:t>Data Kata:</w:t>
-      </w:r>
-    </w:p>
-    <w:p>
-      <w:pPr>
-        <w:pStyle w:val="ListBullet"/>
-        <w:spacing w:line="240" w:lineRule="auto"/>
-        <w:ind w:left="720"/>
-      </w:pPr>
-      <w:r>
-        <w:rPr>
-          <w:lang w:val="id_ID" w:bidi="id_ID"/>
-        </w:rPr>
-      </w:r>
-      <w:r>
-        <w:rPr>
-          <w:lang w:val="id_ID" w:bidi="id_ID"/>
-        </w:rPr>
-        <w:t>Strong: H1361, H4605, H4791, H7682, G17220, G53080, G53100, G53110</w:t>
-      </w:r>
-      <w:r>
-        <w:rPr>
-          <w:lang w:val="id_ID" w:bidi="id_ID"/>
-        </w:rPr>
-      </w:r>
-      <w:r>
-        <w:rPr>
-          <w:lang w:val="id_ID" w:bidi="id_ID"/>
-        </w:rPr>
-      </w:r>
-    </w:p>
-    <w:p>
-      <w:pPr/>
-      <w:r>
-        <w:rPr>
-          <w:lang w:val="id_ID" w:bidi="id_ID"/>
-        </w:rPr>
-      </w:r>
-    </w:p>
-    <w:p>
-      <w:pPr>
-        <w:pStyle w:val="Heading2"/>
-      </w:pPr>
-      <w:r>
-        <w:rPr>
-          <w:lang w:val="id_ID" w:bidi="id_ID"/>
-        </w:rPr>
-        <w:t>Diakon/diaken</w:t>
-      </w:r>
-      <w:r>
-        <w:rPr>
-          <w:lang w:val="id_ID" w:bidi="id_ID"/>
-        </w:rPr>
-      </w:r>
-    </w:p>
-    <w:p>
-      <w:pPr>
-        <w:pStyle w:val="Heading3"/>
-      </w:pPr>
-      <w:r>
-        <w:rPr>
-          <w:lang w:val="id_ID" w:bidi="id_ID"/>
-        </w:rPr>
-        <w:t>Definisi:</w:t>
-      </w:r>
-    </w:p>
-    <w:p>
-      <w:pPr/>
-      <w:r>
-        <w:rPr>
-          <w:lang w:val="id_ID" w:bidi="id_ID"/>
-        </w:rPr>
-      </w:r>
-      <w:r>
-        <w:rPr>
-          <w:lang w:val="id_ID" w:bidi="id_ID"/>
-        </w:rPr>
-        <w:t>Diaken adalah orang yang melayani di gereja lokal, membantu sesama jemaat dengan kebutuhan praktis, seperti makanan atau uang.</w:t>
-      </w:r>
-    </w:p>
-    <w:p>
-      <w:pPr>
-        <w:pStyle w:val="ListBullet"/>
-        <w:spacing w:line="240" w:lineRule="auto"/>
-        <w:ind w:left="720"/>
-      </w:pPr>
-      <w:r>
-        <w:rPr>
-          <w:lang w:val="id_ID" w:bidi="id_ID"/>
-        </w:rPr>
-      </w:r>
-      <w:r>
-        <w:rPr>
-          <w:lang w:val="id_ID" w:bidi="id_ID"/>
-        </w:rPr>
-        <w:t>Kata "diaken" diambil langsung dari kata Yunani yang berarti "hamba" atau "pelayan".</w:t>
-      </w:r>
-    </w:p>
-    <w:p>
-      <w:pPr>
-        <w:pStyle w:val="ListBullet"/>
-        <w:spacing w:line="240" w:lineRule="auto"/>
-        <w:ind w:left="720"/>
-      </w:pPr>
-      <w:r>
-        <w:rPr>
-          <w:lang w:val="id_ID" w:bidi="id_ID"/>
-        </w:rPr>
-      </w:r>
-      <w:r>
-        <w:rPr>
-          <w:lang w:val="id_ID" w:bidi="id_ID"/>
-        </w:rPr>
-        <w:t>Sejak zaman orang Kristen mula-mula, menjadi diaken telah menjadi peran dan pelayanan yang terdefinisi dengan baik di dalam tubuh Gereja.</w:t>
-      </w:r>
-    </w:p>
-    <w:p>
-      <w:pPr>
-        <w:pStyle w:val="ListBullet"/>
-        <w:spacing w:line="240" w:lineRule="auto"/>
-        <w:ind w:left="720"/>
-      </w:pPr>
-      <w:r>
-        <w:rPr>
-          <w:lang w:val="id_ID" w:bidi="id_ID"/>
-        </w:rPr>
-      </w:r>
-      <w:r>
-        <w:rPr>
-          <w:lang w:val="id_ID" w:bidi="id_ID"/>
-        </w:rPr>
-        <w:t>Sebagai contoh, dalam Perjanjian Baru, diaken akan memastikan bahwa uang atau makanan apa pun yang dibagikan oleh jemaat akan dibagikan secara adil kepada para janda di antara mereka.</w:t>
-      </w:r>
-    </w:p>
-    <w:p>
-      <w:pPr>
-        <w:pStyle w:val="ListBullet"/>
-        <w:spacing w:line="240" w:lineRule="auto"/>
-        <w:ind w:left="720"/>
-      </w:pPr>
-      <w:r>
-        <w:rPr>
-          <w:lang w:val="id_ID" w:bidi="id_ID"/>
-        </w:rPr>
-      </w:r>
-      <w:r>
-        <w:rPr>
-          <w:lang w:val="id_ID" w:bidi="id_ID"/>
-        </w:rPr>
-        <w:t>Istilah "diaken" juga dapat diterjemahkan sebagai "pelayan gereja" atau "pekerja gereja" atau "pelayan gereja", atau frasa lain yang menunjukkan bahwa orang tersebut telah ditunjuk secara resmi untuk melakukan tugas-tugas khusus yang bermanfaat bagi komunitas Kristen setempat.</w:t>
-      </w:r>
-    </w:p>
-    <w:p>
-      <w:pPr/>
-      <w:r>
-        <w:rPr>
-          <w:lang w:val="id_ID" w:bidi="id_ID"/>
-        </w:rPr>
-      </w:r>
-      <w:r>
-        <w:rPr>
-          <w:lang w:val="id_ID" w:bidi="id_ID"/>
-        </w:rPr>
-        <w:t xml:space="preserve">(Lihat juga: </w:t>
-      </w:r>
-      <w:r>
-        <w:rPr>
-          <w:lang w:val="id_ID" w:bidi="id_ID"/>
-        </w:rPr>
-        <w:t>pelayanan</w:t>
-      </w:r>
-      <w:r>
-        <w:rPr>
-          <w:lang w:val="id_ID" w:bidi="id_ID"/>
-        </w:rPr>
-        <w:t xml:space="preserve">, </w:t>
-      </w:r>
-      <w:r>
-        <w:rPr>
-          <w:lang w:val="id_ID" w:bidi="id_ID"/>
-        </w:rPr>
-        <w:t>pelayan</w:t>
-      </w:r>
-      <w:r>
-        <w:rPr>
-          <w:lang w:val="id_ID" w:bidi="id_ID"/>
-        </w:rPr>
-        <w:t>)</w:t>
-      </w:r>
-    </w:p>
-    <w:p>
-      <w:pPr>
-        <w:pStyle w:val="Heading3"/>
-      </w:pPr>
-      <w:r>
-        <w:rPr>
-          <w:lang w:val="id_ID" w:bidi="id_ID"/>
-        </w:rPr>
-        <w:t>Referensi Alkitab:</w:t>
-      </w:r>
-    </w:p>
-    <w:p>
-      <w:pPr>
-        <w:pStyle w:val="ListBullet"/>
-        <w:spacing w:line="240" w:lineRule="auto"/>
-        <w:ind w:left="720"/>
-      </w:pPr>
-      <w:r>
-        <w:rPr>
-          <w:lang w:val="id_ID" w:bidi="id_ID"/>
-        </w:rPr>
-      </w:r>
-      <w:r>
-        <w:rPr>
-          <w:lang w:val="id_ID" w:bidi="id_ID"/>
-        </w:rPr>
-        <w:t>1 Timotius 3:10</w:t>
-      </w:r>
-    </w:p>
-    <w:p>
-      <w:pPr>
-        <w:pStyle w:val="ListBullet"/>
-        <w:spacing w:line="240" w:lineRule="auto"/>
-        <w:ind w:left="720"/>
-      </w:pPr>
-      <w:r>
-        <w:rPr>
-          <w:lang w:val="id_ID" w:bidi="id_ID"/>
-        </w:rPr>
-      </w:r>
-      <w:r>
-        <w:rPr>
-          <w:lang w:val="id_ID" w:bidi="id_ID"/>
-        </w:rPr>
-        <w:t>1 Timotius 3:13</w:t>
-      </w:r>
-    </w:p>
-    <w:p>
-      <w:pPr>
-        <w:pStyle w:val="ListBullet"/>
-        <w:spacing w:line="240" w:lineRule="auto"/>
-        <w:ind w:left="720"/>
-      </w:pPr>
-      <w:r>
-        <w:rPr>
-          <w:lang w:val="id_ID" w:bidi="id_ID"/>
-        </w:rPr>
-      </w:r>
-      <w:r>
-        <w:rPr>
-          <w:lang w:val="id_ID" w:bidi="id_ID"/>
-        </w:rPr>
-        <w:t>Filipi 1:1</w:t>
-      </w:r>
-    </w:p>
-    <w:p>
-      <w:pPr>
-        <w:pStyle w:val="Heading3"/>
-      </w:pPr>
-      <w:r>
-        <w:rPr>
-          <w:lang w:val="id_ID" w:bidi="id_ID"/>
-        </w:rPr>
-        <w:t>Kata Data:</w:t>
-      </w:r>
-    </w:p>
-    <w:p>
-      <w:pPr>
-        <w:pStyle w:val="ListBullet"/>
-        <w:spacing w:line="240" w:lineRule="auto"/>
-        <w:ind w:left="720"/>
-      </w:pPr>
-      <w:r>
-        <w:rPr>
-          <w:lang w:val="id_ID" w:bidi="id_ID"/>
-        </w:rPr>
-      </w:r>
-      <w:r>
-        <w:rPr>
-          <w:lang w:val="id_ID" w:bidi="id_ID"/>
-        </w:rPr>
-        <w:t>Strong’s: G12490</w:t>
-      </w:r>
-      <w:r>
-        <w:rPr>
-          <w:lang w:val="id_ID" w:bidi="id_ID"/>
-        </w:rPr>
-      </w:r>
-      <w:r>
-        <w:rPr>
-          <w:lang w:val="id_ID" w:bidi="id_ID"/>
-        </w:rPr>
-      </w:r>
-    </w:p>
-    <w:p>
-      <w:pPr/>
-      <w:r>
-        <w:rPr>
-          <w:lang w:val="id_ID" w:bidi="id_ID"/>
-        </w:rPr>
-      </w:r>
-    </w:p>
-    <w:p>
-      <w:pPr>
-        <w:pStyle w:val="Heading2"/>
-      </w:pPr>
-      <w:r>
-        <w:rPr>
-          <w:lang w:val="id_ID" w:bidi="id_ID"/>
-        </w:rPr>
-        <w:t>Dibunuh</w:t>
-      </w:r>
-      <w:r>
-        <w:rPr>
-          <w:lang w:val="id_ID" w:bidi="id_ID"/>
-        </w:rPr>
-      </w:r>
-    </w:p>
-    <w:p>
-      <w:pPr>
-        <w:pStyle w:val="Heading3"/>
-      </w:pPr>
-      <w:r>
-        <w:rPr>
-          <w:lang w:val="id_ID" w:bidi="id_ID"/>
-        </w:rPr>
-        <w:t>Pengertian:</w:t>
-      </w:r>
-    </w:p>
-    <w:p>
-      <w:pPr/>
-      <w:r>
-        <w:rPr>
-          <w:lang w:val="id_ID" w:bidi="id_ID"/>
-        </w:rPr>
-      </w:r>
-      <w:r>
-        <w:rPr>
-          <w:lang w:val="id_ID" w:bidi="id_ID"/>
-        </w:rPr>
-        <w:t>Untuk "membunuh" seseorang atau seekor hewan berarti menghilangkan nyawanya. Sering kali ini dilakukan dengan cara yang kuat atau kekerasan. Jika seorang manusia telah membunuh hewan, dia telah "membunuhnya".</w:t>
-      </w:r>
-    </w:p>
-    <w:p>
-      <w:pPr>
-        <w:pStyle w:val="ListBullet"/>
-        <w:spacing w:line="240" w:lineRule="auto"/>
-        <w:ind w:left="720"/>
-      </w:pPr>
-      <w:r>
-        <w:rPr>
-          <w:lang w:val="id_ID" w:bidi="id_ID"/>
-        </w:rPr>
-      </w:r>
-      <w:r>
-        <w:rPr>
-          <w:lang w:val="id_ID" w:bidi="id_ID"/>
-        </w:rPr>
-        <w:t>Ketika merujuk pada seekor binatang atau sejumlah besar orang, istilah "pembantaian" sering digunakan.</w:t>
-      </w:r>
-    </w:p>
-    <w:p>
-      <w:pPr>
-        <w:pStyle w:val="ListBullet"/>
-        <w:spacing w:line="240" w:lineRule="auto"/>
-        <w:ind w:left="720"/>
-      </w:pPr>
-      <w:r>
-        <w:rPr>
-          <w:lang w:val="id_ID" w:bidi="id_ID"/>
-        </w:rPr>
-      </w:r>
-      <w:r>
-        <w:rPr>
-          <w:lang w:val="id_ID" w:bidi="id_ID"/>
-        </w:rPr>
-        <w:t>Tindakan menyembelih juga disebut sebagai "penyembelihan."</w:t>
-      </w:r>
-    </w:p>
-    <w:p>
-      <w:pPr>
-        <w:pStyle w:val="ListBullet"/>
-        <w:spacing w:line="240" w:lineRule="auto"/>
-        <w:ind w:left="720"/>
-      </w:pPr>
-      <w:r>
-        <w:rPr>
-          <w:lang w:val="id_ID" w:bidi="id_ID"/>
-        </w:rPr>
-      </w:r>
-      <w:r>
-        <w:rPr>
-          <w:lang w:val="id_ID" w:bidi="id_ID"/>
-        </w:rPr>
-        <w:t>Frasa "yang terbunuh" juga dapat diterjemahkan sebagai "Orang-orang yang terbunuh" atau "Orang-orang yang dibunuh."</w:t>
-      </w:r>
-    </w:p>
-    <w:p>
-      <w:pPr/>
-      <w:r>
-        <w:rPr>
-          <w:lang w:val="id_ID" w:bidi="id_ID"/>
-        </w:rPr>
-      </w:r>
-      <w:r>
-        <w:rPr>
-          <w:lang w:val="id_ID" w:bidi="id_ID"/>
-        </w:rPr>
-        <w:t xml:space="preserve">(Lihat juga: </w:t>
-      </w:r>
-      <w:r>
-        <w:rPr>
-          <w:lang w:val="id_ID" w:bidi="id_ID"/>
-        </w:rPr>
-        <w:t>pembantaian</w:t>
-      </w:r>
-      <w:r>
-        <w:rPr>
-          <w:lang w:val="id_ID" w:bidi="id_ID"/>
-        </w:rPr>
-        <w:t>)</w:t>
-      </w:r>
-    </w:p>
-    <w:p>
-      <w:pPr>
-        <w:pStyle w:val="Heading3"/>
-      </w:pPr>
-      <w:r>
-        <w:rPr>
-          <w:lang w:val="id_ID" w:bidi="id_ID"/>
-        </w:rPr>
-        <w:t>Referensi Alkitab:</w:t>
-      </w:r>
-    </w:p>
-    <w:p>
-      <w:pPr>
-        <w:pStyle w:val="ListBullet"/>
-        <w:spacing w:line="240" w:lineRule="auto"/>
-        <w:ind w:left="720"/>
-      </w:pPr>
-      <w:r>
-        <w:rPr>
-          <w:lang w:val="id_ID" w:bidi="id_ID"/>
-        </w:rPr>
-      </w:r>
-      <w:r>
-        <w:rPr>
-          <w:lang w:val="id_ID" w:bidi="id_ID"/>
-        </w:rPr>
-        <w:t>Yehezkiel 28:23</w:t>
-      </w:r>
-    </w:p>
-    <w:p>
-      <w:pPr>
-        <w:pStyle w:val="ListBullet"/>
-        <w:spacing w:line="240" w:lineRule="auto"/>
-        <w:ind w:left="720"/>
-      </w:pPr>
-      <w:r>
-        <w:rPr>
-          <w:lang w:val="id_ID" w:bidi="id_ID"/>
-        </w:rPr>
-      </w:r>
-      <w:r>
-        <w:rPr>
-          <w:lang w:val="id_ID" w:bidi="id_ID"/>
-        </w:rPr>
-        <w:t>Yesaya 26:21</w:t>
-      </w:r>
-    </w:p>
-    <w:p>
-      <w:pPr>
-        <w:pStyle w:val="Heading3"/>
-      </w:pPr>
-      <w:r>
-        <w:rPr>
-          <w:lang w:val="id_ID" w:bidi="id_ID"/>
-        </w:rPr>
-        <w:t>Data Kata:</w:t>
-      </w:r>
-    </w:p>
-    <w:p>
-      <w:pPr>
-        <w:pStyle w:val="ListBullet"/>
-        <w:spacing w:line="240" w:lineRule="auto"/>
-        <w:ind w:left="720"/>
-      </w:pPr>
-      <w:r>
-        <w:rPr>
-          <w:lang w:val="id_ID" w:bidi="id_ID"/>
-        </w:rPr>
-      </w:r>
-      <w:r>
-        <w:rPr>
-          <w:lang w:val="id_ID" w:bidi="id_ID"/>
-        </w:rPr>
-        <w:t>Strong: H2026, H2076, H2491, H2717, H2763, H2873, H2874, H4191, H4194, H5221, H6991, H6992, H7523, H7819, G03370, G06150, G13150, G23800, G26950, G49680, G49690, G54070</w:t>
-      </w:r>
-      <w:r>
-        <w:rPr>
-          <w:lang w:val="id_ID" w:bidi="id_ID"/>
-        </w:rPr>
-      </w:r>
-      <w:r>
-        <w:rPr>
-          <w:lang w:val="id_ID" w:bidi="id_ID"/>
-        </w:rPr>
-      </w:r>
-    </w:p>
-    <w:p>
-      <w:pPr/>
-      <w:r>
-        <w:rPr>
-          <w:lang w:val="id_ID" w:bidi="id_ID"/>
-        </w:rPr>
-      </w:r>
-    </w:p>
-    <w:p>
-      <w:pPr>
-        <w:pStyle w:val="Heading2"/>
-      </w:pPr>
-      <w:r>
-        <w:rPr>
-          <w:lang w:val="id_ID" w:bidi="id_ID"/>
-        </w:rPr>
-        <w:t>Dilahirkan kembali</w:t>
-      </w:r>
-      <w:r>
-        <w:rPr>
-          <w:lang w:val="id_ID" w:bidi="id_ID"/>
-        </w:rPr>
-      </w:r>
-    </w:p>
-    <w:p>
-      <w:pPr>
-        <w:pStyle w:val="Heading3"/>
-      </w:pPr>
-      <w:r>
-        <w:rPr>
-          <w:lang w:val="id_ID" w:bidi="id_ID"/>
-        </w:rPr>
-        <w:t>Definisi:</w:t>
-      </w:r>
-    </w:p>
-    <w:p>
-      <w:pPr/>
-      <w:r>
-        <w:rPr>
-          <w:lang w:val="id_ID" w:bidi="id_ID"/>
-        </w:rPr>
-      </w:r>
-      <w:r>
-        <w:rPr>
-          <w:lang w:val="id_ID" w:bidi="id_ID"/>
-        </w:rPr>
-        <w:t>Istilah "dilahirkan kembali" pertama kali digunakan oleh Yesus untuk menggambarkan apa artinya Tuhan mengubah seseorang dari yang tadinya mati secara rohani menjadi hidup secara rohani. Istilah "dilahirkan dari Allah" dan "dilahirkan dari Roh" juga merujuk pada seseorang yang diberi kehidupan rohani yang baru.</w:t>
-      </w:r>
-    </w:p>
-    <w:p>
-      <w:pPr>
-        <w:pStyle w:val="ListBullet"/>
-        <w:spacing w:line="240" w:lineRule="auto"/>
-        <w:ind w:left="720"/>
-      </w:pPr>
-      <w:r>
-        <w:rPr>
-          <w:lang w:val="id_ID" w:bidi="id_ID"/>
-        </w:rPr>
-      </w:r>
-      <w:r>
-        <w:rPr>
-          <w:lang w:val="id_ID" w:bidi="id_ID"/>
-        </w:rPr>
-        <w:t>Semua manusia dilahirkan dalam keadaan mati secara rohani dan diberi "kelahiran baru" ketika mereka menerima Yesus Kristus sebagai Juruselamat.</w:t>
-      </w:r>
-    </w:p>
-    <w:p>
-      <w:pPr>
-        <w:pStyle w:val="ListBullet"/>
-        <w:spacing w:line="240" w:lineRule="auto"/>
-        <w:ind w:left="720"/>
-      </w:pPr>
-      <w:r>
-        <w:rPr>
-          <w:lang w:val="id_ID" w:bidi="id_ID"/>
-        </w:rPr>
-      </w:r>
-      <w:r>
-        <w:rPr>
-          <w:lang w:val="id_ID" w:bidi="id_ID"/>
-        </w:rPr>
-        <w:t>Pada saat kelahiran baru secara rohani, Roh Kudus Allah mulai tinggal di dalam diri orang percaya yang baru dan memberinya kuasa untuk menghasilkan buah rohani yang baik di dalam kehidupannya.</w:t>
-      </w:r>
-    </w:p>
-    <w:p>
-      <w:pPr>
-        <w:pStyle w:val="ListBullet"/>
-        <w:spacing w:line="240" w:lineRule="auto"/>
-        <w:ind w:left="720"/>
-      </w:pPr>
-      <w:r>
-        <w:rPr>
-          <w:lang w:val="id_ID" w:bidi="id_ID"/>
-        </w:rPr>
-      </w:r>
-      <w:r>
-        <w:rPr>
-          <w:lang w:val="id_ID" w:bidi="id_ID"/>
-        </w:rPr>
-        <w:t>Adalah pekerjaan Allah untuk membuat seseorang dilahirkan kembali dan menjadi anak-Nya.</w:t>
-      </w:r>
-    </w:p>
-    <w:p>
-      <w:pPr>
-        <w:pStyle w:val="Heading3"/>
-      </w:pPr>
-      <w:r>
-        <w:rPr>
-          <w:lang w:val="id_ID" w:bidi="id_ID"/>
-        </w:rPr>
-        <w:t>Saran Penerjemahan:</w:t>
-      </w:r>
-    </w:p>
-    <w:p>
-      <w:pPr>
-        <w:pStyle w:val="ListBullet"/>
-        <w:spacing w:line="240" w:lineRule="auto"/>
-        <w:ind w:left="720"/>
-      </w:pPr>
-      <w:r>
-        <w:rPr>
-          <w:lang w:val="id_ID" w:bidi="id_ID"/>
-        </w:rPr>
-      </w:r>
-      <w:r>
-        <w:rPr>
-          <w:lang w:val="id_ID" w:bidi="id_ID"/>
-        </w:rPr>
-        <w:t>Cara lain untuk menerjemahkan "dilahirkan kembali" dapat mencakup "dilahirkan sebagai manusia baru" atau "dilahirkan secara rohani."</w:t>
-      </w:r>
-    </w:p>
-    <w:p>
-      <w:pPr>
-        <w:pStyle w:val="ListBullet"/>
-        <w:spacing w:line="240" w:lineRule="auto"/>
-        <w:ind w:left="720"/>
-      </w:pPr>
-      <w:r>
-        <w:rPr>
-          <w:lang w:val="id_ID" w:bidi="id_ID"/>
-        </w:rPr>
-      </w:r>
-      <w:r>
-        <w:rPr>
-          <w:lang w:val="id_ID" w:bidi="id_ID"/>
-        </w:rPr>
-        <w:t>Yang terbaik adalah menerjemahkan istilah ini secara harfiah dan menggunakan kata yang normal dalam bahasa yang digunakan untuk dilahirkan.</w:t>
-      </w:r>
-    </w:p>
-    <w:p>
-      <w:pPr>
-        <w:pStyle w:val="ListBullet"/>
-        <w:spacing w:line="240" w:lineRule="auto"/>
-        <w:ind w:left="720"/>
-      </w:pPr>
-      <w:r>
-        <w:rPr>
-          <w:lang w:val="id_ID" w:bidi="id_ID"/>
-        </w:rPr>
-      </w:r>
-      <w:r>
-        <w:rPr>
-          <w:lang w:val="id_ID" w:bidi="id_ID"/>
-        </w:rPr>
-        <w:t>Istilah "lahir baru" dapat diterjemahkan sebagai "lahir secara rohani."</w:t>
-      </w:r>
-    </w:p>
-    <w:p>
-      <w:pPr>
-        <w:pStyle w:val="ListBullet"/>
-        <w:spacing w:line="240" w:lineRule="auto"/>
-        <w:ind w:left="720"/>
-      </w:pPr>
-      <w:r>
-        <w:rPr>
-          <w:lang w:val="id_ID" w:bidi="id_ID"/>
-        </w:rPr>
-      </w:r>
-      <w:r>
-        <w:rPr>
-          <w:lang w:val="id_ID" w:bidi="id_ID"/>
-        </w:rPr>
-        <w:t>Frasa "dilahirkan dari Allah" dapat diterjemahkan sebagai "oleh karena Allah diberikan kehidupan baru seperti bayi yang baru lahir" atau "diberi kehidupan baru oleh Allah."</w:t>
-      </w:r>
-    </w:p>
-    <w:p>
-      <w:pPr>
-        <w:pStyle w:val="ListBullet"/>
-        <w:spacing w:line="240" w:lineRule="auto"/>
-        <w:ind w:left="720"/>
-      </w:pPr>
-      <w:r>
-        <w:rPr>
-          <w:lang w:val="id_ID" w:bidi="id_ID"/>
-        </w:rPr>
-      </w:r>
-      <w:r>
-        <w:rPr>
-          <w:lang w:val="id_ID" w:bidi="id_ID"/>
-        </w:rPr>
-        <w:t>Dengan cara yang sama, "dilahirkan dari Roh" dapat diterjemahkan sebagai "diberi kehidupan baru oleh Roh Kudus" atau "dimampukan oleh Roh Kudus untuk menjadi anak Allah" atau "oleh karena Roh Kudus sehingga memiliki kehidupan baru seperti bayi yang baru dilahirkan."</w:t>
-      </w:r>
-    </w:p>
-    <w:p>
-      <w:pPr/>
-      <w:r>
-        <w:rPr>
-          <w:lang w:val="id_ID" w:bidi="id_ID"/>
-        </w:rPr>
-      </w:r>
-      <w:r>
-        <w:rPr>
-          <w:lang w:val="id_ID" w:bidi="id_ID"/>
-        </w:rPr>
-        <w:t xml:space="preserve">(Lihat juga: </w:t>
-      </w:r>
-      <w:r>
-        <w:rPr>
-          <w:lang w:val="id_ID" w:bidi="id_ID"/>
-        </w:rPr>
-        <w:t>Roh Kudus</w:t>
-      </w:r>
-      <w:r>
-        <w:rPr>
-          <w:lang w:val="id_ID" w:bidi="id_ID"/>
-        </w:rPr>
-        <w:t xml:space="preserve">, </w:t>
-      </w:r>
-      <w:r>
-        <w:rPr>
-          <w:lang w:val="id_ID" w:bidi="id_ID"/>
-        </w:rPr>
-        <w:t>diselamatkan</w:t>
-      </w:r>
-      <w:r>
-        <w:rPr>
-          <w:lang w:val="id_ID" w:bidi="id_ID"/>
-        </w:rPr>
-        <w:t>)</w:t>
-      </w:r>
-    </w:p>
-    <w:p>
-      <w:pPr>
-        <w:pStyle w:val="Heading3"/>
-      </w:pPr>
-      <w:r>
-        <w:rPr>
-          <w:lang w:val="id_ID" w:bidi="id_ID"/>
-        </w:rPr>
-        <w:t>Referensi Alkitab:</w:t>
-      </w:r>
-    </w:p>
-    <w:p>
-      <w:pPr>
-        <w:pStyle w:val="ListBullet"/>
-        <w:spacing w:line="240" w:lineRule="auto"/>
-        <w:ind w:left="720"/>
-      </w:pPr>
-      <w:r>
-        <w:rPr>
-          <w:lang w:val="id_ID" w:bidi="id_ID"/>
-        </w:rPr>
-      </w:r>
-      <w:r>
-        <w:rPr>
-          <w:lang w:val="id_ID" w:bidi="id_ID"/>
-        </w:rPr>
-        <w:t>1 Yohanes 3:9</w:t>
-      </w:r>
-    </w:p>
-    <w:p>
-      <w:pPr>
-        <w:pStyle w:val="ListBullet"/>
-        <w:spacing w:line="240" w:lineRule="auto"/>
-        <w:ind w:left="720"/>
-      </w:pPr>
-      <w:r>
-        <w:rPr>
-          <w:lang w:val="id_ID" w:bidi="id_ID"/>
-        </w:rPr>
-      </w:r>
-      <w:r>
-        <w:rPr>
-          <w:lang w:val="id_ID" w:bidi="id_ID"/>
-        </w:rPr>
-        <w:t>1 Petrus 1:3</w:t>
-      </w:r>
-    </w:p>
-    <w:p>
-      <w:pPr>
-        <w:pStyle w:val="ListBullet"/>
-        <w:spacing w:line="240" w:lineRule="auto"/>
-        <w:ind w:left="720"/>
-      </w:pPr>
-      <w:r>
-        <w:rPr>
-          <w:lang w:val="id_ID" w:bidi="id_ID"/>
-        </w:rPr>
-      </w:r>
-      <w:r>
-        <w:rPr>
-          <w:lang w:val="id_ID" w:bidi="id_ID"/>
-        </w:rPr>
-        <w:t>1 Petrus 1:23</w:t>
-      </w:r>
-    </w:p>
-    <w:p>
-      <w:pPr>
-        <w:pStyle w:val="ListBullet"/>
-        <w:spacing w:line="240" w:lineRule="auto"/>
-        <w:ind w:left="720"/>
-      </w:pPr>
-      <w:r>
-        <w:rPr>
-          <w:lang w:val="id_ID" w:bidi="id_ID"/>
-        </w:rPr>
-      </w:r>
-      <w:r>
-        <w:rPr>
-          <w:lang w:val="id_ID" w:bidi="id_ID"/>
-        </w:rPr>
-        <w:t>Yohanes 3:4</w:t>
-      </w:r>
-    </w:p>
-    <w:p>
-      <w:pPr>
-        <w:pStyle w:val="ListBullet"/>
-        <w:spacing w:line="240" w:lineRule="auto"/>
-        <w:ind w:left="720"/>
-      </w:pPr>
-      <w:r>
-        <w:rPr>
-          <w:lang w:val="id_ID" w:bidi="id_ID"/>
-        </w:rPr>
-      </w:r>
-      <w:r>
-        <w:rPr>
-          <w:lang w:val="id_ID" w:bidi="id_ID"/>
-        </w:rPr>
-        <w:t>Yohanes 3:7</w:t>
-      </w:r>
-    </w:p>
-    <w:p>
-      <w:pPr>
-        <w:pStyle w:val="ListBullet"/>
-        <w:spacing w:line="240" w:lineRule="auto"/>
-        <w:ind w:left="720"/>
-      </w:pPr>
-      <w:r>
-        <w:rPr>
-          <w:lang w:val="id_ID" w:bidi="id_ID"/>
-        </w:rPr>
-      </w:r>
-      <w:r>
-        <w:rPr>
-          <w:lang w:val="id_ID" w:bidi="id_ID"/>
-        </w:rPr>
-        <w:t>Titus 3:5</w:t>
-      </w:r>
-    </w:p>
-    <w:p>
-      <w:pPr>
-        <w:pStyle w:val="Heading3"/>
-      </w:pPr>
-      <w:r>
-        <w:rPr>
-          <w:lang w:val="id_ID" w:bidi="id_ID"/>
-        </w:rPr>
-        <w:t>Data Kata:</w:t>
-      </w:r>
-    </w:p>
-    <w:p>
-      <w:pPr>
-        <w:pStyle w:val="ListBullet"/>
-        <w:spacing w:line="240" w:lineRule="auto"/>
-        <w:ind w:left="720"/>
-      </w:pPr>
-      <w:r>
-        <w:rPr>
-          <w:lang w:val="id_ID" w:bidi="id_ID"/>
-        </w:rPr>
-      </w:r>
-      <w:r>
-        <w:rPr>
-          <w:lang w:val="id_ID" w:bidi="id_ID"/>
-        </w:rPr>
-        <w:t>Strong’s: G03130, G05090, G10800, G38240</w:t>
-      </w:r>
-      <w:r>
-        <w:rPr>
-          <w:lang w:val="id_ID" w:bidi="id_ID"/>
-        </w:rPr>
-      </w:r>
-      <w:r>
-        <w:rPr>
-          <w:lang w:val="id_ID" w:bidi="id_ID"/>
-        </w:rPr>
-      </w:r>
-    </w:p>
-    <w:p>
-      <w:pPr/>
-      <w:r>
-        <w:rPr>
-          <w:lang w:val="id_ID" w:bidi="id_ID"/>
-        </w:rPr>
-      </w:r>
-    </w:p>
-    <w:p>
-      <w:pPr>
-        <w:pStyle w:val="Heading2"/>
-      </w:pPr>
-      <w:r>
-        <w:rPr>
-          <w:lang w:val="id_ID" w:bidi="id_ID"/>
-        </w:rPr>
-        <w:t>Dipilih</w:t>
-      </w:r>
-      <w:r>
-        <w:rPr>
-          <w:lang w:val="id_ID" w:bidi="id_ID"/>
-        </w:rPr>
-      </w:r>
-    </w:p>
-    <w:p>
-      <w:pPr>
-        <w:pStyle w:val="Heading3"/>
-      </w:pPr>
-      <w:r>
-        <w:rPr>
-          <w:lang w:val="id_ID" w:bidi="id_ID"/>
-        </w:rPr>
-        <w:t>Definisi:</w:t>
-      </w:r>
-    </w:p>
-    <w:p>
-      <w:pPr/>
-      <w:r>
-        <w:rPr>
-          <w:lang w:val="id_ID" w:bidi="id_ID"/>
-        </w:rPr>
-      </w:r>
-      <w:r>
-        <w:rPr>
-          <w:lang w:val="id_ID" w:bidi="id_ID"/>
-        </w:rPr>
-        <w:t>Istilah "umat pilihan" secara harfiah berarti "yang terpilih" atau "umat pilihan" dan mengacu pada mereka yang telah ditunjuk atau dipilih oleh Tuhan untuk menjadi umat-Nya. "Yang Terpilih" atau "Yang Dipilih Tuhan" adalah gelar yang mengacu pada Yesus, yang merupakan Mesias yang terpilih.</w:t>
-      </w:r>
-    </w:p>
-    <w:p>
-      <w:pPr>
-        <w:pStyle w:val="ListBullet"/>
-        <w:spacing w:line="240" w:lineRule="auto"/>
-        <w:ind w:left="720"/>
-      </w:pPr>
-      <w:r>
-        <w:rPr>
-          <w:lang w:val="id_ID" w:bidi="id_ID"/>
-        </w:rPr>
-      </w:r>
-      <w:r>
-        <w:rPr>
-          <w:lang w:val="id_ID" w:bidi="id_ID"/>
-        </w:rPr>
-        <w:t>Istilah "memilih" berarti memilih sesuatu atau seseorang atau memutuskan sesuatu. Istilah ini sering digunakan untuk merujuk kepada Allah yang menunjuk orang-orang untuk menjadi milik-Nya dan melayani Dia.</w:t>
-      </w:r>
-    </w:p>
-    <w:p>
-      <w:pPr>
-        <w:pStyle w:val="ListBullet"/>
-        <w:spacing w:line="240" w:lineRule="auto"/>
-        <w:ind w:left="720"/>
-      </w:pPr>
-      <w:r>
-        <w:rPr>
-          <w:lang w:val="id_ID" w:bidi="id_ID"/>
-        </w:rPr>
-      </w:r>
-      <w:r>
-        <w:rPr>
-          <w:lang w:val="id_ID" w:bidi="id_ID"/>
-        </w:rPr>
-        <w:t>"Dipilih" berarti "dipilih" atau "ditunjuk" untuk menjadi atau melakukan sesuatu.</w:t>
-      </w:r>
-    </w:p>
-    <w:p>
-      <w:pPr>
-        <w:pStyle w:val="ListBullet"/>
-        <w:spacing w:line="240" w:lineRule="auto"/>
-        <w:ind w:left="720"/>
-      </w:pPr>
-      <w:r>
-        <w:rPr>
-          <w:lang w:val="id_ID" w:bidi="id_ID"/>
-        </w:rPr>
-      </w:r>
-      <w:r>
-        <w:rPr>
-          <w:lang w:val="id_ID" w:bidi="id_ID"/>
-        </w:rPr>
-        <w:t>Allah memilih orang-orang untuk menjadi kudus, untuk dikhususkan oleh-Nya dengan tujuan untuk menghasilkan buah-buah rohani yang baik. Itulah sebabnya mereka disebut "yang terpilih" atau "yang terpilih".</w:t>
-      </w:r>
-    </w:p>
-    <w:p>
-      <w:pPr>
-        <w:pStyle w:val="ListBullet"/>
-        <w:spacing w:line="240" w:lineRule="auto"/>
-        <w:ind w:left="720"/>
-      </w:pPr>
-      <w:r>
-        <w:rPr>
-          <w:lang w:val="id_ID" w:bidi="id_ID"/>
-        </w:rPr>
-      </w:r>
-      <w:r>
-        <w:rPr>
-          <w:lang w:val="id_ID" w:bidi="id_ID"/>
-        </w:rPr>
-        <w:t>Istilah "yang terpilih" kadang-kadang digunakan dalam Alkitab untuk merujuk kepada orang-orang tertentu seperti Musa dan Raja Daud yang telah ditunjuk oleh Allah sebagai pemimpin atas umat-Nya. Istilah ini juga digunakan untuk menyebut bangsa Israel sebagai umat pilihan Tuhan.</w:t>
-      </w:r>
-    </w:p>
-    <w:p>
-      <w:pPr>
-        <w:pStyle w:val="ListBullet"/>
-        <w:spacing w:line="240" w:lineRule="auto"/>
-        <w:ind w:left="720"/>
-      </w:pPr>
-      <w:r>
-        <w:rPr>
-          <w:lang w:val="id_ID" w:bidi="id_ID"/>
-        </w:rPr>
-      </w:r>
-      <w:r>
-        <w:rPr>
-          <w:lang w:val="id_ID" w:bidi="id_ID"/>
-        </w:rPr>
-        <w:t>Frasa "yang terpilih" adalah istilah yang lebih tua yang secara harfiah berarti "yang terpilih" atau "orang-orang yang dipilih". Frasa ini dalam bahasa aslinya berbentuk jamak ketika merujuk kepada orang-orang yang percaya kepada Kristus.</w:t>
-      </w:r>
-    </w:p>
-    <w:p>
-      <w:pPr>
-        <w:pStyle w:val="ListBullet"/>
-        <w:spacing w:line="240" w:lineRule="auto"/>
-        <w:ind w:left="720"/>
-      </w:pPr>
-      <w:r>
-        <w:rPr>
-          <w:lang w:val="id_ID" w:bidi="id_ID"/>
-        </w:rPr>
-      </w:r>
-      <w:r>
-        <w:rPr>
-          <w:lang w:val="id_ID" w:bidi="id_ID"/>
-        </w:rPr>
-        <w:t>Dalam versi Alkitab bahasa Inggris yang lebih tua, istilah "elect" digunakan baik dalam Perjanjian Lama maupun Perjanjian Baru untuk menerjemahkan kata "yang terpilih". Versi yang lebih modern menggunakan kata "umat pilihan" hanya dalam Perjanjian Baru, untuk merujuk kepada orang-orang yang telah diselamatkan oleh Allah melalui iman kepada Yesus. Di tempat lain dalam teks Alkitab, mereka menerjemahkan kata ini secara lebih harfiah sebagai "yang terpilih".</w:t>
-      </w:r>
-    </w:p>
-    <w:p>
-      <w:pPr>
-        <w:pStyle w:val="Heading3"/>
-      </w:pPr>
-      <w:r>
-        <w:rPr>
-          <w:lang w:val="id_ID" w:bidi="id_ID"/>
-        </w:rPr>
-        <w:t>Saran Penerjemahan:</w:t>
-      </w:r>
-    </w:p>
-    <w:p>
-      <w:pPr>
-        <w:pStyle w:val="ListBullet"/>
-        <w:spacing w:line="240" w:lineRule="auto"/>
-        <w:ind w:left="720"/>
-      </w:pPr>
-      <w:r>
-        <w:rPr>
-          <w:lang w:val="id_ID" w:bidi="id_ID"/>
-        </w:rPr>
-      </w:r>
-      <w:r>
-        <w:rPr>
-          <w:lang w:val="id_ID" w:bidi="id_ID"/>
-        </w:rPr>
-        <w:t>Yang terbaik adalah menerjemahkan "umat pilihan (elect)" dengan kata atau frasa yang berarti "yang terpilih" atau "umat pilihan". Ini juga dapat diterjemahkan sebagai "orang-orang yang dipilih Allah" atau "orang-orang yang ditunjuk Allah untuk menjadi umat-Nya."</w:t>
-      </w:r>
-    </w:p>
-    <w:p>
-      <w:pPr>
-        <w:pStyle w:val="ListBullet"/>
-        <w:spacing w:line="240" w:lineRule="auto"/>
-        <w:ind w:left="720"/>
-      </w:pPr>
-      <w:r>
-        <w:rPr>
-          <w:lang w:val="id_ID" w:bidi="id_ID"/>
-        </w:rPr>
-      </w:r>
-      <w:r>
-        <w:rPr>
-          <w:lang w:val="id_ID" w:bidi="id_ID"/>
-        </w:rPr>
-        <w:t>Frasa "yang dipilih" juga dapat diterjemahkan sebagai "yang ditunjuk" atau "yang dipilih" atau "yang dipilih Tuhan."</w:t>
-      </w:r>
-    </w:p>
-    <w:p>
-      <w:pPr>
-        <w:pStyle w:val="ListBullet"/>
-        <w:spacing w:line="240" w:lineRule="auto"/>
-        <w:ind w:left="720"/>
-      </w:pPr>
-      <w:r>
-        <w:rPr>
-          <w:lang w:val="id_ID" w:bidi="id_ID"/>
-        </w:rPr>
-      </w:r>
-      <w:r>
-        <w:rPr>
-          <w:lang w:val="id_ID" w:bidi="id_ID"/>
-        </w:rPr>
-        <w:t>"Aku memilih engkau" dapat diterjemahkan sebagai "Aku menunjuk engkau" atau "Aku memilih engkau."</w:t>
-      </w:r>
-    </w:p>
-    <w:p>
-      <w:pPr>
-        <w:pStyle w:val="ListBullet"/>
-        <w:spacing w:line="240" w:lineRule="auto"/>
-        <w:ind w:left="720"/>
-      </w:pPr>
-      <w:r>
-        <w:rPr>
-          <w:lang w:val="id_ID" w:bidi="id_ID"/>
-        </w:rPr>
-      </w:r>
-      <w:r>
-        <w:rPr>
-          <w:lang w:val="id_ID" w:bidi="id_ID"/>
-        </w:rPr>
-        <w:t>Mengacu pada Yesus, "Yang Terpilih" juga dapat diterjemahkan sebagai "Yang Dipilih Allah" atau "Mesias yang ditunjuk secara khusus oleh Allah" atau "Orang yang ditunjuk oleh Allah (untuk menyelamatkan manusia)."</w:t>
-      </w:r>
-    </w:p>
-    <w:p>
-      <w:pPr/>
-      <w:r>
-        <w:rPr>
-          <w:lang w:val="id_ID" w:bidi="id_ID"/>
-        </w:rPr>
-      </w:r>
-      <w:r>
-        <w:rPr>
-          <w:lang w:val="id_ID" w:bidi="id_ID"/>
-        </w:rPr>
-        <w:t xml:space="preserve">(Lihat juga: </w:t>
-      </w:r>
-      <w:r>
-        <w:rPr>
-          <w:lang w:val="id_ID" w:bidi="id_ID"/>
-        </w:rPr>
-        <w:t>tunjuk</w:t>
-      </w:r>
-      <w:r>
-        <w:rPr>
-          <w:lang w:val="id_ID" w:bidi="id_ID"/>
-        </w:rPr>
-        <w:t xml:space="preserve">, </w:t>
-      </w:r>
-      <w:r>
-        <w:rPr>
-          <w:lang w:val="id_ID" w:bidi="id_ID"/>
-        </w:rPr>
-        <w:t>Kristus</w:t>
-      </w:r>
-      <w:r>
-        <w:rPr>
-          <w:lang w:val="id_ID" w:bidi="id_ID"/>
-        </w:rPr>
-        <w:t>)</w:t>
-      </w:r>
-    </w:p>
-    <w:p>
-      <w:pPr>
-        <w:pStyle w:val="Heading3"/>
-      </w:pPr>
-      <w:r>
-        <w:rPr>
-          <w:lang w:val="id_ID" w:bidi="id_ID"/>
-        </w:rPr>
-        <w:t>Referensi Alkitab:</w:t>
-      </w:r>
-    </w:p>
-    <w:p>
-      <w:pPr>
-        <w:pStyle w:val="ListBullet"/>
-        <w:spacing w:line="240" w:lineRule="auto"/>
-        <w:ind w:left="720"/>
-      </w:pPr>
-      <w:r>
-        <w:rPr>
-          <w:lang w:val="id_ID" w:bidi="id_ID"/>
-        </w:rPr>
-      </w:r>
-      <w:r>
-        <w:rPr>
-          <w:lang w:val="id_ID" w:bidi="id_ID"/>
-        </w:rPr>
-        <w:t>2 Yohanes 1:1</w:t>
-      </w:r>
-    </w:p>
-    <w:p>
-      <w:pPr>
-        <w:pStyle w:val="ListBullet"/>
-        <w:spacing w:line="240" w:lineRule="auto"/>
-        <w:ind w:left="720"/>
-      </w:pPr>
-      <w:r>
-        <w:rPr>
-          <w:lang w:val="id_ID" w:bidi="id_ID"/>
-        </w:rPr>
-      </w:r>
-      <w:r>
-        <w:rPr>
-          <w:lang w:val="id_ID" w:bidi="id_ID"/>
-        </w:rPr>
-        <w:t>Kolose 3:12</w:t>
-      </w:r>
-    </w:p>
-    <w:p>
-      <w:pPr>
-        <w:pStyle w:val="ListBullet"/>
-        <w:spacing w:line="240" w:lineRule="auto"/>
-        <w:ind w:left="720"/>
-      </w:pPr>
-      <w:r>
-        <w:rPr>
-          <w:lang w:val="id_ID" w:bidi="id_ID"/>
-        </w:rPr>
-      </w:r>
-      <w:r>
-        <w:rPr>
-          <w:lang w:val="id_ID" w:bidi="id_ID"/>
-        </w:rPr>
-        <w:t>Efesus 1:3–4</w:t>
-      </w:r>
-    </w:p>
-    <w:p>
-      <w:pPr>
-        <w:pStyle w:val="ListBullet"/>
-        <w:spacing w:line="240" w:lineRule="auto"/>
-        <w:ind w:left="720"/>
-      </w:pPr>
-      <w:r>
-        <w:rPr>
-          <w:lang w:val="id_ID" w:bidi="id_ID"/>
-        </w:rPr>
-      </w:r>
-      <w:r>
-        <w:rPr>
-          <w:lang w:val="id_ID" w:bidi="id_ID"/>
-        </w:rPr>
-        <w:t>Yesaya 65:22–23</w:t>
-      </w:r>
-    </w:p>
-    <w:p>
-      <w:pPr>
-        <w:pStyle w:val="ListBullet"/>
-        <w:spacing w:line="240" w:lineRule="auto"/>
-        <w:ind w:left="720"/>
-      </w:pPr>
-      <w:r>
-        <w:rPr>
-          <w:lang w:val="id_ID" w:bidi="id_ID"/>
-        </w:rPr>
-      </w:r>
-      <w:r>
-        <w:rPr>
-          <w:lang w:val="id_ID" w:bidi="id_ID"/>
-        </w:rPr>
-        <w:t>Lukas 18:7</w:t>
-      </w:r>
-    </w:p>
-    <w:p>
-      <w:pPr>
-        <w:pStyle w:val="ListBullet"/>
-        <w:spacing w:line="240" w:lineRule="auto"/>
-        <w:ind w:left="720"/>
-      </w:pPr>
-      <w:r>
-        <w:rPr>
-          <w:lang w:val="id_ID" w:bidi="id_ID"/>
-        </w:rPr>
-      </w:r>
-      <w:r>
-        <w:rPr>
-          <w:lang w:val="id_ID" w:bidi="id_ID"/>
-        </w:rPr>
-        <w:t>Matius 24:19–22</w:t>
-      </w:r>
-    </w:p>
-    <w:p>
-      <w:pPr>
-        <w:pStyle w:val="ListBullet"/>
-        <w:spacing w:line="240" w:lineRule="auto"/>
-        <w:ind w:left="720"/>
-      </w:pPr>
-      <w:r>
-        <w:rPr>
-          <w:lang w:val="id_ID" w:bidi="id_ID"/>
-        </w:rPr>
-      </w:r>
-      <w:r>
-        <w:rPr>
-          <w:lang w:val="id_ID" w:bidi="id_ID"/>
-        </w:rPr>
-        <w:t>Roma 8:33</w:t>
-      </w:r>
-    </w:p>
-    <w:p>
-      <w:pPr>
-        <w:pStyle w:val="Heading3"/>
-      </w:pPr>
-      <w:r>
-        <w:rPr>
-          <w:lang w:val="id_ID" w:bidi="id_ID"/>
-        </w:rPr>
-        <w:t>Data Kata:</w:t>
-      </w:r>
-    </w:p>
-    <w:p>
-      <w:pPr>
-        <w:pStyle w:val="ListBullet"/>
-        <w:spacing w:line="240" w:lineRule="auto"/>
-        <w:ind w:left="720"/>
-      </w:pPr>
-      <w:r>
-        <w:rPr>
-          <w:lang w:val="id_ID" w:bidi="id_ID"/>
-        </w:rPr>
-      </w:r>
-      <w:r>
-        <w:rPr>
-          <w:lang w:val="id_ID" w:bidi="id_ID"/>
-        </w:rPr>
-        <w:t>Strong’s: H0970, H0972, H0977, H1262, H1305, H4005, H6901, G01380, G01400, G15860, G15880, G15890, G19510, G37240, G44000, G44010, G47580, G48990, G55000</w:t>
-      </w:r>
-      <w:r>
-        <w:rPr>
-          <w:lang w:val="id_ID" w:bidi="id_ID"/>
-        </w:rPr>
-      </w:r>
-      <w:r>
-        <w:rPr>
-          <w:lang w:val="id_ID" w:bidi="id_ID"/>
-        </w:rPr>
-      </w:r>
-    </w:p>
-    <w:p>
-      <w:pPr/>
-      <w:r>
-        <w:rPr>
-          <w:lang w:val="id_ID" w:bidi="id_ID"/>
-        </w:rPr>
-      </w:r>
-    </w:p>
-    <w:p>
-      <w:pPr>
-        <w:pStyle w:val="Heading2"/>
-      </w:pPr>
-      <w:r>
-        <w:rPr>
-          <w:lang w:val="id_ID" w:bidi="id_ID"/>
-        </w:rPr>
-        <w:t>Doktrin</w:t>
-      </w:r>
-      <w:r>
-        <w:rPr>
-          <w:lang w:val="id_ID" w:bidi="id_ID"/>
-        </w:rPr>
-      </w:r>
-    </w:p>
-    <w:p>
-      <w:pPr>
-        <w:pStyle w:val="Heading3"/>
-      </w:pPr>
-      <w:r>
-        <w:rPr>
-          <w:lang w:val="id_ID" w:bidi="id_ID"/>
-        </w:rPr>
-        <w:t>Definisi:</w:t>
-      </w:r>
-    </w:p>
-    <w:p>
-      <w:pPr/>
-      <w:r>
-        <w:rPr>
-          <w:lang w:val="id_ID" w:bidi="id_ID"/>
-        </w:rPr>
-      </w:r>
-      <w:r>
-        <w:rPr>
-          <w:lang w:val="id_ID" w:bidi="id_ID"/>
-        </w:rPr>
-        <w:t>Kata “doktrin” secara harfiah berarti “pengajaran”. Biasanya mengacu pada pengajaran agama.</w:t>
-      </w:r>
-    </w:p>
-    <w:p>
-      <w:pPr>
-        <w:pStyle w:val="ListBullet"/>
-        <w:spacing w:line="240" w:lineRule="auto"/>
-        <w:ind w:left="720"/>
-      </w:pPr>
-      <w:r>
-        <w:rPr>
-          <w:lang w:val="id_ID" w:bidi="id_ID"/>
-        </w:rPr>
-      </w:r>
-      <w:r>
-        <w:rPr>
-          <w:lang w:val="id_ID" w:bidi="id_ID"/>
-        </w:rPr>
-        <w:t>Di dalam konteks pengajaran Kristen, “doktrin” mengacu pada semua pengajaran tentang Allah – Bapa, Anak dan Roh Kudus – termasuk seluruh kualitas karakter-Nya dan segala sesuatu yang telah dilakukan-Nya.</w:t>
-      </w:r>
-    </w:p>
-    <w:p>
-      <w:pPr>
-        <w:pStyle w:val="ListBullet"/>
-        <w:spacing w:line="240" w:lineRule="auto"/>
-        <w:ind w:left="720"/>
-      </w:pPr>
-      <w:r>
-        <w:rPr>
-          <w:lang w:val="id_ID" w:bidi="id_ID"/>
-        </w:rPr>
-      </w:r>
-      <w:r>
-        <w:rPr>
-          <w:lang w:val="id_ID" w:bidi="id_ID"/>
-        </w:rPr>
-        <w:t>Ini juga mengacu pada segala sesuatu yang Allah ajarkan kepada orang Kristen tentang bagaimana hidup kudus yang membawa kemuliaan bagi-Nya.</w:t>
-      </w:r>
-    </w:p>
-    <w:p>
-      <w:pPr>
-        <w:pStyle w:val="ListBullet"/>
-        <w:spacing w:line="240" w:lineRule="auto"/>
-        <w:ind w:left="720"/>
-      </w:pPr>
-      <w:r>
-        <w:rPr>
-          <w:lang w:val="id_ID" w:bidi="id_ID"/>
-        </w:rPr>
-      </w:r>
-      <w:r>
-        <w:rPr>
-          <w:lang w:val="id_ID" w:bidi="id_ID"/>
-        </w:rPr>
-        <w:t>Kata “doktrin” terkadang juga digunakan mengacu pada pengajaran agama palsu atau duniawi yang berasal dari manusia. Konteksnya menjadikan maknanya jelas.</w:t>
-      </w:r>
-    </w:p>
-    <w:p>
-      <w:pPr>
-        <w:pStyle w:val="ListBullet"/>
-        <w:spacing w:line="240" w:lineRule="auto"/>
-        <w:ind w:left="720"/>
-      </w:pPr>
-      <w:r>
-        <w:rPr>
-          <w:lang w:val="id_ID" w:bidi="id_ID"/>
-        </w:rPr>
-      </w:r>
-      <w:r>
-        <w:rPr>
-          <w:lang w:val="id_ID" w:bidi="id_ID"/>
-        </w:rPr>
-        <w:t>Istilah ini juga akan diterjemahkan sebagai “pengajaran.”</w:t>
-      </w:r>
-    </w:p>
-    <w:p>
-      <w:pPr/>
-      <w:r>
-        <w:rPr>
-          <w:lang w:val="id_ID" w:bidi="id_ID"/>
-        </w:rPr>
-      </w:r>
-      <w:r>
-        <w:rPr>
-          <w:lang w:val="id_ID" w:bidi="id_ID"/>
-        </w:rPr>
-        <w:t>(Lihat juga:</w:t>
-      </w:r>
-      <w:r>
-        <w:rPr>
-          <w:lang w:val="id_ID" w:bidi="id_ID"/>
-        </w:rPr>
-        <w:t>teach</w:t>
-      </w:r>
-      <w:r>
-        <w:rPr>
-          <w:lang w:val="id_ID" w:bidi="id_ID"/>
-        </w:rPr>
-        <w:t>)</w:t>
-      </w:r>
-    </w:p>
-    <w:p>
-      <w:pPr>
-        <w:pStyle w:val="Heading3"/>
-      </w:pPr>
-      <w:r>
-        <w:rPr>
-          <w:lang w:val="id_ID" w:bidi="id_ID"/>
-        </w:rPr>
-        <w:t>Rujukan Alkitab:</w:t>
-      </w:r>
-    </w:p>
-    <w:p>
-      <w:pPr>
-        <w:pStyle w:val="ListBullet"/>
-        <w:spacing w:line="240" w:lineRule="auto"/>
-        <w:ind w:left="720"/>
-      </w:pPr>
-      <w:r>
-        <w:rPr>
-          <w:lang w:val="id_ID" w:bidi="id_ID"/>
-        </w:rPr>
-      </w:r>
-      <w:r>
-        <w:rPr>
-          <w:lang w:val="id_ID" w:bidi="id_ID"/>
-        </w:rPr>
-        <w:t>1 Timotius 01:3</w:t>
-      </w:r>
-    </w:p>
-    <w:p>
-      <w:pPr>
-        <w:pStyle w:val="ListBullet"/>
-        <w:spacing w:line="240" w:lineRule="auto"/>
-        <w:ind w:left="720"/>
-      </w:pPr>
-      <w:r>
-        <w:rPr>
-          <w:lang w:val="id_ID" w:bidi="id_ID"/>
-        </w:rPr>
-      </w:r>
-      <w:r>
-        <w:rPr>
-          <w:lang w:val="id_ID" w:bidi="id_ID"/>
-        </w:rPr>
-        <w:t>2 Timotius 03:16–17</w:t>
-      </w:r>
-    </w:p>
-    <w:p>
-      <w:pPr>
-        <w:pStyle w:val="ListBullet"/>
-        <w:spacing w:line="240" w:lineRule="auto"/>
-        <w:ind w:left="720"/>
-      </w:pPr>
-      <w:r>
-        <w:rPr>
-          <w:lang w:val="id_ID" w:bidi="id_ID"/>
-        </w:rPr>
-      </w:r>
-      <w:r>
-        <w:rPr>
-          <w:lang w:val="id_ID" w:bidi="id_ID"/>
-        </w:rPr>
-        <w:t>Markus 07:6–7</w:t>
-      </w:r>
-    </w:p>
-    <w:p>
-      <w:pPr>
-        <w:pStyle w:val="ListBullet"/>
-        <w:spacing w:line="240" w:lineRule="auto"/>
-        <w:ind w:left="720"/>
-      </w:pPr>
-      <w:r>
-        <w:rPr>
-          <w:lang w:val="id_ID" w:bidi="id_ID"/>
-        </w:rPr>
-      </w:r>
-      <w:r>
-        <w:rPr>
-          <w:lang w:val="id_ID" w:bidi="id_ID"/>
-        </w:rPr>
-        <w:t>Matius 15:7–9</w:t>
-      </w:r>
-    </w:p>
-    <w:p>
-      <w:pPr>
-        <w:pStyle w:val="Heading3"/>
-      </w:pPr>
-      <w:r>
-        <w:rPr>
-          <w:lang w:val="id_ID" w:bidi="id_ID"/>
-        </w:rPr>
-        <w:t>Data Kata:</w:t>
-      </w:r>
-    </w:p>
-    <w:p>
-      <w:pPr>
-        <w:pStyle w:val="ListBullet"/>
-        <w:spacing w:line="240" w:lineRule="auto"/>
-        <w:ind w:left="720"/>
-      </w:pPr>
-      <w:r>
-        <w:rPr>
-          <w:lang w:val="id_ID" w:bidi="id_ID"/>
-        </w:rPr>
-      </w:r>
-      <w:r>
-        <w:rPr>
-          <w:lang w:val="id_ID" w:bidi="id_ID"/>
-        </w:rPr>
-        <w:t>Strong’s: H3948, G13190, G13220, G20850</w:t>
-      </w:r>
-      <w:r>
-        <w:rPr>
-          <w:lang w:val="id_ID" w:bidi="id_ID"/>
-        </w:rPr>
-      </w:r>
-      <w:r>
-        <w:rPr>
-          <w:lang w:val="id_ID" w:bidi="id_ID"/>
-        </w:rPr>
-      </w:r>
-    </w:p>
-    <w:p>
-      <w:pPr/>
-      <w:r>
-        <w:rPr>
-          <w:lang w:val="id_ID" w:bidi="id_ID"/>
-        </w:rPr>
-      </w:r>
-    </w:p>
-    <w:p>
-      <w:pPr>
-        <w:pStyle w:val="Heading2"/>
-      </w:pPr>
-      <w:r>
-        <w:rPr>
-          <w:lang w:val="id_ID" w:bidi="id_ID"/>
-        </w:rPr>
-        <w:t>Domba</w:t>
-      </w:r>
-      <w:r>
-        <w:rPr>
-          <w:lang w:val="id_ID" w:bidi="id_ID"/>
-        </w:rPr>
-      </w:r>
-    </w:p>
-    <w:p>
-      <w:pPr>
-        <w:pStyle w:val="Heading3"/>
-      </w:pPr>
-      <w:r>
-        <w:rPr>
-          <w:lang w:val="id_ID" w:bidi="id_ID"/>
-        </w:rPr>
-        <w:t>Definisi:</w:t>
-      </w:r>
-    </w:p>
-    <w:p>
-      <w:pPr/>
-      <w:r>
-        <w:rPr>
-          <w:lang w:val="id_ID" w:bidi="id_ID"/>
-        </w:rPr>
-      </w:r>
-      <w:r>
-        <w:rPr>
-          <w:lang w:val="id_ID" w:bidi="id_ID"/>
-        </w:rPr>
-        <w:t>Istilah "anak domba" merujuk pada domba yang masih muda. Domba adalah hewan berkaki empat dengan bulu tebal berupa wol, yang digunakan untuk pengorbanan kepada Allah. Yesus disebut "Anak Domba Allah" karena Dia dikorbankan untuk menebus dosa-dosa manusia.</w:t>
-      </w:r>
-    </w:p>
-    <w:p>
-      <w:pPr>
-        <w:pStyle w:val="ListBullet"/>
-        <w:spacing w:line="240" w:lineRule="auto"/>
-        <w:ind w:left="720"/>
-      </w:pPr>
-      <w:r>
-        <w:rPr>
-          <w:lang w:val="id_ID" w:bidi="id_ID"/>
-        </w:rPr>
-      </w:r>
-      <w:r>
-        <w:rPr>
-          <w:lang w:val="id_ID" w:bidi="id_ID"/>
-        </w:rPr>
-        <w:t>Hewan-hewan ini mudah tersesat dan perlu dilindungi. Allah membandingkan manusia dengan domba.</w:t>
-      </w:r>
-    </w:p>
-    <w:p>
-      <w:pPr>
-        <w:pStyle w:val="ListBullet"/>
-        <w:spacing w:line="240" w:lineRule="auto"/>
-        <w:ind w:left="720"/>
-      </w:pPr>
-      <w:r>
-        <w:rPr>
-          <w:lang w:val="id_ID" w:bidi="id_ID"/>
-        </w:rPr>
-      </w:r>
-      <w:r>
-        <w:rPr>
-          <w:lang w:val="id_ID" w:bidi="id_ID"/>
-        </w:rPr>
-        <w:t>Allah memerintahkan umat-Nya untuk mempersembahkan domba dan anak domba yang tak bercacat secara fisik kepada-Nya.</w:t>
-      </w:r>
-    </w:p>
-    <w:p>
-      <w:pPr>
-        <w:pStyle w:val="ListBullet"/>
-        <w:spacing w:line="240" w:lineRule="auto"/>
-        <w:ind w:left="720"/>
-      </w:pPr>
-      <w:r>
-        <w:rPr>
-          <w:lang w:val="id_ID" w:bidi="id_ID"/>
-        </w:rPr>
-      </w:r>
-      <w:r>
-        <w:rPr>
-          <w:lang w:val="id_ID" w:bidi="id_ID"/>
-        </w:rPr>
-        <w:t>Yesus disebut sebagai "Anak Domba Allah" yang dikorbankan untuk menebus dosa-dosa manusia. Dia adalah korban yang sempurna dan tanpa cacat karena sepenuhnya tanpa dosa.</w:t>
-      </w:r>
-    </w:p>
-    <w:p>
-      <w:pPr>
-        <w:pStyle w:val="Heading3"/>
-      </w:pPr>
-      <w:r>
-        <w:rPr>
-          <w:lang w:val="id_ID" w:bidi="id_ID"/>
-        </w:rPr>
-        <w:t>Saran Terjemahan:</w:t>
-      </w:r>
-    </w:p>
-    <w:p>
-      <w:pPr>
-        <w:pStyle w:val="ListBullet"/>
-        <w:spacing w:line="240" w:lineRule="auto"/>
-        <w:ind w:left="720"/>
-      </w:pPr>
-      <w:r>
-        <w:rPr>
-          <w:lang w:val="id_ID" w:bidi="id_ID"/>
-        </w:rPr>
-      </w:r>
-      <w:r>
-        <w:rPr>
-          <w:lang w:val="id_ID" w:bidi="id_ID"/>
-        </w:rPr>
-        <w:t>Jika kata domba dikenal di daerah bahasa yang bersangkutan, maka kata untuk anak domba harus digunakan untuk menerjemahkan istilah “anak domba” dan “Anak Domba Allah.”</w:t>
-      </w:r>
-    </w:p>
-    <w:p>
-      <w:pPr>
-        <w:pStyle w:val="ListBullet"/>
-        <w:spacing w:line="240" w:lineRule="auto"/>
-        <w:ind w:left="720"/>
-      </w:pPr>
-      <w:r>
-        <w:rPr>
-          <w:lang w:val="id_ID" w:bidi="id_ID"/>
-        </w:rPr>
-      </w:r>
-      <w:r>
-        <w:rPr>
-          <w:lang w:val="id_ID" w:bidi="id_ID"/>
-        </w:rPr>
-        <w:t>“Anak Domba Allah” dapat diterjemahkan sebagai “Anak Domba (korban) Allah,” atau “Anak Domba yang dikorbankan kepada Allah” atau “Anak Domba (korban) dari Allah.”</w:t>
-      </w:r>
-    </w:p>
-    <w:p>
-      <w:pPr>
-        <w:pStyle w:val="ListBullet"/>
-        <w:spacing w:line="240" w:lineRule="auto"/>
-        <w:ind w:left="720"/>
-      </w:pPr>
-      <w:r>
-        <w:rPr>
-          <w:lang w:val="id_ID" w:bidi="id_ID"/>
-        </w:rPr>
-      </w:r>
-      <w:r>
-        <w:rPr>
-          <w:lang w:val="id_ID" w:bidi="id_ID"/>
-        </w:rPr>
-        <w:t>Jika kata domba tidak dikenal di daerah bahasa yang bersangkutan, istilah ini dapat diterjemahkan sebagai "seekor domba muda" dengan catatan kaki yang menjelaskan seperti apa domba itu. Catatan tersebut juga dapat membandingkan domba dan anak domba dengan binatang dari daerah tersebut yang hidup berkelompok, pemalu, tidak berdaya, dan sering tersesat.</w:t>
-      </w:r>
-    </w:p>
-    <w:p>
-      <w:pPr>
-        <w:pStyle w:val="ListBullet"/>
-        <w:spacing w:line="240" w:lineRule="auto"/>
-        <w:ind w:left="720"/>
-      </w:pPr>
-      <w:r>
-        <w:rPr>
-          <w:lang w:val="id_ID" w:bidi="id_ID"/>
-        </w:rPr>
-      </w:r>
-      <w:r>
-        <w:rPr>
-          <w:lang w:val="id_ID" w:bidi="id_ID"/>
-        </w:rPr>
-        <w:t>Pertimbangkan juga bagaimana istilah ini diterjemahkan dalam terjemahan Alkitab dari bahasa lokal atau bahasa nasional terdekat.</w:t>
-      </w:r>
-    </w:p>
-    <w:p>
-      <w:pPr/>
-      <w:r>
-        <w:rPr>
-          <w:lang w:val="id_ID" w:bidi="id_ID"/>
-        </w:rPr>
-      </w:r>
-      <w:r>
-        <w:rPr>
-          <w:lang w:val="id_ID" w:bidi="id_ID"/>
-        </w:rPr>
-        <w:t xml:space="preserve">(Lihat: </w:t>
-      </w:r>
-      <w:r>
-        <w:rPr>
-          <w:lang w:val="id_ID" w:bidi="id_ID"/>
-        </w:rPr>
-        <w:t>Menerjemahkan Istilah yang Tidak Dikenal</w:t>
-      </w:r>
-      <w:r>
-        <w:rPr>
-          <w:lang w:val="id_ID" w:bidi="id_ID"/>
-        </w:rPr>
-        <w:t>)</w:t>
-      </w:r>
-    </w:p>
-    <w:p>
-      <w:pPr/>
-      <w:r>
-        <w:rPr>
-          <w:lang w:val="id_ID" w:bidi="id_ID"/>
-        </w:rPr>
-      </w:r>
-      <w:r>
-        <w:rPr>
-          <w:lang w:val="id_ID" w:bidi="id_ID"/>
-        </w:rPr>
-        <w:t xml:space="preserve">(Lihat juga: </w:t>
-      </w:r>
-      <w:r>
-        <w:rPr>
-          <w:lang w:val="id_ID" w:bidi="id_ID"/>
-        </w:rPr>
-        <w:t>domba</w:t>
-      </w:r>
-      <w:r>
-        <w:rPr>
-          <w:lang w:val="id_ID" w:bidi="id_ID"/>
-        </w:rPr>
-        <w:t xml:space="preserve">, </w:t>
-      </w:r>
-      <w:r>
-        <w:rPr>
-          <w:lang w:val="id_ID" w:bidi="id_ID"/>
-        </w:rPr>
-        <w:t>gembala</w:t>
-      </w:r>
-      <w:r>
-        <w:rPr>
-          <w:lang w:val="id_ID" w:bidi="id_ID"/>
-        </w:rPr>
-        <w:t>)</w:t>
-      </w:r>
-    </w:p>
-    <w:p>
-      <w:pPr>
-        <w:pStyle w:val="Heading3"/>
-      </w:pPr>
-      <w:r>
-        <w:rPr>
-          <w:lang w:val="id_ID" w:bidi="id_ID"/>
-        </w:rPr>
-        <w:t>Referensi Alkitab:</w:t>
-      </w:r>
-    </w:p>
-    <w:p>
-      <w:pPr>
-        <w:pStyle w:val="ListBullet"/>
-        <w:spacing w:line="240" w:lineRule="auto"/>
-        <w:ind w:left="720"/>
-      </w:pPr>
-      <w:r>
-        <w:rPr>
-          <w:lang w:val="id_ID" w:bidi="id_ID"/>
-        </w:rPr>
-      </w:r>
-      <w:r>
-        <w:rPr>
-          <w:lang w:val="id_ID" w:bidi="id_ID"/>
-        </w:rPr>
-        <w:t>2 Samuel 12:3</w:t>
-      </w:r>
-    </w:p>
-    <w:p>
-      <w:pPr>
-        <w:pStyle w:val="ListBullet"/>
-        <w:spacing w:line="240" w:lineRule="auto"/>
-        <w:ind w:left="720"/>
-      </w:pPr>
-      <w:r>
-        <w:rPr>
-          <w:lang w:val="id_ID" w:bidi="id_ID"/>
-        </w:rPr>
-      </w:r>
-      <w:r>
-        <w:rPr>
-          <w:lang w:val="id_ID" w:bidi="id_ID"/>
-        </w:rPr>
-        <w:t>Ezra 8:35–36</w:t>
-      </w:r>
-    </w:p>
-    <w:p>
-      <w:pPr>
-        <w:pStyle w:val="ListBullet"/>
-        <w:spacing w:line="240" w:lineRule="auto"/>
-        <w:ind w:left="720"/>
-      </w:pPr>
-      <w:r>
-        <w:rPr>
-          <w:lang w:val="id_ID" w:bidi="id_ID"/>
-        </w:rPr>
-      </w:r>
-      <w:r>
-        <w:rPr>
-          <w:lang w:val="id_ID" w:bidi="id_ID"/>
-        </w:rPr>
-        <w:t>Yesaya 66:3</w:t>
-      </w:r>
-    </w:p>
-    <w:p>
-      <w:pPr>
-        <w:pStyle w:val="ListBullet"/>
-        <w:spacing w:line="240" w:lineRule="auto"/>
-        <w:ind w:left="720"/>
-      </w:pPr>
-      <w:r>
-        <w:rPr>
-          <w:lang w:val="id_ID" w:bidi="id_ID"/>
-        </w:rPr>
-      </w:r>
-      <w:r>
-        <w:rPr>
-          <w:lang w:val="id_ID" w:bidi="id_ID"/>
-        </w:rPr>
-        <w:t>Yeremia 11:19</w:t>
-      </w:r>
-    </w:p>
-    <w:p>
-      <w:pPr>
-        <w:pStyle w:val="ListBullet"/>
-        <w:spacing w:line="240" w:lineRule="auto"/>
-        <w:ind w:left="720"/>
-      </w:pPr>
-      <w:r>
-        <w:rPr>
-          <w:lang w:val="id_ID" w:bidi="id_ID"/>
-        </w:rPr>
-      </w:r>
-      <w:r>
-        <w:rPr>
-          <w:lang w:val="id_ID" w:bidi="id_ID"/>
-        </w:rPr>
-        <w:t>Yohanes 1:29</w:t>
-      </w:r>
-    </w:p>
-    <w:p>
-      <w:pPr>
-        <w:pStyle w:val="ListBullet"/>
-        <w:spacing w:line="240" w:lineRule="auto"/>
-        <w:ind w:left="720"/>
-      </w:pPr>
-      <w:r>
-        <w:rPr>
-          <w:lang w:val="id_ID" w:bidi="id_ID"/>
-        </w:rPr>
-      </w:r>
-      <w:r>
-        <w:rPr>
-          <w:lang w:val="id_ID" w:bidi="id_ID"/>
-        </w:rPr>
-        <w:t>Yohanes 1:36</w:t>
-      </w:r>
-    </w:p>
-    <w:p>
-      <w:pPr>
-        <w:pStyle w:val="ListBullet"/>
-        <w:spacing w:line="240" w:lineRule="auto"/>
-        <w:ind w:left="720"/>
-      </w:pPr>
-      <w:r>
-        <w:rPr>
-          <w:lang w:val="id_ID" w:bidi="id_ID"/>
-        </w:rPr>
-      </w:r>
-      <w:r>
-        <w:rPr>
-          <w:lang w:val="id_ID" w:bidi="id_ID"/>
-        </w:rPr>
-        <w:t>Imamat 14:21–23</w:t>
-      </w:r>
-    </w:p>
-    <w:p>
-      <w:pPr>
-        <w:pStyle w:val="ListBullet"/>
-        <w:spacing w:line="240" w:lineRule="auto"/>
-        <w:ind w:left="720"/>
-      </w:pPr>
-      <w:r>
-        <w:rPr>
-          <w:lang w:val="id_ID" w:bidi="id_ID"/>
-        </w:rPr>
-      </w:r>
-      <w:r>
-        <w:rPr>
-          <w:lang w:val="id_ID" w:bidi="id_ID"/>
-        </w:rPr>
-        <w:t>Imamat 17:1–4</w:t>
-      </w:r>
-    </w:p>
-    <w:p>
-      <w:pPr>
-        <w:pStyle w:val="ListBullet"/>
-        <w:spacing w:line="240" w:lineRule="auto"/>
-        <w:ind w:left="720"/>
-      </w:pPr>
-      <w:r>
-        <w:rPr>
-          <w:lang w:val="id_ID" w:bidi="id_ID"/>
-        </w:rPr>
-      </w:r>
-      <w:r>
-        <w:rPr>
-          <w:lang w:val="id_ID" w:bidi="id_ID"/>
-        </w:rPr>
-        <w:t>Lukas 10:3</w:t>
-      </w:r>
-    </w:p>
-    <w:p>
-      <w:pPr>
-        <w:pStyle w:val="ListBullet"/>
-        <w:spacing w:line="240" w:lineRule="auto"/>
-        <w:ind w:left="720"/>
-      </w:pPr>
-      <w:r>
-        <w:rPr>
-          <w:lang w:val="id_ID" w:bidi="id_ID"/>
-        </w:rPr>
-      </w:r>
-      <w:r>
-        <w:rPr>
-          <w:lang w:val="id_ID" w:bidi="id_ID"/>
-        </w:rPr>
-        <w:t>Wahyu 15:3–4</w:t>
-      </w:r>
-    </w:p>
-    <w:p>
-      <w:pPr>
-        <w:pStyle w:val="Heading3"/>
-      </w:pPr>
-      <w:r>
-        <w:rPr>
-          <w:lang w:val="id_ID" w:bidi="id_ID"/>
-        </w:rPr>
-        <w:t>Contoh dari cerita Alkitab:</w:t>
-      </w:r>
-    </w:p>
-    <w:p>
-      <w:pPr>
-        <w:pStyle w:val="ListBullet"/>
-        <w:spacing w:line="240" w:lineRule="auto"/>
-        <w:ind w:left="720"/>
-      </w:pPr>
-      <w:r>
-        <w:rPr>
-          <w:lang w:val="id_ID" w:bidi="id_ID"/>
-        </w:rPr>
-      </w:r>
-      <w:r>
-        <w:rPr>
-          <w:b/>
-          <w:lang w:val="id_ID" w:bidi="id_ID"/>
-        </w:rPr>
-        <w:t>5:7</w:t>
-      </w:r>
-      <w:r>
-        <w:rPr>
-          <w:lang w:val="id_ID" w:bidi="id_ID"/>
-        </w:rPr>
-        <w:t xml:space="preserve"> Ketika Abraham dan Ishak berjalan menuju tempat persembahan, Ishak bertanya, “Di sini sudah ada api dan kayu, tetapi di manakah </w:t>
-      </w:r>
-      <w:r>
-        <w:rPr>
-          <w:b/>
-          <w:lang w:val="id_ID" w:bidi="id_ID"/>
-        </w:rPr>
-        <w:t>anak domba</w:t>
-      </w:r>
-      <w:r>
-        <w:rPr>
-          <w:lang w:val="id_ID" w:bidi="id_ID"/>
-        </w:rPr>
-        <w:t xml:space="preserve"> untuk korban bakaran itu?”</w:t>
-      </w:r>
-    </w:p>
-    <w:p>
-      <w:pPr>
-        <w:pStyle w:val="ListBullet"/>
-        <w:spacing w:line="240" w:lineRule="auto"/>
-        <w:ind w:left="720"/>
-      </w:pPr>
-      <w:r>
-        <w:rPr>
-          <w:lang w:val="id_ID" w:bidi="id_ID"/>
-        </w:rPr>
-      </w:r>
-      <w:r>
-        <w:rPr>
-          <w:b/>
-          <w:lang w:val="id_ID" w:bidi="id_ID"/>
-        </w:rPr>
-        <w:t>11:2</w:t>
-      </w:r>
-      <w:r>
-        <w:rPr>
-          <w:lang w:val="id_ID" w:bidi="id_ID"/>
-        </w:rPr>
-        <w:t xml:space="preserve"> Allah menyediakan cara untuk menyelamatkan anak sulung dari setiap orang yang percaya kepada-Nya. Setiap keluarga harus memilih </w:t>
-      </w:r>
-      <w:r>
-        <w:rPr>
-          <w:b/>
-          <w:lang w:val="id_ID" w:bidi="id_ID"/>
-        </w:rPr>
-        <w:t>domba</w:t>
-      </w:r>
-      <w:r>
-        <w:rPr>
-          <w:lang w:val="id_ID" w:bidi="id_ID"/>
-        </w:rPr>
-        <w:t xml:space="preserve"> atau kambing yang tidak bercacat dan mengorbankannya.</w:t>
-      </w:r>
-    </w:p>
-    <w:p>
-      <w:pPr>
-        <w:pStyle w:val="ListBullet"/>
-        <w:spacing w:line="240" w:lineRule="auto"/>
-        <w:ind w:left="720"/>
-      </w:pPr>
-      <w:r>
-        <w:rPr>
-          <w:lang w:val="id_ID" w:bidi="id_ID"/>
-        </w:rPr>
-      </w:r>
-      <w:r>
-        <w:rPr>
-          <w:b/>
-          <w:lang w:val="id_ID" w:bidi="id_ID"/>
-        </w:rPr>
-        <w:t>24:6</w:t>
-      </w:r>
-      <w:r>
-        <w:rPr>
-          <w:lang w:val="id_ID" w:bidi="id_ID"/>
-        </w:rPr>
-        <w:t xml:space="preserve"> Keesokan harinya, Yesus datang untuk dibaptis oleh Yohanes. Ketika Yohanes melihatnya, dia berkata, "Lihat! Itulah </w:t>
-      </w:r>
-      <w:r>
-        <w:rPr>
-          <w:b/>
-          <w:lang w:val="id_ID" w:bidi="id_ID"/>
-        </w:rPr>
-        <w:t>Anak Domba Allah</w:t>
-      </w:r>
-      <w:r>
-        <w:rPr>
-          <w:lang w:val="id_ID" w:bidi="id_ID"/>
-        </w:rPr>
-        <w:t xml:space="preserve"> yang akan menghapus dosa dunia."</w:t>
-      </w:r>
-    </w:p>
-    <w:p>
-      <w:pPr>
-        <w:pStyle w:val="ListBullet"/>
-        <w:spacing w:line="240" w:lineRule="auto"/>
-        <w:ind w:left="720"/>
-      </w:pPr>
-      <w:r>
-        <w:rPr>
-          <w:lang w:val="id_ID" w:bidi="id_ID"/>
-        </w:rPr>
-      </w:r>
-      <w:r>
-        <w:rPr>
-          <w:b/>
-          <w:lang w:val="id_ID" w:bidi="id_ID"/>
-        </w:rPr>
-        <w:t>45:8</w:t>
-      </w:r>
-      <w:r>
-        <w:rPr>
-          <w:lang w:val="id_ID" w:bidi="id_ID"/>
-        </w:rPr>
-        <w:t xml:space="preserve"> Dia membaca, “Mereka membawanya seperti </w:t>
-      </w:r>
-      <w:r>
-        <w:rPr>
-          <w:b/>
-          <w:lang w:val="id_ID" w:bidi="id_ID"/>
-        </w:rPr>
-        <w:t>domba</w:t>
-      </w:r>
-      <w:r>
-        <w:rPr>
-          <w:lang w:val="id_ID" w:bidi="id_ID"/>
-        </w:rPr>
-        <w:t xml:space="preserve"> yang akan disembelih, dan seperti </w:t>
-      </w:r>
-      <w:r>
-        <w:rPr>
-          <w:b/>
-          <w:lang w:val="id_ID" w:bidi="id_ID"/>
-        </w:rPr>
-        <w:t>domba</w:t>
-      </w:r>
-      <w:r>
-        <w:rPr>
-          <w:lang w:val="id_ID" w:bidi="id_ID"/>
-        </w:rPr>
-        <w:t xml:space="preserve"> yang kelu, ia tidak mengucapkan sepatah kata pun.”</w:t>
-      </w:r>
-    </w:p>
-    <w:p>
-      <w:pPr>
-        <w:pStyle w:val="ListBullet"/>
-        <w:spacing w:line="240" w:lineRule="auto"/>
-        <w:ind w:left="720"/>
-      </w:pPr>
-      <w:r>
-        <w:rPr>
-          <w:lang w:val="id_ID" w:bidi="id_ID"/>
-        </w:rPr>
-      </w:r>
-      <w:r>
-        <w:rPr>
-          <w:b/>
-          <w:lang w:val="id_ID" w:bidi="id_ID"/>
-        </w:rPr>
-        <w:t>48:8</w:t>
-      </w:r>
-      <w:r>
-        <w:rPr>
-          <w:lang w:val="id_ID" w:bidi="id_ID"/>
-        </w:rPr>
-        <w:t xml:space="preserve"> Ketika Allah memerintahkan Abraham untuk mempersembahkan anaknya, Ishak, sebagai korban, Allah menyediakan </w:t>
-      </w:r>
-      <w:r>
-        <w:rPr>
-          <w:b/>
-          <w:lang w:val="id_ID" w:bidi="id_ID"/>
-        </w:rPr>
-        <w:t>domba</w:t>
-      </w:r>
-      <w:r>
-        <w:rPr>
-          <w:lang w:val="id_ID" w:bidi="id_ID"/>
-        </w:rPr>
-        <w:t xml:space="preserve"> sebagai pengganti Ishak. Kita semua seharusnya mati karena dosa-dosa kita! Namun, Allah menyediakan Yesus, </w:t>
-      </w:r>
-      <w:r>
-        <w:rPr>
-          <w:b/>
-          <w:lang w:val="id_ID" w:bidi="id_ID"/>
-        </w:rPr>
-        <w:t>Domba</w:t>
-      </w:r>
-      <w:r>
-        <w:rPr>
-          <w:lang w:val="id_ID" w:bidi="id_ID"/>
-        </w:rPr>
-        <w:t xml:space="preserve"> Allah, sebagai korban yang mati menggantikan kita.</w:t>
-      </w:r>
-    </w:p>
-    <w:p>
-      <w:pPr>
-        <w:pStyle w:val="ListBullet"/>
-        <w:spacing w:line="240" w:lineRule="auto"/>
-        <w:ind w:left="720"/>
-      </w:pPr>
-      <w:r>
-        <w:rPr>
-          <w:lang w:val="id_ID" w:bidi="id_ID"/>
-        </w:rPr>
-      </w:r>
-      <w:r>
-        <w:rPr>
-          <w:b/>
-          <w:lang w:val="id_ID" w:bidi="id_ID"/>
-        </w:rPr>
-        <w:t>48:9</w:t>
-      </w:r>
-      <w:r>
-        <w:rPr>
-          <w:lang w:val="id_ID" w:bidi="id_ID"/>
-        </w:rPr>
-        <w:t xml:space="preserve"> Saat Allah mengirimkan tulah terakhir ke Mesir, Dia memerintahkan setiap keluarga Israel untuk menyembelih </w:t>
-      </w:r>
-      <w:r>
-        <w:rPr>
-          <w:b/>
-          <w:lang w:val="id_ID" w:bidi="id_ID"/>
-        </w:rPr>
-        <w:t>anak domba</w:t>
-      </w:r>
-      <w:r>
-        <w:rPr>
-          <w:lang w:val="id_ID" w:bidi="id_ID"/>
-        </w:rPr>
-        <w:t xml:space="preserve"> yang tak bercacat dan mengoleskan darahnya di bagian atas dan sisi bingkai pintu mereka.</w:t>
-      </w:r>
-    </w:p>
-    <w:p>
-      <w:pPr>
-        <w:pStyle w:val="Heading3"/>
-      </w:pPr>
-      <w:r>
-        <w:rPr>
-          <w:lang w:val="id_ID" w:bidi="id_ID"/>
-        </w:rPr>
-        <w:t>Data Kata:</w:t>
-      </w:r>
-    </w:p>
-    <w:p>
-      <w:pPr>
-        <w:pStyle w:val="ListBullet"/>
-        <w:spacing w:line="240" w:lineRule="auto"/>
-        <w:ind w:left="720"/>
-      </w:pPr>
-      <w:r>
-        <w:rPr>
-          <w:lang w:val="id_ID" w:bidi="id_ID"/>
-        </w:rPr>
-      </w:r>
-      <w:r>
-        <w:rPr>
-          <w:lang w:val="id_ID" w:bidi="id_ID"/>
-        </w:rPr>
-        <w:t>Strong: H7716, G07210, G23160</w:t>
-      </w:r>
-      <w:r>
-        <w:rPr>
-          <w:lang w:val="id_ID" w:bidi="id_ID"/>
-        </w:rPr>
-      </w:r>
-      <w:r>
-        <w:rPr>
-          <w:lang w:val="id_ID" w:bidi="id_ID"/>
-        </w:rPr>
-      </w:r>
-    </w:p>
-    <w:p>
-      <w:pPr/>
-      <w:r>
-        <w:rPr>
-          <w:lang w:val="id_ID" w:bidi="id_ID"/>
-        </w:rPr>
-      </w:r>
-    </w:p>
-    <w:p>
-      <w:pPr>
-        <w:pStyle w:val="Heading2"/>
-      </w:pPr>
-      <w:r>
-        <w:rPr>
-          <w:lang w:val="id_ID" w:bidi="id_ID"/>
-        </w:rPr>
-        <w:t>Domba</w:t>
-      </w:r>
-      <w:r>
-        <w:rPr>
-          <w:lang w:val="id_ID" w:bidi="id_ID"/>
-        </w:rPr>
-      </w:r>
-    </w:p>
-    <w:p>
-      <w:pPr>
-        <w:pStyle w:val="Heading3"/>
-      </w:pPr>
-      <w:r>
-        <w:rPr>
-          <w:lang w:val="id_ID" w:bidi="id_ID"/>
-        </w:rPr>
-        <w:t>Pengertian:</w:t>
-      </w:r>
-    </w:p>
-    <w:p>
-      <w:pPr/>
-      <w:r>
-        <w:rPr>
-          <w:lang w:val="id_ID" w:bidi="id_ID"/>
-        </w:rPr>
-      </w:r>
-      <w:r>
-        <w:rPr>
-          <w:lang w:val="id_ID" w:bidi="id_ID"/>
-        </w:rPr>
-        <w:t xml:space="preserve">Seekor "domba" adalah hewan berukuran sedang dengan empat kaki yang memiliki bulu di seluruh tubuhnya. Dalam bahasa Inggris, domba jantan disebut "ram," sedangkan domba betina disebut "ewe." </w:t>
-      </w:r>
-    </w:p>
-    <w:p>
-      <w:pPr>
-        <w:pStyle w:val="ListBullet"/>
-        <w:spacing w:line="240" w:lineRule="auto"/>
-        <w:ind w:left="720"/>
-      </w:pPr>
-      <w:r>
-        <w:rPr>
-          <w:lang w:val="id_ID" w:bidi="id_ID"/>
-        </w:rPr>
-      </w:r>
-      <w:r>
-        <w:rPr>
-          <w:lang w:val="id_ID" w:bidi="id_ID"/>
-        </w:rPr>
-        <w:t>Bayi domba disebut "anak domba".</w:t>
-      </w:r>
-    </w:p>
-    <w:p>
-      <w:pPr>
-        <w:pStyle w:val="ListBullet"/>
-        <w:spacing w:line="240" w:lineRule="auto"/>
-        <w:ind w:left="720"/>
-      </w:pPr>
-      <w:r>
-        <w:rPr>
-          <w:lang w:val="id_ID" w:bidi="id_ID"/>
-        </w:rPr>
-      </w:r>
-      <w:r>
-        <w:rPr>
-          <w:lang w:val="id_ID" w:bidi="id_ID"/>
-        </w:rPr>
-        <w:t>Bangsa Israel sering menggunakan domba untuk pengorbanan, terutama domba jantan dan domba yang masih muda.</w:t>
-      </w:r>
-    </w:p>
-    <w:p>
-      <w:pPr>
-        <w:pStyle w:val="ListBullet"/>
-        <w:spacing w:line="240" w:lineRule="auto"/>
-        <w:ind w:left="720"/>
-      </w:pPr>
-      <w:r>
-        <w:rPr>
-          <w:lang w:val="id_ID" w:bidi="id_ID"/>
-        </w:rPr>
-      </w:r>
-      <w:r>
-        <w:rPr>
-          <w:lang w:val="id_ID" w:bidi="id_ID"/>
-        </w:rPr>
-        <w:t>Orang-orang menggunakan daging domba sebagai bahan makanan dan memanfaatkan bulu wolnya untuk membuat pakaian dan benda-benda lainnya.</w:t>
-      </w:r>
-    </w:p>
-    <w:p>
-      <w:pPr>
-        <w:pStyle w:val="ListBullet"/>
-        <w:spacing w:line="240" w:lineRule="auto"/>
-        <w:ind w:left="720"/>
-      </w:pPr>
-      <w:r>
-        <w:rPr>
-          <w:lang w:val="id_ID" w:bidi="id_ID"/>
-        </w:rPr>
-      </w:r>
-      <w:r>
-        <w:rPr>
-          <w:lang w:val="id_ID" w:bidi="id_ID"/>
-        </w:rPr>
-        <w:t>Domba adalah hewan yang sangat mudah percaya, lemah, dan penakut. Mereka gampang dipengaruhi untuk menyimpang. Mereka memerlukan seorang gembala untuk memimpin, melindungi, serta menyediakan makanan, air, dan tempat berlindung bagi mereka.</w:t>
-      </w:r>
-    </w:p>
-    <w:p>
-      <w:pPr>
-        <w:pStyle w:val="ListBullet"/>
-        <w:spacing w:line="240" w:lineRule="auto"/>
-        <w:ind w:left="720"/>
-      </w:pPr>
-      <w:r>
-        <w:rPr>
-          <w:lang w:val="id_ID" w:bidi="id_ID"/>
-        </w:rPr>
-      </w:r>
-      <w:r>
-        <w:rPr>
-          <w:lang w:val="id_ID" w:bidi="id_ID"/>
-        </w:rPr>
-        <w:t>Dalam Alkitab, orang-orang diibaratkan seperti domba yang memiliki Allah sebagai gembala mereka.</w:t>
-      </w:r>
-    </w:p>
-    <w:p>
-      <w:pPr/>
-      <w:r>
-        <w:rPr>
-          <w:lang w:val="id_ID" w:bidi="id_ID"/>
-        </w:rPr>
-      </w:r>
-      <w:r>
-        <w:rPr>
-          <w:lang w:val="id_ID" w:bidi="id_ID"/>
-        </w:rPr>
-        <w:t xml:space="preserve">(Saran Terjemahan: </w:t>
-      </w:r>
-      <w:r>
-        <w:rPr>
-          <w:lang w:val="id_ID" w:bidi="id_ID"/>
-        </w:rPr>
-        <w:t>Menerjemahkan Istilah yang Tidak Dikenal</w:t>
-      </w:r>
-      <w:r>
-        <w:rPr>
-          <w:lang w:val="id_ID" w:bidi="id_ID"/>
-        </w:rPr>
-        <w:t>)</w:t>
-      </w:r>
-    </w:p>
-    <w:p>
-      <w:pPr/>
-      <w:r>
-        <w:rPr>
-          <w:lang w:val="id_ID" w:bidi="id_ID"/>
-        </w:rPr>
-      </w:r>
-      <w:r>
-        <w:rPr>
-          <w:lang w:val="id_ID" w:bidi="id_ID"/>
-        </w:rPr>
-        <w:t xml:space="preserve">(Lihat juga: </w:t>
-      </w:r>
-      <w:r>
-        <w:rPr>
-          <w:lang w:val="id_ID" w:bidi="id_ID"/>
-        </w:rPr>
-        <w:t>Israel</w:t>
-      </w:r>
-      <w:r>
-        <w:rPr>
-          <w:lang w:val="id_ID" w:bidi="id_ID"/>
-        </w:rPr>
-        <w:t xml:space="preserve">, </w:t>
-      </w:r>
-      <w:r>
-        <w:rPr>
-          <w:lang w:val="id_ID" w:bidi="id_ID"/>
-        </w:rPr>
-        <w:t>domba</w:t>
-      </w:r>
-      <w:r>
-        <w:rPr>
-          <w:lang w:val="id_ID" w:bidi="id_ID"/>
-        </w:rPr>
-        <w:t xml:space="preserve">, </w:t>
-      </w:r>
-      <w:r>
-        <w:rPr>
-          <w:lang w:val="id_ID" w:bidi="id_ID"/>
-        </w:rPr>
-        <w:t>pengorbanan</w:t>
-      </w:r>
-      <w:r>
-        <w:rPr>
-          <w:lang w:val="id_ID" w:bidi="id_ID"/>
-        </w:rPr>
-        <w:t xml:space="preserve">, </w:t>
-      </w:r>
-      <w:r>
-        <w:rPr>
-          <w:lang w:val="id_ID" w:bidi="id_ID"/>
-        </w:rPr>
-        <w:t>gembala</w:t>
-      </w:r>
-      <w:r>
-        <w:rPr>
-          <w:lang w:val="id_ID" w:bidi="id_ID"/>
-        </w:rPr>
-        <w:t>)</w:t>
-      </w:r>
-    </w:p>
-    <w:p>
-      <w:pPr>
-        <w:pStyle w:val="Heading3"/>
-      </w:pPr>
-      <w:r>
-        <w:rPr>
-          <w:lang w:val="id_ID" w:bidi="id_ID"/>
-        </w:rPr>
-        <w:t>Referensi Alkitab:</w:t>
-      </w:r>
-    </w:p>
-    <w:p>
-      <w:pPr>
-        <w:pStyle w:val="ListBullet"/>
-        <w:spacing w:line="240" w:lineRule="auto"/>
-        <w:ind w:left="720"/>
-      </w:pPr>
-      <w:r>
-        <w:rPr>
-          <w:lang w:val="id_ID" w:bidi="id_ID"/>
-        </w:rPr>
-      </w:r>
-      <w:r>
-        <w:rPr>
-          <w:lang w:val="id_ID" w:bidi="id_ID"/>
-        </w:rPr>
-        <w:t>Kisah Para Rasul 8:32</w:t>
-      </w:r>
-    </w:p>
-    <w:p>
-      <w:pPr>
-        <w:pStyle w:val="ListBullet"/>
-        <w:spacing w:line="240" w:lineRule="auto"/>
-        <w:ind w:left="720"/>
-      </w:pPr>
-      <w:r>
-        <w:rPr>
-          <w:lang w:val="id_ID" w:bidi="id_ID"/>
-        </w:rPr>
-      </w:r>
-      <w:r>
-        <w:rPr>
-          <w:lang w:val="id_ID" w:bidi="id_ID"/>
-        </w:rPr>
-        <w:t>Kejadian 30:32</w:t>
-      </w:r>
-    </w:p>
-    <w:p>
-      <w:pPr>
-        <w:pStyle w:val="ListBullet"/>
-        <w:spacing w:line="240" w:lineRule="auto"/>
-        <w:ind w:left="720"/>
-      </w:pPr>
-      <w:r>
-        <w:rPr>
-          <w:lang w:val="id_ID" w:bidi="id_ID"/>
-        </w:rPr>
-      </w:r>
-      <w:r>
-        <w:rPr>
-          <w:lang w:val="id_ID" w:bidi="id_ID"/>
-        </w:rPr>
-        <w:t>Yohanes 2:14</w:t>
-      </w:r>
-    </w:p>
-    <w:p>
-      <w:pPr>
-        <w:pStyle w:val="ListBullet"/>
-        <w:spacing w:line="240" w:lineRule="auto"/>
-        <w:ind w:left="720"/>
-      </w:pPr>
-      <w:r>
-        <w:rPr>
-          <w:lang w:val="id_ID" w:bidi="id_ID"/>
-        </w:rPr>
-      </w:r>
-      <w:r>
-        <w:rPr>
-          <w:lang w:val="id_ID" w:bidi="id_ID"/>
-        </w:rPr>
-        <w:t>Lukas 15:5</w:t>
-      </w:r>
-    </w:p>
-    <w:p>
-      <w:pPr>
-        <w:pStyle w:val="ListBullet"/>
-        <w:spacing w:line="240" w:lineRule="auto"/>
-        <w:ind w:left="720"/>
-      </w:pPr>
-      <w:r>
-        <w:rPr>
-          <w:lang w:val="id_ID" w:bidi="id_ID"/>
-        </w:rPr>
-      </w:r>
-      <w:r>
-        <w:rPr>
-          <w:lang w:val="id_ID" w:bidi="id_ID"/>
-        </w:rPr>
-        <w:t>Markus 6:34</w:t>
-      </w:r>
-    </w:p>
-    <w:p>
-      <w:pPr>
-        <w:pStyle w:val="ListBullet"/>
-        <w:spacing w:line="240" w:lineRule="auto"/>
-        <w:ind w:left="720"/>
-      </w:pPr>
-      <w:r>
-        <w:rPr>
-          <w:lang w:val="id_ID" w:bidi="id_ID"/>
-        </w:rPr>
-      </w:r>
-      <w:r>
-        <w:rPr>
-          <w:lang w:val="id_ID" w:bidi="id_ID"/>
-        </w:rPr>
-        <w:t>Matius 9:36</w:t>
-      </w:r>
-    </w:p>
-    <w:p>
-      <w:pPr>
-        <w:pStyle w:val="ListBullet"/>
-        <w:spacing w:line="240" w:lineRule="auto"/>
-        <w:ind w:left="720"/>
-      </w:pPr>
-      <w:r>
-        <w:rPr>
-          <w:lang w:val="id_ID" w:bidi="id_ID"/>
-        </w:rPr>
-      </w:r>
-      <w:r>
-        <w:rPr>
-          <w:lang w:val="id_ID" w:bidi="id_ID"/>
-        </w:rPr>
-        <w:t>Matius 10:6</w:t>
-      </w:r>
-    </w:p>
-    <w:p>
-      <w:pPr>
-        <w:pStyle w:val="ListBullet"/>
-        <w:spacing w:line="240" w:lineRule="auto"/>
-        <w:ind w:left="720"/>
-      </w:pPr>
-      <w:r>
-        <w:rPr>
-          <w:lang w:val="id_ID" w:bidi="id_ID"/>
-        </w:rPr>
-      </w:r>
-      <w:r>
-        <w:rPr>
-          <w:lang w:val="id_ID" w:bidi="id_ID"/>
-        </w:rPr>
-        <w:t>Matius 12:12</w:t>
-      </w:r>
-    </w:p>
-    <w:p>
-      <w:pPr>
-        <w:pStyle w:val="ListBullet"/>
-        <w:spacing w:line="240" w:lineRule="auto"/>
-        <w:ind w:left="720"/>
-      </w:pPr>
-      <w:r>
-        <w:rPr>
-          <w:lang w:val="id_ID" w:bidi="id_ID"/>
-        </w:rPr>
-      </w:r>
-      <w:r>
-        <w:rPr>
-          <w:lang w:val="id_ID" w:bidi="id_ID"/>
-        </w:rPr>
-        <w:t>Matius 25:33</w:t>
-      </w:r>
-    </w:p>
-    <w:p>
-      <w:pPr>
-        <w:pStyle w:val="Heading3"/>
-      </w:pPr>
-      <w:r>
-        <w:rPr>
-          <w:lang w:val="id_ID" w:bidi="id_ID"/>
-        </w:rPr>
-        <w:t>Contoh dari cerita Alkitab:</w:t>
-      </w:r>
-    </w:p>
-    <w:p>
-      <w:pPr>
-        <w:pStyle w:val="ListBullet"/>
-        <w:spacing w:line="240" w:lineRule="auto"/>
-        <w:ind w:left="720"/>
-      </w:pPr>
-      <w:r>
-        <w:rPr>
-          <w:lang w:val="id_ID" w:bidi="id_ID"/>
-        </w:rPr>
-      </w:r>
-      <w:r>
-        <w:rPr>
-          <w:b/>
-          <w:lang w:val="id_ID" w:bidi="id_ID"/>
-        </w:rPr>
-        <w:t>9:12</w:t>
-      </w:r>
-      <w:r>
-        <w:rPr>
-          <w:lang w:val="id_ID" w:bidi="id_ID"/>
-        </w:rPr>
-        <w:t xml:space="preserve"> Suatu hari, saat Musa sedang mengurus </w:t>
-      </w:r>
-      <w:r>
-        <w:rPr>
-          <w:b/>
-          <w:lang w:val="id_ID" w:bidi="id_ID"/>
-        </w:rPr>
-        <w:t>domba-dombanya</w:t>
-      </w:r>
-      <w:r>
-        <w:rPr>
-          <w:lang w:val="id_ID" w:bidi="id_ID"/>
-        </w:rPr>
-        <w:t>, dia melihat semak yang terbakar.</w:t>
-      </w:r>
-    </w:p>
-    <w:p>
-      <w:pPr>
-        <w:pStyle w:val="ListBullet"/>
-        <w:spacing w:line="240" w:lineRule="auto"/>
-        <w:ind w:left="720"/>
-      </w:pPr>
-      <w:r>
-        <w:rPr>
-          <w:lang w:val="id_ID" w:bidi="id_ID"/>
-        </w:rPr>
-      </w:r>
-      <w:r>
-        <w:rPr>
-          <w:b/>
-          <w:lang w:val="id_ID" w:bidi="id_ID"/>
-        </w:rPr>
-        <w:t>17:2</w:t>
-      </w:r>
-      <w:r>
-        <w:rPr>
-          <w:lang w:val="id_ID" w:bidi="id_ID"/>
-        </w:rPr>
-        <w:t xml:space="preserve"> Daud adalah seorang gembala dari kota Betlehem. Pada berbagai kesempatan saat dia menjaga </w:t>
-      </w:r>
-      <w:r>
-        <w:rPr>
-          <w:b/>
-          <w:lang w:val="id_ID" w:bidi="id_ID"/>
-        </w:rPr>
-        <w:t>domba</w:t>
-      </w:r>
-      <w:r>
-        <w:rPr>
-          <w:lang w:val="id_ID" w:bidi="id_ID"/>
-        </w:rPr>
-        <w:t xml:space="preserve"> ayahnya, Daud berhasil membunuh seekor singa dan beruang yang menyerang </w:t>
-      </w:r>
-      <w:r>
-        <w:rPr>
-          <w:b/>
-          <w:lang w:val="id_ID" w:bidi="id_ID"/>
-        </w:rPr>
-        <w:t>domba</w:t>
-      </w:r>
-      <w:r>
-        <w:rPr>
-          <w:lang w:val="id_ID" w:bidi="id_ID"/>
-        </w:rPr>
-        <w:t xml:space="preserve"> tersebut.</w:t>
-      </w:r>
-    </w:p>
-    <w:p>
-      <w:pPr>
-        <w:pStyle w:val="ListBullet"/>
-        <w:spacing w:line="240" w:lineRule="auto"/>
-        <w:ind w:left="720"/>
-      </w:pPr>
-      <w:r>
-        <w:rPr>
-          <w:lang w:val="id_ID" w:bidi="id_ID"/>
-        </w:rPr>
-      </w:r>
-      <w:r>
-        <w:rPr>
-          <w:b/>
-          <w:lang w:val="id_ID" w:bidi="id_ID"/>
-        </w:rPr>
-        <w:t>30:3</w:t>
-      </w:r>
-      <w:r>
-        <w:rPr>
-          <w:lang w:val="id_ID" w:bidi="id_ID"/>
-        </w:rPr>
-        <w:t xml:space="preserve"> Bagi Yesus, orang-orang ini seperti </w:t>
-      </w:r>
-      <w:r>
-        <w:rPr>
-          <w:b/>
-          <w:lang w:val="id_ID" w:bidi="id_ID"/>
-        </w:rPr>
-        <w:t>domba</w:t>
-      </w:r>
-      <w:r>
-        <w:rPr>
-          <w:lang w:val="id_ID" w:bidi="id_ID"/>
-        </w:rPr>
-        <w:t xml:space="preserve"> yang tidak memiliki gembala.</w:t>
-      </w:r>
-    </w:p>
-    <w:p>
-      <w:pPr>
-        <w:pStyle w:val="ListBullet"/>
-        <w:spacing w:line="240" w:lineRule="auto"/>
-        <w:ind w:left="720"/>
-      </w:pPr>
-      <w:r>
-        <w:rPr>
-          <w:lang w:val="id_ID" w:bidi="id_ID"/>
-        </w:rPr>
-      </w:r>
-      <w:r>
-        <w:rPr>
-          <w:b/>
-          <w:lang w:val="id_ID" w:bidi="id_ID"/>
-        </w:rPr>
-        <w:t>38:8</w:t>
-      </w:r>
-      <w:r>
-        <w:rPr>
-          <w:lang w:val="id_ID" w:bidi="id_ID"/>
-        </w:rPr>
-        <w:t xml:space="preserve"> Yesus berkata, “Kalian semua akan meninggalkan Aku malam ini. Telah tertulis, ‘Aku akan memukul gembala dan semua </w:t>
-      </w:r>
-      <w:r>
-        <w:rPr>
-          <w:b/>
-          <w:lang w:val="id_ID" w:bidi="id_ID"/>
-        </w:rPr>
-        <w:t>domba</w:t>
-      </w:r>
-      <w:r>
-        <w:rPr>
-          <w:lang w:val="id_ID" w:bidi="id_ID"/>
-        </w:rPr>
-        <w:t xml:space="preserve"> akan tercerai-berai.’”</w:t>
-      </w:r>
-    </w:p>
-    <w:p>
-      <w:pPr>
-        <w:pStyle w:val="Heading3"/>
-      </w:pPr>
-      <w:r>
-        <w:rPr>
-          <w:lang w:val="id_ID" w:bidi="id_ID"/>
-        </w:rPr>
-        <w:t>Data Kata:</w:t>
-      </w:r>
-    </w:p>
-    <w:p>
-      <w:pPr>
-        <w:pStyle w:val="ListBullet"/>
-        <w:spacing w:line="240" w:lineRule="auto"/>
-        <w:ind w:left="720"/>
-      </w:pPr>
-      <w:r>
-        <w:rPr>
-          <w:lang w:val="id_ID" w:bidi="id_ID"/>
-        </w:rPr>
-      </w:r>
-      <w:r>
-        <w:rPr>
-          <w:lang w:val="id_ID" w:bidi="id_ID"/>
-        </w:rPr>
-        <w:t>Strong: H0352, H1494, H1798, H2169, H3104, H3532, H3535, H3733, H3775, H5739, H5763, H6260, H6629, H6792, H7353, H7462, H7716, G41650, G42620, G42630</w:t>
-      </w:r>
-      <w:r>
-        <w:rPr>
-          <w:lang w:val="id_ID" w:bidi="id_ID"/>
-        </w:rPr>
-      </w:r>
-      <w:r>
-        <w:rPr>
-          <w:lang w:val="id_ID" w:bidi="id_ID"/>
-        </w:rPr>
-      </w:r>
-    </w:p>
-    <w:p>
-      <w:pPr/>
-      <w:r>
-        <w:rPr>
-          <w:lang w:val="id_ID" w:bidi="id_ID"/>
-        </w:rPr>
-      </w:r>
-    </w:p>
-    <w:p>
-      <w:pPr>
-        <w:pStyle w:val="Heading2"/>
-      </w:pPr>
-      <w:r>
-        <w:rPr>
-          <w:lang w:val="id_ID" w:bidi="id_ID"/>
-        </w:rPr>
-        <w:t>Dosa</w:t>
-      </w:r>
-      <w:r>
-        <w:rPr>
-          <w:lang w:val="id_ID" w:bidi="id_ID"/>
-        </w:rPr>
-      </w:r>
-    </w:p>
-    <w:p>
-      <w:pPr>
-        <w:pStyle w:val="Heading3"/>
-      </w:pPr>
-      <w:r>
-        <w:rPr>
-          <w:lang w:val="id_ID" w:bidi="id_ID"/>
-        </w:rPr>
-        <w:t>Definisi:</w:t>
-      </w:r>
-    </w:p>
-    <w:p>
-      <w:pPr/>
-      <w:r>
-        <w:rPr>
-          <w:lang w:val="id_ID" w:bidi="id_ID"/>
-        </w:rPr>
-      </w:r>
-      <w:r>
-        <w:rPr>
-          <w:lang w:val="id_ID" w:bidi="id_ID"/>
-        </w:rPr>
-        <w:t>Istilah "dosa" mengacu pada tindakan, pikiran, dan perkataan yang bertentangan dengan kehendak dan hukum Tuhan. Dosa juga dapat merujuk pada tidak melakukan sesuatu yang Tuhan ingin kita lakukan.</w:t>
-      </w:r>
-    </w:p>
-    <w:p>
-      <w:pPr>
-        <w:pStyle w:val="ListBullet"/>
-        <w:spacing w:line="240" w:lineRule="auto"/>
-        <w:ind w:left="720"/>
-      </w:pPr>
-      <w:r>
-        <w:rPr>
-          <w:lang w:val="id_ID" w:bidi="id_ID"/>
-        </w:rPr>
-      </w:r>
-      <w:r>
-        <w:rPr>
-          <w:lang w:val="id_ID" w:bidi="id_ID"/>
-        </w:rPr>
-        <w:t>Dosa mencakup segala sesuatu yang kita lakukan yang tidak menaati atau menyenangkan hati Allah, bahkan hal-hal yang tidak diketahui oleh orang lain.</w:t>
-      </w:r>
-    </w:p>
-    <w:p>
-      <w:pPr>
-        <w:pStyle w:val="ListBullet"/>
-        <w:spacing w:line="240" w:lineRule="auto"/>
-        <w:ind w:left="720"/>
-      </w:pPr>
-      <w:r>
-        <w:rPr>
-          <w:lang w:val="id_ID" w:bidi="id_ID"/>
-        </w:rPr>
-      </w:r>
-      <w:r>
-        <w:rPr>
-          <w:lang w:val="id_ID" w:bidi="id_ID"/>
-        </w:rPr>
-        <w:t>Pikiran dan tindakan yang tidak menaati kehendak Allah disebut "berdosa".</w:t>
-      </w:r>
-    </w:p>
-    <w:p>
-      <w:pPr>
-        <w:pStyle w:val="ListBullet"/>
-        <w:spacing w:line="240" w:lineRule="auto"/>
-        <w:ind w:left="720"/>
-      </w:pPr>
-      <w:r>
-        <w:rPr>
-          <w:lang w:val="id_ID" w:bidi="id_ID"/>
-        </w:rPr>
-      </w:r>
-      <w:r>
-        <w:rPr>
-          <w:lang w:val="id_ID" w:bidi="id_ID"/>
-        </w:rPr>
-        <w:t>Karena Adam jatuh dalam dosa, semua manusia dilahirkan dengan "natur berdosa," natur yang mengendalikan mereka dan menyebabkan mereka berbuat dosa.</w:t>
-      </w:r>
-    </w:p>
-    <w:p>
-      <w:pPr>
-        <w:pStyle w:val="ListBullet"/>
-        <w:spacing w:line="240" w:lineRule="auto"/>
-        <w:ind w:left="720"/>
-      </w:pPr>
-      <w:r>
-        <w:rPr>
-          <w:lang w:val="id_ID" w:bidi="id_ID"/>
-        </w:rPr>
-      </w:r>
-      <w:r>
-        <w:rPr>
-          <w:lang w:val="id_ID" w:bidi="id_ID"/>
-        </w:rPr>
-        <w:t>Seorang "pendosa" adalah orang yang berbuat dosa, jadi setiap manusia adalah pendosa.</w:t>
-      </w:r>
-    </w:p>
-    <w:p>
-      <w:pPr>
-        <w:pStyle w:val="ListBullet"/>
-        <w:spacing w:line="240" w:lineRule="auto"/>
-        <w:ind w:left="720"/>
-      </w:pPr>
-      <w:r>
-        <w:rPr>
-          <w:lang w:val="id_ID" w:bidi="id_ID"/>
-        </w:rPr>
-      </w:r>
-      <w:r>
-        <w:rPr>
-          <w:lang w:val="id_ID" w:bidi="id_ID"/>
-        </w:rPr>
-        <w:t>Kadang-kadang kata "orang berdosa" digunakan oleh orang-orang religius seperti orang Farisi untuk merujuk kepada orang-orang yang tidak menaati hukum Taurat sebagaimana yang dipikirkan oleh orang Farisi.</w:t>
-      </w:r>
-    </w:p>
-    <w:p>
-      <w:pPr>
-        <w:pStyle w:val="ListBullet"/>
-        <w:spacing w:line="240" w:lineRule="auto"/>
-        <w:ind w:left="720"/>
-      </w:pPr>
-      <w:r>
-        <w:rPr>
-          <w:lang w:val="id_ID" w:bidi="id_ID"/>
-        </w:rPr>
-      </w:r>
-      <w:r>
-        <w:rPr>
-          <w:lang w:val="id_ID" w:bidi="id_ID"/>
-        </w:rPr>
-        <w:t>Istilah "pendosa" juga digunakan untuk orang-orang yang dianggap lebih berdosa daripada orang lain. Sebagai contoh, label ini diberikan kepada pemungut pajak dan pelacur.</w:t>
-      </w:r>
-    </w:p>
-    <w:p>
-      <w:pPr>
-        <w:pStyle w:val="Heading3"/>
-      </w:pPr>
-      <w:r>
-        <w:rPr>
-          <w:lang w:val="id_ID" w:bidi="id_ID"/>
-        </w:rPr>
-        <w:t>Saran Penerjemahan:</w:t>
-      </w:r>
-    </w:p>
-    <w:p>
-      <w:pPr>
-        <w:pStyle w:val="ListBullet"/>
-        <w:spacing w:line="240" w:lineRule="auto"/>
-        <w:ind w:left="720"/>
-      </w:pPr>
-      <w:r>
-        <w:rPr>
-          <w:lang w:val="id_ID" w:bidi="id_ID"/>
-        </w:rPr>
-      </w:r>
-      <w:r>
-        <w:rPr>
-          <w:lang w:val="id_ID" w:bidi="id_ID"/>
-        </w:rPr>
-        <w:t>Istilah "dosa" dapat diterjemahkan dengan kata atau frasa yang berarti "ketidaktaatan kepada Allah" atau "melawan kehendak Allah" atau "perilaku dan pikiran yang jahat" atau "melakukan kesalahan."</w:t>
-      </w:r>
-    </w:p>
-    <w:p>
-      <w:pPr>
-        <w:pStyle w:val="ListBullet"/>
-        <w:spacing w:line="240" w:lineRule="auto"/>
-        <w:ind w:left="720"/>
-      </w:pPr>
-      <w:r>
-        <w:rPr>
-          <w:lang w:val="id_ID" w:bidi="id_ID"/>
-        </w:rPr>
-      </w:r>
-      <w:r>
-        <w:rPr>
-          <w:lang w:val="id_ID" w:bidi="id_ID"/>
-        </w:rPr>
-        <w:t>"Berdosa" juga dapat diterjemahkan dengan "tidak taat kepada Allah" atau "berbuat salah".</w:t>
-      </w:r>
-    </w:p>
-    <w:p>
-      <w:pPr>
-        <w:pStyle w:val="ListBullet"/>
-        <w:spacing w:line="240" w:lineRule="auto"/>
-        <w:ind w:left="720"/>
-      </w:pPr>
-      <w:r>
-        <w:rPr>
-          <w:lang w:val="id_ID" w:bidi="id_ID"/>
-        </w:rPr>
-      </w:r>
-      <w:r>
-        <w:rPr>
-          <w:lang w:val="id_ID" w:bidi="id_ID"/>
-        </w:rPr>
-        <w:t>Tergantung pada konteksnya, "berdosa" dapat diterjemahkan sebagai "penuh dengan kesalahan" atau "jahat" atau "tidak bermoral" atau "jahat" atau "memberontak terhadap Allah."</w:t>
-      </w:r>
-    </w:p>
-    <w:p>
-      <w:pPr>
-        <w:pStyle w:val="ListBullet"/>
-        <w:spacing w:line="240" w:lineRule="auto"/>
-        <w:ind w:left="720"/>
-      </w:pPr>
-      <w:r>
-        <w:rPr>
-          <w:lang w:val="id_ID" w:bidi="id_ID"/>
-        </w:rPr>
-      </w:r>
-      <w:r>
-        <w:rPr>
-          <w:lang w:val="id_ID" w:bidi="id_ID"/>
-        </w:rPr>
-        <w:t>Tergantung pada konteksnya, istilah "orang berdosa" dapat diterjemahkan dengan kata atau frasa yang berarti "orang yang berdosa" atau "orang yang melakukan hal-hal yang salah" atau "orang yang tidak menaati Allah" atau "orang yang tidak menaati hukum."</w:t>
-      </w:r>
-    </w:p>
-    <w:p>
-      <w:pPr>
-        <w:pStyle w:val="ListBullet"/>
-        <w:spacing w:line="240" w:lineRule="auto"/>
-        <w:ind w:left="720"/>
-      </w:pPr>
-      <w:r>
-        <w:rPr>
-          <w:lang w:val="id_ID" w:bidi="id_ID"/>
-        </w:rPr>
-      </w:r>
-      <w:r>
-        <w:rPr>
-          <w:lang w:val="id_ID" w:bidi="id_ID"/>
-        </w:rPr>
-        <w:t>Istilah "orang berdosa" dapat diterjemahkan dengan kata atau frasa yang berarti "orang yang sangat berdosa" atau "orang yang dianggap sangat berdosa" atau "orang yang tidak bermoral".</w:t>
-      </w:r>
-    </w:p>
-    <w:p>
-      <w:pPr>
-        <w:pStyle w:val="ListBullet"/>
-        <w:spacing w:line="240" w:lineRule="auto"/>
-        <w:ind w:left="720"/>
-      </w:pPr>
-      <w:r>
-        <w:rPr>
-          <w:lang w:val="id_ID" w:bidi="id_ID"/>
-        </w:rPr>
-      </w:r>
-      <w:r>
-        <w:rPr>
-          <w:lang w:val="id_ID" w:bidi="id_ID"/>
-        </w:rPr>
-        <w:t>Cara untuk menerjemahkan "pemungut pajak dan orang-orang berdosa" dapat mencakup "orang-orang yang mengumpulkan uang untuk pemerintah, dan orang-orang yang sangat berdosa" atau "orang-orang yang sangat berdosa, termasuk (bahkan) para pemungut pajak."</w:t>
-      </w:r>
-    </w:p>
-    <w:p>
-      <w:pPr>
-        <w:pStyle w:val="ListBullet"/>
-        <w:spacing w:line="240" w:lineRule="auto"/>
-        <w:ind w:left="720"/>
-      </w:pPr>
-      <w:r>
-        <w:rPr>
-          <w:lang w:val="id_ID" w:bidi="id_ID"/>
-        </w:rPr>
-      </w:r>
-      <w:r>
-        <w:rPr>
-          <w:lang w:val="id_ID" w:bidi="id_ID"/>
-        </w:rPr>
-        <w:t>Pastikan terjemahan istilah ini dapat mencakup perilaku dan pikiran yang berdosa, bahkan yang tidak dilihat atau diketahui oleh orang lain.</w:t>
-      </w:r>
-    </w:p>
-    <w:p>
-      <w:pPr>
-        <w:pStyle w:val="ListBullet"/>
-        <w:spacing w:line="240" w:lineRule="auto"/>
-        <w:ind w:left="720"/>
-      </w:pPr>
-      <w:r>
-        <w:rPr>
-          <w:lang w:val="id_ID" w:bidi="id_ID"/>
-        </w:rPr>
-      </w:r>
-      <w:r>
-        <w:rPr>
-          <w:lang w:val="id_ID" w:bidi="id_ID"/>
-        </w:rPr>
-        <w:t>Istilah "dosa" harus bersifat umum, dan berbeda dengan istilah "kejahatan" dan "kejahatan".</w:t>
-      </w:r>
-    </w:p>
-    <w:p>
-      <w:pPr/>
-      <w:r>
-        <w:rPr>
-          <w:lang w:val="id_ID" w:bidi="id_ID"/>
-        </w:rPr>
-      </w:r>
-      <w:r>
-        <w:rPr>
-          <w:lang w:val="id_ID" w:bidi="id_ID"/>
-        </w:rPr>
-        <w:t xml:space="preserve">(Lihat: </w:t>
-      </w:r>
-      <w:r>
-        <w:rPr>
-          <w:lang w:val="id_ID" w:bidi="id_ID"/>
-        </w:rPr>
-        <w:t>ketidaktaatan</w:t>
-      </w:r>
-      <w:r>
-        <w:rPr>
-          <w:lang w:val="id_ID" w:bidi="id_ID"/>
-        </w:rPr>
-        <w:t xml:space="preserve">, </w:t>
+        <w:t xml:space="preserve">(Lihat: ketidaktaatan, </w:t>
       </w:r>
       <w:r>
         <w:rPr>
@@ -9043,19 +9007,7 @@
         <w:rPr>
           <w:lang w:val="id_ID" w:bidi="id_ID"/>
         </w:rPr>
-        <w:t xml:space="preserve">, </w:t>
-      </w:r>
-      <w:r>
-        <w:rPr>
-          <w:lang w:val="id_ID" w:bidi="id_ID"/>
-        </w:rPr>
-        <w:t>daging</w:t>
-      </w:r>
-      <w:r>
-        <w:rPr>
-          <w:lang w:val="id_ID" w:bidi="id_ID"/>
-        </w:rPr>
-        <w:t xml:space="preserve">, </w:t>
+        <w:t xml:space="preserve">, daging, </w:t>
       </w:r>
       <w:r>
         <w:rPr>
